--- a/6-过程管理/流程制度规范类文件/TXHS-06-10-容量管理制度.docx
+++ b/6-过程管理/流程制度规范类文件/TXHS-06-10-容量管理制度.docx
@@ -183,7 +183,16 @@
           <w:rFonts w:hint="eastAsia"/>
           <w:lang w:val="en-US" w:eastAsia="zh-CN"/>
         </w:rPr>
-        <w:t>桐乡华数广电网络有限公司</w:t>
+        <w:t>桐乡华数广电网络有限公</w:t>
+      </w:r>
+      <w:bookmarkStart w:id="18" w:name="_GoBack"/>
+      <w:bookmarkEnd w:id="18"/>
+      <w:r>
+        <w:rPr>
+          <w:rFonts w:hint="eastAsia"/>
+          <w:lang w:val="en-US" w:eastAsia="zh-CN"/>
+        </w:rPr>
+        <w:t>司</w:t>
       </w:r>
       <w:bookmarkEnd w:id="0"/>
     </w:p>
@@ -614,17 +623,7 @@
                 <w:vertAlign w:val="baseline"/>
                 <w:lang w:val="en-US" w:eastAsia="zh-CN"/>
               </w:rPr>
-              <w:t>审核</w:t>
-            </w:r>
-            <w:bookmarkStart w:id="18" w:name="_GoBack"/>
-            <w:bookmarkEnd w:id="18"/>
-            <w:r>
-              <w:rPr>
-                <w:rFonts w:hint="eastAsia"/>
-                <w:vertAlign w:val="baseline"/>
-                <w:lang w:val="en-US" w:eastAsia="zh-CN"/>
-              </w:rPr>
-              <w:t>时间</w:t>
+              <w:t>审核时间</w:t>
             </w:r>
             <w:r>
               <w:rPr>
@@ -3403,7 +3402,21 @@
           <w:rFonts w:hint="default"/>
           <w:lang w:val="en-US" w:eastAsia="zh-CN"/>
         </w:rPr>
-        <w:t>为科学、前瞻地管理软件运维服务所需的各种技术资源容量，确保以合理的成本，及时满足当前及未来的业务性能与可用性需求，预防因容量不足导致的性能劣化或服务中断，并为服务规划和投资决策提供数据支持，特制定本制度。</w:t>
+        <w:t>为科学、前瞻地管理</w:t>
+      </w:r>
+      <w:r>
+        <w:rPr>
+          <w:rFonts w:hint="eastAsia"/>
+          <w:lang w:val="en-US" w:eastAsia="zh-CN"/>
+        </w:rPr>
+        <w:t>运维服务</w:t>
+      </w:r>
+      <w:r>
+        <w:rPr>
+          <w:rFonts w:hint="default"/>
+          <w:lang w:val="en-US" w:eastAsia="zh-CN"/>
+        </w:rPr>
+        <w:t>所需的各种技术资源容量，确保以合理的成本，及时满足当前及未来的业务性能与可用性需求，预防因容量不足导致的性能劣化或服务中断，并为服务规划和投资决策提供数据支持，特制定本制度。</w:t>
       </w:r>
     </w:p>
     <w:p>
@@ -3451,7 +3464,21 @@
           <w:rFonts w:hint="default"/>
           <w:lang w:val="en-US" w:eastAsia="zh-CN"/>
         </w:rPr>
-        <w:t>本制度适用于公司所有软件运维服务项目中，对服务性能与稳定性有直接影响的关键资源容量的管理，主要包括但不限于：</w:t>
+        <w:t>本制度适用于公司所有</w:t>
+      </w:r>
+      <w:r>
+        <w:rPr>
+          <w:rFonts w:hint="eastAsia"/>
+          <w:lang w:val="en-US" w:eastAsia="zh-CN"/>
+        </w:rPr>
+        <w:t>运维服务</w:t>
+      </w:r>
+      <w:r>
+        <w:rPr>
+          <w:rFonts w:hint="default"/>
+          <w:lang w:val="en-US" w:eastAsia="zh-CN"/>
+        </w:rPr>
+        <w:t>项目中，对服务性能与稳定性有直接影响的关键资源容量的管理，主要包括但不限于：</w:t>
       </w:r>
     </w:p>
     <w:p>
@@ -4037,7 +4064,6 @@
             <w:insideH w:val="single" w:color="auto" w:sz="4" w:space="0"/>
             <w:insideV w:val="single" w:color="auto" w:sz="4" w:space="0"/>
           </w:tblBorders>
-          <w:shd w:val="clear" w:color="auto" w:fill="auto"/>
           <w:tblCellMar>
             <w:top w:w="15" w:type="dxa"/>
             <w:left w:w="15" w:type="dxa"/>
@@ -4207,759 +4233,6 @@
                 <w:lang w:val="en-US" w:eastAsia="zh-CN"/>
               </w:rPr>
               <w:t>对应岗位</w:t>
-            </w:r>
-          </w:p>
-        </w:tc>
-      </w:tr>
-      <w:tr>
-        <w:tblPrEx>
-          <w:tblBorders>
-            <w:top w:val="single" w:color="auto" w:sz="4" w:space="0"/>
-            <w:left w:val="single" w:color="auto" w:sz="4" w:space="0"/>
-            <w:bottom w:val="single" w:color="auto" w:sz="4" w:space="0"/>
-            <w:right w:val="single" w:color="auto" w:sz="4" w:space="0"/>
-            <w:insideH w:val="single" w:color="auto" w:sz="4" w:space="0"/>
-            <w:insideV w:val="single" w:color="auto" w:sz="4" w:space="0"/>
-          </w:tblBorders>
-          <w:tblCellMar>
-            <w:top w:w="15" w:type="dxa"/>
-            <w:left w:w="15" w:type="dxa"/>
-            <w:bottom w:w="15" w:type="dxa"/>
-            <w:right w:w="15" w:type="dxa"/>
-          </w:tblCellMar>
-        </w:tblPrEx>
-        <w:tc>
-          <w:tcPr>
-            <w:tcW w:w="1435" w:type="dxa"/>
-            <w:shd w:val="clear" w:color="auto" w:fill="auto"/>
-            <w:tcMar>
-              <w:top w:w="120" w:type="dxa"/>
-              <w:left w:w="0" w:type="dxa"/>
-              <w:bottom w:w="120" w:type="dxa"/>
-              <w:right w:w="192" w:type="dxa"/>
-            </w:tcMar>
-            <w:vAlign w:val="center"/>
-          </w:tcPr>
-          <w:p>
-            <w:pPr>
-              <w:keepNext w:val="0"/>
-              <w:keepLines w:val="0"/>
-              <w:widowControl/>
-              <w:suppressLineNumbers w:val="0"/>
-              <w:spacing w:line="300" w:lineRule="atLeast"/>
-              <w:jc w:val="left"/>
-              <w:rPr>
-                <w:rFonts w:hint="default" w:ascii="Segoe UI" w:hAnsi="Segoe UI" w:eastAsia="Segoe UI" w:cs="Segoe UI"/>
-                <w:i w:val="0"/>
-                <w:iCs w:val="0"/>
-                <w:caps w:val="0"/>
-                <w:color w:val="0F1115"/>
-                <w:spacing w:val="0"/>
-                <w:sz w:val="18"/>
-                <w:szCs w:val="18"/>
-              </w:rPr>
-            </w:pPr>
-            <w:r>
-              <w:rPr>
-                <w:rStyle w:val="23"/>
-                <w:rFonts w:hint="default" w:ascii="Segoe UI" w:hAnsi="Segoe UI" w:eastAsia="Segoe UI" w:cs="Segoe UI"/>
-                <w:b/>
-                <w:bCs/>
-                <w:i w:val="0"/>
-                <w:iCs w:val="0"/>
-                <w:caps w:val="0"/>
-                <w:snapToGrid w:val="0"/>
-                <w:color w:val="000000"/>
-                <w:spacing w:val="0"/>
-                <w:kern w:val="0"/>
-                <w:sz w:val="18"/>
-                <w:szCs w:val="18"/>
-                <w:lang w:val="en-US" w:eastAsia="zh-CN"/>
-              </w:rPr>
-              <w:t>容量经理</w:t>
-            </w:r>
-          </w:p>
-        </w:tc>
-        <w:tc>
-          <w:tcPr>
-            <w:tcW w:w="4491" w:type="dxa"/>
-            <w:shd w:val="clear" w:color="auto" w:fill="auto"/>
-            <w:tcMar>
-              <w:top w:w="120" w:type="dxa"/>
-              <w:left w:w="192" w:type="dxa"/>
-              <w:bottom w:w="120" w:type="dxa"/>
-              <w:right w:w="192" w:type="dxa"/>
-            </w:tcMar>
-            <w:vAlign w:val="center"/>
-          </w:tcPr>
-          <w:p>
-            <w:pPr>
-              <w:keepNext w:val="0"/>
-              <w:keepLines w:val="0"/>
-              <w:widowControl/>
-              <w:suppressLineNumbers w:val="0"/>
-              <w:spacing w:line="300" w:lineRule="atLeast"/>
-              <w:jc w:val="left"/>
-              <w:rPr>
-                <w:rFonts w:hint="default" w:ascii="Segoe UI" w:hAnsi="Segoe UI" w:eastAsia="Segoe UI" w:cs="Segoe UI"/>
-                <w:i w:val="0"/>
-                <w:iCs w:val="0"/>
-                <w:caps w:val="0"/>
-                <w:color w:val="0F1115"/>
-                <w:spacing w:val="0"/>
-                <w:sz w:val="18"/>
-                <w:szCs w:val="18"/>
-              </w:rPr>
-            </w:pPr>
-            <w:r>
-              <w:rPr>
-                <w:rFonts w:hint="default" w:ascii="Segoe UI" w:hAnsi="Segoe UI" w:eastAsia="Segoe UI" w:cs="Segoe UI"/>
-                <w:i w:val="0"/>
-                <w:iCs w:val="0"/>
-                <w:caps w:val="0"/>
-                <w:snapToGrid w:val="0"/>
-                <w:color w:val="000000"/>
-                <w:spacing w:val="0"/>
-                <w:kern w:val="0"/>
-                <w:sz w:val="18"/>
-                <w:szCs w:val="18"/>
-                <w:lang w:val="en-US" w:eastAsia="zh-CN"/>
-              </w:rPr>
-              <w:t>1. 负责本制度的推行与总体协调。</w:t>
-            </w:r>
-            <w:r>
-              <w:rPr>
-                <w:rFonts w:hint="default" w:ascii="Segoe UI" w:hAnsi="Segoe UI" w:eastAsia="Segoe UI" w:cs="Segoe UI"/>
-                <w:i w:val="0"/>
-                <w:iCs w:val="0"/>
-                <w:caps w:val="0"/>
-                <w:snapToGrid w:val="0"/>
-                <w:color w:val="000000"/>
-                <w:spacing w:val="0"/>
-                <w:kern w:val="0"/>
-                <w:sz w:val="18"/>
-                <w:szCs w:val="18"/>
-                <w:lang w:val="en-US" w:eastAsia="zh-CN"/>
-              </w:rPr>
-              <w:br w:type="textWrapping"/>
-            </w:r>
-            <w:r>
-              <w:rPr>
-                <w:rFonts w:hint="default" w:ascii="Segoe UI" w:hAnsi="Segoe UI" w:eastAsia="Segoe UI" w:cs="Segoe UI"/>
-                <w:i w:val="0"/>
-                <w:iCs w:val="0"/>
-                <w:caps w:val="0"/>
-                <w:snapToGrid w:val="0"/>
-                <w:color w:val="000000"/>
-                <w:spacing w:val="0"/>
-                <w:kern w:val="0"/>
-                <w:sz w:val="18"/>
-                <w:szCs w:val="18"/>
-                <w:lang w:val="en-US" w:eastAsia="zh-CN"/>
-              </w:rPr>
-              <w:t>2. 审批容量管理计划、容量分析报告及重大扩容方案。</w:t>
-            </w:r>
-            <w:r>
-              <w:rPr>
-                <w:rFonts w:hint="default" w:ascii="Segoe UI" w:hAnsi="Segoe UI" w:eastAsia="Segoe UI" w:cs="Segoe UI"/>
-                <w:i w:val="0"/>
-                <w:iCs w:val="0"/>
-                <w:caps w:val="0"/>
-                <w:snapToGrid w:val="0"/>
-                <w:color w:val="000000"/>
-                <w:spacing w:val="0"/>
-                <w:kern w:val="0"/>
-                <w:sz w:val="18"/>
-                <w:szCs w:val="18"/>
-                <w:lang w:val="en-US" w:eastAsia="zh-CN"/>
-              </w:rPr>
-              <w:br w:type="textWrapping"/>
-            </w:r>
-            <w:r>
-              <w:rPr>
-                <w:rFonts w:hint="default" w:ascii="Segoe UI" w:hAnsi="Segoe UI" w:eastAsia="Segoe UI" w:cs="Segoe UI"/>
-                <w:i w:val="0"/>
-                <w:iCs w:val="0"/>
-                <w:caps w:val="0"/>
-                <w:snapToGrid w:val="0"/>
-                <w:color w:val="000000"/>
-                <w:spacing w:val="0"/>
-                <w:kern w:val="0"/>
-                <w:sz w:val="18"/>
-                <w:szCs w:val="18"/>
-                <w:lang w:val="en-US" w:eastAsia="zh-CN"/>
-              </w:rPr>
-              <w:t>3. 协调跨部门资源，解决重大容量瓶颈问题。</w:t>
-            </w:r>
-          </w:p>
-        </w:tc>
-        <w:tc>
-          <w:tcPr>
-            <w:tcW w:w="0" w:type="auto"/>
-            <w:shd w:val="clear" w:color="auto" w:fill="auto"/>
-            <w:tcMar>
-              <w:top w:w="120" w:type="dxa"/>
-              <w:left w:w="192" w:type="dxa"/>
-              <w:bottom w:w="120" w:type="dxa"/>
-              <w:right w:w="0" w:type="dxa"/>
-            </w:tcMar>
-            <w:vAlign w:val="center"/>
-          </w:tcPr>
-          <w:p>
-            <w:pPr>
-              <w:keepNext w:val="0"/>
-              <w:keepLines w:val="0"/>
-              <w:widowControl/>
-              <w:suppressLineNumbers w:val="0"/>
-              <w:spacing w:line="300" w:lineRule="atLeast"/>
-              <w:jc w:val="left"/>
-              <w:rPr>
-                <w:rFonts w:hint="default" w:ascii="Segoe UI" w:hAnsi="Segoe UI" w:eastAsia="Segoe UI" w:cs="Segoe UI"/>
-                <w:i w:val="0"/>
-                <w:iCs w:val="0"/>
-                <w:caps w:val="0"/>
-                <w:color w:val="0F1115"/>
-                <w:spacing w:val="0"/>
-                <w:sz w:val="18"/>
-                <w:szCs w:val="18"/>
-              </w:rPr>
-            </w:pPr>
-            <w:r>
-              <w:rPr>
-                <w:rStyle w:val="23"/>
-                <w:rFonts w:hint="default" w:ascii="Segoe UI" w:hAnsi="Segoe UI" w:eastAsia="Segoe UI" w:cs="Segoe UI"/>
-                <w:b/>
-                <w:bCs/>
-                <w:i w:val="0"/>
-                <w:iCs w:val="0"/>
-                <w:caps w:val="0"/>
-                <w:snapToGrid w:val="0"/>
-                <w:color w:val="000000"/>
-                <w:spacing w:val="0"/>
-                <w:kern w:val="0"/>
-                <w:sz w:val="18"/>
-                <w:szCs w:val="18"/>
-                <w:lang w:val="en-US" w:eastAsia="zh-CN"/>
-              </w:rPr>
-              <w:t>运维部经理</w:t>
-            </w:r>
-          </w:p>
-        </w:tc>
-      </w:tr>
-      <w:tr>
-        <w:tblPrEx>
-          <w:tblBorders>
-            <w:top w:val="single" w:color="auto" w:sz="4" w:space="0"/>
-            <w:left w:val="single" w:color="auto" w:sz="4" w:space="0"/>
-            <w:bottom w:val="single" w:color="auto" w:sz="4" w:space="0"/>
-            <w:right w:val="single" w:color="auto" w:sz="4" w:space="0"/>
-            <w:insideH w:val="single" w:color="auto" w:sz="4" w:space="0"/>
-            <w:insideV w:val="single" w:color="auto" w:sz="4" w:space="0"/>
-          </w:tblBorders>
-          <w:tblCellMar>
-            <w:top w:w="15" w:type="dxa"/>
-            <w:left w:w="15" w:type="dxa"/>
-            <w:bottom w:w="15" w:type="dxa"/>
-            <w:right w:w="15" w:type="dxa"/>
-          </w:tblCellMar>
-        </w:tblPrEx>
-        <w:tc>
-          <w:tcPr>
-            <w:tcW w:w="1435" w:type="dxa"/>
-            <w:shd w:val="clear" w:color="auto" w:fill="auto"/>
-            <w:tcMar>
-              <w:top w:w="120" w:type="dxa"/>
-              <w:left w:w="0" w:type="dxa"/>
-              <w:bottom w:w="120" w:type="dxa"/>
-              <w:right w:w="192" w:type="dxa"/>
-            </w:tcMar>
-            <w:vAlign w:val="center"/>
-          </w:tcPr>
-          <w:p>
-            <w:pPr>
-              <w:keepNext w:val="0"/>
-              <w:keepLines w:val="0"/>
-              <w:widowControl/>
-              <w:suppressLineNumbers w:val="0"/>
-              <w:spacing w:line="300" w:lineRule="atLeast"/>
-              <w:jc w:val="left"/>
-              <w:rPr>
-                <w:rFonts w:hint="default" w:ascii="Segoe UI" w:hAnsi="Segoe UI" w:eastAsia="Segoe UI" w:cs="Segoe UI"/>
-                <w:i w:val="0"/>
-                <w:iCs w:val="0"/>
-                <w:caps w:val="0"/>
-                <w:color w:val="0F1115"/>
-                <w:spacing w:val="0"/>
-                <w:sz w:val="18"/>
-                <w:szCs w:val="18"/>
-              </w:rPr>
-            </w:pPr>
-            <w:r>
-              <w:rPr>
-                <w:rStyle w:val="23"/>
-                <w:rFonts w:hint="default" w:ascii="Segoe UI" w:hAnsi="Segoe UI" w:eastAsia="Segoe UI" w:cs="Segoe UI"/>
-                <w:b/>
-                <w:bCs/>
-                <w:i w:val="0"/>
-                <w:iCs w:val="0"/>
-                <w:caps w:val="0"/>
-                <w:snapToGrid w:val="0"/>
-                <w:color w:val="000000"/>
-                <w:spacing w:val="0"/>
-                <w:kern w:val="0"/>
-                <w:sz w:val="18"/>
-                <w:szCs w:val="18"/>
-                <w:lang w:val="en-US" w:eastAsia="zh-CN"/>
-              </w:rPr>
-              <w:t>容量管理员</w:t>
-            </w:r>
-          </w:p>
-        </w:tc>
-        <w:tc>
-          <w:tcPr>
-            <w:tcW w:w="4491" w:type="dxa"/>
-            <w:shd w:val="clear" w:color="auto" w:fill="auto"/>
-            <w:tcMar>
-              <w:top w:w="120" w:type="dxa"/>
-              <w:left w:w="192" w:type="dxa"/>
-              <w:bottom w:w="120" w:type="dxa"/>
-              <w:right w:w="192" w:type="dxa"/>
-            </w:tcMar>
-            <w:vAlign w:val="center"/>
-          </w:tcPr>
-          <w:p>
-            <w:pPr>
-              <w:keepNext w:val="0"/>
-              <w:keepLines w:val="0"/>
-              <w:widowControl/>
-              <w:suppressLineNumbers w:val="0"/>
-              <w:spacing w:line="300" w:lineRule="atLeast"/>
-              <w:jc w:val="left"/>
-              <w:rPr>
-                <w:rFonts w:hint="default" w:ascii="Segoe UI" w:hAnsi="Segoe UI" w:eastAsia="Segoe UI" w:cs="Segoe UI"/>
-                <w:i w:val="0"/>
-                <w:iCs w:val="0"/>
-                <w:caps w:val="0"/>
-                <w:color w:val="0F1115"/>
-                <w:spacing w:val="0"/>
-                <w:sz w:val="18"/>
-                <w:szCs w:val="18"/>
-              </w:rPr>
-            </w:pPr>
-            <w:r>
-              <w:rPr>
-                <w:rFonts w:hint="default" w:ascii="Segoe UI" w:hAnsi="Segoe UI" w:eastAsia="Segoe UI" w:cs="Segoe UI"/>
-                <w:i w:val="0"/>
-                <w:iCs w:val="0"/>
-                <w:caps w:val="0"/>
-                <w:snapToGrid w:val="0"/>
-                <w:color w:val="000000"/>
-                <w:spacing w:val="0"/>
-                <w:kern w:val="0"/>
-                <w:sz w:val="18"/>
-                <w:szCs w:val="18"/>
-                <w:lang w:val="en-US" w:eastAsia="zh-CN"/>
-              </w:rPr>
-              <w:t>1. 执行日常容量监控、数据分析与趋势预测。</w:t>
-            </w:r>
-            <w:r>
-              <w:rPr>
-                <w:rFonts w:hint="default" w:ascii="Segoe UI" w:hAnsi="Segoe UI" w:eastAsia="Segoe UI" w:cs="Segoe UI"/>
-                <w:i w:val="0"/>
-                <w:iCs w:val="0"/>
-                <w:caps w:val="0"/>
-                <w:snapToGrid w:val="0"/>
-                <w:color w:val="000000"/>
-                <w:spacing w:val="0"/>
-                <w:kern w:val="0"/>
-                <w:sz w:val="18"/>
-                <w:szCs w:val="18"/>
-                <w:lang w:val="en-US" w:eastAsia="zh-CN"/>
-              </w:rPr>
-              <w:br w:type="textWrapping"/>
-            </w:r>
-            <w:r>
-              <w:rPr>
-                <w:rFonts w:hint="default" w:ascii="Segoe UI" w:hAnsi="Segoe UI" w:eastAsia="Segoe UI" w:cs="Segoe UI"/>
-                <w:i w:val="0"/>
-                <w:iCs w:val="0"/>
-                <w:caps w:val="0"/>
-                <w:snapToGrid w:val="0"/>
-                <w:color w:val="000000"/>
-                <w:spacing w:val="0"/>
-                <w:kern w:val="0"/>
-                <w:sz w:val="18"/>
-                <w:szCs w:val="18"/>
-                <w:lang w:val="en-US" w:eastAsia="zh-CN"/>
-              </w:rPr>
-              <w:t>2. 编制《容量分析报告》与《容量计划》。</w:t>
-            </w:r>
-            <w:r>
-              <w:rPr>
-                <w:rFonts w:hint="default" w:ascii="Segoe UI" w:hAnsi="Segoe UI" w:eastAsia="Segoe UI" w:cs="Segoe UI"/>
-                <w:i w:val="0"/>
-                <w:iCs w:val="0"/>
-                <w:caps w:val="0"/>
-                <w:snapToGrid w:val="0"/>
-                <w:color w:val="000000"/>
-                <w:spacing w:val="0"/>
-                <w:kern w:val="0"/>
-                <w:sz w:val="18"/>
-                <w:szCs w:val="18"/>
-                <w:lang w:val="en-US" w:eastAsia="zh-CN"/>
-              </w:rPr>
-              <w:br w:type="textWrapping"/>
-            </w:r>
-            <w:r>
-              <w:rPr>
-                <w:rFonts w:hint="default" w:ascii="Segoe UI" w:hAnsi="Segoe UI" w:eastAsia="Segoe UI" w:cs="Segoe UI"/>
-                <w:i w:val="0"/>
-                <w:iCs w:val="0"/>
-                <w:caps w:val="0"/>
-                <w:snapToGrid w:val="0"/>
-                <w:color w:val="000000"/>
-                <w:spacing w:val="0"/>
-                <w:kern w:val="0"/>
-                <w:sz w:val="18"/>
-                <w:szCs w:val="18"/>
-                <w:lang w:val="en-US" w:eastAsia="zh-CN"/>
-              </w:rPr>
-              <w:t>3. 设置和调整容量监控预警阈值。</w:t>
-            </w:r>
-            <w:r>
-              <w:rPr>
-                <w:rFonts w:hint="default" w:ascii="Segoe UI" w:hAnsi="Segoe UI" w:eastAsia="Segoe UI" w:cs="Segoe UI"/>
-                <w:i w:val="0"/>
-                <w:iCs w:val="0"/>
-                <w:caps w:val="0"/>
-                <w:snapToGrid w:val="0"/>
-                <w:color w:val="000000"/>
-                <w:spacing w:val="0"/>
-                <w:kern w:val="0"/>
-                <w:sz w:val="18"/>
-                <w:szCs w:val="18"/>
-                <w:lang w:val="en-US" w:eastAsia="zh-CN"/>
-              </w:rPr>
-              <w:br w:type="textWrapping"/>
-            </w:r>
-            <w:r>
-              <w:rPr>
-                <w:rFonts w:hint="default" w:ascii="Segoe UI" w:hAnsi="Segoe UI" w:eastAsia="Segoe UI" w:cs="Segoe UI"/>
-                <w:i w:val="0"/>
-                <w:iCs w:val="0"/>
-                <w:caps w:val="0"/>
-                <w:snapToGrid w:val="0"/>
-                <w:color w:val="000000"/>
-                <w:spacing w:val="0"/>
-                <w:kern w:val="0"/>
-                <w:sz w:val="18"/>
-                <w:szCs w:val="18"/>
-                <w:lang w:val="en-US" w:eastAsia="zh-CN"/>
-              </w:rPr>
-              <w:t>4. 跟踪容量优化措施的实施情况。</w:t>
-            </w:r>
-          </w:p>
-        </w:tc>
-        <w:tc>
-          <w:tcPr>
-            <w:tcW w:w="0" w:type="auto"/>
-            <w:shd w:val="clear" w:color="auto" w:fill="auto"/>
-            <w:tcMar>
-              <w:top w:w="120" w:type="dxa"/>
-              <w:left w:w="192" w:type="dxa"/>
-              <w:bottom w:w="120" w:type="dxa"/>
-              <w:right w:w="0" w:type="dxa"/>
-            </w:tcMar>
-            <w:vAlign w:val="center"/>
-          </w:tcPr>
-          <w:p>
-            <w:pPr>
-              <w:keepNext w:val="0"/>
-              <w:keepLines w:val="0"/>
-              <w:widowControl/>
-              <w:suppressLineNumbers w:val="0"/>
-              <w:spacing w:line="300" w:lineRule="atLeast"/>
-              <w:jc w:val="left"/>
-              <w:rPr>
-                <w:rFonts w:hint="default" w:ascii="Segoe UI" w:hAnsi="Segoe UI" w:eastAsia="Segoe UI" w:cs="Segoe UI"/>
-                <w:i w:val="0"/>
-                <w:iCs w:val="0"/>
-                <w:caps w:val="0"/>
-                <w:color w:val="0F1115"/>
-                <w:spacing w:val="0"/>
-                <w:sz w:val="18"/>
-                <w:szCs w:val="18"/>
-              </w:rPr>
-            </w:pPr>
-            <w:r>
-              <w:rPr>
-                <w:rStyle w:val="23"/>
-                <w:rFonts w:hint="default" w:ascii="Segoe UI" w:hAnsi="Segoe UI" w:eastAsia="Segoe UI" w:cs="Segoe UI"/>
-                <w:b/>
-                <w:bCs/>
-                <w:i w:val="0"/>
-                <w:iCs w:val="0"/>
-                <w:caps w:val="0"/>
-                <w:snapToGrid w:val="0"/>
-                <w:color w:val="000000"/>
-                <w:spacing w:val="0"/>
-                <w:kern w:val="0"/>
-                <w:sz w:val="18"/>
-                <w:szCs w:val="18"/>
-                <w:lang w:val="en-US" w:eastAsia="zh-CN"/>
-              </w:rPr>
-              <w:t>运维部-运维工程师</w:t>
-            </w:r>
-            <w:r>
-              <w:rPr>
-                <w:rFonts w:hint="default" w:ascii="Segoe UI" w:hAnsi="Segoe UI" w:eastAsia="Segoe UI" w:cs="Segoe UI"/>
-                <w:i w:val="0"/>
-                <w:iCs w:val="0"/>
-                <w:caps w:val="0"/>
-                <w:snapToGrid w:val="0"/>
-                <w:color w:val="000000"/>
-                <w:spacing w:val="0"/>
-                <w:kern w:val="0"/>
-                <w:sz w:val="18"/>
-                <w:szCs w:val="18"/>
-                <w:lang w:val="en-US" w:eastAsia="zh-CN"/>
-              </w:rPr>
-              <w:t>（指定专人）</w:t>
-            </w:r>
-          </w:p>
-        </w:tc>
-      </w:tr>
-      <w:tr>
-        <w:tblPrEx>
-          <w:tblBorders>
-            <w:top w:val="single" w:color="auto" w:sz="4" w:space="0"/>
-            <w:left w:val="single" w:color="auto" w:sz="4" w:space="0"/>
-            <w:bottom w:val="single" w:color="auto" w:sz="4" w:space="0"/>
-            <w:right w:val="single" w:color="auto" w:sz="4" w:space="0"/>
-            <w:insideH w:val="single" w:color="auto" w:sz="4" w:space="0"/>
-            <w:insideV w:val="single" w:color="auto" w:sz="4" w:space="0"/>
-          </w:tblBorders>
-          <w:tblCellMar>
-            <w:top w:w="15" w:type="dxa"/>
-            <w:left w:w="15" w:type="dxa"/>
-            <w:bottom w:w="15" w:type="dxa"/>
-            <w:right w:w="15" w:type="dxa"/>
-          </w:tblCellMar>
-        </w:tblPrEx>
-        <w:tc>
-          <w:tcPr>
-            <w:tcW w:w="1435" w:type="dxa"/>
-            <w:shd w:val="clear" w:color="auto" w:fill="auto"/>
-            <w:tcMar>
-              <w:top w:w="120" w:type="dxa"/>
-              <w:left w:w="0" w:type="dxa"/>
-              <w:bottom w:w="120" w:type="dxa"/>
-              <w:right w:w="192" w:type="dxa"/>
-            </w:tcMar>
-            <w:vAlign w:val="center"/>
-          </w:tcPr>
-          <w:p>
-            <w:pPr>
-              <w:keepNext w:val="0"/>
-              <w:keepLines w:val="0"/>
-              <w:widowControl/>
-              <w:suppressLineNumbers w:val="0"/>
-              <w:spacing w:line="300" w:lineRule="atLeast"/>
-              <w:jc w:val="left"/>
-              <w:rPr>
-                <w:rFonts w:hint="default" w:ascii="Segoe UI" w:hAnsi="Segoe UI" w:eastAsia="Segoe UI" w:cs="Segoe UI"/>
-                <w:i w:val="0"/>
-                <w:iCs w:val="0"/>
-                <w:caps w:val="0"/>
-                <w:color w:val="0F1115"/>
-                <w:spacing w:val="0"/>
-                <w:sz w:val="18"/>
-                <w:szCs w:val="18"/>
-              </w:rPr>
-            </w:pPr>
-            <w:r>
-              <w:rPr>
-                <w:rStyle w:val="23"/>
-                <w:rFonts w:hint="default" w:ascii="Segoe UI" w:hAnsi="Segoe UI" w:eastAsia="Segoe UI" w:cs="Segoe UI"/>
-                <w:b/>
-                <w:bCs/>
-                <w:i w:val="0"/>
-                <w:iCs w:val="0"/>
-                <w:caps w:val="0"/>
-                <w:snapToGrid w:val="0"/>
-                <w:color w:val="000000"/>
-                <w:spacing w:val="0"/>
-                <w:kern w:val="0"/>
-                <w:sz w:val="18"/>
-                <w:szCs w:val="18"/>
-                <w:lang w:val="en-US" w:eastAsia="zh-CN"/>
-              </w:rPr>
-              <w:t>运维项目经理</w:t>
-            </w:r>
-          </w:p>
-        </w:tc>
-        <w:tc>
-          <w:tcPr>
-            <w:tcW w:w="4491" w:type="dxa"/>
-            <w:shd w:val="clear" w:color="auto" w:fill="auto"/>
-            <w:tcMar>
-              <w:top w:w="120" w:type="dxa"/>
-              <w:left w:w="192" w:type="dxa"/>
-              <w:bottom w:w="120" w:type="dxa"/>
-              <w:right w:w="192" w:type="dxa"/>
-            </w:tcMar>
-            <w:vAlign w:val="center"/>
-          </w:tcPr>
-          <w:p>
-            <w:pPr>
-              <w:keepNext w:val="0"/>
-              <w:keepLines w:val="0"/>
-              <w:widowControl/>
-              <w:suppressLineNumbers w:val="0"/>
-              <w:spacing w:line="300" w:lineRule="atLeast"/>
-              <w:jc w:val="left"/>
-              <w:rPr>
-                <w:rFonts w:hint="default" w:ascii="Segoe UI" w:hAnsi="Segoe UI" w:eastAsia="Segoe UI" w:cs="Segoe UI"/>
-                <w:i w:val="0"/>
-                <w:iCs w:val="0"/>
-                <w:caps w:val="0"/>
-                <w:color w:val="0F1115"/>
-                <w:spacing w:val="0"/>
-                <w:sz w:val="18"/>
-                <w:szCs w:val="18"/>
-              </w:rPr>
-            </w:pPr>
-            <w:r>
-              <w:rPr>
-                <w:rFonts w:hint="default" w:ascii="Segoe UI" w:hAnsi="Segoe UI" w:eastAsia="Segoe UI" w:cs="Segoe UI"/>
-                <w:i w:val="0"/>
-                <w:iCs w:val="0"/>
-                <w:caps w:val="0"/>
-                <w:snapToGrid w:val="0"/>
-                <w:color w:val="000000"/>
-                <w:spacing w:val="0"/>
-                <w:kern w:val="0"/>
-                <w:sz w:val="18"/>
-                <w:szCs w:val="18"/>
-                <w:lang w:val="en-US" w:eastAsia="zh-CN"/>
-              </w:rPr>
-              <w:t>1. 提供所辖项目的业务增长预测与性能需求。</w:t>
-            </w:r>
-            <w:r>
-              <w:rPr>
-                <w:rFonts w:hint="default" w:ascii="Segoe UI" w:hAnsi="Segoe UI" w:eastAsia="Segoe UI" w:cs="Segoe UI"/>
-                <w:i w:val="0"/>
-                <w:iCs w:val="0"/>
-                <w:caps w:val="0"/>
-                <w:snapToGrid w:val="0"/>
-                <w:color w:val="000000"/>
-                <w:spacing w:val="0"/>
-                <w:kern w:val="0"/>
-                <w:sz w:val="18"/>
-                <w:szCs w:val="18"/>
-                <w:lang w:val="en-US" w:eastAsia="zh-CN"/>
-              </w:rPr>
-              <w:br w:type="textWrapping"/>
-            </w:r>
-            <w:r>
-              <w:rPr>
-                <w:rFonts w:hint="default" w:ascii="Segoe UI" w:hAnsi="Segoe UI" w:eastAsia="Segoe UI" w:cs="Segoe UI"/>
-                <w:i w:val="0"/>
-                <w:iCs w:val="0"/>
-                <w:caps w:val="0"/>
-                <w:snapToGrid w:val="0"/>
-                <w:color w:val="000000"/>
-                <w:spacing w:val="0"/>
-                <w:kern w:val="0"/>
-                <w:sz w:val="18"/>
-                <w:szCs w:val="18"/>
-                <w:lang w:val="en-US" w:eastAsia="zh-CN"/>
-              </w:rPr>
-              <w:t>2. 参与项目容量评审，确保容量计划支持SLA达成。</w:t>
-            </w:r>
-            <w:r>
-              <w:rPr>
-                <w:rFonts w:hint="default" w:ascii="Segoe UI" w:hAnsi="Segoe UI" w:eastAsia="Segoe UI" w:cs="Segoe UI"/>
-                <w:i w:val="0"/>
-                <w:iCs w:val="0"/>
-                <w:caps w:val="0"/>
-                <w:snapToGrid w:val="0"/>
-                <w:color w:val="000000"/>
-                <w:spacing w:val="0"/>
-                <w:kern w:val="0"/>
-                <w:sz w:val="18"/>
-                <w:szCs w:val="18"/>
-                <w:lang w:val="en-US" w:eastAsia="zh-CN"/>
-              </w:rPr>
-              <w:br w:type="textWrapping"/>
-            </w:r>
-            <w:r>
-              <w:rPr>
-                <w:rFonts w:hint="default" w:ascii="Segoe UI" w:hAnsi="Segoe UI" w:eastAsia="Segoe UI" w:cs="Segoe UI"/>
-                <w:i w:val="0"/>
-                <w:iCs w:val="0"/>
-                <w:caps w:val="0"/>
-                <w:snapToGrid w:val="0"/>
-                <w:color w:val="000000"/>
-                <w:spacing w:val="0"/>
-                <w:kern w:val="0"/>
-                <w:sz w:val="18"/>
-                <w:szCs w:val="18"/>
-                <w:lang w:val="en-US" w:eastAsia="zh-CN"/>
-              </w:rPr>
-              <w:t>3. 推动项目内因容量问题触发的改进措施。</w:t>
-            </w:r>
-          </w:p>
-        </w:tc>
-        <w:tc>
-          <w:tcPr>
-            <w:tcW w:w="0" w:type="auto"/>
-            <w:shd w:val="clear" w:color="auto" w:fill="auto"/>
-            <w:tcMar>
-              <w:top w:w="120" w:type="dxa"/>
-              <w:left w:w="192" w:type="dxa"/>
-              <w:bottom w:w="120" w:type="dxa"/>
-              <w:right w:w="0" w:type="dxa"/>
-            </w:tcMar>
-            <w:vAlign w:val="center"/>
-          </w:tcPr>
-          <w:p>
-            <w:pPr>
-              <w:keepNext w:val="0"/>
-              <w:keepLines w:val="0"/>
-              <w:widowControl/>
-              <w:suppressLineNumbers w:val="0"/>
-              <w:spacing w:line="300" w:lineRule="atLeast"/>
-              <w:jc w:val="left"/>
-              <w:rPr>
-                <w:rFonts w:hint="default" w:ascii="Segoe UI" w:hAnsi="Segoe UI" w:eastAsia="Segoe UI" w:cs="Segoe UI"/>
-                <w:i w:val="0"/>
-                <w:iCs w:val="0"/>
-                <w:caps w:val="0"/>
-                <w:color w:val="0F1115"/>
-                <w:spacing w:val="0"/>
-                <w:sz w:val="18"/>
-                <w:szCs w:val="18"/>
-              </w:rPr>
-            </w:pPr>
-            <w:r>
-              <w:rPr>
-                <w:rStyle w:val="23"/>
-                <w:rFonts w:hint="default" w:ascii="Segoe UI" w:hAnsi="Segoe UI" w:eastAsia="Segoe UI" w:cs="Segoe UI"/>
-                <w:b/>
-                <w:bCs/>
-                <w:i w:val="0"/>
-                <w:iCs w:val="0"/>
-                <w:caps w:val="0"/>
-                <w:snapToGrid w:val="0"/>
-                <w:color w:val="000000"/>
-                <w:spacing w:val="0"/>
-                <w:kern w:val="0"/>
-                <w:sz w:val="18"/>
-                <w:szCs w:val="18"/>
-                <w:lang w:val="en-US" w:eastAsia="zh-CN"/>
-              </w:rPr>
-              <w:t>运维部-运维项目经理</w:t>
             </w:r>
           </w:p>
         </w:tc>
@@ -5030,7 +4303,7 @@
                 <w:szCs w:val="18"/>
                 <w:lang w:val="en-US" w:eastAsia="zh-CN"/>
               </w:rPr>
-              <w:t>研发部</w:t>
+              <w:t>容量经理</w:t>
             </w:r>
           </w:p>
         </w:tc>
@@ -5079,7 +4352,7 @@
                 <w:szCs w:val="18"/>
                 <w:lang w:val="en-US" w:eastAsia="zh-CN"/>
               </w:rPr>
-              <w:t>1. 提供应用性能优化、架构伸缩性改进的技术方案。</w:t>
+              <w:t>1. 负责本制度的推行与总体协调。</w:t>
             </w:r>
             <w:r>
               <w:rPr>
@@ -5111,7 +4384,7 @@
                 <w:szCs w:val="18"/>
                 <w:lang w:val="en-US" w:eastAsia="zh-CN"/>
               </w:rPr>
-              <w:t>2. 协助进行容量压力测试与性能建模。</w:t>
+              <w:t>2. 审批容量管理计划、容量分析报告及重大扩容方案。</w:t>
             </w:r>
             <w:r>
               <w:rPr>
@@ -5143,7 +4416,7 @@
                 <w:szCs w:val="18"/>
                 <w:lang w:val="en-US" w:eastAsia="zh-CN"/>
               </w:rPr>
-              <w:t>3. 参与重大扩容或架构改造的技术评审。</w:t>
+              <w:t>3. 协调跨部门资源，解决重大容量瓶颈问题。</w:t>
             </w:r>
           </w:p>
         </w:tc>
@@ -5195,7 +4468,7 @@
                 <w:szCs w:val="18"/>
                 <w:lang w:val="en-US" w:eastAsia="zh-CN"/>
               </w:rPr>
-              <w:t>研发部-开发/测试工程师</w:t>
+              <w:t>运维部经理</w:t>
             </w:r>
           </w:p>
         </w:tc>
@@ -5210,6 +4483,763 @@
             <w:insideH w:val="single" w:color="auto" w:sz="4" w:space="0"/>
             <w:insideV w:val="single" w:color="auto" w:sz="4" w:space="0"/>
           </w:tblBorders>
+          <w:shd w:val="clear" w:color="auto" w:fill="auto"/>
+          <w:tblCellMar>
+            <w:top w:w="15" w:type="dxa"/>
+            <w:left w:w="15" w:type="dxa"/>
+            <w:bottom w:w="15" w:type="dxa"/>
+            <w:right w:w="15" w:type="dxa"/>
+          </w:tblCellMar>
+        </w:tblPrEx>
+        <w:tc>
+          <w:tcPr>
+            <w:tcW w:w="1435" w:type="dxa"/>
+            <w:shd w:val="clear" w:color="auto" w:fill="auto"/>
+            <w:tcMar>
+              <w:top w:w="120" w:type="dxa"/>
+              <w:left w:w="0" w:type="dxa"/>
+              <w:bottom w:w="120" w:type="dxa"/>
+              <w:right w:w="192" w:type="dxa"/>
+            </w:tcMar>
+            <w:vAlign w:val="center"/>
+          </w:tcPr>
+          <w:p>
+            <w:pPr>
+              <w:keepNext w:val="0"/>
+              <w:keepLines w:val="0"/>
+              <w:widowControl/>
+              <w:suppressLineNumbers w:val="0"/>
+              <w:spacing w:line="300" w:lineRule="atLeast"/>
+              <w:jc w:val="left"/>
+              <w:rPr>
+                <w:rFonts w:hint="default" w:ascii="Segoe UI" w:hAnsi="Segoe UI" w:eastAsia="Segoe UI" w:cs="Segoe UI"/>
+                <w:i w:val="0"/>
+                <w:iCs w:val="0"/>
+                <w:caps w:val="0"/>
+                <w:color w:val="0F1115"/>
+                <w:spacing w:val="0"/>
+                <w:sz w:val="18"/>
+                <w:szCs w:val="18"/>
+              </w:rPr>
+            </w:pPr>
+            <w:r>
+              <w:rPr>
+                <w:rStyle w:val="23"/>
+                <w:rFonts w:hint="default" w:ascii="Segoe UI" w:hAnsi="Segoe UI" w:eastAsia="Segoe UI" w:cs="Segoe UI"/>
+                <w:b/>
+                <w:bCs/>
+                <w:i w:val="0"/>
+                <w:iCs w:val="0"/>
+                <w:caps w:val="0"/>
+                <w:snapToGrid w:val="0"/>
+                <w:color w:val="000000"/>
+                <w:spacing w:val="0"/>
+                <w:kern w:val="0"/>
+                <w:sz w:val="18"/>
+                <w:szCs w:val="18"/>
+                <w:lang w:val="en-US" w:eastAsia="zh-CN"/>
+              </w:rPr>
+              <w:t>容量管理员</w:t>
+            </w:r>
+          </w:p>
+        </w:tc>
+        <w:tc>
+          <w:tcPr>
+            <w:tcW w:w="4491" w:type="dxa"/>
+            <w:shd w:val="clear" w:color="auto" w:fill="auto"/>
+            <w:tcMar>
+              <w:top w:w="120" w:type="dxa"/>
+              <w:left w:w="192" w:type="dxa"/>
+              <w:bottom w:w="120" w:type="dxa"/>
+              <w:right w:w="192" w:type="dxa"/>
+            </w:tcMar>
+            <w:vAlign w:val="center"/>
+          </w:tcPr>
+          <w:p>
+            <w:pPr>
+              <w:keepNext w:val="0"/>
+              <w:keepLines w:val="0"/>
+              <w:widowControl/>
+              <w:suppressLineNumbers w:val="0"/>
+              <w:spacing w:line="300" w:lineRule="atLeast"/>
+              <w:jc w:val="left"/>
+              <w:rPr>
+                <w:rFonts w:hint="default" w:ascii="Segoe UI" w:hAnsi="Segoe UI" w:eastAsia="Segoe UI" w:cs="Segoe UI"/>
+                <w:i w:val="0"/>
+                <w:iCs w:val="0"/>
+                <w:caps w:val="0"/>
+                <w:color w:val="0F1115"/>
+                <w:spacing w:val="0"/>
+                <w:sz w:val="18"/>
+                <w:szCs w:val="18"/>
+              </w:rPr>
+            </w:pPr>
+            <w:r>
+              <w:rPr>
+                <w:rFonts w:hint="default" w:ascii="Segoe UI" w:hAnsi="Segoe UI" w:eastAsia="Segoe UI" w:cs="Segoe UI"/>
+                <w:i w:val="0"/>
+                <w:iCs w:val="0"/>
+                <w:caps w:val="0"/>
+                <w:snapToGrid w:val="0"/>
+                <w:color w:val="000000"/>
+                <w:spacing w:val="0"/>
+                <w:kern w:val="0"/>
+                <w:sz w:val="18"/>
+                <w:szCs w:val="18"/>
+                <w:lang w:val="en-US" w:eastAsia="zh-CN"/>
+              </w:rPr>
+              <w:t>1. 执行日常容量监控、数据分析与趋势预测。</w:t>
+            </w:r>
+            <w:r>
+              <w:rPr>
+                <w:rFonts w:hint="default" w:ascii="Segoe UI" w:hAnsi="Segoe UI" w:eastAsia="Segoe UI" w:cs="Segoe UI"/>
+                <w:i w:val="0"/>
+                <w:iCs w:val="0"/>
+                <w:caps w:val="0"/>
+                <w:snapToGrid w:val="0"/>
+                <w:color w:val="000000"/>
+                <w:spacing w:val="0"/>
+                <w:kern w:val="0"/>
+                <w:sz w:val="18"/>
+                <w:szCs w:val="18"/>
+                <w:lang w:val="en-US" w:eastAsia="zh-CN"/>
+              </w:rPr>
+              <w:br w:type="textWrapping"/>
+            </w:r>
+            <w:r>
+              <w:rPr>
+                <w:rFonts w:hint="default" w:ascii="Segoe UI" w:hAnsi="Segoe UI" w:eastAsia="Segoe UI" w:cs="Segoe UI"/>
+                <w:i w:val="0"/>
+                <w:iCs w:val="0"/>
+                <w:caps w:val="0"/>
+                <w:snapToGrid w:val="0"/>
+                <w:color w:val="000000"/>
+                <w:spacing w:val="0"/>
+                <w:kern w:val="0"/>
+                <w:sz w:val="18"/>
+                <w:szCs w:val="18"/>
+                <w:lang w:val="en-US" w:eastAsia="zh-CN"/>
+              </w:rPr>
+              <w:t>2. 编制《容量分析报告》与《容量计划》。</w:t>
+            </w:r>
+            <w:r>
+              <w:rPr>
+                <w:rFonts w:hint="default" w:ascii="Segoe UI" w:hAnsi="Segoe UI" w:eastAsia="Segoe UI" w:cs="Segoe UI"/>
+                <w:i w:val="0"/>
+                <w:iCs w:val="0"/>
+                <w:caps w:val="0"/>
+                <w:snapToGrid w:val="0"/>
+                <w:color w:val="000000"/>
+                <w:spacing w:val="0"/>
+                <w:kern w:val="0"/>
+                <w:sz w:val="18"/>
+                <w:szCs w:val="18"/>
+                <w:lang w:val="en-US" w:eastAsia="zh-CN"/>
+              </w:rPr>
+              <w:br w:type="textWrapping"/>
+            </w:r>
+            <w:r>
+              <w:rPr>
+                <w:rFonts w:hint="default" w:ascii="Segoe UI" w:hAnsi="Segoe UI" w:eastAsia="Segoe UI" w:cs="Segoe UI"/>
+                <w:i w:val="0"/>
+                <w:iCs w:val="0"/>
+                <w:caps w:val="0"/>
+                <w:snapToGrid w:val="0"/>
+                <w:color w:val="000000"/>
+                <w:spacing w:val="0"/>
+                <w:kern w:val="0"/>
+                <w:sz w:val="18"/>
+                <w:szCs w:val="18"/>
+                <w:lang w:val="en-US" w:eastAsia="zh-CN"/>
+              </w:rPr>
+              <w:t>3. 设置和调整容量监控预警阈值。</w:t>
+            </w:r>
+            <w:r>
+              <w:rPr>
+                <w:rFonts w:hint="default" w:ascii="Segoe UI" w:hAnsi="Segoe UI" w:eastAsia="Segoe UI" w:cs="Segoe UI"/>
+                <w:i w:val="0"/>
+                <w:iCs w:val="0"/>
+                <w:caps w:val="0"/>
+                <w:snapToGrid w:val="0"/>
+                <w:color w:val="000000"/>
+                <w:spacing w:val="0"/>
+                <w:kern w:val="0"/>
+                <w:sz w:val="18"/>
+                <w:szCs w:val="18"/>
+                <w:lang w:val="en-US" w:eastAsia="zh-CN"/>
+              </w:rPr>
+              <w:br w:type="textWrapping"/>
+            </w:r>
+            <w:r>
+              <w:rPr>
+                <w:rFonts w:hint="default" w:ascii="Segoe UI" w:hAnsi="Segoe UI" w:eastAsia="Segoe UI" w:cs="Segoe UI"/>
+                <w:i w:val="0"/>
+                <w:iCs w:val="0"/>
+                <w:caps w:val="0"/>
+                <w:snapToGrid w:val="0"/>
+                <w:color w:val="000000"/>
+                <w:spacing w:val="0"/>
+                <w:kern w:val="0"/>
+                <w:sz w:val="18"/>
+                <w:szCs w:val="18"/>
+                <w:lang w:val="en-US" w:eastAsia="zh-CN"/>
+              </w:rPr>
+              <w:t>4. 跟踪容量优化措施的实施情况。</w:t>
+            </w:r>
+          </w:p>
+        </w:tc>
+        <w:tc>
+          <w:tcPr>
+            <w:tcW w:w="0" w:type="auto"/>
+            <w:shd w:val="clear" w:color="auto" w:fill="auto"/>
+            <w:tcMar>
+              <w:top w:w="120" w:type="dxa"/>
+              <w:left w:w="192" w:type="dxa"/>
+              <w:bottom w:w="120" w:type="dxa"/>
+              <w:right w:w="0" w:type="dxa"/>
+            </w:tcMar>
+            <w:vAlign w:val="center"/>
+          </w:tcPr>
+          <w:p>
+            <w:pPr>
+              <w:keepNext w:val="0"/>
+              <w:keepLines w:val="0"/>
+              <w:widowControl/>
+              <w:suppressLineNumbers w:val="0"/>
+              <w:spacing w:line="300" w:lineRule="atLeast"/>
+              <w:jc w:val="left"/>
+              <w:rPr>
+                <w:rFonts w:hint="default" w:ascii="Segoe UI" w:hAnsi="Segoe UI" w:eastAsia="Segoe UI" w:cs="Segoe UI"/>
+                <w:i w:val="0"/>
+                <w:iCs w:val="0"/>
+                <w:caps w:val="0"/>
+                <w:color w:val="0F1115"/>
+                <w:spacing w:val="0"/>
+                <w:sz w:val="18"/>
+                <w:szCs w:val="18"/>
+              </w:rPr>
+            </w:pPr>
+            <w:r>
+              <w:rPr>
+                <w:rStyle w:val="23"/>
+                <w:rFonts w:hint="default" w:ascii="Segoe UI" w:hAnsi="Segoe UI" w:eastAsia="Segoe UI" w:cs="Segoe UI"/>
+                <w:b/>
+                <w:bCs/>
+                <w:i w:val="0"/>
+                <w:iCs w:val="0"/>
+                <w:caps w:val="0"/>
+                <w:snapToGrid w:val="0"/>
+                <w:color w:val="000000"/>
+                <w:spacing w:val="0"/>
+                <w:kern w:val="0"/>
+                <w:sz w:val="18"/>
+                <w:szCs w:val="18"/>
+                <w:lang w:val="en-US" w:eastAsia="zh-CN"/>
+              </w:rPr>
+              <w:t>运维部-运维工程师</w:t>
+            </w:r>
+            <w:r>
+              <w:rPr>
+                <w:rFonts w:hint="default" w:ascii="Segoe UI" w:hAnsi="Segoe UI" w:eastAsia="Segoe UI" w:cs="Segoe UI"/>
+                <w:i w:val="0"/>
+                <w:iCs w:val="0"/>
+                <w:caps w:val="0"/>
+                <w:snapToGrid w:val="0"/>
+                <w:color w:val="000000"/>
+                <w:spacing w:val="0"/>
+                <w:kern w:val="0"/>
+                <w:sz w:val="18"/>
+                <w:szCs w:val="18"/>
+                <w:lang w:val="en-US" w:eastAsia="zh-CN"/>
+              </w:rPr>
+              <w:t>（指定专人）</w:t>
+            </w:r>
+          </w:p>
+        </w:tc>
+      </w:tr>
+      <w:tr>
+        <w:tblPrEx>
+          <w:tblBorders>
+            <w:top w:val="single" w:color="auto" w:sz="4" w:space="0"/>
+            <w:left w:val="single" w:color="auto" w:sz="4" w:space="0"/>
+            <w:bottom w:val="single" w:color="auto" w:sz="4" w:space="0"/>
+            <w:right w:val="single" w:color="auto" w:sz="4" w:space="0"/>
+            <w:insideH w:val="single" w:color="auto" w:sz="4" w:space="0"/>
+            <w:insideV w:val="single" w:color="auto" w:sz="4" w:space="0"/>
+          </w:tblBorders>
+          <w:shd w:val="clear" w:color="auto" w:fill="auto"/>
+          <w:tblCellMar>
+            <w:top w:w="15" w:type="dxa"/>
+            <w:left w:w="15" w:type="dxa"/>
+            <w:bottom w:w="15" w:type="dxa"/>
+            <w:right w:w="15" w:type="dxa"/>
+          </w:tblCellMar>
+        </w:tblPrEx>
+        <w:tc>
+          <w:tcPr>
+            <w:tcW w:w="1435" w:type="dxa"/>
+            <w:shd w:val="clear" w:color="auto" w:fill="auto"/>
+            <w:tcMar>
+              <w:top w:w="120" w:type="dxa"/>
+              <w:left w:w="0" w:type="dxa"/>
+              <w:bottom w:w="120" w:type="dxa"/>
+              <w:right w:w="192" w:type="dxa"/>
+            </w:tcMar>
+            <w:vAlign w:val="center"/>
+          </w:tcPr>
+          <w:p>
+            <w:pPr>
+              <w:keepNext w:val="0"/>
+              <w:keepLines w:val="0"/>
+              <w:widowControl/>
+              <w:suppressLineNumbers w:val="0"/>
+              <w:spacing w:line="300" w:lineRule="atLeast"/>
+              <w:jc w:val="left"/>
+              <w:rPr>
+                <w:rFonts w:hint="default" w:ascii="Segoe UI" w:hAnsi="Segoe UI" w:eastAsia="Segoe UI" w:cs="Segoe UI"/>
+                <w:i w:val="0"/>
+                <w:iCs w:val="0"/>
+                <w:caps w:val="0"/>
+                <w:color w:val="0F1115"/>
+                <w:spacing w:val="0"/>
+                <w:sz w:val="18"/>
+                <w:szCs w:val="18"/>
+              </w:rPr>
+            </w:pPr>
+            <w:r>
+              <w:rPr>
+                <w:rStyle w:val="23"/>
+                <w:rFonts w:hint="default" w:ascii="Segoe UI" w:hAnsi="Segoe UI" w:eastAsia="Segoe UI" w:cs="Segoe UI"/>
+                <w:b/>
+                <w:bCs/>
+                <w:i w:val="0"/>
+                <w:iCs w:val="0"/>
+                <w:caps w:val="0"/>
+                <w:snapToGrid w:val="0"/>
+                <w:color w:val="000000"/>
+                <w:spacing w:val="0"/>
+                <w:kern w:val="0"/>
+                <w:sz w:val="18"/>
+                <w:szCs w:val="18"/>
+                <w:lang w:val="en-US" w:eastAsia="zh-CN"/>
+              </w:rPr>
+              <w:t>运维项目经理</w:t>
+            </w:r>
+          </w:p>
+        </w:tc>
+        <w:tc>
+          <w:tcPr>
+            <w:tcW w:w="4491" w:type="dxa"/>
+            <w:shd w:val="clear" w:color="auto" w:fill="auto"/>
+            <w:tcMar>
+              <w:top w:w="120" w:type="dxa"/>
+              <w:left w:w="192" w:type="dxa"/>
+              <w:bottom w:w="120" w:type="dxa"/>
+              <w:right w:w="192" w:type="dxa"/>
+            </w:tcMar>
+            <w:vAlign w:val="center"/>
+          </w:tcPr>
+          <w:p>
+            <w:pPr>
+              <w:keepNext w:val="0"/>
+              <w:keepLines w:val="0"/>
+              <w:widowControl/>
+              <w:suppressLineNumbers w:val="0"/>
+              <w:spacing w:line="300" w:lineRule="atLeast"/>
+              <w:jc w:val="left"/>
+              <w:rPr>
+                <w:rFonts w:hint="default" w:ascii="Segoe UI" w:hAnsi="Segoe UI" w:eastAsia="Segoe UI" w:cs="Segoe UI"/>
+                <w:i w:val="0"/>
+                <w:iCs w:val="0"/>
+                <w:caps w:val="0"/>
+                <w:color w:val="0F1115"/>
+                <w:spacing w:val="0"/>
+                <w:sz w:val="18"/>
+                <w:szCs w:val="18"/>
+              </w:rPr>
+            </w:pPr>
+            <w:r>
+              <w:rPr>
+                <w:rFonts w:hint="default" w:ascii="Segoe UI" w:hAnsi="Segoe UI" w:eastAsia="Segoe UI" w:cs="Segoe UI"/>
+                <w:i w:val="0"/>
+                <w:iCs w:val="0"/>
+                <w:caps w:val="0"/>
+                <w:snapToGrid w:val="0"/>
+                <w:color w:val="000000"/>
+                <w:spacing w:val="0"/>
+                <w:kern w:val="0"/>
+                <w:sz w:val="18"/>
+                <w:szCs w:val="18"/>
+                <w:lang w:val="en-US" w:eastAsia="zh-CN"/>
+              </w:rPr>
+              <w:t>1. 提供所辖项目的业务增长预测与性能需求。</w:t>
+            </w:r>
+            <w:r>
+              <w:rPr>
+                <w:rFonts w:hint="default" w:ascii="Segoe UI" w:hAnsi="Segoe UI" w:eastAsia="Segoe UI" w:cs="Segoe UI"/>
+                <w:i w:val="0"/>
+                <w:iCs w:val="0"/>
+                <w:caps w:val="0"/>
+                <w:snapToGrid w:val="0"/>
+                <w:color w:val="000000"/>
+                <w:spacing w:val="0"/>
+                <w:kern w:val="0"/>
+                <w:sz w:val="18"/>
+                <w:szCs w:val="18"/>
+                <w:lang w:val="en-US" w:eastAsia="zh-CN"/>
+              </w:rPr>
+              <w:br w:type="textWrapping"/>
+            </w:r>
+            <w:r>
+              <w:rPr>
+                <w:rFonts w:hint="default" w:ascii="Segoe UI" w:hAnsi="Segoe UI" w:eastAsia="Segoe UI" w:cs="Segoe UI"/>
+                <w:i w:val="0"/>
+                <w:iCs w:val="0"/>
+                <w:caps w:val="0"/>
+                <w:snapToGrid w:val="0"/>
+                <w:color w:val="000000"/>
+                <w:spacing w:val="0"/>
+                <w:kern w:val="0"/>
+                <w:sz w:val="18"/>
+                <w:szCs w:val="18"/>
+                <w:lang w:val="en-US" w:eastAsia="zh-CN"/>
+              </w:rPr>
+              <w:t>2. 参与项目容量评审，确保容量计划支持SLA达成。</w:t>
+            </w:r>
+            <w:r>
+              <w:rPr>
+                <w:rFonts w:hint="default" w:ascii="Segoe UI" w:hAnsi="Segoe UI" w:eastAsia="Segoe UI" w:cs="Segoe UI"/>
+                <w:i w:val="0"/>
+                <w:iCs w:val="0"/>
+                <w:caps w:val="0"/>
+                <w:snapToGrid w:val="0"/>
+                <w:color w:val="000000"/>
+                <w:spacing w:val="0"/>
+                <w:kern w:val="0"/>
+                <w:sz w:val="18"/>
+                <w:szCs w:val="18"/>
+                <w:lang w:val="en-US" w:eastAsia="zh-CN"/>
+              </w:rPr>
+              <w:br w:type="textWrapping"/>
+            </w:r>
+            <w:r>
+              <w:rPr>
+                <w:rFonts w:hint="default" w:ascii="Segoe UI" w:hAnsi="Segoe UI" w:eastAsia="Segoe UI" w:cs="Segoe UI"/>
+                <w:i w:val="0"/>
+                <w:iCs w:val="0"/>
+                <w:caps w:val="0"/>
+                <w:snapToGrid w:val="0"/>
+                <w:color w:val="000000"/>
+                <w:spacing w:val="0"/>
+                <w:kern w:val="0"/>
+                <w:sz w:val="18"/>
+                <w:szCs w:val="18"/>
+                <w:lang w:val="en-US" w:eastAsia="zh-CN"/>
+              </w:rPr>
+              <w:t>3. 推动项目内因容量问题触发的改进措施。</w:t>
+            </w:r>
+          </w:p>
+        </w:tc>
+        <w:tc>
+          <w:tcPr>
+            <w:tcW w:w="0" w:type="auto"/>
+            <w:shd w:val="clear" w:color="auto" w:fill="auto"/>
+            <w:tcMar>
+              <w:top w:w="120" w:type="dxa"/>
+              <w:left w:w="192" w:type="dxa"/>
+              <w:bottom w:w="120" w:type="dxa"/>
+              <w:right w:w="0" w:type="dxa"/>
+            </w:tcMar>
+            <w:vAlign w:val="center"/>
+          </w:tcPr>
+          <w:p>
+            <w:pPr>
+              <w:keepNext w:val="0"/>
+              <w:keepLines w:val="0"/>
+              <w:widowControl/>
+              <w:suppressLineNumbers w:val="0"/>
+              <w:spacing w:line="300" w:lineRule="atLeast"/>
+              <w:jc w:val="left"/>
+              <w:rPr>
+                <w:rFonts w:hint="default" w:ascii="Segoe UI" w:hAnsi="Segoe UI" w:eastAsia="Segoe UI" w:cs="Segoe UI"/>
+                <w:i w:val="0"/>
+                <w:iCs w:val="0"/>
+                <w:caps w:val="0"/>
+                <w:color w:val="0F1115"/>
+                <w:spacing w:val="0"/>
+                <w:sz w:val="18"/>
+                <w:szCs w:val="18"/>
+              </w:rPr>
+            </w:pPr>
+            <w:r>
+              <w:rPr>
+                <w:rStyle w:val="23"/>
+                <w:rFonts w:hint="default" w:ascii="Segoe UI" w:hAnsi="Segoe UI" w:eastAsia="Segoe UI" w:cs="Segoe UI"/>
+                <w:b/>
+                <w:bCs/>
+                <w:i w:val="0"/>
+                <w:iCs w:val="0"/>
+                <w:caps w:val="0"/>
+                <w:snapToGrid w:val="0"/>
+                <w:color w:val="000000"/>
+                <w:spacing w:val="0"/>
+                <w:kern w:val="0"/>
+                <w:sz w:val="18"/>
+                <w:szCs w:val="18"/>
+                <w:lang w:val="en-US" w:eastAsia="zh-CN"/>
+              </w:rPr>
+              <w:t>运维部-运维项目经理</w:t>
+            </w:r>
+          </w:p>
+        </w:tc>
+      </w:tr>
+      <w:tr>
+        <w:tblPrEx>
+          <w:tblBorders>
+            <w:top w:val="single" w:color="auto" w:sz="4" w:space="0"/>
+            <w:left w:val="single" w:color="auto" w:sz="4" w:space="0"/>
+            <w:bottom w:val="single" w:color="auto" w:sz="4" w:space="0"/>
+            <w:right w:val="single" w:color="auto" w:sz="4" w:space="0"/>
+            <w:insideH w:val="single" w:color="auto" w:sz="4" w:space="0"/>
+            <w:insideV w:val="single" w:color="auto" w:sz="4" w:space="0"/>
+          </w:tblBorders>
+          <w:shd w:val="clear" w:color="auto" w:fill="auto"/>
+          <w:tblCellMar>
+            <w:top w:w="15" w:type="dxa"/>
+            <w:left w:w="15" w:type="dxa"/>
+            <w:bottom w:w="15" w:type="dxa"/>
+            <w:right w:w="15" w:type="dxa"/>
+          </w:tblCellMar>
+        </w:tblPrEx>
+        <w:tc>
+          <w:tcPr>
+            <w:tcW w:w="1435" w:type="dxa"/>
+            <w:shd w:val="clear" w:color="auto" w:fill="auto"/>
+            <w:tcMar>
+              <w:top w:w="120" w:type="dxa"/>
+              <w:left w:w="0" w:type="dxa"/>
+              <w:bottom w:w="120" w:type="dxa"/>
+              <w:right w:w="192" w:type="dxa"/>
+            </w:tcMar>
+            <w:vAlign w:val="center"/>
+          </w:tcPr>
+          <w:p>
+            <w:pPr>
+              <w:keepNext w:val="0"/>
+              <w:keepLines w:val="0"/>
+              <w:widowControl/>
+              <w:suppressLineNumbers w:val="0"/>
+              <w:spacing w:line="300" w:lineRule="atLeast"/>
+              <w:jc w:val="left"/>
+              <w:rPr>
+                <w:rFonts w:hint="default" w:ascii="Segoe UI" w:hAnsi="Segoe UI" w:eastAsia="Segoe UI" w:cs="Segoe UI"/>
+                <w:i w:val="0"/>
+                <w:iCs w:val="0"/>
+                <w:caps w:val="0"/>
+                <w:color w:val="0F1115"/>
+                <w:spacing w:val="0"/>
+                <w:sz w:val="18"/>
+                <w:szCs w:val="18"/>
+              </w:rPr>
+            </w:pPr>
+            <w:r>
+              <w:rPr>
+                <w:rStyle w:val="23"/>
+                <w:rFonts w:hint="default" w:ascii="Segoe UI" w:hAnsi="Segoe UI" w:eastAsia="Segoe UI" w:cs="Segoe UI"/>
+                <w:b/>
+                <w:bCs/>
+                <w:i w:val="0"/>
+                <w:iCs w:val="0"/>
+                <w:caps w:val="0"/>
+                <w:snapToGrid w:val="0"/>
+                <w:color w:val="000000"/>
+                <w:spacing w:val="0"/>
+                <w:kern w:val="0"/>
+                <w:sz w:val="18"/>
+                <w:szCs w:val="18"/>
+                <w:lang w:val="en-US" w:eastAsia="zh-CN"/>
+              </w:rPr>
+              <w:t>研发部</w:t>
+            </w:r>
+          </w:p>
+        </w:tc>
+        <w:tc>
+          <w:tcPr>
+            <w:tcW w:w="4491" w:type="dxa"/>
+            <w:shd w:val="clear" w:color="auto" w:fill="auto"/>
+            <w:tcMar>
+              <w:top w:w="120" w:type="dxa"/>
+              <w:left w:w="192" w:type="dxa"/>
+              <w:bottom w:w="120" w:type="dxa"/>
+              <w:right w:w="192" w:type="dxa"/>
+            </w:tcMar>
+            <w:vAlign w:val="center"/>
+          </w:tcPr>
+          <w:p>
+            <w:pPr>
+              <w:keepNext w:val="0"/>
+              <w:keepLines w:val="0"/>
+              <w:widowControl/>
+              <w:suppressLineNumbers w:val="0"/>
+              <w:spacing w:line="300" w:lineRule="atLeast"/>
+              <w:jc w:val="left"/>
+              <w:rPr>
+                <w:rFonts w:hint="default" w:ascii="Segoe UI" w:hAnsi="Segoe UI" w:eastAsia="Segoe UI" w:cs="Segoe UI"/>
+                <w:i w:val="0"/>
+                <w:iCs w:val="0"/>
+                <w:caps w:val="0"/>
+                <w:color w:val="0F1115"/>
+                <w:spacing w:val="0"/>
+                <w:sz w:val="18"/>
+                <w:szCs w:val="18"/>
+              </w:rPr>
+            </w:pPr>
+            <w:r>
+              <w:rPr>
+                <w:rFonts w:hint="default" w:ascii="Segoe UI" w:hAnsi="Segoe UI" w:eastAsia="Segoe UI" w:cs="Segoe UI"/>
+                <w:i w:val="0"/>
+                <w:iCs w:val="0"/>
+                <w:caps w:val="0"/>
+                <w:snapToGrid w:val="0"/>
+                <w:color w:val="000000"/>
+                <w:spacing w:val="0"/>
+                <w:kern w:val="0"/>
+                <w:sz w:val="18"/>
+                <w:szCs w:val="18"/>
+                <w:lang w:val="en-US" w:eastAsia="zh-CN"/>
+              </w:rPr>
+              <w:t>1. 提供应用性能优化、架构伸缩性改进的技术方案。</w:t>
+            </w:r>
+            <w:r>
+              <w:rPr>
+                <w:rFonts w:hint="default" w:ascii="Segoe UI" w:hAnsi="Segoe UI" w:eastAsia="Segoe UI" w:cs="Segoe UI"/>
+                <w:i w:val="0"/>
+                <w:iCs w:val="0"/>
+                <w:caps w:val="0"/>
+                <w:snapToGrid w:val="0"/>
+                <w:color w:val="000000"/>
+                <w:spacing w:val="0"/>
+                <w:kern w:val="0"/>
+                <w:sz w:val="18"/>
+                <w:szCs w:val="18"/>
+                <w:lang w:val="en-US" w:eastAsia="zh-CN"/>
+              </w:rPr>
+              <w:br w:type="textWrapping"/>
+            </w:r>
+            <w:r>
+              <w:rPr>
+                <w:rFonts w:hint="default" w:ascii="Segoe UI" w:hAnsi="Segoe UI" w:eastAsia="Segoe UI" w:cs="Segoe UI"/>
+                <w:i w:val="0"/>
+                <w:iCs w:val="0"/>
+                <w:caps w:val="0"/>
+                <w:snapToGrid w:val="0"/>
+                <w:color w:val="000000"/>
+                <w:spacing w:val="0"/>
+                <w:kern w:val="0"/>
+                <w:sz w:val="18"/>
+                <w:szCs w:val="18"/>
+                <w:lang w:val="en-US" w:eastAsia="zh-CN"/>
+              </w:rPr>
+              <w:t>2. 协助进行容量压力测试与性能建模。</w:t>
+            </w:r>
+            <w:r>
+              <w:rPr>
+                <w:rFonts w:hint="default" w:ascii="Segoe UI" w:hAnsi="Segoe UI" w:eastAsia="Segoe UI" w:cs="Segoe UI"/>
+                <w:i w:val="0"/>
+                <w:iCs w:val="0"/>
+                <w:caps w:val="0"/>
+                <w:snapToGrid w:val="0"/>
+                <w:color w:val="000000"/>
+                <w:spacing w:val="0"/>
+                <w:kern w:val="0"/>
+                <w:sz w:val="18"/>
+                <w:szCs w:val="18"/>
+                <w:lang w:val="en-US" w:eastAsia="zh-CN"/>
+              </w:rPr>
+              <w:br w:type="textWrapping"/>
+            </w:r>
+            <w:r>
+              <w:rPr>
+                <w:rFonts w:hint="default" w:ascii="Segoe UI" w:hAnsi="Segoe UI" w:eastAsia="Segoe UI" w:cs="Segoe UI"/>
+                <w:i w:val="0"/>
+                <w:iCs w:val="0"/>
+                <w:caps w:val="0"/>
+                <w:snapToGrid w:val="0"/>
+                <w:color w:val="000000"/>
+                <w:spacing w:val="0"/>
+                <w:kern w:val="0"/>
+                <w:sz w:val="18"/>
+                <w:szCs w:val="18"/>
+                <w:lang w:val="en-US" w:eastAsia="zh-CN"/>
+              </w:rPr>
+              <w:t>3. 参与重大扩容或架构改造的技术评审。</w:t>
+            </w:r>
+          </w:p>
+        </w:tc>
+        <w:tc>
+          <w:tcPr>
+            <w:tcW w:w="0" w:type="auto"/>
+            <w:shd w:val="clear" w:color="auto" w:fill="auto"/>
+            <w:tcMar>
+              <w:top w:w="120" w:type="dxa"/>
+              <w:left w:w="192" w:type="dxa"/>
+              <w:bottom w:w="120" w:type="dxa"/>
+              <w:right w:w="0" w:type="dxa"/>
+            </w:tcMar>
+            <w:vAlign w:val="center"/>
+          </w:tcPr>
+          <w:p>
+            <w:pPr>
+              <w:keepNext w:val="0"/>
+              <w:keepLines w:val="0"/>
+              <w:widowControl/>
+              <w:suppressLineNumbers w:val="0"/>
+              <w:spacing w:line="300" w:lineRule="atLeast"/>
+              <w:jc w:val="left"/>
+              <w:rPr>
+                <w:rFonts w:hint="default" w:ascii="Segoe UI" w:hAnsi="Segoe UI" w:eastAsia="Segoe UI" w:cs="Segoe UI"/>
+                <w:i w:val="0"/>
+                <w:iCs w:val="0"/>
+                <w:caps w:val="0"/>
+                <w:color w:val="0F1115"/>
+                <w:spacing w:val="0"/>
+                <w:sz w:val="18"/>
+                <w:szCs w:val="18"/>
+              </w:rPr>
+            </w:pPr>
+            <w:r>
+              <w:rPr>
+                <w:rStyle w:val="23"/>
+                <w:rFonts w:hint="default" w:ascii="Segoe UI" w:hAnsi="Segoe UI" w:eastAsia="Segoe UI" w:cs="Segoe UI"/>
+                <w:b/>
+                <w:bCs/>
+                <w:i w:val="0"/>
+                <w:iCs w:val="0"/>
+                <w:caps w:val="0"/>
+                <w:snapToGrid w:val="0"/>
+                <w:color w:val="000000"/>
+                <w:spacing w:val="0"/>
+                <w:kern w:val="0"/>
+                <w:sz w:val="18"/>
+                <w:szCs w:val="18"/>
+                <w:lang w:val="en-US" w:eastAsia="zh-CN"/>
+              </w:rPr>
+              <w:t>研发部-开发/测试工程师</w:t>
+            </w:r>
+          </w:p>
+        </w:tc>
+      </w:tr>
+      <w:tr>
+        <w:tblPrEx>
+          <w:tblBorders>
+            <w:top w:val="single" w:color="auto" w:sz="4" w:space="0"/>
+            <w:left w:val="single" w:color="auto" w:sz="4" w:space="0"/>
+            <w:bottom w:val="single" w:color="auto" w:sz="4" w:space="0"/>
+            <w:right w:val="single" w:color="auto" w:sz="4" w:space="0"/>
+            <w:insideH w:val="single" w:color="auto" w:sz="4" w:space="0"/>
+            <w:insideV w:val="single" w:color="auto" w:sz="4" w:space="0"/>
+          </w:tblBorders>
+          <w:shd w:val="clear" w:color="auto" w:fill="auto"/>
           <w:tblCellMar>
             <w:top w:w="15" w:type="dxa"/>
             <w:left w:w="15" w:type="dxa"/>

--- a/6-过程管理/流程制度规范类文件/TXHS-06-10-容量管理制度.docx
+++ b/6-过程管理/流程制度规范类文件/TXHS-06-10-容量管理制度.docx
@@ -1,10 +1,11 @@
 
 <file path=word/document.xml><?xml version="1.0" encoding="utf-8"?>
-<w:document xmlns:wpc="http://schemas.microsoft.com/office/word/2010/wordprocessingCanvas" xmlns:mc="http://schemas.openxmlformats.org/markup-compatibility/2006" xmlns:o="urn:schemas-microsoft-com:office:office" xmlns:r="http://schemas.openxmlformats.org/officeDocument/2006/relationships" xmlns:m="http://schemas.openxmlformats.org/officeDocument/2006/math" xmlns:v="urn:schemas-microsoft-com:vml" xmlns:wp14="http://schemas.microsoft.com/office/word/2010/wordprocessingDrawing" xmlns:wp="http://schemas.openxmlformats.org/drawingml/2006/wordprocessingDrawing" xmlns:w="http://schemas.openxmlformats.org/wordprocessingml/2006/main" xmlns:w14="http://schemas.microsoft.com/office/word/2010/wordml" xmlns:w10="urn:schemas-microsoft-com:office:word" xmlns:w15="http://schemas.microsoft.com/office/word/2012/wordml" xmlns:wpg="http://schemas.microsoft.com/office/word/2010/wordprocessingGroup" xmlns:wpi="http://schemas.microsoft.com/office/word/2010/wordprocessingInk" xmlns:wne="http://schemas.microsoft.com/office/word/2006/wordml" xmlns:wps="http://schemas.microsoft.com/office/word/2010/wordprocessingShape" xmlns:wpsCustomData="http://www.wps.cn/officeDocument/2013/wpsCustomData" mc:Ignorable="w14 w15 wp14">
+<w:document xmlns:wpc="http://schemas.microsoft.com/office/word/2010/wordprocessingCanvas" xmlns:mc="http://schemas.openxmlformats.org/markup-compatibility/2006" xmlns:o="urn:schemas-microsoft-com:office:office" xmlns:r="http://schemas.openxmlformats.org/officeDocument/2006/relationships" xmlns:m="http://schemas.openxmlformats.org/officeDocument/2006/math" xmlns:v="urn:schemas-microsoft-com:vml" xmlns:wp14="http://schemas.microsoft.com/office/word/2010/wordprocessingDrawing" xmlns:wp="http://schemas.openxmlformats.org/drawingml/2006/wordprocessingDrawing" xmlns:w10="urn:schemas-microsoft-com:office:word" xmlns:w="http://schemas.openxmlformats.org/wordprocessingml/2006/main" xmlns:w14="http://schemas.microsoft.com/office/word/2010/wordml" xmlns:w15="http://schemas.microsoft.com/office/word/2012/wordml" xmlns:wne="http://schemas.microsoft.com/office/word/2006/wordml" xmlns:wpg="http://schemas.microsoft.com/office/word/2010/wordprocessingGroup" xmlns:wpi="http://schemas.microsoft.com/office/word/2010/wordprocessingInk" xmlns:wps="http://schemas.microsoft.com/office/word/2010/wordprocessingShape" mc:Ignorable="w14 w15 wp14">
+  <!-- Generated by Aspose.Words for .NET 13.3.0.1 -->
   <w:body>
     <w:p>
       <w:pPr>
-        <w:pStyle w:val="24"/>
+        <w:pStyle w:val="a"/>
         <w:keepNext w:val="0"/>
         <w:keepLines w:val="0"/>
         <w:pageBreakBefore w:val="0"/>
@@ -24,7 +25,7 @@
       <w:bookmarkStart w:id="0" w:name="_Toc14666"/>
       <w:r>
         <w:drawing>
-          <wp:anchor distT="0" distB="0" distL="114300" distR="114300" simplePos="0" relativeHeight="251661312" behindDoc="1" locked="0" layoutInCell="1" allowOverlap="1">
+          <wp:anchor distT="0" distB="0" distL="114300" distR="114300" simplePos="0" relativeHeight="251660288" behindDoc="1" locked="0" layoutInCell="1" allowOverlap="1">
             <wp:simplePos x="0" y="0"/>
             <wp:positionH relativeFrom="column">
               <wp:posOffset>-19050</wp:posOffset>
@@ -49,7 +50,7 @@
                     </pic:cNvPicPr>
                   </pic:nvPicPr>
                   <pic:blipFill>
-                    <a:blip r:embed="rId7"/>
+                    <a:blip xmlns:r="http://schemas.openxmlformats.org/officeDocument/2006/relationships" r:embed="rId4"/>
                     <a:stretch>
                       <a:fillRect/>
                     </a:stretch>
@@ -75,7 +76,7 @@
       </w:r>
       <w:r>
         <w:drawing>
-          <wp:anchor distT="0" distB="0" distL="114300" distR="114300" simplePos="0" relativeHeight="251660288" behindDoc="1" locked="0" layoutInCell="1" allowOverlap="1">
+          <wp:anchor distT="0" distB="0" distL="114300" distR="114300" simplePos="0" relativeHeight="251659264" behindDoc="1" locked="0" layoutInCell="1" allowOverlap="1">
             <wp:simplePos x="0" y="0"/>
             <wp:positionH relativeFrom="column">
               <wp:posOffset>0</wp:posOffset>
@@ -100,7 +101,7 @@
                     </pic:cNvPicPr>
                   </pic:nvPicPr>
                   <pic:blipFill>
-                    <a:blip r:embed="rId8"/>
+                    <a:blip xmlns:r="http://schemas.openxmlformats.org/officeDocument/2006/relationships" r:embed="rId5"/>
                     <a:stretch>
                       <a:fillRect/>
                     </a:stretch>
@@ -130,7 +131,7 @@
           <w:lang w:val="en-US" w:eastAsia="zh-CN"/>
         </w:rPr>
         <w:drawing>
-          <wp:anchor distT="0" distB="0" distL="114300" distR="114300" simplePos="0" relativeHeight="251659264" behindDoc="1" locked="0" layoutInCell="1" allowOverlap="1">
+          <wp:anchor distT="0" distB="0" distL="114300" distR="114300" simplePos="0" relativeHeight="251658240" behindDoc="1" locked="0" layoutInCell="1" allowOverlap="1">
             <wp:simplePos x="0" y="0"/>
             <wp:positionH relativeFrom="column">
               <wp:posOffset>635</wp:posOffset>
@@ -155,7 +156,7 @@
                     </pic:cNvPicPr>
                   </pic:nvPicPr>
                   <pic:blipFill>
-                    <a:blip r:embed="rId9">
+                    <a:blip xmlns:r="http://schemas.openxmlformats.org/officeDocument/2006/relationships" r:embed="rId6">
                       <a:alphaModFix amt="58000"/>
                       <a:lum contrast="-52000"/>
                     </a:blip>
@@ -185,8 +186,8 @@
         </w:rPr>
         <w:t>桐乡华数广电网络有限公</w:t>
       </w:r>
-      <w:bookmarkStart w:id="18" w:name="_GoBack"/>
-      <w:bookmarkEnd w:id="18"/>
+      <w:bookmarkStart w:id="1" w:name="_GoBack"/>
+      <w:bookmarkEnd w:id="1"/>
       <w:r>
         <w:rPr>
           <w:rFonts w:hint="eastAsia"/>
@@ -198,7 +199,7 @@
     </w:p>
     <w:p>
       <w:pPr>
-        <w:pStyle w:val="25"/>
+        <w:pStyle w:val="a0"/>
         <w:keepNext w:val="0"/>
         <w:keepLines w:val="0"/>
         <w:pageBreakBefore w:val="0"/>
@@ -219,7 +220,7 @@
           <w:lang w:val="en-US" w:eastAsia="zh-CN"/>
         </w:rPr>
       </w:pPr>
-      <w:bookmarkStart w:id="1" w:name="_Toc30587"/>
+      <w:bookmarkStart w:id="2" w:name="_Toc30587"/>
       <w:r>
         <w:rPr>
           <w:rFonts w:hint="eastAsia"/>
@@ -227,7 +228,7 @@
         </w:rPr>
         <w:t>容量管理制度</w:t>
       </w:r>
-      <w:bookmarkEnd w:id="1"/>
+      <w:bookmarkEnd w:id="2"/>
     </w:p>
     <w:p>
       <w:pPr>
@@ -245,11 +246,11 @@
         <w:adjustRightInd w:val="0"/>
         <w:snapToGrid w:val="0"/>
         <w:spacing w:after="624" w:afterLines="200" w:line="219" w:lineRule="auto"/>
-        <w:ind w:left="0" w:leftChars="0" w:right="0" w:rightChars="0" w:firstLine="0" w:firstLineChars="0"/>
+        <w:ind w:left="0" w:right="0" w:firstLine="0" w:leftChars="0" w:rightChars="0" w:firstLineChars="0"/>
         <w:jc w:val="center"/>
         <w:textAlignment w:val="baseline"/>
         <w:rPr>
-          <w:rFonts w:hint="default" w:ascii="宋体" w:hAnsi="宋体" w:eastAsia="宋体" w:cs="宋体"/>
+          <w:rFonts w:ascii="宋体" w:eastAsia="宋体" w:hAnsi="宋体" w:cs="宋体" w:hint="default"/>
           <w:sz w:val="24"/>
           <w:szCs w:val="24"/>
           <w:lang w:val="en-US" w:eastAsia="zh-CN"/>
@@ -257,7 +258,7 @@
       </w:pPr>
       <w:r>
         <w:rPr>
-          <w:rFonts w:ascii="宋体" w:hAnsi="宋体" w:eastAsia="宋体" w:cs="宋体"/>
+          <w:rFonts w:ascii="宋体" w:eastAsia="宋体" w:hAnsi="宋体" w:cs="宋体"/>
           <w:b/>
           <w:bCs/>
           <w:spacing w:val="-3"/>
@@ -268,7 +269,7 @@
       </w:r>
       <w:r>
         <w:rPr>
-          <w:rFonts w:hint="eastAsia" w:ascii="宋体" w:hAnsi="宋体" w:eastAsia="宋体" w:cs="宋体"/>
+          <w:rFonts w:ascii="宋体" w:eastAsia="宋体" w:hAnsi="宋体" w:cs="宋体" w:hint="eastAsia"/>
           <w:b/>
           <w:bCs/>
           <w:spacing w:val="-3"/>
@@ -280,7 +281,7 @@
       </w:r>
       <w:r>
         <w:rPr>
-          <w:rFonts w:ascii="宋体" w:hAnsi="宋体" w:eastAsia="宋体" w:cs="宋体"/>
+          <w:rFonts w:ascii="宋体" w:eastAsia="宋体" w:hAnsi="宋体" w:cs="宋体"/>
           <w:b/>
           <w:bCs/>
           <w:spacing w:val="-3"/>
@@ -291,7 +292,7 @@
       </w:r>
       <w:r>
         <w:rPr>
-          <w:rFonts w:hint="eastAsia" w:ascii="宋体" w:hAnsi="宋体" w:cs="宋体"/>
+          <w:rFonts w:ascii="宋体" w:hAnsi="宋体" w:cs="宋体" w:hint="eastAsia"/>
           <w:b/>
           <w:bCs/>
           <w:spacing w:val="-3"/>
@@ -303,7 +304,7 @@
       </w:r>
       <w:r>
         <w:rPr>
-          <w:rFonts w:ascii="宋体" w:hAnsi="宋体" w:eastAsia="宋体" w:cs="宋体"/>
+          <w:rFonts w:ascii="宋体" w:eastAsia="宋体" w:hAnsi="宋体" w:cs="宋体"/>
           <w:b/>
           <w:bCs/>
           <w:spacing w:val="-3"/>
@@ -314,7 +315,7 @@
       </w:r>
       <w:r>
         <w:rPr>
-          <w:rFonts w:hint="eastAsia" w:ascii="宋体" w:hAnsi="宋体" w:cs="宋体"/>
+          <w:rFonts w:ascii="宋体" w:hAnsi="宋体" w:cs="宋体" w:hint="eastAsia"/>
           <w:b/>
           <w:bCs/>
           <w:spacing w:val="-3"/>
@@ -327,18 +328,17 @@
     </w:p>
     <w:tbl>
       <w:tblPr>
-        <w:tblStyle w:val="21"/>
+        <w:tblStyle w:val="TableGrid"/>
         <w:tblW w:w="0" w:type="auto"/>
         <w:jc w:val="center"/>
         <w:tblBorders>
-          <w:top w:val="none" w:color="auto" w:sz="0" w:space="0"/>
-          <w:left w:val="none" w:color="auto" w:sz="0" w:space="0"/>
-          <w:bottom w:val="none" w:color="auto" w:sz="0" w:space="0"/>
-          <w:right w:val="none" w:color="auto" w:sz="0" w:space="0"/>
-          <w:insideH w:val="none" w:color="auto" w:sz="0" w:space="0"/>
-          <w:insideV w:val="none" w:color="auto" w:sz="0" w:space="0"/>
+          <w:top w:val="nil"/>
+          <w:left w:val="nil"/>
+          <w:bottom w:val="nil"/>
+          <w:right w:val="nil"/>
+          <w:insideH w:val="nil"/>
+          <w:insideV w:val="nil"/>
         </w:tblBorders>
-        <w:tblLayout w:type="autofit"/>
         <w:tblCellMar>
           <w:top w:w="0" w:type="dxa"/>
           <w:left w:w="108" w:type="dxa"/>
@@ -352,13 +352,15 @@
       </w:tblGrid>
       <w:tr>
         <w:tblPrEx>
+          <w:tblW w:w="0" w:type="auto"/>
+          <w:jc w:val="center"/>
           <w:tblBorders>
-            <w:top w:val="none" w:color="auto" w:sz="0" w:space="0"/>
-            <w:left w:val="none" w:color="auto" w:sz="0" w:space="0"/>
-            <w:bottom w:val="none" w:color="auto" w:sz="0" w:space="0"/>
-            <w:right w:val="none" w:color="auto" w:sz="0" w:space="0"/>
-            <w:insideH w:val="none" w:color="auto" w:sz="0" w:space="0"/>
-            <w:insideV w:val="none" w:color="auto" w:sz="0" w:space="0"/>
+            <w:top w:val="nil"/>
+            <w:left w:val="nil"/>
+            <w:bottom w:val="nil"/>
+            <w:right w:val="nil"/>
+            <w:insideH w:val="nil"/>
+            <w:insideV w:val="nil"/>
           </w:tblBorders>
           <w:tblCellMar>
             <w:top w:w="0" w:type="dxa"/>
@@ -368,7 +370,7 @@
           </w:tblCellMar>
         </w:tblPrEx>
         <w:trPr>
-          <w:trHeight w:val="810" w:hRule="atLeast"/>
+          <w:trHeight w:val="810"/>
           <w:jc w:val="center"/>
         </w:trPr>
         <w:tc>
@@ -406,7 +408,7 @@
             </w:r>
             <w:r>
               <w:rPr>
-                <w:rFonts w:hint="default" w:asciiTheme="minorAscii" w:hAnsiTheme="minorAscii" w:eastAsiaTheme="minorEastAsia"/>
+                <w:rFonts w:asciiTheme="minorAscii" w:eastAsiaTheme="minorEastAsia" w:hAnsiTheme="minorAscii" w:hint="default"/>
                 <w:spacing w:val="227"/>
                 <w:sz w:val="21"/>
                 <w:vertAlign w:val="baseline"/>
@@ -460,7 +462,7 @@
             </w:r>
             <w:r>
               <w:rPr>
-                <w:rFonts w:hint="eastAsia" w:asciiTheme="minorAscii" w:hAnsiTheme="minorAscii" w:eastAsiaTheme="minorEastAsia"/>
+                <w:rFonts w:asciiTheme="minorAscii" w:eastAsiaTheme="minorEastAsia" w:hAnsiTheme="minorAscii" w:hint="eastAsia"/>
                 <w:spacing w:val="227"/>
                 <w:sz w:val="21"/>
                 <w:vertAlign w:val="baseline"/>
@@ -482,14 +484,8 @@
       </w:tr>
       <w:tr>
         <w:tblPrEx>
-          <w:tblBorders>
-            <w:top w:val="none" w:color="auto" w:sz="0" w:space="0"/>
-            <w:left w:val="none" w:color="auto" w:sz="0" w:space="0"/>
-            <w:bottom w:val="none" w:color="auto" w:sz="0" w:space="0"/>
-            <w:right w:val="none" w:color="auto" w:sz="0" w:space="0"/>
-            <w:insideH w:val="none" w:color="auto" w:sz="0" w:space="0"/>
-            <w:insideV w:val="none" w:color="auto" w:sz="0" w:space="0"/>
-          </w:tblBorders>
+          <w:tblW w:w="0" w:type="auto"/>
+          <w:jc w:val="center"/>
           <w:tblCellMar>
             <w:top w:w="0" w:type="dxa"/>
             <w:left w:w="108" w:type="dxa"/>
@@ -498,7 +494,7 @@
           </w:tblCellMar>
         </w:tblPrEx>
         <w:trPr>
-          <w:trHeight w:val="810" w:hRule="atLeast"/>
+          <w:trHeight w:val="810"/>
           <w:jc w:val="center"/>
         </w:trPr>
         <w:tc>
@@ -522,7 +518,7 @@
               <w:snapToGrid w:val="0"/>
               <w:textAlignment w:val="baseline"/>
               <w:rPr>
-                <w:rFonts w:hint="default" w:ascii="Arial" w:hAnsi="Arial" w:eastAsia="Arial" w:cs="Arial"/>
+                <w:rFonts w:ascii="Arial" w:eastAsia="Arial" w:hAnsi="Arial" w:cs="Arial" w:hint="default"/>
                 <w:snapToGrid w:val="0"/>
                 <w:color w:val="000000"/>
                 <w:kern w:val="0"/>
@@ -554,7 +550,7 @@
             </w:r>
             <w:r>
               <w:rPr>
-                <w:rFonts w:hint="default" w:asciiTheme="minorAscii" w:hAnsiTheme="minorAscii" w:eastAsiaTheme="minorEastAsia"/>
+                <w:rFonts w:asciiTheme="minorAscii" w:eastAsiaTheme="minorEastAsia" w:hAnsiTheme="minorAscii" w:hint="default"/>
                 <w:spacing w:val="227"/>
                 <w:sz w:val="21"/>
                 <w:vertAlign w:val="baseline"/>
@@ -607,7 +603,7 @@
               <w:snapToGrid w:val="0"/>
               <w:textAlignment w:val="baseline"/>
               <w:rPr>
-                <w:rFonts w:hint="default" w:ascii="Arial" w:hAnsi="Arial" w:eastAsia="Arial" w:cs="Arial"/>
+                <w:rFonts w:ascii="Arial" w:eastAsia="Arial" w:hAnsi="Arial" w:cs="Arial" w:hint="default"/>
                 <w:snapToGrid w:val="0"/>
                 <w:color w:val="000000"/>
                 <w:kern w:val="0"/>
@@ -627,7 +623,7 @@
             </w:r>
             <w:r>
               <w:rPr>
-                <w:rFonts w:hint="eastAsia" w:asciiTheme="minorAscii" w:hAnsiTheme="minorAscii" w:eastAsiaTheme="minorEastAsia"/>
+                <w:rFonts w:asciiTheme="minorAscii" w:eastAsiaTheme="minorEastAsia" w:hAnsiTheme="minorAscii" w:hint="eastAsia"/>
                 <w:spacing w:val="227"/>
                 <w:sz w:val="21"/>
                 <w:vertAlign w:val="baseline"/>
@@ -649,14 +645,8 @@
       </w:tr>
       <w:tr>
         <w:tblPrEx>
-          <w:tblBorders>
-            <w:top w:val="none" w:color="auto" w:sz="0" w:space="0"/>
-            <w:left w:val="none" w:color="auto" w:sz="0" w:space="0"/>
-            <w:bottom w:val="none" w:color="auto" w:sz="0" w:space="0"/>
-            <w:right w:val="none" w:color="auto" w:sz="0" w:space="0"/>
-            <w:insideH w:val="none" w:color="auto" w:sz="0" w:space="0"/>
-            <w:insideV w:val="none" w:color="auto" w:sz="0" w:space="0"/>
-          </w:tblBorders>
+          <w:tblW w:w="0" w:type="auto"/>
+          <w:jc w:val="center"/>
           <w:tblCellMar>
             <w:top w:w="0" w:type="dxa"/>
             <w:left w:w="108" w:type="dxa"/>
@@ -665,7 +655,7 @@
           </w:tblCellMar>
         </w:tblPrEx>
         <w:trPr>
-          <w:trHeight w:val="635" w:hRule="atLeast"/>
+          <w:trHeight w:val="635"/>
           <w:jc w:val="center"/>
         </w:trPr>
         <w:tc>
@@ -715,7 +705,7 @@
             </w:r>
             <w:r>
               <w:rPr>
-                <w:rFonts w:hint="eastAsia" w:asciiTheme="minorAscii" w:hAnsiTheme="minorAscii" w:eastAsiaTheme="minorEastAsia"/>
+                <w:rFonts w:asciiTheme="minorAscii" w:eastAsiaTheme="minorEastAsia" w:hAnsiTheme="minorAscii" w:hint="eastAsia"/>
                 <w:spacing w:val="227"/>
                 <w:sz w:val="21"/>
                 <w:vertAlign w:val="baseline"/>
@@ -768,7 +758,7 @@
             </w:r>
             <w:r>
               <w:rPr>
-                <w:rFonts w:hint="eastAsia" w:asciiTheme="minorAscii" w:hAnsiTheme="minorAscii" w:eastAsiaTheme="minorEastAsia"/>
+                <w:rFonts w:asciiTheme="minorAscii" w:eastAsiaTheme="minorEastAsia" w:hAnsiTheme="minorAscii" w:hint="eastAsia"/>
                 <w:spacing w:val="227"/>
                 <w:sz w:val="21"/>
                 <w:vertAlign w:val="baseline"/>
@@ -827,14 +817,14 @@
         <w:ind w:left="3634"/>
         <w:textAlignment w:val="baseline"/>
         <w:rPr>
-          <w:rFonts w:ascii="宋体" w:hAnsi="宋体" w:eastAsia="宋体" w:cs="宋体"/>
+          <w:rFonts w:ascii="宋体" w:eastAsia="宋体" w:hAnsi="宋体" w:cs="宋体"/>
           <w:sz w:val="31"/>
           <w:szCs w:val="31"/>
         </w:rPr>
       </w:pPr>
       <w:r>
         <w:rPr>
-          <w:rFonts w:ascii="宋体" w:hAnsi="宋体" w:eastAsia="宋体" w:cs="宋体"/>
+          <w:rFonts w:ascii="宋体" w:eastAsia="宋体" w:hAnsi="宋体" w:cs="宋体"/>
           <w:b/>
           <w:bCs/>
           <w:spacing w:val="4"/>
@@ -846,16 +836,16 @@
     </w:p>
     <w:tbl>
       <w:tblPr>
-        <w:tblStyle w:val="26"/>
+        <w:tblStyle w:val="TableNormal0"/>
         <w:tblW w:w="8214" w:type="dxa"/>
         <w:jc w:val="center"/>
         <w:tblBorders>
-          <w:top w:val="single" w:color="000000" w:sz="2" w:space="0"/>
-          <w:left w:val="single" w:color="000000" w:sz="2" w:space="0"/>
-          <w:bottom w:val="single" w:color="000000" w:sz="2" w:space="0"/>
-          <w:right w:val="single" w:color="000000" w:sz="2" w:space="0"/>
-          <w:insideH w:val="single" w:color="000000" w:sz="2" w:space="0"/>
-          <w:insideV w:val="single" w:color="000000" w:sz="2" w:space="0"/>
+          <w:top w:val="single" w:sz="2" w:space="0" w:color="000000"/>
+          <w:left w:val="single" w:sz="2" w:space="0" w:color="000000"/>
+          <w:bottom w:val="single" w:sz="2" w:space="0" w:color="000000"/>
+          <w:right w:val="single" w:sz="2" w:space="0" w:color="000000"/>
+          <w:insideH w:val="single" w:sz="2" w:space="0" w:color="000000"/>
+          <w:insideV w:val="single" w:sz="2" w:space="0" w:color="000000"/>
         </w:tblBorders>
         <w:tblLayout w:type="fixed"/>
         <w:tblCellMar>
@@ -875,14 +865,17 @@
       </w:tblGrid>
       <w:tr>
         <w:tblPrEx>
+          <w:tblW w:w="8214" w:type="dxa"/>
+          <w:jc w:val="center"/>
           <w:tblBorders>
-            <w:top w:val="single" w:color="000000" w:sz="2" w:space="0"/>
-            <w:left w:val="single" w:color="000000" w:sz="2" w:space="0"/>
-            <w:bottom w:val="single" w:color="000000" w:sz="2" w:space="0"/>
-            <w:right w:val="single" w:color="000000" w:sz="2" w:space="0"/>
-            <w:insideH w:val="single" w:color="000000" w:sz="2" w:space="0"/>
-            <w:insideV w:val="single" w:color="000000" w:sz="2" w:space="0"/>
+            <w:top w:val="single" w:sz="2" w:space="0" w:color="000000"/>
+            <w:left w:val="single" w:sz="2" w:space="0" w:color="000000"/>
+            <w:bottom w:val="single" w:sz="2" w:space="0" w:color="000000"/>
+            <w:right w:val="single" w:sz="2" w:space="0" w:color="000000"/>
+            <w:insideH w:val="single" w:sz="2" w:space="0" w:color="000000"/>
+            <w:insideV w:val="single" w:sz="2" w:space="0" w:color="000000"/>
           </w:tblBorders>
+          <w:tblLayout w:type="fixed"/>
           <w:tblCellMar>
             <w:top w:w="0" w:type="dxa"/>
             <w:left w:w="0" w:type="dxa"/>
@@ -891,7 +884,7 @@
           </w:tblCellMar>
         </w:tblPrEx>
         <w:trPr>
-          <w:trHeight w:val="593" w:hRule="atLeast"/>
+          <w:trHeight w:val="593"/>
           <w:jc w:val="center"/>
         </w:trPr>
         <w:tc>
@@ -913,18 +906,18 @@
               <w:adjustRightInd w:val="0"/>
               <w:snapToGrid w:val="0"/>
               <w:spacing w:before="176" w:line="228" w:lineRule="auto"/>
-              <w:ind w:left="0" w:leftChars="0" w:right="0" w:rightChars="0" w:firstLine="0" w:firstLineChars="0"/>
+              <w:ind w:left="0" w:right="0" w:firstLine="0" w:leftChars="0" w:rightChars="0" w:firstLineChars="0"/>
               <w:jc w:val="center"/>
               <w:textAlignment w:val="baseline"/>
               <w:rPr>
-                <w:rFonts w:ascii="宋体" w:hAnsi="宋体" w:eastAsia="宋体" w:cs="宋体"/>
+                <w:rFonts w:ascii="宋体" w:eastAsia="宋体" w:hAnsi="宋体" w:cs="宋体"/>
                 <w:sz w:val="20"/>
                 <w:szCs w:val="20"/>
               </w:rPr>
             </w:pPr>
             <w:r>
               <w:rPr>
-                <w:rFonts w:hint="eastAsia" w:ascii="宋体" w:hAnsi="宋体" w:cs="宋体"/>
+                <w:rFonts w:ascii="宋体" w:hAnsi="宋体" w:cs="宋体" w:hint="eastAsia"/>
                 <w:spacing w:val="-14"/>
                 <w:sz w:val="20"/>
                 <w:szCs w:val="20"/>
@@ -934,7 +927,7 @@
             </w:r>
             <w:r>
               <w:rPr>
-                <w:rFonts w:ascii="宋体" w:hAnsi="宋体" w:eastAsia="宋体" w:cs="宋体"/>
+                <w:rFonts w:ascii="宋体" w:eastAsia="宋体" w:hAnsi="宋体" w:cs="宋体"/>
                 <w:spacing w:val="-14"/>
                 <w:sz w:val="20"/>
                 <w:szCs w:val="20"/>
@@ -962,18 +955,18 @@
               <w:adjustRightInd w:val="0"/>
               <w:snapToGrid w:val="0"/>
               <w:spacing w:before="175" w:line="227" w:lineRule="auto"/>
-              <w:ind w:left="0" w:leftChars="0" w:right="0" w:rightChars="0" w:firstLine="0" w:firstLineChars="0"/>
+              <w:ind w:left="0" w:right="0" w:firstLine="0" w:leftChars="0" w:rightChars="0" w:firstLineChars="0"/>
               <w:jc w:val="center"/>
               <w:textAlignment w:val="baseline"/>
               <w:rPr>
-                <w:rFonts w:ascii="宋体" w:hAnsi="宋体" w:eastAsia="宋体" w:cs="宋体"/>
+                <w:rFonts w:ascii="宋体" w:eastAsia="宋体" w:hAnsi="宋体" w:cs="宋体"/>
                 <w:sz w:val="20"/>
                 <w:szCs w:val="20"/>
               </w:rPr>
             </w:pPr>
             <w:r>
               <w:rPr>
-                <w:rFonts w:ascii="宋体" w:hAnsi="宋体" w:eastAsia="宋体" w:cs="宋体"/>
+                <w:rFonts w:ascii="宋体" w:eastAsia="宋体" w:hAnsi="宋体" w:cs="宋体"/>
                 <w:spacing w:val="4"/>
                 <w:sz w:val="20"/>
                 <w:szCs w:val="20"/>
@@ -1001,18 +994,18 @@
               <w:adjustRightInd w:val="0"/>
               <w:snapToGrid w:val="0"/>
               <w:spacing w:before="175" w:line="228" w:lineRule="auto"/>
-              <w:ind w:left="0" w:leftChars="0" w:right="0" w:rightChars="0" w:firstLine="0" w:firstLineChars="0"/>
+              <w:ind w:left="0" w:right="0" w:firstLine="0" w:leftChars="0" w:rightChars="0" w:firstLineChars="0"/>
               <w:jc w:val="center"/>
               <w:textAlignment w:val="baseline"/>
               <w:rPr>
-                <w:rFonts w:ascii="宋体" w:hAnsi="宋体" w:eastAsia="宋体" w:cs="宋体"/>
+                <w:rFonts w:ascii="宋体" w:eastAsia="宋体" w:hAnsi="宋体" w:cs="宋体"/>
                 <w:sz w:val="20"/>
                 <w:szCs w:val="20"/>
               </w:rPr>
             </w:pPr>
             <w:r>
               <w:rPr>
-                <w:rFonts w:ascii="宋体" w:hAnsi="宋体" w:eastAsia="宋体" w:cs="宋体"/>
+                <w:rFonts w:ascii="宋体" w:eastAsia="宋体" w:hAnsi="宋体" w:cs="宋体"/>
                 <w:spacing w:val="7"/>
                 <w:sz w:val="20"/>
                 <w:szCs w:val="20"/>
@@ -1040,11 +1033,11 @@
               <w:adjustRightInd w:val="0"/>
               <w:snapToGrid w:val="0"/>
               <w:spacing w:before="175" w:line="228" w:lineRule="auto"/>
-              <w:ind w:left="0" w:leftChars="0" w:right="0" w:rightChars="0" w:firstLine="0" w:firstLineChars="0"/>
+              <w:ind w:left="0" w:right="0" w:firstLine="0" w:leftChars="0" w:rightChars="0" w:firstLineChars="0"/>
               <w:jc w:val="center"/>
               <w:textAlignment w:val="baseline"/>
               <w:rPr>
-                <w:rFonts w:hint="eastAsia" w:ascii="宋体" w:hAnsi="宋体" w:eastAsia="宋体" w:cs="宋体"/>
+                <w:rFonts w:ascii="宋体" w:eastAsia="宋体" w:hAnsi="宋体" w:cs="宋体" w:hint="eastAsia"/>
                 <w:spacing w:val="7"/>
                 <w:sz w:val="20"/>
                 <w:szCs w:val="20"/>
@@ -1053,7 +1046,7 @@
             </w:pPr>
             <w:r>
               <w:rPr>
-                <w:rFonts w:hint="eastAsia" w:ascii="宋体" w:hAnsi="宋体" w:cs="宋体"/>
+                <w:rFonts w:ascii="宋体" w:hAnsi="宋体" w:cs="宋体" w:hint="eastAsia"/>
                 <w:spacing w:val="7"/>
                 <w:sz w:val="20"/>
                 <w:szCs w:val="20"/>
@@ -1082,11 +1075,11 @@
               <w:adjustRightInd w:val="0"/>
               <w:snapToGrid w:val="0"/>
               <w:spacing w:before="175" w:line="228" w:lineRule="auto"/>
-              <w:ind w:left="0" w:leftChars="0" w:right="0" w:rightChars="0" w:firstLine="0" w:firstLineChars="0"/>
+              <w:ind w:left="0" w:right="0" w:firstLine="0" w:leftChars="0" w:rightChars="0" w:firstLineChars="0"/>
               <w:jc w:val="center"/>
               <w:textAlignment w:val="baseline"/>
               <w:rPr>
-                <w:rFonts w:hint="default" w:ascii="宋体" w:hAnsi="宋体" w:cs="宋体"/>
+                <w:rFonts w:ascii="宋体" w:hAnsi="宋体" w:cs="宋体" w:hint="default"/>
                 <w:spacing w:val="7"/>
                 <w:sz w:val="20"/>
                 <w:szCs w:val="20"/>
@@ -1095,7 +1088,7 @@
             </w:pPr>
             <w:r>
               <w:rPr>
-                <w:rFonts w:hint="eastAsia" w:ascii="宋体" w:hAnsi="宋体" w:cs="宋体"/>
+                <w:rFonts w:ascii="宋体" w:hAnsi="宋体" w:cs="宋体" w:hint="eastAsia"/>
                 <w:spacing w:val="7"/>
                 <w:sz w:val="20"/>
                 <w:szCs w:val="20"/>
@@ -1124,18 +1117,18 @@
               <w:adjustRightInd w:val="0"/>
               <w:snapToGrid w:val="0"/>
               <w:spacing w:before="176" w:line="229" w:lineRule="auto"/>
-              <w:ind w:left="0" w:leftChars="0" w:right="0" w:rightChars="0" w:firstLine="0" w:firstLineChars="0"/>
+              <w:ind w:left="0" w:right="0" w:firstLine="0" w:leftChars="0" w:rightChars="0" w:firstLineChars="0"/>
               <w:jc w:val="center"/>
               <w:textAlignment w:val="baseline"/>
               <w:rPr>
-                <w:rFonts w:ascii="宋体" w:hAnsi="宋体" w:eastAsia="宋体" w:cs="宋体"/>
+                <w:rFonts w:ascii="宋体" w:eastAsia="宋体" w:hAnsi="宋体" w:cs="宋体"/>
                 <w:sz w:val="20"/>
                 <w:szCs w:val="20"/>
               </w:rPr>
             </w:pPr>
             <w:r>
               <w:rPr>
-                <w:rFonts w:ascii="宋体" w:hAnsi="宋体" w:eastAsia="宋体" w:cs="宋体"/>
+                <w:rFonts w:ascii="宋体" w:eastAsia="宋体" w:hAnsi="宋体" w:cs="宋体"/>
                 <w:spacing w:val="7"/>
                 <w:sz w:val="20"/>
                 <w:szCs w:val="20"/>
@@ -1147,14 +1140,9 @@
       </w:tr>
       <w:tr>
         <w:tblPrEx>
-          <w:tblBorders>
-            <w:top w:val="single" w:color="000000" w:sz="2" w:space="0"/>
-            <w:left w:val="single" w:color="000000" w:sz="2" w:space="0"/>
-            <w:bottom w:val="single" w:color="000000" w:sz="2" w:space="0"/>
-            <w:right w:val="single" w:color="000000" w:sz="2" w:space="0"/>
-            <w:insideH w:val="single" w:color="000000" w:sz="2" w:space="0"/>
-            <w:insideV w:val="single" w:color="000000" w:sz="2" w:space="0"/>
-          </w:tblBorders>
+          <w:tblW w:w="8214" w:type="dxa"/>
+          <w:jc w:val="center"/>
+          <w:tblLayout w:type="fixed"/>
           <w:tblCellMar>
             <w:top w:w="0" w:type="dxa"/>
             <w:left w:w="0" w:type="dxa"/>
@@ -1163,339 +1151,7 @@
           </w:tblCellMar>
         </w:tblPrEx>
         <w:trPr>
-          <w:trHeight w:val="516" w:hRule="atLeast"/>
-          <w:jc w:val="center"/>
-        </w:trPr>
-        <w:tc>
-          <w:tcPr>
-            <w:tcW w:w="1317" w:type="dxa"/>
-            <w:shd w:val="clear" w:color="auto" w:fill="auto"/>
-            <w:vAlign w:val="top"/>
-          </w:tcPr>
-          <w:p>
-            <w:pPr>
-              <w:keepNext w:val="0"/>
-              <w:keepLines w:val="0"/>
-              <w:pageBreakBefore w:val="0"/>
-              <w:widowControl w:val="0"/>
-              <w:kinsoku w:val="0"/>
-              <w:wordWrap/>
-              <w:overflowPunct/>
-              <w:autoSpaceDE w:val="0"/>
-              <w:autoSpaceDN w:val="0"/>
-              <w:bidi w:val="0"/>
-              <w:adjustRightInd w:val="0"/>
-              <w:snapToGrid w:val="0"/>
-              <w:spacing w:before="173" w:line="267" w:lineRule="exact"/>
-              <w:ind w:left="0" w:leftChars="0" w:right="0" w:rightChars="0" w:firstLine="0" w:firstLineChars="0"/>
-              <w:jc w:val="center"/>
-              <w:textAlignment w:val="baseline"/>
-              <w:rPr>
-                <w:rFonts w:hint="default" w:ascii="宋体" w:hAnsi="宋体" w:eastAsia="宋体" w:cs="宋体"/>
-                <w:snapToGrid w:val="0"/>
-                <w:color w:val="000000"/>
-                <w:kern w:val="0"/>
-                <w:sz w:val="20"/>
-                <w:szCs w:val="20"/>
-                <w:lang w:val="en-US" w:eastAsia="en-US" w:bidi="ar-SA"/>
-              </w:rPr>
-            </w:pPr>
-            <w:r>
-              <w:rPr>
-                <w:rFonts w:ascii="宋体" w:hAnsi="宋体" w:eastAsia="宋体" w:cs="宋体"/>
-                <w:spacing w:val="3"/>
-                <w:position w:val="1"/>
-                <w:sz w:val="20"/>
-                <w:szCs w:val="20"/>
-              </w:rPr>
-              <w:t>2025.1.</w:t>
-            </w:r>
-            <w:r>
-              <w:rPr>
-                <w:rFonts w:hint="eastAsia" w:ascii="宋体" w:hAnsi="宋体" w:cs="宋体"/>
-                <w:spacing w:val="3"/>
-                <w:position w:val="1"/>
-                <w:sz w:val="20"/>
-                <w:szCs w:val="20"/>
-                <w:lang w:val="en-US" w:eastAsia="zh-CN"/>
-              </w:rPr>
-              <w:t>10</w:t>
-            </w:r>
-          </w:p>
-        </w:tc>
-        <w:tc>
-          <w:tcPr>
-            <w:tcW w:w="972" w:type="dxa"/>
-            <w:shd w:val="clear" w:color="auto" w:fill="auto"/>
-            <w:vAlign w:val="top"/>
-          </w:tcPr>
-          <w:p>
-            <w:pPr>
-              <w:keepNext w:val="0"/>
-              <w:keepLines w:val="0"/>
-              <w:pageBreakBefore w:val="0"/>
-              <w:widowControl w:val="0"/>
-              <w:kinsoku w:val="0"/>
-              <w:wordWrap/>
-              <w:overflowPunct/>
-              <w:autoSpaceDE w:val="0"/>
-              <w:autoSpaceDN w:val="0"/>
-              <w:bidi w:val="0"/>
-              <w:adjustRightInd w:val="0"/>
-              <w:snapToGrid w:val="0"/>
-              <w:spacing w:before="173" w:line="267" w:lineRule="exact"/>
-              <w:ind w:left="0" w:leftChars="0" w:right="0" w:rightChars="0" w:firstLine="0" w:firstLineChars="0"/>
-              <w:jc w:val="center"/>
-              <w:textAlignment w:val="baseline"/>
-              <w:rPr>
-                <w:rFonts w:ascii="宋体" w:hAnsi="宋体" w:eastAsia="宋体" w:cs="宋体"/>
-                <w:snapToGrid w:val="0"/>
-                <w:color w:val="000000"/>
-                <w:kern w:val="0"/>
-                <w:sz w:val="20"/>
-                <w:szCs w:val="20"/>
-                <w:lang w:val="en-US" w:eastAsia="en-US" w:bidi="ar-SA"/>
-              </w:rPr>
-            </w:pPr>
-            <w:r>
-              <w:rPr>
-                <w:rFonts w:ascii="宋体" w:hAnsi="宋体" w:eastAsia="宋体" w:cs="宋体"/>
-                <w:spacing w:val="4"/>
-                <w:position w:val="1"/>
-                <w:sz w:val="20"/>
-                <w:szCs w:val="20"/>
-              </w:rPr>
-              <w:t>V</w:t>
-            </w:r>
-            <w:r>
-              <w:rPr>
-                <w:rFonts w:hint="eastAsia" w:ascii="宋体" w:hAnsi="宋体" w:cs="宋体"/>
-                <w:spacing w:val="4"/>
-                <w:position w:val="1"/>
-                <w:sz w:val="20"/>
-                <w:szCs w:val="20"/>
-                <w:lang w:val="en-US" w:eastAsia="zh-CN"/>
-              </w:rPr>
-              <w:t>1</w:t>
-            </w:r>
-            <w:r>
-              <w:rPr>
-                <w:rFonts w:ascii="宋体" w:hAnsi="宋体" w:eastAsia="宋体" w:cs="宋体"/>
-                <w:spacing w:val="4"/>
-                <w:position w:val="1"/>
-                <w:sz w:val="20"/>
-                <w:szCs w:val="20"/>
-              </w:rPr>
-              <w:t>.0</w:t>
-            </w:r>
-          </w:p>
-        </w:tc>
-        <w:tc>
-          <w:tcPr>
-            <w:tcW w:w="1575" w:type="dxa"/>
-            <w:shd w:val="clear" w:color="auto" w:fill="auto"/>
-            <w:vAlign w:val="top"/>
-          </w:tcPr>
-          <w:p>
-            <w:pPr>
-              <w:keepNext w:val="0"/>
-              <w:keepLines w:val="0"/>
-              <w:pageBreakBefore w:val="0"/>
-              <w:widowControl w:val="0"/>
-              <w:kinsoku w:val="0"/>
-              <w:wordWrap/>
-              <w:overflowPunct/>
-              <w:autoSpaceDE w:val="0"/>
-              <w:autoSpaceDN w:val="0"/>
-              <w:bidi w:val="0"/>
-              <w:adjustRightInd w:val="0"/>
-              <w:snapToGrid w:val="0"/>
-              <w:spacing w:before="172" w:line="228" w:lineRule="auto"/>
-              <w:ind w:left="0" w:leftChars="0" w:right="0" w:rightChars="0" w:firstLine="0" w:firstLineChars="0"/>
-              <w:jc w:val="center"/>
-              <w:textAlignment w:val="baseline"/>
-              <w:rPr>
-                <w:rFonts w:ascii="宋体" w:hAnsi="宋体" w:eastAsia="宋体" w:cs="宋体"/>
-                <w:snapToGrid w:val="0"/>
-                <w:color w:val="000000"/>
-                <w:kern w:val="0"/>
-                <w:sz w:val="20"/>
-                <w:szCs w:val="20"/>
-                <w:lang w:val="en-US" w:eastAsia="en-US" w:bidi="ar-SA"/>
-              </w:rPr>
-            </w:pPr>
-            <w:r>
-              <w:rPr>
-                <w:rFonts w:hint="eastAsia"/>
-                <w:lang w:val="en-US" w:eastAsia="zh-CN"/>
-              </w:rPr>
-              <w:t>新建</w:t>
-            </w:r>
-          </w:p>
-        </w:tc>
-        <w:tc>
-          <w:tcPr>
-            <w:tcW w:w="1829" w:type="dxa"/>
-            <w:shd w:val="clear" w:color="auto" w:fill="auto"/>
-            <w:vAlign w:val="top"/>
-          </w:tcPr>
-          <w:p>
-            <w:pPr>
-              <w:keepNext w:val="0"/>
-              <w:keepLines w:val="0"/>
-              <w:pageBreakBefore w:val="0"/>
-              <w:widowControl w:val="0"/>
-              <w:kinsoku w:val="0"/>
-              <w:wordWrap/>
-              <w:overflowPunct/>
-              <w:autoSpaceDE w:val="0"/>
-              <w:autoSpaceDN w:val="0"/>
-              <w:bidi w:val="0"/>
-              <w:adjustRightInd w:val="0"/>
-              <w:snapToGrid w:val="0"/>
-              <w:spacing w:before="172" w:line="228" w:lineRule="auto"/>
-              <w:ind w:left="0" w:leftChars="0" w:right="0" w:rightChars="0" w:firstLine="0" w:firstLineChars="0"/>
-              <w:jc w:val="center"/>
-              <w:textAlignment w:val="baseline"/>
-              <w:rPr>
-                <w:rFonts w:ascii="宋体" w:hAnsi="宋体" w:eastAsia="宋体" w:cs="宋体"/>
-                <w:snapToGrid w:val="0"/>
-                <w:color w:val="000000"/>
-                <w:spacing w:val="200"/>
-                <w:kern w:val="0"/>
-                <w:sz w:val="20"/>
-                <w:szCs w:val="20"/>
-                <w:lang w:val="en-US" w:eastAsia="en-US" w:bidi="ar-SA"/>
-              </w:rPr>
-            </w:pPr>
-            <w:r>
-              <w:rPr>
-                <w:rFonts w:hint="eastAsia" w:ascii="宋体" w:hAnsi="宋体" w:cs="宋体"/>
-                <w:spacing w:val="200"/>
-                <w:kern w:val="0"/>
-                <w:sz w:val="20"/>
-                <w:szCs w:val="20"/>
-                <w:lang w:val="en-US" w:eastAsia="zh-CN"/>
-              </w:rPr>
-              <w:t>程方</w:t>
-            </w:r>
-          </w:p>
-        </w:tc>
-        <w:tc>
-          <w:tcPr>
-            <w:tcW w:w="1606" w:type="dxa"/>
-            <w:shd w:val="clear" w:color="auto" w:fill="auto"/>
-            <w:vAlign w:val="top"/>
-          </w:tcPr>
-          <w:p>
-            <w:pPr>
-              <w:keepNext w:val="0"/>
-              <w:keepLines w:val="0"/>
-              <w:pageBreakBefore w:val="0"/>
-              <w:widowControl w:val="0"/>
-              <w:kinsoku w:val="0"/>
-              <w:wordWrap/>
-              <w:overflowPunct/>
-              <w:autoSpaceDE w:val="0"/>
-              <w:autoSpaceDN w:val="0"/>
-              <w:bidi w:val="0"/>
-              <w:adjustRightInd w:val="0"/>
-              <w:snapToGrid w:val="0"/>
-              <w:spacing w:before="173" w:line="229" w:lineRule="auto"/>
-              <w:ind w:left="0" w:leftChars="0" w:right="0" w:rightChars="0" w:firstLine="0" w:firstLineChars="0"/>
-              <w:jc w:val="center"/>
-              <w:textAlignment w:val="baseline"/>
-              <w:rPr>
-                <w:rFonts w:ascii="宋体" w:hAnsi="宋体" w:eastAsia="宋体" w:cs="宋体"/>
-                <w:snapToGrid w:val="0"/>
-                <w:color w:val="000000"/>
-                <w:spacing w:val="200"/>
-                <w:kern w:val="0"/>
-                <w:sz w:val="20"/>
-                <w:szCs w:val="20"/>
-                <w:lang w:val="en-US" w:eastAsia="en-US" w:bidi="ar-SA"/>
-              </w:rPr>
-            </w:pPr>
-            <w:r>
-              <w:rPr>
-                <w:rFonts w:hint="eastAsia" w:asciiTheme="minorAscii" w:hAnsiTheme="minorAscii" w:eastAsiaTheme="minorEastAsia"/>
-                <w:spacing w:val="0"/>
-                <w:kern w:val="0"/>
-                <w:sz w:val="21"/>
-                <w:vertAlign w:val="baseline"/>
-                <w:lang w:val="en-US" w:eastAsia="zh-CN"/>
-              </w:rPr>
-              <w:t>茅建根</w:t>
-            </w:r>
-          </w:p>
-        </w:tc>
-        <w:tc>
-          <w:tcPr>
-            <w:tcW w:w="915" w:type="dxa"/>
-            <w:shd w:val="clear" w:color="auto" w:fill="auto"/>
-            <w:vAlign w:val="top"/>
-          </w:tcPr>
-          <w:p>
-            <w:pPr>
-              <w:keepNext w:val="0"/>
-              <w:keepLines w:val="0"/>
-              <w:pageBreakBefore w:val="0"/>
-              <w:widowControl w:val="0"/>
-              <w:kinsoku w:val="0"/>
-              <w:wordWrap/>
-              <w:overflowPunct/>
-              <w:autoSpaceDE w:val="0"/>
-              <w:autoSpaceDN w:val="0"/>
-              <w:bidi w:val="0"/>
-              <w:adjustRightInd w:val="0"/>
-              <w:snapToGrid w:val="0"/>
-              <w:spacing w:before="173" w:line="229" w:lineRule="auto"/>
-              <w:ind w:left="0" w:leftChars="0" w:right="0" w:rightChars="0" w:firstLine="0" w:firstLineChars="0"/>
-              <w:jc w:val="center"/>
-              <w:textAlignment w:val="baseline"/>
-              <w:rPr>
-                <w:rFonts w:ascii="宋体" w:hAnsi="宋体" w:eastAsia="宋体" w:cs="宋体"/>
-                <w:snapToGrid w:val="0"/>
-                <w:color w:val="000000"/>
-                <w:kern w:val="0"/>
-                <w:sz w:val="20"/>
-                <w:szCs w:val="20"/>
-                <w:lang w:val="en-US" w:eastAsia="en-US" w:bidi="ar-SA"/>
-              </w:rPr>
-            </w:pPr>
-            <w:r>
-              <w:rPr>
-                <w:rFonts w:hint="eastAsia" w:asciiTheme="minorAscii" w:hAnsiTheme="minorAscii" w:eastAsiaTheme="minorEastAsia"/>
-                <w:spacing w:val="0"/>
-                <w:kern w:val="0"/>
-                <w:sz w:val="21"/>
-                <w:vertAlign w:val="baseline"/>
-                <w:lang w:val="en-US" w:eastAsia="zh-CN"/>
-              </w:rPr>
-              <w:t>吴亚红</w:t>
-            </w:r>
-          </w:p>
-        </w:tc>
-      </w:tr>
-      <w:tr>
-        <w:tblPrEx>
-          <w:tblBorders>
-            <w:top w:val="single" w:color="000000" w:sz="2" w:space="0"/>
-            <w:left w:val="single" w:color="000000" w:sz="2" w:space="0"/>
-            <w:bottom w:val="single" w:color="000000" w:sz="2" w:space="0"/>
-            <w:right w:val="single" w:color="000000" w:sz="2" w:space="0"/>
-            <w:insideH w:val="single" w:color="000000" w:sz="2" w:space="0"/>
-            <w:insideV w:val="single" w:color="000000" w:sz="2" w:space="0"/>
-          </w:tblBorders>
-          <w:tblCellMar>
-            <w:top w:w="0" w:type="dxa"/>
-            <w:left w:w="0" w:type="dxa"/>
-            <w:bottom w:w="0" w:type="dxa"/>
-            <w:right w:w="0" w:type="dxa"/>
-          </w:tblCellMar>
-        </w:tblPrEx>
-        <w:trPr>
-          <w:trHeight w:val="556" w:hRule="atLeast"/>
+          <w:trHeight w:val="516"/>
           <w:jc w:val="center"/>
         </w:trPr>
         <w:tc>
@@ -1518,11 +1174,332 @@
               <w:adjustRightInd w:val="0"/>
               <w:snapToGrid w:val="0"/>
               <w:spacing w:before="173" w:line="267" w:lineRule="exact"/>
-              <w:ind w:left="0" w:leftChars="0" w:right="0" w:rightChars="0" w:firstLine="0" w:firstLineChars="0"/>
+              <w:ind w:left="0" w:right="0" w:firstLine="0" w:leftChars="0" w:rightChars="0" w:firstLineChars="0"/>
               <w:jc w:val="center"/>
               <w:textAlignment w:val="baseline"/>
               <w:rPr>
-                <w:rFonts w:ascii="Arial" w:hAnsi="Arial" w:eastAsia="宋体" w:cs="Arial"/>
+                <w:rFonts w:ascii="宋体" w:eastAsia="宋体" w:hAnsi="宋体" w:cs="宋体" w:hint="default"/>
+                <w:snapToGrid w:val="0"/>
+                <w:color w:val="000000"/>
+                <w:kern w:val="0"/>
+                <w:sz w:val="20"/>
+                <w:szCs w:val="20"/>
+                <w:lang w:val="en-US" w:eastAsia="en-US" w:bidi="ar-SA"/>
+              </w:rPr>
+            </w:pPr>
+            <w:r>
+              <w:rPr>
+                <w:rFonts w:ascii="宋体" w:eastAsia="宋体" w:hAnsi="宋体" w:cs="宋体"/>
+                <w:spacing w:val="3"/>
+                <w:position w:val="1"/>
+                <w:sz w:val="20"/>
+                <w:szCs w:val="20"/>
+              </w:rPr>
+              <w:t>2025.1.</w:t>
+            </w:r>
+            <w:r>
+              <w:rPr>
+                <w:rFonts w:ascii="宋体" w:hAnsi="宋体" w:cs="宋体" w:hint="eastAsia"/>
+                <w:spacing w:val="3"/>
+                <w:position w:val="1"/>
+                <w:sz w:val="20"/>
+                <w:szCs w:val="20"/>
+                <w:lang w:val="en-US" w:eastAsia="zh-CN"/>
+              </w:rPr>
+              <w:t>10</w:t>
+            </w:r>
+          </w:p>
+        </w:tc>
+        <w:tc>
+          <w:tcPr>
+            <w:tcW w:w="972" w:type="dxa"/>
+            <w:shd w:val="clear" w:color="auto" w:fill="auto"/>
+          </w:tcPr>
+          <w:p>
+            <w:pPr>
+              <w:keepNext w:val="0"/>
+              <w:keepLines w:val="0"/>
+              <w:pageBreakBefore w:val="0"/>
+              <w:widowControl w:val="0"/>
+              <w:kinsoku w:val="0"/>
+              <w:wordWrap/>
+              <w:overflowPunct/>
+              <w:autoSpaceDE w:val="0"/>
+              <w:autoSpaceDN w:val="0"/>
+              <w:bidi w:val="0"/>
+              <w:adjustRightInd w:val="0"/>
+              <w:snapToGrid w:val="0"/>
+              <w:spacing w:before="173" w:line="267" w:lineRule="exact"/>
+              <w:ind w:left="0" w:right="0" w:firstLine="0" w:leftChars="0" w:rightChars="0" w:firstLineChars="0"/>
+              <w:jc w:val="center"/>
+              <w:textAlignment w:val="baseline"/>
+              <w:rPr>
+                <w:rFonts w:ascii="宋体" w:eastAsia="宋体" w:hAnsi="宋体" w:cs="宋体"/>
+                <w:snapToGrid w:val="0"/>
+                <w:color w:val="000000"/>
+                <w:kern w:val="0"/>
+                <w:sz w:val="20"/>
+                <w:szCs w:val="20"/>
+                <w:lang w:val="en-US" w:eastAsia="en-US" w:bidi="ar-SA"/>
+              </w:rPr>
+            </w:pPr>
+            <w:r>
+              <w:rPr>
+                <w:rFonts w:ascii="宋体" w:eastAsia="宋体" w:hAnsi="宋体" w:cs="宋体"/>
+                <w:spacing w:val="4"/>
+                <w:position w:val="1"/>
+                <w:sz w:val="20"/>
+                <w:szCs w:val="20"/>
+              </w:rPr>
+              <w:t>V</w:t>
+            </w:r>
+            <w:r>
+              <w:rPr>
+                <w:rFonts w:ascii="宋体" w:hAnsi="宋体" w:cs="宋体" w:hint="eastAsia"/>
+                <w:spacing w:val="4"/>
+                <w:position w:val="1"/>
+                <w:sz w:val="20"/>
+                <w:szCs w:val="20"/>
+                <w:lang w:val="en-US" w:eastAsia="zh-CN"/>
+              </w:rPr>
+              <w:t>1</w:t>
+            </w:r>
+            <w:r>
+              <w:rPr>
+                <w:rFonts w:ascii="宋体" w:eastAsia="宋体" w:hAnsi="宋体" w:cs="宋体"/>
+                <w:spacing w:val="4"/>
+                <w:position w:val="1"/>
+                <w:sz w:val="20"/>
+                <w:szCs w:val="20"/>
+              </w:rPr>
+              <w:t>.0</w:t>
+            </w:r>
+          </w:p>
+        </w:tc>
+        <w:tc>
+          <w:tcPr>
+            <w:tcW w:w="1575" w:type="dxa"/>
+            <w:shd w:val="clear" w:color="auto" w:fill="auto"/>
+          </w:tcPr>
+          <w:p>
+            <w:pPr>
+              <w:keepNext w:val="0"/>
+              <w:keepLines w:val="0"/>
+              <w:pageBreakBefore w:val="0"/>
+              <w:widowControl w:val="0"/>
+              <w:kinsoku w:val="0"/>
+              <w:wordWrap/>
+              <w:overflowPunct/>
+              <w:autoSpaceDE w:val="0"/>
+              <w:autoSpaceDN w:val="0"/>
+              <w:bidi w:val="0"/>
+              <w:adjustRightInd w:val="0"/>
+              <w:snapToGrid w:val="0"/>
+              <w:spacing w:before="172" w:line="228" w:lineRule="auto"/>
+              <w:ind w:left="0" w:right="0" w:firstLine="0" w:leftChars="0" w:rightChars="0" w:firstLineChars="0"/>
+              <w:jc w:val="center"/>
+              <w:textAlignment w:val="baseline"/>
+              <w:rPr>
+                <w:rFonts w:ascii="宋体" w:eastAsia="宋体" w:hAnsi="宋体" w:cs="宋体"/>
+                <w:snapToGrid w:val="0"/>
+                <w:color w:val="000000"/>
+                <w:kern w:val="0"/>
+                <w:sz w:val="20"/>
+                <w:szCs w:val="20"/>
+                <w:lang w:val="en-US" w:eastAsia="en-US" w:bidi="ar-SA"/>
+              </w:rPr>
+            </w:pPr>
+            <w:r>
+              <w:rPr>
+                <w:rFonts w:hint="eastAsia"/>
+                <w:lang w:val="en-US" w:eastAsia="zh-CN"/>
+              </w:rPr>
+              <w:t>新建</w:t>
+            </w:r>
+          </w:p>
+        </w:tc>
+        <w:tc>
+          <w:tcPr>
+            <w:tcW w:w="1829" w:type="dxa"/>
+            <w:shd w:val="clear" w:color="auto" w:fill="auto"/>
+          </w:tcPr>
+          <w:p>
+            <w:pPr>
+              <w:keepNext w:val="0"/>
+              <w:keepLines w:val="0"/>
+              <w:pageBreakBefore w:val="0"/>
+              <w:widowControl w:val="0"/>
+              <w:kinsoku w:val="0"/>
+              <w:wordWrap/>
+              <w:overflowPunct/>
+              <w:autoSpaceDE w:val="0"/>
+              <w:autoSpaceDN w:val="0"/>
+              <w:bidi w:val="0"/>
+              <w:adjustRightInd w:val="0"/>
+              <w:snapToGrid w:val="0"/>
+              <w:spacing w:before="172" w:line="228" w:lineRule="auto"/>
+              <w:ind w:left="0" w:right="0" w:firstLine="0" w:leftChars="0" w:rightChars="0" w:firstLineChars="0"/>
+              <w:jc w:val="center"/>
+              <w:textAlignment w:val="baseline"/>
+              <w:rPr>
+                <w:rFonts w:ascii="宋体" w:eastAsia="宋体" w:hAnsi="宋体" w:cs="宋体"/>
+                <w:snapToGrid w:val="0"/>
+                <w:color w:val="000000"/>
+                <w:spacing w:val="200"/>
+                <w:kern w:val="0"/>
+                <w:sz w:val="20"/>
+                <w:szCs w:val="20"/>
+                <w:lang w:val="en-US" w:eastAsia="en-US" w:bidi="ar-SA"/>
+              </w:rPr>
+            </w:pPr>
+            <w:r>
+              <w:rPr>
+                <w:rFonts w:ascii="宋体" w:hAnsi="宋体" w:cs="宋体" w:hint="eastAsia"/>
+                <w:spacing w:val="200"/>
+                <w:kern w:val="0"/>
+                <w:sz w:val="20"/>
+                <w:szCs w:val="20"/>
+                <w:lang w:val="en-US" w:eastAsia="zh-CN"/>
+              </w:rPr>
+              <w:t>强宇涛</w:t>
+            </w:r>
+          </w:p>
+        </w:tc>
+        <w:tc>
+          <w:tcPr>
+            <w:tcW w:w="1606" w:type="dxa"/>
+            <w:shd w:val="clear" w:color="auto" w:fill="auto"/>
+          </w:tcPr>
+          <w:p>
+            <w:pPr>
+              <w:keepNext w:val="0"/>
+              <w:keepLines w:val="0"/>
+              <w:pageBreakBefore w:val="0"/>
+              <w:widowControl w:val="0"/>
+              <w:kinsoku w:val="0"/>
+              <w:wordWrap/>
+              <w:overflowPunct/>
+              <w:autoSpaceDE w:val="0"/>
+              <w:autoSpaceDN w:val="0"/>
+              <w:bidi w:val="0"/>
+              <w:adjustRightInd w:val="0"/>
+              <w:snapToGrid w:val="0"/>
+              <w:spacing w:before="173" w:line="229" w:lineRule="auto"/>
+              <w:ind w:left="0" w:right="0" w:firstLine="0" w:leftChars="0" w:rightChars="0" w:firstLineChars="0"/>
+              <w:jc w:val="center"/>
+              <w:textAlignment w:val="baseline"/>
+              <w:rPr>
+                <w:rFonts w:ascii="宋体" w:eastAsia="宋体" w:hAnsi="宋体" w:cs="宋体"/>
+                <w:snapToGrid w:val="0"/>
+                <w:color w:val="000000"/>
+                <w:spacing w:val="200"/>
+                <w:kern w:val="0"/>
+                <w:sz w:val="20"/>
+                <w:szCs w:val="20"/>
+                <w:lang w:val="en-US" w:eastAsia="en-US" w:bidi="ar-SA"/>
+              </w:rPr>
+            </w:pPr>
+            <w:r>
+              <w:rPr>
+                <w:rFonts w:asciiTheme="minorAscii" w:eastAsiaTheme="minorEastAsia" w:hAnsiTheme="minorAscii" w:hint="eastAsia"/>
+                <w:spacing w:val="0"/>
+                <w:kern w:val="0"/>
+                <w:sz w:val="21"/>
+                <w:vertAlign w:val="baseline"/>
+                <w:lang w:val="en-US" w:eastAsia="zh-CN"/>
+              </w:rPr>
+              <w:t>陈凯</w:t>
+            </w:r>
+          </w:p>
+        </w:tc>
+        <w:tc>
+          <w:tcPr>
+            <w:tcW w:w="915" w:type="dxa"/>
+            <w:shd w:val="clear" w:color="auto" w:fill="auto"/>
+          </w:tcPr>
+          <w:p>
+            <w:pPr>
+              <w:keepNext w:val="0"/>
+              <w:keepLines w:val="0"/>
+              <w:pageBreakBefore w:val="0"/>
+              <w:widowControl w:val="0"/>
+              <w:kinsoku w:val="0"/>
+              <w:wordWrap/>
+              <w:overflowPunct/>
+              <w:autoSpaceDE w:val="0"/>
+              <w:autoSpaceDN w:val="0"/>
+              <w:bidi w:val="0"/>
+              <w:adjustRightInd w:val="0"/>
+              <w:snapToGrid w:val="0"/>
+              <w:spacing w:before="173" w:line="229" w:lineRule="auto"/>
+              <w:ind w:left="0" w:right="0" w:firstLine="0" w:leftChars="0" w:rightChars="0" w:firstLineChars="0"/>
+              <w:jc w:val="center"/>
+              <w:textAlignment w:val="baseline"/>
+              <w:rPr>
+                <w:rFonts w:ascii="宋体" w:eastAsia="宋体" w:hAnsi="宋体" w:cs="宋体"/>
+                <w:snapToGrid w:val="0"/>
+                <w:color w:val="000000"/>
+                <w:kern w:val="0"/>
+                <w:sz w:val="20"/>
+                <w:szCs w:val="20"/>
+                <w:lang w:val="en-US" w:eastAsia="en-US" w:bidi="ar-SA"/>
+              </w:rPr>
+            </w:pPr>
+            <w:r>
+              <w:rPr>
+                <w:rFonts w:asciiTheme="minorAscii" w:eastAsiaTheme="minorEastAsia" w:hAnsiTheme="minorAscii" w:hint="eastAsia"/>
+                <w:spacing w:val="0"/>
+                <w:kern w:val="0"/>
+                <w:sz w:val="21"/>
+                <w:vertAlign w:val="baseline"/>
+                <w:lang w:val="en-US" w:eastAsia="zh-CN"/>
+              </w:rPr>
+              <w:t>吴亚红</w:t>
+            </w:r>
+          </w:p>
+        </w:tc>
+      </w:tr>
+      <w:tr>
+        <w:tblPrEx>
+          <w:tblW w:w="8214" w:type="dxa"/>
+          <w:jc w:val="center"/>
+          <w:tblLayout w:type="fixed"/>
+          <w:tblCellMar>
+            <w:top w:w="0" w:type="dxa"/>
+            <w:left w:w="0" w:type="dxa"/>
+            <w:bottom w:w="0" w:type="dxa"/>
+            <w:right w:w="0" w:type="dxa"/>
+          </w:tblCellMar>
+        </w:tblPrEx>
+        <w:trPr>
+          <w:trHeight w:val="556"/>
+          <w:jc w:val="center"/>
+        </w:trPr>
+        <w:tc>
+          <w:tcPr>
+            <w:tcW w:w="1317" w:type="dxa"/>
+            <w:shd w:val="clear" w:color="auto" w:fill="auto"/>
+          </w:tcPr>
+          <w:p>
+            <w:pPr>
+              <w:keepNext w:val="0"/>
+              <w:keepLines w:val="0"/>
+              <w:pageBreakBefore w:val="0"/>
+              <w:widowControl w:val="0"/>
+              <w:kinsoku w:val="0"/>
+              <w:wordWrap/>
+              <w:overflowPunct/>
+              <w:autoSpaceDE w:val="0"/>
+              <w:autoSpaceDN w:val="0"/>
+              <w:bidi w:val="0"/>
+              <w:adjustRightInd w:val="0"/>
+              <w:snapToGrid w:val="0"/>
+              <w:spacing w:before="173" w:line="267" w:lineRule="exact"/>
+              <w:ind w:left="0" w:right="0" w:firstLine="0" w:leftChars="0" w:rightChars="0" w:firstLineChars="0"/>
+              <w:jc w:val="center"/>
+              <w:textAlignment w:val="baseline"/>
+              <w:rPr>
+                <w:rFonts w:ascii="Arial" w:eastAsia="宋体" w:hAnsi="Arial" w:cs="Arial"/>
                 <w:snapToGrid w:val="0"/>
                 <w:color w:val="000000"/>
                 <w:kern w:val="0"/>
@@ -1553,11 +1530,11 @@
               <w:adjustRightInd w:val="0"/>
               <w:snapToGrid w:val="0"/>
               <w:spacing w:before="173" w:line="267" w:lineRule="exact"/>
-              <w:ind w:left="0" w:leftChars="0" w:right="0" w:rightChars="0" w:firstLine="0" w:firstLineChars="0"/>
+              <w:ind w:left="0" w:right="0" w:firstLine="0" w:leftChars="0" w:rightChars="0" w:firstLineChars="0"/>
               <w:jc w:val="center"/>
               <w:textAlignment w:val="baseline"/>
               <w:rPr>
-                <w:rFonts w:ascii="Arial" w:hAnsi="Arial" w:eastAsia="宋体" w:cs="Arial"/>
+                <w:rFonts w:ascii="Arial" w:eastAsia="宋体" w:hAnsi="Arial" w:cs="Arial"/>
                 <w:snapToGrid w:val="0"/>
                 <w:color w:val="000000"/>
                 <w:kern w:val="0"/>
@@ -1588,11 +1565,11 @@
               <w:adjustRightInd w:val="0"/>
               <w:snapToGrid w:val="0"/>
               <w:spacing w:before="172" w:line="228" w:lineRule="auto"/>
-              <w:ind w:left="0" w:leftChars="0" w:right="0" w:rightChars="0" w:firstLine="0" w:firstLineChars="0"/>
+              <w:ind w:left="0" w:right="0" w:firstLine="0" w:leftChars="0" w:rightChars="0" w:firstLineChars="0"/>
               <w:jc w:val="center"/>
               <w:textAlignment w:val="baseline"/>
               <w:rPr>
-                <w:rFonts w:hint="default" w:ascii="Arial" w:hAnsi="Arial" w:eastAsia="宋体" w:cs="Arial"/>
+                <w:rFonts w:ascii="Arial" w:eastAsia="宋体" w:hAnsi="Arial" w:cs="Arial" w:hint="default"/>
                 <w:snapToGrid w:val="0"/>
                 <w:color w:val="000000"/>
                 <w:kern w:val="0"/>
@@ -1623,11 +1600,11 @@
               <w:adjustRightInd w:val="0"/>
               <w:snapToGrid w:val="0"/>
               <w:spacing w:before="172" w:line="228" w:lineRule="auto"/>
-              <w:ind w:left="0" w:leftChars="0" w:right="0" w:rightChars="0" w:firstLine="0" w:firstLineChars="0"/>
+              <w:ind w:left="0" w:right="0" w:firstLine="0" w:leftChars="0" w:rightChars="0" w:firstLineChars="0"/>
               <w:jc w:val="center"/>
               <w:textAlignment w:val="baseline"/>
               <w:rPr>
-                <w:rFonts w:ascii="Arial" w:hAnsi="Arial" w:eastAsia="宋体" w:cs="Arial"/>
+                <w:rFonts w:ascii="Arial" w:eastAsia="宋体" w:hAnsi="Arial" w:cs="Arial"/>
                 <w:snapToGrid w:val="0"/>
                 <w:color w:val="000000"/>
                 <w:kern w:val="0"/>
@@ -1658,11 +1635,11 @@
               <w:adjustRightInd w:val="0"/>
               <w:snapToGrid w:val="0"/>
               <w:spacing w:before="173" w:line="229" w:lineRule="auto"/>
-              <w:ind w:left="0" w:leftChars="0" w:right="0" w:rightChars="0" w:firstLine="0" w:firstLineChars="0"/>
+              <w:ind w:left="0" w:right="0" w:firstLine="0" w:leftChars="0" w:rightChars="0" w:firstLineChars="0"/>
               <w:jc w:val="center"/>
               <w:textAlignment w:val="baseline"/>
               <w:rPr>
-                <w:rFonts w:ascii="Arial" w:hAnsi="Arial" w:eastAsia="宋体" w:cs="Arial"/>
+                <w:rFonts w:ascii="Arial" w:eastAsia="宋体" w:hAnsi="Arial" w:cs="Arial"/>
                 <w:snapToGrid w:val="0"/>
                 <w:color w:val="000000"/>
                 <w:kern w:val="0"/>
@@ -1693,11 +1670,11 @@
               <w:adjustRightInd w:val="0"/>
               <w:snapToGrid w:val="0"/>
               <w:spacing w:before="173" w:line="229" w:lineRule="auto"/>
-              <w:ind w:left="0" w:leftChars="0" w:right="0" w:rightChars="0" w:firstLine="0" w:firstLineChars="0"/>
+              <w:ind w:left="0" w:right="0" w:firstLine="0" w:leftChars="0" w:rightChars="0" w:firstLineChars="0"/>
               <w:jc w:val="center"/>
               <w:textAlignment w:val="baseline"/>
               <w:rPr>
-                <w:rFonts w:ascii="Arial" w:hAnsi="Arial" w:eastAsia="宋体" w:cs="Arial"/>
+                <w:rFonts w:ascii="Arial" w:eastAsia="宋体" w:hAnsi="Arial" w:cs="Arial"/>
                 <w:snapToGrid w:val="0"/>
                 <w:color w:val="000000"/>
                 <w:kern w:val="0"/>
@@ -1711,14 +1688,9 @@
       </w:tr>
       <w:tr>
         <w:tblPrEx>
-          <w:tblBorders>
-            <w:top w:val="single" w:color="000000" w:sz="2" w:space="0"/>
-            <w:left w:val="single" w:color="000000" w:sz="2" w:space="0"/>
-            <w:bottom w:val="single" w:color="000000" w:sz="2" w:space="0"/>
-            <w:right w:val="single" w:color="000000" w:sz="2" w:space="0"/>
-            <w:insideH w:val="single" w:color="000000" w:sz="2" w:space="0"/>
-            <w:insideV w:val="single" w:color="000000" w:sz="2" w:space="0"/>
-          </w:tblBorders>
+          <w:tblW w:w="8214" w:type="dxa"/>
+          <w:jc w:val="center"/>
+          <w:tblLayout w:type="fixed"/>
           <w:tblCellMar>
             <w:top w:w="0" w:type="dxa"/>
             <w:left w:w="0" w:type="dxa"/>
@@ -1727,7 +1699,7 @@
           </w:tblCellMar>
         </w:tblPrEx>
         <w:trPr>
-          <w:trHeight w:val="556" w:hRule="atLeast"/>
+          <w:trHeight w:val="556"/>
           <w:jc w:val="center"/>
         </w:trPr>
         <w:tc>
@@ -1736,7 +1708,7 @@
           </w:tcPr>
           <w:p>
             <w:pPr>
-              <w:pStyle w:val="27"/>
+              <w:pStyle w:val="TableText"/>
               <w:keepNext w:val="0"/>
               <w:keepLines w:val="0"/>
               <w:pageBreakBefore w:val="0"/>
@@ -1749,7 +1721,7 @@
               <w:bidi w:val="0"/>
               <w:adjustRightInd w:val="0"/>
               <w:snapToGrid w:val="0"/>
-              <w:ind w:left="0" w:leftChars="0" w:right="0" w:rightChars="0" w:firstLine="0" w:firstLineChars="0"/>
+              <w:ind w:left="0" w:right="0" w:firstLine="0" w:leftChars="0" w:rightChars="0" w:firstLineChars="0"/>
               <w:jc w:val="center"/>
               <w:textAlignment w:val="baseline"/>
             </w:pPr>
@@ -1761,7 +1733,7 @@
           </w:tcPr>
           <w:p>
             <w:pPr>
-              <w:pStyle w:val="27"/>
+              <w:pStyle w:val="TableText"/>
               <w:keepNext w:val="0"/>
               <w:keepLines w:val="0"/>
               <w:pageBreakBefore w:val="0"/>
@@ -1774,7 +1746,7 @@
               <w:bidi w:val="0"/>
               <w:adjustRightInd w:val="0"/>
               <w:snapToGrid w:val="0"/>
-              <w:ind w:left="0" w:leftChars="0" w:right="0" w:rightChars="0" w:firstLine="0" w:firstLineChars="0"/>
+              <w:ind w:left="0" w:right="0" w:firstLine="0" w:leftChars="0" w:rightChars="0" w:firstLineChars="0"/>
               <w:jc w:val="center"/>
               <w:textAlignment w:val="baseline"/>
             </w:pPr>
@@ -1786,7 +1758,7 @@
           </w:tcPr>
           <w:p>
             <w:pPr>
-              <w:pStyle w:val="27"/>
+              <w:pStyle w:val="TableText"/>
               <w:keepNext w:val="0"/>
               <w:keepLines w:val="0"/>
               <w:pageBreakBefore w:val="0"/>
@@ -1799,7 +1771,7 @@
               <w:bidi w:val="0"/>
               <w:adjustRightInd w:val="0"/>
               <w:snapToGrid w:val="0"/>
-              <w:ind w:left="0" w:leftChars="0" w:right="0" w:rightChars="0" w:firstLine="0" w:firstLineChars="0"/>
+              <w:ind w:left="0" w:right="0" w:firstLine="0" w:leftChars="0" w:rightChars="0" w:firstLineChars="0"/>
               <w:jc w:val="center"/>
               <w:textAlignment w:val="baseline"/>
             </w:pPr>
@@ -1811,7 +1783,7 @@
           </w:tcPr>
           <w:p>
             <w:pPr>
-              <w:pStyle w:val="27"/>
+              <w:pStyle w:val="TableText"/>
               <w:keepNext w:val="0"/>
               <w:keepLines w:val="0"/>
               <w:pageBreakBefore w:val="0"/>
@@ -1824,7 +1796,7 @@
               <w:bidi w:val="0"/>
               <w:adjustRightInd w:val="0"/>
               <w:snapToGrid w:val="0"/>
-              <w:ind w:left="0" w:leftChars="0" w:right="0" w:rightChars="0" w:firstLine="0" w:firstLineChars="0"/>
+              <w:ind w:left="0" w:right="0" w:firstLine="0" w:leftChars="0" w:rightChars="0" w:firstLineChars="0"/>
               <w:jc w:val="center"/>
               <w:textAlignment w:val="baseline"/>
             </w:pPr>
@@ -1836,7 +1808,7 @@
           </w:tcPr>
           <w:p>
             <w:pPr>
-              <w:pStyle w:val="27"/>
+              <w:pStyle w:val="TableText"/>
               <w:keepNext w:val="0"/>
               <w:keepLines w:val="0"/>
               <w:pageBreakBefore w:val="0"/>
@@ -1849,7 +1821,7 @@
               <w:bidi w:val="0"/>
               <w:adjustRightInd w:val="0"/>
               <w:snapToGrid w:val="0"/>
-              <w:ind w:left="0" w:leftChars="0" w:right="0" w:rightChars="0" w:firstLine="0" w:firstLineChars="0"/>
+              <w:ind w:left="0" w:right="0" w:firstLine="0" w:leftChars="0" w:rightChars="0" w:firstLineChars="0"/>
               <w:jc w:val="center"/>
               <w:textAlignment w:val="baseline"/>
             </w:pPr>
@@ -1861,7 +1833,7 @@
           </w:tcPr>
           <w:p>
             <w:pPr>
-              <w:pStyle w:val="27"/>
+              <w:pStyle w:val="TableText"/>
               <w:keepNext w:val="0"/>
               <w:keepLines w:val="0"/>
               <w:pageBreakBefore w:val="0"/>
@@ -1874,7 +1846,7 @@
               <w:bidi w:val="0"/>
               <w:adjustRightInd w:val="0"/>
               <w:snapToGrid w:val="0"/>
-              <w:ind w:left="0" w:leftChars="0" w:right="0" w:rightChars="0" w:firstLine="0" w:firstLineChars="0"/>
+              <w:ind w:left="0" w:right="0" w:firstLine="0" w:leftChars="0" w:rightChars="0" w:firstLineChars="0"/>
               <w:jc w:val="center"/>
               <w:textAlignment w:val="baseline"/>
             </w:pPr>
@@ -1883,14 +1855,9 @@
       </w:tr>
       <w:tr>
         <w:tblPrEx>
-          <w:tblBorders>
-            <w:top w:val="single" w:color="000000" w:sz="2" w:space="0"/>
-            <w:left w:val="single" w:color="000000" w:sz="2" w:space="0"/>
-            <w:bottom w:val="single" w:color="000000" w:sz="2" w:space="0"/>
-            <w:right w:val="single" w:color="000000" w:sz="2" w:space="0"/>
-            <w:insideH w:val="single" w:color="000000" w:sz="2" w:space="0"/>
-            <w:insideV w:val="single" w:color="000000" w:sz="2" w:space="0"/>
-          </w:tblBorders>
+          <w:tblW w:w="8214" w:type="dxa"/>
+          <w:jc w:val="center"/>
+          <w:tblLayout w:type="fixed"/>
           <w:tblCellMar>
             <w:top w:w="0" w:type="dxa"/>
             <w:left w:w="0" w:type="dxa"/>
@@ -1899,7 +1866,7 @@
           </w:tblCellMar>
         </w:tblPrEx>
         <w:trPr>
-          <w:trHeight w:val="557" w:hRule="atLeast"/>
+          <w:trHeight w:val="557"/>
           <w:jc w:val="center"/>
         </w:trPr>
         <w:tc>
@@ -1908,7 +1875,7 @@
           </w:tcPr>
           <w:p>
             <w:pPr>
-              <w:pStyle w:val="27"/>
+              <w:pStyle w:val="TableText"/>
               <w:keepNext w:val="0"/>
               <w:keepLines w:val="0"/>
               <w:pageBreakBefore w:val="0"/>
@@ -1921,7 +1888,7 @@
               <w:bidi w:val="0"/>
               <w:adjustRightInd w:val="0"/>
               <w:snapToGrid w:val="0"/>
-              <w:ind w:left="0" w:leftChars="0" w:right="0" w:rightChars="0" w:firstLine="0" w:firstLineChars="0"/>
+              <w:ind w:left="0" w:right="0" w:firstLine="0" w:leftChars="0" w:rightChars="0" w:firstLineChars="0"/>
               <w:jc w:val="center"/>
               <w:textAlignment w:val="baseline"/>
             </w:pPr>
@@ -1933,7 +1900,7 @@
           </w:tcPr>
           <w:p>
             <w:pPr>
-              <w:pStyle w:val="27"/>
+              <w:pStyle w:val="TableText"/>
               <w:keepNext w:val="0"/>
               <w:keepLines w:val="0"/>
               <w:pageBreakBefore w:val="0"/>
@@ -1946,7 +1913,7 @@
               <w:bidi w:val="0"/>
               <w:adjustRightInd w:val="0"/>
               <w:snapToGrid w:val="0"/>
-              <w:ind w:left="0" w:leftChars="0" w:right="0" w:rightChars="0" w:firstLine="0" w:firstLineChars="0"/>
+              <w:ind w:left="0" w:right="0" w:firstLine="0" w:leftChars="0" w:rightChars="0" w:firstLineChars="0"/>
               <w:jc w:val="center"/>
               <w:textAlignment w:val="baseline"/>
             </w:pPr>
@@ -1958,7 +1925,7 @@
           </w:tcPr>
           <w:p>
             <w:pPr>
-              <w:pStyle w:val="27"/>
+              <w:pStyle w:val="TableText"/>
               <w:keepNext w:val="0"/>
               <w:keepLines w:val="0"/>
               <w:pageBreakBefore w:val="0"/>
@@ -1971,7 +1938,7 @@
               <w:bidi w:val="0"/>
               <w:adjustRightInd w:val="0"/>
               <w:snapToGrid w:val="0"/>
-              <w:ind w:left="0" w:leftChars="0" w:right="0" w:rightChars="0" w:firstLine="0" w:firstLineChars="0"/>
+              <w:ind w:left="0" w:right="0" w:firstLine="0" w:leftChars="0" w:rightChars="0" w:firstLineChars="0"/>
               <w:jc w:val="center"/>
               <w:textAlignment w:val="baseline"/>
             </w:pPr>
@@ -1983,7 +1950,7 @@
           </w:tcPr>
           <w:p>
             <w:pPr>
-              <w:pStyle w:val="27"/>
+              <w:pStyle w:val="TableText"/>
               <w:keepNext w:val="0"/>
               <w:keepLines w:val="0"/>
               <w:pageBreakBefore w:val="0"/>
@@ -1996,7 +1963,7 @@
               <w:bidi w:val="0"/>
               <w:adjustRightInd w:val="0"/>
               <w:snapToGrid w:val="0"/>
-              <w:ind w:left="0" w:leftChars="0" w:right="0" w:rightChars="0" w:firstLine="0" w:firstLineChars="0"/>
+              <w:ind w:left="0" w:right="0" w:firstLine="0" w:leftChars="0" w:rightChars="0" w:firstLineChars="0"/>
               <w:jc w:val="center"/>
               <w:textAlignment w:val="baseline"/>
             </w:pPr>
@@ -2008,7 +1975,7 @@
           </w:tcPr>
           <w:p>
             <w:pPr>
-              <w:pStyle w:val="27"/>
+              <w:pStyle w:val="TableText"/>
               <w:keepNext w:val="0"/>
               <w:keepLines w:val="0"/>
               <w:pageBreakBefore w:val="0"/>
@@ -2021,7 +1988,7 @@
               <w:bidi w:val="0"/>
               <w:adjustRightInd w:val="0"/>
               <w:snapToGrid w:val="0"/>
-              <w:ind w:left="0" w:leftChars="0" w:right="0" w:rightChars="0" w:firstLine="0" w:firstLineChars="0"/>
+              <w:ind w:left="0" w:right="0" w:firstLine="0" w:leftChars="0" w:rightChars="0" w:firstLineChars="0"/>
               <w:jc w:val="center"/>
               <w:textAlignment w:val="baseline"/>
             </w:pPr>
@@ -2033,7 +2000,7 @@
           </w:tcPr>
           <w:p>
             <w:pPr>
-              <w:pStyle w:val="27"/>
+              <w:pStyle w:val="TableText"/>
               <w:keepNext w:val="0"/>
               <w:keepLines w:val="0"/>
               <w:pageBreakBefore w:val="0"/>
@@ -2046,7 +2013,7 @@
               <w:bidi w:val="0"/>
               <w:adjustRightInd w:val="0"/>
               <w:snapToGrid w:val="0"/>
-              <w:ind w:left="0" w:leftChars="0" w:right="0" w:rightChars="0" w:firstLine="0" w:firstLineChars="0"/>
+              <w:ind w:left="0" w:right="0" w:firstLine="0" w:leftChars="0" w:rightChars="0" w:firstLineChars="0"/>
               <w:jc w:val="center"/>
               <w:textAlignment w:val="baseline"/>
             </w:pPr>
@@ -2077,7 +2044,7 @@
     <w:sdt>
       <w:sdtPr>
         <w:rPr>
-          <w:rFonts w:ascii="宋体" w:hAnsi="宋体" w:eastAsia="宋体" w:cs="Arial"/>
+          <w:rFonts w:ascii="宋体" w:eastAsia="宋体" w:hAnsi="宋体" w:cs="Arial"/>
           <w:snapToGrid w:val="0"/>
           <w:color w:val="000000"/>
           <w:kern w:val="0"/>
@@ -2093,7 +2060,7 @@
       </w:sdtPr>
       <w:sdtEndPr>
         <w:rPr>
-          <w:rFonts w:hint="eastAsia" w:ascii="宋体" w:hAnsi="宋体" w:eastAsia="宋体" w:cs="宋体"/>
+          <w:rFonts w:ascii="宋体" w:eastAsia="宋体" w:hAnsi="宋体" w:cs="宋体" w:hint="eastAsia"/>
           <w:snapToGrid w:val="0"/>
           <w:color w:val="000000"/>
           <w:kern w:val="0"/>
@@ -2118,18 +2085,18 @@
             <w:adjustRightInd w:val="0"/>
             <w:snapToGrid w:val="0"/>
             <w:spacing w:before="0" w:beforeLines="0" w:after="0" w:afterLines="0" w:line="240" w:lineRule="auto"/>
-            <w:ind w:left="0" w:leftChars="0" w:right="0" w:rightChars="0" w:firstLine="0" w:firstLineChars="0"/>
+            <w:ind w:left="0" w:right="0" w:firstLine="0" w:leftChars="0" w:rightChars="0" w:firstLineChars="0"/>
             <w:jc w:val="center"/>
             <w:textAlignment w:val="baseline"/>
             <w:rPr>
-              <w:rFonts w:hint="eastAsia" w:ascii="宋体" w:hAnsi="宋体" w:eastAsia="宋体" w:cs="宋体"/>
+              <w:rFonts w:ascii="宋体" w:eastAsia="宋体" w:hAnsi="宋体" w:cs="宋体" w:hint="eastAsia"/>
               <w:sz w:val="24"/>
               <w:szCs w:val="24"/>
             </w:rPr>
           </w:pPr>
           <w:r>
             <w:rPr>
-              <w:rFonts w:hint="eastAsia" w:ascii="宋体" w:hAnsi="宋体" w:eastAsia="宋体" w:cs="宋体"/>
+              <w:rFonts w:ascii="宋体" w:eastAsia="宋体" w:hAnsi="宋体" w:cs="宋体" w:hint="eastAsia"/>
               <w:sz w:val="24"/>
               <w:szCs w:val="24"/>
             </w:rPr>
@@ -2138,14 +2105,14 @@
         </w:p>
         <w:p>
           <w:pPr>
-            <w:pStyle w:val="16"/>
+            <w:pStyle w:val="TOC1"/>
             <w:tabs>
               <w:tab w:val="right" w:leader="dot" w:pos="8306"/>
             </w:tabs>
           </w:pPr>
           <w:r>
             <w:rPr>
-              <w:rFonts w:hint="eastAsia" w:ascii="宋体" w:hAnsi="宋体" w:eastAsia="宋体" w:cs="宋体"/>
+              <w:rFonts w:ascii="宋体" w:eastAsia="宋体" w:hAnsi="宋体" w:cs="宋体" w:hint="eastAsia"/>
               <w:sz w:val="24"/>
               <w:szCs w:val="24"/>
             </w:rPr>
@@ -2153,7 +2120,7 @@
           </w:r>
           <w:r>
             <w:rPr>
-              <w:rFonts w:hint="eastAsia" w:ascii="宋体" w:hAnsi="宋体" w:eastAsia="宋体" w:cs="宋体"/>
+              <w:rFonts w:ascii="宋体" w:eastAsia="宋体" w:hAnsi="宋体" w:cs="宋体" w:hint="eastAsia"/>
               <w:sz w:val="24"/>
               <w:szCs w:val="24"/>
             </w:rPr>
@@ -2161,7 +2128,7 @@
           </w:r>
           <w:r>
             <w:rPr>
-              <w:rFonts w:hint="eastAsia" w:ascii="宋体" w:hAnsi="宋体" w:eastAsia="宋体" w:cs="宋体"/>
+              <w:rFonts w:ascii="宋体" w:eastAsia="宋体" w:hAnsi="宋体" w:cs="宋体" w:hint="eastAsia"/>
               <w:sz w:val="24"/>
               <w:szCs w:val="24"/>
             </w:rPr>
@@ -2169,21 +2136,21 @@
           </w:r>
           <w:r>
             <w:rPr>
-              <w:rFonts w:hint="eastAsia" w:ascii="宋体" w:hAnsi="宋体" w:eastAsia="宋体" w:cs="宋体"/>
+              <w:rFonts w:ascii="宋体" w:eastAsia="宋体" w:hAnsi="宋体" w:cs="宋体" w:hint="eastAsia"/>
               <w:szCs w:val="24"/>
             </w:rPr>
             <w:fldChar w:fldCharType="begin"/>
           </w:r>
           <w:r>
             <w:rPr>
-              <w:rFonts w:hint="eastAsia" w:ascii="宋体" w:hAnsi="宋体" w:eastAsia="宋体" w:cs="宋体"/>
+              <w:rFonts w:ascii="宋体" w:eastAsia="宋体" w:hAnsi="宋体" w:cs="宋体" w:hint="eastAsia"/>
               <w:szCs w:val="24"/>
             </w:rPr>
             <w:instrText xml:space="preserve"> HYPERLINK \l _Toc14666 </w:instrText>
           </w:r>
           <w:r>
             <w:rPr>
-              <w:rFonts w:hint="eastAsia" w:ascii="宋体" w:hAnsi="宋体" w:eastAsia="宋体" w:cs="宋体"/>
+              <w:rFonts w:ascii="宋体" w:eastAsia="宋体" w:hAnsi="宋体" w:cs="宋体" w:hint="eastAsia"/>
               <w:szCs w:val="24"/>
             </w:rPr>
             <w:fldChar w:fldCharType="separate"/>
@@ -2215,7 +2182,7 @@
           </w:r>
           <w:r>
             <w:rPr>
-              <w:rFonts w:hint="eastAsia" w:ascii="宋体" w:hAnsi="宋体" w:eastAsia="宋体" w:cs="宋体"/>
+              <w:rFonts w:ascii="宋体" w:eastAsia="宋体" w:hAnsi="宋体" w:cs="宋体" w:hint="eastAsia"/>
               <w:szCs w:val="24"/>
             </w:rPr>
             <w:fldChar w:fldCharType="end"/>
@@ -2223,28 +2190,28 @@
         </w:p>
         <w:p>
           <w:pPr>
-            <w:pStyle w:val="16"/>
+            <w:pStyle w:val="TOC1"/>
             <w:tabs>
               <w:tab w:val="right" w:leader="dot" w:pos="8306"/>
             </w:tabs>
           </w:pPr>
           <w:r>
             <w:rPr>
-              <w:rFonts w:hint="eastAsia" w:ascii="宋体" w:hAnsi="宋体" w:eastAsia="宋体" w:cs="宋体"/>
+              <w:rFonts w:ascii="宋体" w:eastAsia="宋体" w:hAnsi="宋体" w:cs="宋体" w:hint="eastAsia"/>
               <w:szCs w:val="24"/>
             </w:rPr>
             <w:fldChar w:fldCharType="begin"/>
           </w:r>
           <w:r>
             <w:rPr>
-              <w:rFonts w:hint="eastAsia" w:ascii="宋体" w:hAnsi="宋体" w:eastAsia="宋体" w:cs="宋体"/>
+              <w:rFonts w:ascii="宋体" w:eastAsia="宋体" w:hAnsi="宋体" w:cs="宋体" w:hint="eastAsia"/>
               <w:szCs w:val="24"/>
             </w:rPr>
             <w:instrText xml:space="preserve"> HYPERLINK \l _Toc30587 </w:instrText>
           </w:r>
           <w:r>
             <w:rPr>
-              <w:rFonts w:hint="eastAsia" w:ascii="宋体" w:hAnsi="宋体" w:eastAsia="宋体" w:cs="宋体"/>
+              <w:rFonts w:ascii="宋体" w:eastAsia="宋体" w:hAnsi="宋体" w:cs="宋体" w:hint="eastAsia"/>
               <w:szCs w:val="24"/>
             </w:rPr>
             <w:fldChar w:fldCharType="separate"/>
@@ -2276,7 +2243,7 @@
           </w:r>
           <w:r>
             <w:rPr>
-              <w:rFonts w:hint="eastAsia" w:ascii="宋体" w:hAnsi="宋体" w:eastAsia="宋体" w:cs="宋体"/>
+              <w:rFonts w:ascii="宋体" w:eastAsia="宋体" w:hAnsi="宋体" w:cs="宋体" w:hint="eastAsia"/>
               <w:szCs w:val="24"/>
             </w:rPr>
             <w:fldChar w:fldCharType="end"/>
@@ -2284,28 +2251,28 @@
         </w:p>
         <w:p>
           <w:pPr>
-            <w:pStyle w:val="16"/>
+            <w:pStyle w:val="TOC1"/>
             <w:tabs>
               <w:tab w:val="right" w:leader="dot" w:pos="8306"/>
             </w:tabs>
           </w:pPr>
           <w:r>
             <w:rPr>
-              <w:rFonts w:hint="eastAsia" w:ascii="宋体" w:hAnsi="宋体" w:eastAsia="宋体" w:cs="宋体"/>
+              <w:rFonts w:ascii="宋体" w:eastAsia="宋体" w:hAnsi="宋体" w:cs="宋体" w:hint="eastAsia"/>
               <w:szCs w:val="24"/>
             </w:rPr>
             <w:fldChar w:fldCharType="begin"/>
           </w:r>
           <w:r>
             <w:rPr>
-              <w:rFonts w:hint="eastAsia" w:ascii="宋体" w:hAnsi="宋体" w:eastAsia="宋体" w:cs="宋体"/>
+              <w:rFonts w:ascii="宋体" w:eastAsia="宋体" w:hAnsi="宋体" w:cs="宋体" w:hint="eastAsia"/>
               <w:szCs w:val="24"/>
             </w:rPr>
             <w:instrText xml:space="preserve"> HYPERLINK \l _Toc19867 </w:instrText>
           </w:r>
           <w:r>
             <w:rPr>
-              <w:rFonts w:hint="eastAsia" w:ascii="宋体" w:hAnsi="宋体" w:eastAsia="宋体" w:cs="宋体"/>
+              <w:rFonts w:ascii="宋体" w:eastAsia="宋体" w:hAnsi="宋体" w:cs="宋体" w:hint="eastAsia"/>
               <w:szCs w:val="24"/>
             </w:rPr>
             <w:fldChar w:fldCharType="separate"/>
@@ -2337,7 +2304,7 @@
           </w:r>
           <w:r>
             <w:rPr>
-              <w:rFonts w:hint="eastAsia" w:ascii="宋体" w:hAnsi="宋体" w:eastAsia="宋体" w:cs="宋体"/>
+              <w:rFonts w:ascii="宋体" w:eastAsia="宋体" w:hAnsi="宋体" w:cs="宋体" w:hint="eastAsia"/>
               <w:szCs w:val="24"/>
             </w:rPr>
             <w:fldChar w:fldCharType="end"/>
@@ -2345,28 +2312,28 @@
         </w:p>
         <w:p>
           <w:pPr>
-            <w:pStyle w:val="17"/>
+            <w:pStyle w:val="TOC2"/>
             <w:tabs>
               <w:tab w:val="right" w:leader="dot" w:pos="8306"/>
             </w:tabs>
           </w:pPr>
           <w:r>
             <w:rPr>
-              <w:rFonts w:hint="eastAsia" w:ascii="宋体" w:hAnsi="宋体" w:eastAsia="宋体" w:cs="宋体"/>
+              <w:rFonts w:ascii="宋体" w:eastAsia="宋体" w:hAnsi="宋体" w:cs="宋体" w:hint="eastAsia"/>
               <w:szCs w:val="24"/>
             </w:rPr>
             <w:fldChar w:fldCharType="begin"/>
           </w:r>
           <w:r>
             <w:rPr>
-              <w:rFonts w:hint="eastAsia" w:ascii="宋体" w:hAnsi="宋体" w:eastAsia="宋体" w:cs="宋体"/>
+              <w:rFonts w:ascii="宋体" w:eastAsia="宋体" w:hAnsi="宋体" w:cs="宋体" w:hint="eastAsia"/>
               <w:szCs w:val="24"/>
             </w:rPr>
             <w:instrText xml:space="preserve"> HYPERLINK \l _Toc18193 </w:instrText>
           </w:r>
           <w:r>
             <w:rPr>
-              <w:rFonts w:hint="eastAsia" w:ascii="宋体" w:hAnsi="宋体" w:eastAsia="宋体" w:cs="宋体"/>
+              <w:rFonts w:ascii="宋体" w:eastAsia="宋体" w:hAnsi="宋体" w:cs="宋体" w:hint="eastAsia"/>
               <w:szCs w:val="24"/>
             </w:rPr>
             <w:fldChar w:fldCharType="separate"/>
@@ -2398,7 +2365,7 @@
           </w:r>
           <w:r>
             <w:rPr>
-              <w:rFonts w:hint="eastAsia" w:ascii="宋体" w:hAnsi="宋体" w:eastAsia="宋体" w:cs="宋体"/>
+              <w:rFonts w:ascii="宋体" w:eastAsia="宋体" w:hAnsi="宋体" w:cs="宋体" w:hint="eastAsia"/>
               <w:szCs w:val="24"/>
             </w:rPr>
             <w:fldChar w:fldCharType="end"/>
@@ -2406,28 +2373,28 @@
         </w:p>
         <w:p>
           <w:pPr>
-            <w:pStyle w:val="17"/>
+            <w:pStyle w:val="TOC2"/>
             <w:tabs>
               <w:tab w:val="right" w:leader="dot" w:pos="8306"/>
             </w:tabs>
           </w:pPr>
           <w:r>
             <w:rPr>
-              <w:rFonts w:hint="eastAsia" w:ascii="宋体" w:hAnsi="宋体" w:eastAsia="宋体" w:cs="宋体"/>
+              <w:rFonts w:ascii="宋体" w:eastAsia="宋体" w:hAnsi="宋体" w:cs="宋体" w:hint="eastAsia"/>
               <w:szCs w:val="24"/>
             </w:rPr>
             <w:fldChar w:fldCharType="begin"/>
           </w:r>
           <w:r>
             <w:rPr>
-              <w:rFonts w:hint="eastAsia" w:ascii="宋体" w:hAnsi="宋体" w:eastAsia="宋体" w:cs="宋体"/>
+              <w:rFonts w:ascii="宋体" w:eastAsia="宋体" w:hAnsi="宋体" w:cs="宋体" w:hint="eastAsia"/>
               <w:szCs w:val="24"/>
             </w:rPr>
             <w:instrText xml:space="preserve"> HYPERLINK \l _Toc7512 </w:instrText>
           </w:r>
           <w:r>
             <w:rPr>
-              <w:rFonts w:hint="eastAsia" w:ascii="宋体" w:hAnsi="宋体" w:eastAsia="宋体" w:cs="宋体"/>
+              <w:rFonts w:ascii="宋体" w:eastAsia="宋体" w:hAnsi="宋体" w:cs="宋体" w:hint="eastAsia"/>
               <w:szCs w:val="24"/>
             </w:rPr>
             <w:fldChar w:fldCharType="separate"/>
@@ -2459,7 +2426,7 @@
           </w:r>
           <w:r>
             <w:rPr>
-              <w:rFonts w:hint="eastAsia" w:ascii="宋体" w:hAnsi="宋体" w:eastAsia="宋体" w:cs="宋体"/>
+              <w:rFonts w:ascii="宋体" w:eastAsia="宋体" w:hAnsi="宋体" w:cs="宋体" w:hint="eastAsia"/>
               <w:szCs w:val="24"/>
             </w:rPr>
             <w:fldChar w:fldCharType="end"/>
@@ -2467,28 +2434,28 @@
         </w:p>
         <w:p>
           <w:pPr>
-            <w:pStyle w:val="17"/>
+            <w:pStyle w:val="TOC2"/>
             <w:tabs>
               <w:tab w:val="right" w:leader="dot" w:pos="8306"/>
             </w:tabs>
           </w:pPr>
           <w:r>
             <w:rPr>
-              <w:rFonts w:hint="eastAsia" w:ascii="宋体" w:hAnsi="宋体" w:eastAsia="宋体" w:cs="宋体"/>
+              <w:rFonts w:ascii="宋体" w:eastAsia="宋体" w:hAnsi="宋体" w:cs="宋体" w:hint="eastAsia"/>
               <w:szCs w:val="24"/>
             </w:rPr>
             <w:fldChar w:fldCharType="begin"/>
           </w:r>
           <w:r>
             <w:rPr>
-              <w:rFonts w:hint="eastAsia" w:ascii="宋体" w:hAnsi="宋体" w:eastAsia="宋体" w:cs="宋体"/>
+              <w:rFonts w:ascii="宋体" w:eastAsia="宋体" w:hAnsi="宋体" w:cs="宋体" w:hint="eastAsia"/>
               <w:szCs w:val="24"/>
             </w:rPr>
             <w:instrText xml:space="preserve"> HYPERLINK \l _Toc28666 </w:instrText>
           </w:r>
           <w:r>
             <w:rPr>
-              <w:rFonts w:hint="eastAsia" w:ascii="宋体" w:hAnsi="宋体" w:eastAsia="宋体" w:cs="宋体"/>
+              <w:rFonts w:ascii="宋体" w:eastAsia="宋体" w:hAnsi="宋体" w:cs="宋体" w:hint="eastAsia"/>
               <w:szCs w:val="24"/>
             </w:rPr>
             <w:fldChar w:fldCharType="separate"/>
@@ -2520,7 +2487,7 @@
           </w:r>
           <w:r>
             <w:rPr>
-              <w:rFonts w:hint="eastAsia" w:ascii="宋体" w:hAnsi="宋体" w:eastAsia="宋体" w:cs="宋体"/>
+              <w:rFonts w:ascii="宋体" w:eastAsia="宋体" w:hAnsi="宋体" w:cs="宋体" w:hint="eastAsia"/>
               <w:szCs w:val="24"/>
             </w:rPr>
             <w:fldChar w:fldCharType="end"/>
@@ -2528,28 +2495,28 @@
         </w:p>
         <w:p>
           <w:pPr>
-            <w:pStyle w:val="16"/>
+            <w:pStyle w:val="TOC1"/>
             <w:tabs>
               <w:tab w:val="right" w:leader="dot" w:pos="8306"/>
             </w:tabs>
           </w:pPr>
           <w:r>
             <w:rPr>
-              <w:rFonts w:hint="eastAsia" w:ascii="宋体" w:hAnsi="宋体" w:eastAsia="宋体" w:cs="宋体"/>
+              <w:rFonts w:ascii="宋体" w:eastAsia="宋体" w:hAnsi="宋体" w:cs="宋体" w:hint="eastAsia"/>
               <w:szCs w:val="24"/>
             </w:rPr>
             <w:fldChar w:fldCharType="begin"/>
           </w:r>
           <w:r>
             <w:rPr>
-              <w:rFonts w:hint="eastAsia" w:ascii="宋体" w:hAnsi="宋体" w:eastAsia="宋体" w:cs="宋体"/>
+              <w:rFonts w:ascii="宋体" w:eastAsia="宋体" w:hAnsi="宋体" w:cs="宋体" w:hint="eastAsia"/>
               <w:szCs w:val="24"/>
             </w:rPr>
             <w:instrText xml:space="preserve"> HYPERLINK \l _Toc24417 </w:instrText>
           </w:r>
           <w:r>
             <w:rPr>
-              <w:rFonts w:hint="eastAsia" w:ascii="宋体" w:hAnsi="宋体" w:eastAsia="宋体" w:cs="宋体"/>
+              <w:rFonts w:ascii="宋体" w:eastAsia="宋体" w:hAnsi="宋体" w:cs="宋体" w:hint="eastAsia"/>
               <w:szCs w:val="24"/>
             </w:rPr>
             <w:fldChar w:fldCharType="separate"/>
@@ -2581,7 +2548,7 @@
           </w:r>
           <w:r>
             <w:rPr>
-              <w:rFonts w:hint="eastAsia" w:ascii="宋体" w:hAnsi="宋体" w:eastAsia="宋体" w:cs="宋体"/>
+              <w:rFonts w:ascii="宋体" w:eastAsia="宋体" w:hAnsi="宋体" w:cs="宋体" w:hint="eastAsia"/>
               <w:szCs w:val="24"/>
             </w:rPr>
             <w:fldChar w:fldCharType="end"/>
@@ -2589,28 +2556,28 @@
         </w:p>
         <w:p>
           <w:pPr>
-            <w:pStyle w:val="16"/>
+            <w:pStyle w:val="TOC1"/>
             <w:tabs>
               <w:tab w:val="right" w:leader="dot" w:pos="8306"/>
             </w:tabs>
           </w:pPr>
           <w:r>
             <w:rPr>
-              <w:rFonts w:hint="eastAsia" w:ascii="宋体" w:hAnsi="宋体" w:eastAsia="宋体" w:cs="宋体"/>
+              <w:rFonts w:ascii="宋体" w:eastAsia="宋体" w:hAnsi="宋体" w:cs="宋体" w:hint="eastAsia"/>
               <w:szCs w:val="24"/>
             </w:rPr>
             <w:fldChar w:fldCharType="begin"/>
           </w:r>
           <w:r>
             <w:rPr>
-              <w:rFonts w:hint="eastAsia" w:ascii="宋体" w:hAnsi="宋体" w:eastAsia="宋体" w:cs="宋体"/>
+              <w:rFonts w:ascii="宋体" w:eastAsia="宋体" w:hAnsi="宋体" w:cs="宋体" w:hint="eastAsia"/>
               <w:szCs w:val="24"/>
             </w:rPr>
             <w:instrText xml:space="preserve"> HYPERLINK \l _Toc25651 </w:instrText>
           </w:r>
           <w:r>
             <w:rPr>
-              <w:rFonts w:hint="eastAsia" w:ascii="宋体" w:hAnsi="宋体" w:eastAsia="宋体" w:cs="宋体"/>
+              <w:rFonts w:ascii="宋体" w:eastAsia="宋体" w:hAnsi="宋体" w:cs="宋体" w:hint="eastAsia"/>
               <w:szCs w:val="24"/>
             </w:rPr>
             <w:fldChar w:fldCharType="separate"/>
@@ -2642,7 +2609,7 @@
           </w:r>
           <w:r>
             <w:rPr>
-              <w:rFonts w:hint="eastAsia" w:ascii="宋体" w:hAnsi="宋体" w:eastAsia="宋体" w:cs="宋体"/>
+              <w:rFonts w:ascii="宋体" w:eastAsia="宋体" w:hAnsi="宋体" w:cs="宋体" w:hint="eastAsia"/>
               <w:szCs w:val="24"/>
             </w:rPr>
             <w:fldChar w:fldCharType="end"/>
@@ -2650,28 +2617,28 @@
         </w:p>
         <w:p>
           <w:pPr>
-            <w:pStyle w:val="16"/>
+            <w:pStyle w:val="TOC1"/>
             <w:tabs>
               <w:tab w:val="right" w:leader="dot" w:pos="8306"/>
             </w:tabs>
           </w:pPr>
           <w:r>
             <w:rPr>
-              <w:rFonts w:hint="eastAsia" w:ascii="宋体" w:hAnsi="宋体" w:eastAsia="宋体" w:cs="宋体"/>
+              <w:rFonts w:ascii="宋体" w:eastAsia="宋体" w:hAnsi="宋体" w:cs="宋体" w:hint="eastAsia"/>
               <w:szCs w:val="24"/>
             </w:rPr>
             <w:fldChar w:fldCharType="begin"/>
           </w:r>
           <w:r>
             <w:rPr>
-              <w:rFonts w:hint="eastAsia" w:ascii="宋体" w:hAnsi="宋体" w:eastAsia="宋体" w:cs="宋体"/>
+              <w:rFonts w:ascii="宋体" w:eastAsia="宋体" w:hAnsi="宋体" w:cs="宋体" w:hint="eastAsia"/>
               <w:szCs w:val="24"/>
             </w:rPr>
             <w:instrText xml:space="preserve"> HYPERLINK \l _Toc470 </w:instrText>
           </w:r>
           <w:r>
             <w:rPr>
-              <w:rFonts w:hint="eastAsia" w:ascii="宋体" w:hAnsi="宋体" w:eastAsia="宋体" w:cs="宋体"/>
+              <w:rFonts w:ascii="宋体" w:eastAsia="宋体" w:hAnsi="宋体" w:cs="宋体" w:hint="eastAsia"/>
               <w:szCs w:val="24"/>
             </w:rPr>
             <w:fldChar w:fldCharType="separate"/>
@@ -2703,7 +2670,7 @@
           </w:r>
           <w:r>
             <w:rPr>
-              <w:rFonts w:hint="eastAsia" w:ascii="宋体" w:hAnsi="宋体" w:eastAsia="宋体" w:cs="宋体"/>
+              <w:rFonts w:ascii="宋体" w:eastAsia="宋体" w:hAnsi="宋体" w:cs="宋体" w:hint="eastAsia"/>
               <w:szCs w:val="24"/>
             </w:rPr>
             <w:fldChar w:fldCharType="end"/>
@@ -2711,28 +2678,28 @@
         </w:p>
         <w:p>
           <w:pPr>
-            <w:pStyle w:val="17"/>
+            <w:pStyle w:val="TOC2"/>
             <w:tabs>
               <w:tab w:val="right" w:leader="dot" w:pos="8306"/>
             </w:tabs>
           </w:pPr>
           <w:r>
             <w:rPr>
-              <w:rFonts w:hint="eastAsia" w:ascii="宋体" w:hAnsi="宋体" w:eastAsia="宋体" w:cs="宋体"/>
+              <w:rFonts w:ascii="宋体" w:eastAsia="宋体" w:hAnsi="宋体" w:cs="宋体" w:hint="eastAsia"/>
               <w:szCs w:val="24"/>
             </w:rPr>
             <w:fldChar w:fldCharType="begin"/>
           </w:r>
           <w:r>
             <w:rPr>
-              <w:rFonts w:hint="eastAsia" w:ascii="宋体" w:hAnsi="宋体" w:eastAsia="宋体" w:cs="宋体"/>
+              <w:rFonts w:ascii="宋体" w:eastAsia="宋体" w:hAnsi="宋体" w:cs="宋体" w:hint="eastAsia"/>
               <w:szCs w:val="24"/>
             </w:rPr>
             <w:instrText xml:space="preserve"> HYPERLINK \l _Toc29969 </w:instrText>
           </w:r>
           <w:r>
             <w:rPr>
-              <w:rFonts w:hint="eastAsia" w:ascii="宋体" w:hAnsi="宋体" w:eastAsia="宋体" w:cs="宋体"/>
+              <w:rFonts w:ascii="宋体" w:eastAsia="宋体" w:hAnsi="宋体" w:cs="宋体" w:hint="eastAsia"/>
               <w:szCs w:val="24"/>
             </w:rPr>
             <w:fldChar w:fldCharType="separate"/>
@@ -2764,7 +2731,7 @@
           </w:r>
           <w:r>
             <w:rPr>
-              <w:rFonts w:hint="eastAsia" w:ascii="宋体" w:hAnsi="宋体" w:eastAsia="宋体" w:cs="宋体"/>
+              <w:rFonts w:ascii="宋体" w:eastAsia="宋体" w:hAnsi="宋体" w:cs="宋体" w:hint="eastAsia"/>
               <w:szCs w:val="24"/>
             </w:rPr>
             <w:fldChar w:fldCharType="end"/>
@@ -2772,28 +2739,28 @@
         </w:p>
         <w:p>
           <w:pPr>
-            <w:pStyle w:val="17"/>
+            <w:pStyle w:val="TOC2"/>
             <w:tabs>
               <w:tab w:val="right" w:leader="dot" w:pos="8306"/>
             </w:tabs>
           </w:pPr>
           <w:r>
             <w:rPr>
-              <w:rFonts w:hint="eastAsia" w:ascii="宋体" w:hAnsi="宋体" w:eastAsia="宋体" w:cs="宋体"/>
+              <w:rFonts w:ascii="宋体" w:eastAsia="宋体" w:hAnsi="宋体" w:cs="宋体" w:hint="eastAsia"/>
               <w:szCs w:val="24"/>
             </w:rPr>
             <w:fldChar w:fldCharType="begin"/>
           </w:r>
           <w:r>
             <w:rPr>
-              <w:rFonts w:hint="eastAsia" w:ascii="宋体" w:hAnsi="宋体" w:eastAsia="宋体" w:cs="宋体"/>
+              <w:rFonts w:ascii="宋体" w:eastAsia="宋体" w:hAnsi="宋体" w:cs="宋体" w:hint="eastAsia"/>
               <w:szCs w:val="24"/>
             </w:rPr>
             <w:instrText xml:space="preserve"> HYPERLINK \l _Toc1445 </w:instrText>
           </w:r>
           <w:r>
             <w:rPr>
-              <w:rFonts w:hint="eastAsia" w:ascii="宋体" w:hAnsi="宋体" w:eastAsia="宋体" w:cs="宋体"/>
+              <w:rFonts w:ascii="宋体" w:eastAsia="宋体" w:hAnsi="宋体" w:cs="宋体" w:hint="eastAsia"/>
               <w:szCs w:val="24"/>
             </w:rPr>
             <w:fldChar w:fldCharType="separate"/>
@@ -2825,7 +2792,7 @@
           </w:r>
           <w:r>
             <w:rPr>
-              <w:rFonts w:hint="eastAsia" w:ascii="宋体" w:hAnsi="宋体" w:eastAsia="宋体" w:cs="宋体"/>
+              <w:rFonts w:ascii="宋体" w:eastAsia="宋体" w:hAnsi="宋体" w:cs="宋体" w:hint="eastAsia"/>
               <w:szCs w:val="24"/>
             </w:rPr>
             <w:fldChar w:fldCharType="end"/>
@@ -2833,28 +2800,28 @@
         </w:p>
         <w:p>
           <w:pPr>
-            <w:pStyle w:val="17"/>
+            <w:pStyle w:val="TOC2"/>
             <w:tabs>
               <w:tab w:val="right" w:leader="dot" w:pos="8306"/>
             </w:tabs>
           </w:pPr>
           <w:r>
             <w:rPr>
-              <w:rFonts w:hint="eastAsia" w:ascii="宋体" w:hAnsi="宋体" w:eastAsia="宋体" w:cs="宋体"/>
+              <w:rFonts w:ascii="宋体" w:eastAsia="宋体" w:hAnsi="宋体" w:cs="宋体" w:hint="eastAsia"/>
               <w:szCs w:val="24"/>
             </w:rPr>
             <w:fldChar w:fldCharType="begin"/>
           </w:r>
           <w:r>
             <w:rPr>
-              <w:rFonts w:hint="eastAsia" w:ascii="宋体" w:hAnsi="宋体" w:eastAsia="宋体" w:cs="宋体"/>
+              <w:rFonts w:ascii="宋体" w:eastAsia="宋体" w:hAnsi="宋体" w:cs="宋体" w:hint="eastAsia"/>
               <w:szCs w:val="24"/>
             </w:rPr>
             <w:instrText xml:space="preserve"> HYPERLINK \l _Toc26894 </w:instrText>
           </w:r>
           <w:r>
             <w:rPr>
-              <w:rFonts w:hint="eastAsia" w:ascii="宋体" w:hAnsi="宋体" w:eastAsia="宋体" w:cs="宋体"/>
+              <w:rFonts w:ascii="宋体" w:eastAsia="宋体" w:hAnsi="宋体" w:cs="宋体" w:hint="eastAsia"/>
               <w:szCs w:val="24"/>
             </w:rPr>
             <w:fldChar w:fldCharType="separate"/>
@@ -2886,7 +2853,7 @@
           </w:r>
           <w:r>
             <w:rPr>
-              <w:rFonts w:hint="eastAsia" w:ascii="宋体" w:hAnsi="宋体" w:eastAsia="宋体" w:cs="宋体"/>
+              <w:rFonts w:ascii="宋体" w:eastAsia="宋体" w:hAnsi="宋体" w:cs="宋体" w:hint="eastAsia"/>
               <w:szCs w:val="24"/>
             </w:rPr>
             <w:fldChar w:fldCharType="end"/>
@@ -2894,28 +2861,28 @@
         </w:p>
         <w:p>
           <w:pPr>
-            <w:pStyle w:val="17"/>
+            <w:pStyle w:val="TOC2"/>
             <w:tabs>
               <w:tab w:val="right" w:leader="dot" w:pos="8306"/>
             </w:tabs>
           </w:pPr>
           <w:r>
             <w:rPr>
-              <w:rFonts w:hint="eastAsia" w:ascii="宋体" w:hAnsi="宋体" w:eastAsia="宋体" w:cs="宋体"/>
+              <w:rFonts w:ascii="宋体" w:eastAsia="宋体" w:hAnsi="宋体" w:cs="宋体" w:hint="eastAsia"/>
               <w:szCs w:val="24"/>
             </w:rPr>
             <w:fldChar w:fldCharType="begin"/>
           </w:r>
           <w:r>
             <w:rPr>
-              <w:rFonts w:hint="eastAsia" w:ascii="宋体" w:hAnsi="宋体" w:eastAsia="宋体" w:cs="宋体"/>
+              <w:rFonts w:ascii="宋体" w:eastAsia="宋体" w:hAnsi="宋体" w:cs="宋体" w:hint="eastAsia"/>
               <w:szCs w:val="24"/>
             </w:rPr>
             <w:instrText xml:space="preserve"> HYPERLINK \l _Toc17305 </w:instrText>
           </w:r>
           <w:r>
             <w:rPr>
-              <w:rFonts w:hint="eastAsia" w:ascii="宋体" w:hAnsi="宋体" w:eastAsia="宋体" w:cs="宋体"/>
+              <w:rFonts w:ascii="宋体" w:eastAsia="宋体" w:hAnsi="宋体" w:cs="宋体" w:hint="eastAsia"/>
               <w:szCs w:val="24"/>
             </w:rPr>
             <w:fldChar w:fldCharType="separate"/>
@@ -2947,7 +2914,7 @@
           </w:r>
           <w:r>
             <w:rPr>
-              <w:rFonts w:hint="eastAsia" w:ascii="宋体" w:hAnsi="宋体" w:eastAsia="宋体" w:cs="宋体"/>
+              <w:rFonts w:ascii="宋体" w:eastAsia="宋体" w:hAnsi="宋体" w:cs="宋体" w:hint="eastAsia"/>
               <w:szCs w:val="24"/>
             </w:rPr>
             <w:fldChar w:fldCharType="end"/>
@@ -2955,28 +2922,28 @@
         </w:p>
         <w:p>
           <w:pPr>
-            <w:pStyle w:val="17"/>
+            <w:pStyle w:val="TOC2"/>
             <w:tabs>
               <w:tab w:val="right" w:leader="dot" w:pos="8306"/>
             </w:tabs>
           </w:pPr>
           <w:r>
             <w:rPr>
-              <w:rFonts w:hint="eastAsia" w:ascii="宋体" w:hAnsi="宋体" w:eastAsia="宋体" w:cs="宋体"/>
+              <w:rFonts w:ascii="宋体" w:eastAsia="宋体" w:hAnsi="宋体" w:cs="宋体" w:hint="eastAsia"/>
               <w:szCs w:val="24"/>
             </w:rPr>
             <w:fldChar w:fldCharType="begin"/>
           </w:r>
           <w:r>
             <w:rPr>
-              <w:rFonts w:hint="eastAsia" w:ascii="宋体" w:hAnsi="宋体" w:eastAsia="宋体" w:cs="宋体"/>
+              <w:rFonts w:ascii="宋体" w:eastAsia="宋体" w:hAnsi="宋体" w:cs="宋体" w:hint="eastAsia"/>
               <w:szCs w:val="24"/>
             </w:rPr>
             <w:instrText xml:space="preserve"> HYPERLINK \l _Toc6421 </w:instrText>
           </w:r>
           <w:r>
             <w:rPr>
-              <w:rFonts w:hint="eastAsia" w:ascii="宋体" w:hAnsi="宋体" w:eastAsia="宋体" w:cs="宋体"/>
+              <w:rFonts w:ascii="宋体" w:eastAsia="宋体" w:hAnsi="宋体" w:cs="宋体" w:hint="eastAsia"/>
               <w:szCs w:val="24"/>
             </w:rPr>
             <w:fldChar w:fldCharType="separate"/>
@@ -3008,7 +2975,7 @@
           </w:r>
           <w:r>
             <w:rPr>
-              <w:rFonts w:hint="eastAsia" w:ascii="宋体" w:hAnsi="宋体" w:eastAsia="宋体" w:cs="宋体"/>
+              <w:rFonts w:ascii="宋体" w:eastAsia="宋体" w:hAnsi="宋体" w:cs="宋体" w:hint="eastAsia"/>
               <w:szCs w:val="24"/>
             </w:rPr>
             <w:fldChar w:fldCharType="end"/>
@@ -3016,28 +2983,28 @@
         </w:p>
         <w:p>
           <w:pPr>
-            <w:pStyle w:val="17"/>
+            <w:pStyle w:val="TOC2"/>
             <w:tabs>
               <w:tab w:val="right" w:leader="dot" w:pos="8306"/>
             </w:tabs>
           </w:pPr>
           <w:r>
             <w:rPr>
-              <w:rFonts w:hint="eastAsia" w:ascii="宋体" w:hAnsi="宋体" w:eastAsia="宋体" w:cs="宋体"/>
+              <w:rFonts w:ascii="宋体" w:eastAsia="宋体" w:hAnsi="宋体" w:cs="宋体" w:hint="eastAsia"/>
               <w:szCs w:val="24"/>
             </w:rPr>
             <w:fldChar w:fldCharType="begin"/>
           </w:r>
           <w:r>
             <w:rPr>
-              <w:rFonts w:hint="eastAsia" w:ascii="宋体" w:hAnsi="宋体" w:eastAsia="宋体" w:cs="宋体"/>
+              <w:rFonts w:ascii="宋体" w:eastAsia="宋体" w:hAnsi="宋体" w:cs="宋体" w:hint="eastAsia"/>
               <w:szCs w:val="24"/>
             </w:rPr>
             <w:instrText xml:space="preserve"> HYPERLINK \l _Toc20218 </w:instrText>
           </w:r>
           <w:r>
             <w:rPr>
-              <w:rFonts w:hint="eastAsia" w:ascii="宋体" w:hAnsi="宋体" w:eastAsia="宋体" w:cs="宋体"/>
+              <w:rFonts w:ascii="宋体" w:eastAsia="宋体" w:hAnsi="宋体" w:cs="宋体" w:hint="eastAsia"/>
               <w:szCs w:val="24"/>
             </w:rPr>
             <w:fldChar w:fldCharType="separate"/>
@@ -3069,7 +3036,7 @@
           </w:r>
           <w:r>
             <w:rPr>
-              <w:rFonts w:hint="eastAsia" w:ascii="宋体" w:hAnsi="宋体" w:eastAsia="宋体" w:cs="宋体"/>
+              <w:rFonts w:ascii="宋体" w:eastAsia="宋体" w:hAnsi="宋体" w:cs="宋体" w:hint="eastAsia"/>
               <w:szCs w:val="24"/>
             </w:rPr>
             <w:fldChar w:fldCharType="end"/>
@@ -3077,28 +3044,28 @@
         </w:p>
         <w:p>
           <w:pPr>
-            <w:pStyle w:val="16"/>
+            <w:pStyle w:val="TOC1"/>
             <w:tabs>
               <w:tab w:val="right" w:leader="dot" w:pos="8306"/>
             </w:tabs>
           </w:pPr>
           <w:r>
             <w:rPr>
-              <w:rFonts w:hint="eastAsia" w:ascii="宋体" w:hAnsi="宋体" w:eastAsia="宋体" w:cs="宋体"/>
+              <w:rFonts w:ascii="宋体" w:eastAsia="宋体" w:hAnsi="宋体" w:cs="宋体" w:hint="eastAsia"/>
               <w:szCs w:val="24"/>
             </w:rPr>
             <w:fldChar w:fldCharType="begin"/>
           </w:r>
           <w:r>
             <w:rPr>
-              <w:rFonts w:hint="eastAsia" w:ascii="宋体" w:hAnsi="宋体" w:eastAsia="宋体" w:cs="宋体"/>
+              <w:rFonts w:ascii="宋体" w:eastAsia="宋体" w:hAnsi="宋体" w:cs="宋体" w:hint="eastAsia"/>
               <w:szCs w:val="24"/>
             </w:rPr>
             <w:instrText xml:space="preserve"> HYPERLINK \l _Toc6453 </w:instrText>
           </w:r>
           <w:r>
             <w:rPr>
-              <w:rFonts w:hint="eastAsia" w:ascii="宋体" w:hAnsi="宋体" w:eastAsia="宋体" w:cs="宋体"/>
+              <w:rFonts w:ascii="宋体" w:eastAsia="宋体" w:hAnsi="宋体" w:cs="宋体" w:hint="eastAsia"/>
               <w:szCs w:val="24"/>
             </w:rPr>
             <w:fldChar w:fldCharType="separate"/>
@@ -3130,7 +3097,7 @@
           </w:r>
           <w:r>
             <w:rPr>
-              <w:rFonts w:hint="eastAsia" w:ascii="宋体" w:hAnsi="宋体" w:eastAsia="宋体" w:cs="宋体"/>
+              <w:rFonts w:ascii="宋体" w:eastAsia="宋体" w:hAnsi="宋体" w:cs="宋体" w:hint="eastAsia"/>
               <w:szCs w:val="24"/>
             </w:rPr>
             <w:fldChar w:fldCharType="end"/>
@@ -3138,28 +3105,28 @@
         </w:p>
         <w:p>
           <w:pPr>
-            <w:pStyle w:val="16"/>
+            <w:pStyle w:val="TOC1"/>
             <w:tabs>
               <w:tab w:val="right" w:leader="dot" w:pos="8306"/>
             </w:tabs>
           </w:pPr>
           <w:r>
             <w:rPr>
-              <w:rFonts w:hint="eastAsia" w:ascii="宋体" w:hAnsi="宋体" w:eastAsia="宋体" w:cs="宋体"/>
+              <w:rFonts w:ascii="宋体" w:eastAsia="宋体" w:hAnsi="宋体" w:cs="宋体" w:hint="eastAsia"/>
               <w:szCs w:val="24"/>
             </w:rPr>
             <w:fldChar w:fldCharType="begin"/>
           </w:r>
           <w:r>
             <w:rPr>
-              <w:rFonts w:hint="eastAsia" w:ascii="宋体" w:hAnsi="宋体" w:eastAsia="宋体" w:cs="宋体"/>
+              <w:rFonts w:ascii="宋体" w:eastAsia="宋体" w:hAnsi="宋体" w:cs="宋体" w:hint="eastAsia"/>
               <w:szCs w:val="24"/>
             </w:rPr>
             <w:instrText xml:space="preserve"> HYPERLINK \l _Toc2544 </w:instrText>
           </w:r>
           <w:r>
             <w:rPr>
-              <w:rFonts w:hint="eastAsia" w:ascii="宋体" w:hAnsi="宋体" w:eastAsia="宋体" w:cs="宋体"/>
+              <w:rFonts w:ascii="宋体" w:eastAsia="宋体" w:hAnsi="宋体" w:cs="宋体" w:hint="eastAsia"/>
               <w:szCs w:val="24"/>
             </w:rPr>
             <w:fldChar w:fldCharType="separate"/>
@@ -3198,7 +3165,7 @@
           </w:r>
           <w:r>
             <w:rPr>
-              <w:rFonts w:hint="eastAsia" w:ascii="宋体" w:hAnsi="宋体" w:eastAsia="宋体" w:cs="宋体"/>
+              <w:rFonts w:ascii="宋体" w:eastAsia="宋体" w:hAnsi="宋体" w:cs="宋体" w:hint="eastAsia"/>
               <w:szCs w:val="24"/>
             </w:rPr>
             <w:fldChar w:fldCharType="end"/>
@@ -3206,28 +3173,28 @@
         </w:p>
         <w:p>
           <w:pPr>
-            <w:pStyle w:val="16"/>
+            <w:pStyle w:val="TOC1"/>
             <w:tabs>
               <w:tab w:val="right" w:leader="dot" w:pos="8306"/>
             </w:tabs>
           </w:pPr>
           <w:r>
             <w:rPr>
-              <w:rFonts w:hint="eastAsia" w:ascii="宋体" w:hAnsi="宋体" w:eastAsia="宋体" w:cs="宋体"/>
+              <w:rFonts w:ascii="宋体" w:eastAsia="宋体" w:hAnsi="宋体" w:cs="宋体" w:hint="eastAsia"/>
               <w:szCs w:val="24"/>
             </w:rPr>
             <w:fldChar w:fldCharType="begin"/>
           </w:r>
           <w:r>
             <w:rPr>
-              <w:rFonts w:hint="eastAsia" w:ascii="宋体" w:hAnsi="宋体" w:eastAsia="宋体" w:cs="宋体"/>
+              <w:rFonts w:ascii="宋体" w:eastAsia="宋体" w:hAnsi="宋体" w:cs="宋体" w:hint="eastAsia"/>
               <w:szCs w:val="24"/>
             </w:rPr>
             <w:instrText xml:space="preserve"> HYPERLINK \l _Toc20451 </w:instrText>
           </w:r>
           <w:r>
             <w:rPr>
-              <w:rFonts w:hint="eastAsia" w:ascii="宋体" w:hAnsi="宋体" w:eastAsia="宋体" w:cs="宋体"/>
+              <w:rFonts w:ascii="宋体" w:eastAsia="宋体" w:hAnsi="宋体" w:cs="宋体" w:hint="eastAsia"/>
               <w:szCs w:val="24"/>
             </w:rPr>
             <w:fldChar w:fldCharType="separate"/>
@@ -3259,7 +3226,7 @@
           </w:r>
           <w:r>
             <w:rPr>
-              <w:rFonts w:hint="eastAsia" w:ascii="宋体" w:hAnsi="宋体" w:eastAsia="宋体" w:cs="宋体"/>
+              <w:rFonts w:ascii="宋体" w:eastAsia="宋体" w:hAnsi="宋体" w:cs="宋体" w:hint="eastAsia"/>
               <w:szCs w:val="24"/>
             </w:rPr>
             <w:fldChar w:fldCharType="end"/>
@@ -3281,7 +3248,7 @@
             <w:snapToGrid w:val="0"/>
             <w:textAlignment w:val="baseline"/>
             <w:rPr>
-              <w:rFonts w:hint="eastAsia" w:ascii="宋体" w:hAnsi="宋体" w:eastAsia="宋体" w:cs="宋体"/>
+              <w:rFonts w:ascii="宋体" w:eastAsia="宋体" w:hAnsi="宋体" w:cs="宋体" w:hint="eastAsia"/>
               <w:snapToGrid w:val="0"/>
               <w:color w:val="000000"/>
               <w:kern w:val="0"/>
@@ -3292,7 +3259,7 @@
           </w:pPr>
           <w:r>
             <w:rPr>
-              <w:rFonts w:hint="eastAsia" w:ascii="宋体" w:hAnsi="宋体" w:eastAsia="宋体" w:cs="宋体"/>
+              <w:rFonts w:ascii="宋体" w:eastAsia="宋体" w:hAnsi="宋体" w:cs="宋体" w:hint="eastAsia"/>
               <w:szCs w:val="24"/>
             </w:rPr>
             <w:fldChar w:fldCharType="end"/>
@@ -3316,7 +3283,7 @@
         <w:snapToGrid w:val="0"/>
         <w:textAlignment w:val="baseline"/>
         <w:rPr>
-          <w:rFonts w:ascii="Arial" w:hAnsi="Arial" w:eastAsia="Arial" w:cs="Arial"/>
+          <w:rFonts w:ascii="Arial" w:eastAsia="Arial" w:hAnsi="Arial" w:cs="Arial"/>
           <w:snapToGrid w:val="0"/>
           <w:color w:val="000000"/>
           <w:kern w:val="0"/>
@@ -3327,7 +3294,7 @@
       </w:pPr>
       <w:r>
         <w:rPr>
-          <w:rFonts w:ascii="Arial" w:hAnsi="Arial" w:eastAsia="Arial" w:cs="Arial"/>
+          <w:rFonts w:ascii="Arial" w:eastAsia="Arial" w:hAnsi="Arial" w:cs="Arial"/>
           <w:snapToGrid w:val="0"/>
           <w:color w:val="000000"/>
           <w:kern w:val="0"/>
@@ -3340,45 +3307,45 @@
     </w:p>
     <w:p>
       <w:pPr>
-        <w:pStyle w:val="28"/>
+        <w:pStyle w:val="1"/>
         <w:bidi w:val="0"/>
         <w:rPr>
           <w:rFonts w:hint="default"/>
           <w:lang w:val="en-US" w:eastAsia="zh-CN"/>
         </w:rPr>
       </w:pPr>
-      <w:bookmarkStart w:id="2" w:name="_Toc19867"/>
+      <w:bookmarkStart w:id="3" w:name="_Toc19867"/>
       <w:r>
         <w:rPr>
           <w:rFonts w:hint="default"/>
           <w:lang w:val="en-US" w:eastAsia="zh-CN"/>
         </w:rPr>
         <w:t>总则</w:t>
-      </w:r>
-      <w:bookmarkEnd w:id="2"/>
-    </w:p>
-    <w:p>
-      <w:pPr>
-        <w:pStyle w:val="30"/>
-        <w:bidi w:val="0"/>
-        <w:rPr>
-          <w:rFonts w:hint="default"/>
-          <w:lang w:val="en-US" w:eastAsia="zh-CN"/>
-        </w:rPr>
-      </w:pPr>
-      <w:bookmarkStart w:id="3" w:name="_Toc18193"/>
-      <w:r>
-        <w:rPr>
-          <w:rFonts w:hint="default"/>
-          <w:lang w:val="en-US" w:eastAsia="zh-CN"/>
-        </w:rPr>
-        <w:t>目的</w:t>
       </w:r>
       <w:bookmarkEnd w:id="3"/>
     </w:p>
     <w:p>
       <w:pPr>
-        <w:pStyle w:val="29"/>
+        <w:pStyle w:val="2"/>
+        <w:bidi w:val="0"/>
+        <w:rPr>
+          <w:rFonts w:hint="default"/>
+          <w:lang w:val="en-US" w:eastAsia="zh-CN"/>
+        </w:rPr>
+      </w:pPr>
+      <w:bookmarkStart w:id="4" w:name="_Toc18193"/>
+      <w:r>
+        <w:rPr>
+          <w:rFonts w:hint="default"/>
+          <w:lang w:val="en-US" w:eastAsia="zh-CN"/>
+        </w:rPr>
+        <w:t>目的</w:t>
+      </w:r>
+      <w:bookmarkEnd w:id="4"/>
+    </w:p>
+    <w:p>
+      <w:pPr>
+        <w:pStyle w:val="a1"/>
         <w:keepNext w:val="0"/>
         <w:keepLines w:val="0"/>
         <w:pageBreakBefore w:val="0"/>
@@ -3421,14 +3388,14 @@
     </w:p>
     <w:p>
       <w:pPr>
-        <w:pStyle w:val="30"/>
+        <w:pStyle w:val="2"/>
         <w:bidi w:val="0"/>
         <w:rPr>
           <w:rFonts w:hint="default"/>
           <w:lang w:val="en-US" w:eastAsia="zh-CN"/>
         </w:rPr>
       </w:pPr>
-      <w:bookmarkStart w:id="4" w:name="_Toc7512"/>
+      <w:bookmarkStart w:id="5" w:name="_Toc7512"/>
       <w:r>
         <w:rPr>
           <w:rFonts w:hint="default"/>
@@ -3436,11 +3403,11 @@
         </w:rPr>
         <w:t>适用范围</w:t>
       </w:r>
-      <w:bookmarkEnd w:id="4"/>
+      <w:bookmarkEnd w:id="5"/>
     </w:p>
     <w:p>
       <w:pPr>
-        <w:pStyle w:val="29"/>
+        <w:pStyle w:val="a1"/>
         <w:keepNext w:val="0"/>
         <w:keepLines w:val="0"/>
         <w:pageBreakBefore w:val="0"/>
@@ -3483,7 +3450,7 @@
     </w:p>
     <w:p>
       <w:pPr>
-        <w:pStyle w:val="29"/>
+        <w:pStyle w:val="a1"/>
         <w:keepNext w:val="0"/>
         <w:keepLines w:val="0"/>
         <w:pageBreakBefore w:val="0"/>
@@ -3500,7 +3467,7 @@
         <w:bidi w:val="0"/>
         <w:adjustRightInd w:val="0"/>
         <w:snapToGrid w:val="0"/>
-        <w:ind w:left="425" w:leftChars="0" w:hanging="425" w:firstLineChars="0"/>
+        <w:ind w:left="425" w:hanging="425" w:leftChars="0" w:firstLineChars="0"/>
         <w:textAlignment w:val="baseline"/>
         <w:rPr>
           <w:rFonts w:hint="default"/>
@@ -3517,7 +3484,7 @@
     </w:p>
     <w:p>
       <w:pPr>
-        <w:pStyle w:val="29"/>
+        <w:pStyle w:val="a1"/>
         <w:keepNext w:val="0"/>
         <w:keepLines w:val="0"/>
         <w:pageBreakBefore w:val="0"/>
@@ -3534,7 +3501,7 @@
         <w:bidi w:val="0"/>
         <w:adjustRightInd w:val="0"/>
         <w:snapToGrid w:val="0"/>
-        <w:ind w:left="425" w:leftChars="0" w:hanging="425" w:firstLineChars="0"/>
+        <w:ind w:left="425" w:hanging="425" w:leftChars="0" w:firstLineChars="0"/>
         <w:textAlignment w:val="baseline"/>
         <w:rPr>
           <w:rFonts w:hint="default"/>
@@ -3551,7 +3518,7 @@
     </w:p>
     <w:p>
       <w:pPr>
-        <w:pStyle w:val="29"/>
+        <w:pStyle w:val="a1"/>
         <w:keepNext w:val="0"/>
         <w:keepLines w:val="0"/>
         <w:pageBreakBefore w:val="0"/>
@@ -3568,7 +3535,7 @@
         <w:bidi w:val="0"/>
         <w:adjustRightInd w:val="0"/>
         <w:snapToGrid w:val="0"/>
-        <w:ind w:left="425" w:leftChars="0" w:hanging="425" w:firstLineChars="0"/>
+        <w:ind w:left="425" w:hanging="425" w:leftChars="0" w:firstLineChars="0"/>
         <w:textAlignment w:val="baseline"/>
         <w:rPr>
           <w:rFonts w:hint="default"/>
@@ -3585,7 +3552,7 @@
     </w:p>
     <w:p>
       <w:pPr>
-        <w:pStyle w:val="29"/>
+        <w:pStyle w:val="a1"/>
         <w:keepNext w:val="0"/>
         <w:keepLines w:val="0"/>
         <w:pageBreakBefore w:val="0"/>
@@ -3602,7 +3569,7 @@
         <w:bidi w:val="0"/>
         <w:adjustRightInd w:val="0"/>
         <w:snapToGrid w:val="0"/>
-        <w:ind w:left="425" w:leftChars="0" w:hanging="425" w:firstLineChars="0"/>
+        <w:ind w:left="425" w:hanging="425" w:leftChars="0" w:firstLineChars="0"/>
         <w:textAlignment w:val="baseline"/>
         <w:rPr>
           <w:rFonts w:hint="default"/>
@@ -3619,7 +3586,7 @@
     </w:p>
     <w:p>
       <w:pPr>
-        <w:pStyle w:val="29"/>
+        <w:pStyle w:val="a1"/>
         <w:keepNext w:val="0"/>
         <w:keepLines w:val="0"/>
         <w:pageBreakBefore w:val="0"/>
@@ -3636,7 +3603,7 @@
         <w:bidi w:val="0"/>
         <w:adjustRightInd w:val="0"/>
         <w:snapToGrid w:val="0"/>
-        <w:ind w:left="425" w:leftChars="0" w:hanging="425" w:firstLineChars="0"/>
+        <w:ind w:left="425" w:hanging="425" w:leftChars="0" w:firstLineChars="0"/>
         <w:textAlignment w:val="baseline"/>
         <w:rPr>
           <w:rFonts w:hint="default"/>
@@ -3653,14 +3620,14 @@
     </w:p>
     <w:p>
       <w:pPr>
-        <w:pStyle w:val="30"/>
+        <w:pStyle w:val="2"/>
         <w:bidi w:val="0"/>
         <w:rPr>
           <w:rFonts w:hint="default"/>
           <w:lang w:val="en-US" w:eastAsia="zh-CN"/>
         </w:rPr>
       </w:pPr>
-      <w:bookmarkStart w:id="5" w:name="_Toc28666"/>
+      <w:bookmarkStart w:id="6" w:name="_Toc28666"/>
       <w:r>
         <w:rPr>
           <w:rFonts w:hint="default"/>
@@ -3668,11 +3635,11 @@
         </w:rPr>
         <w:t>原则</w:t>
       </w:r>
-      <w:bookmarkEnd w:id="5"/>
+      <w:bookmarkEnd w:id="6"/>
     </w:p>
     <w:p>
       <w:pPr>
-        <w:pStyle w:val="29"/>
+        <w:pStyle w:val="a1"/>
         <w:keepNext w:val="0"/>
         <w:keepLines w:val="0"/>
         <w:pageBreakBefore w:val="0"/>
@@ -3701,7 +3668,7 @@
     </w:p>
     <w:p>
       <w:pPr>
-        <w:pStyle w:val="29"/>
+        <w:pStyle w:val="a1"/>
         <w:keepNext w:val="0"/>
         <w:keepLines w:val="0"/>
         <w:pageBreakBefore w:val="0"/>
@@ -3730,7 +3697,7 @@
     </w:p>
     <w:p>
       <w:pPr>
-        <w:pStyle w:val="29"/>
+        <w:pStyle w:val="a1"/>
         <w:keepNext w:val="0"/>
         <w:keepLines w:val="0"/>
         <w:pageBreakBefore w:val="0"/>
@@ -3759,7 +3726,7 @@
     </w:p>
     <w:p>
       <w:pPr>
-        <w:pStyle w:val="29"/>
+        <w:pStyle w:val="a1"/>
         <w:keepNext w:val="0"/>
         <w:keepLines w:val="0"/>
         <w:pageBreakBefore w:val="0"/>
@@ -3788,7 +3755,7 @@
     </w:p>
     <w:p>
       <w:pPr>
-        <w:pStyle w:val="29"/>
+        <w:pStyle w:val="a1"/>
         <w:keepNext w:val="0"/>
         <w:keepLines w:val="0"/>
         <w:pageBreakBefore w:val="0"/>
@@ -3817,14 +3784,14 @@
     </w:p>
     <w:p>
       <w:pPr>
-        <w:pStyle w:val="28"/>
+        <w:pStyle w:val="1"/>
         <w:bidi w:val="0"/>
         <w:rPr>
           <w:rFonts w:hint="default"/>
           <w:lang w:val="en-US" w:eastAsia="zh-CN"/>
         </w:rPr>
       </w:pPr>
-      <w:bookmarkStart w:id="6" w:name="_Toc24417"/>
+      <w:bookmarkStart w:id="7" w:name="_Toc24417"/>
       <w:r>
         <w:rPr>
           <w:rFonts w:hint="default"/>
@@ -3832,11 +3799,11 @@
         </w:rPr>
         <w:t>定义与术语</w:t>
       </w:r>
-      <w:bookmarkEnd w:id="6"/>
+      <w:bookmarkEnd w:id="7"/>
     </w:p>
     <w:p>
       <w:pPr>
-        <w:pStyle w:val="29"/>
+        <w:pStyle w:val="a1"/>
         <w:keepNext w:val="0"/>
         <w:keepLines w:val="0"/>
         <w:pageBreakBefore w:val="0"/>
@@ -3865,7 +3832,7 @@
     </w:p>
     <w:p>
       <w:pPr>
-        <w:pStyle w:val="29"/>
+        <w:pStyle w:val="a1"/>
         <w:keepNext w:val="0"/>
         <w:keepLines w:val="0"/>
         <w:pageBreakBefore w:val="0"/>
@@ -3894,7 +3861,7 @@
     </w:p>
     <w:p>
       <w:pPr>
-        <w:pStyle w:val="29"/>
+        <w:pStyle w:val="a1"/>
         <w:keepNext w:val="0"/>
         <w:keepLines w:val="0"/>
         <w:pageBreakBefore w:val="0"/>
@@ -3923,7 +3890,7 @@
     </w:p>
     <w:p>
       <w:pPr>
-        <w:pStyle w:val="29"/>
+        <w:pStyle w:val="a1"/>
         <w:keepNext w:val="0"/>
         <w:keepLines w:val="0"/>
         <w:pageBreakBefore w:val="0"/>
@@ -3952,7 +3919,7 @@
     </w:p>
     <w:p>
       <w:pPr>
-        <w:pStyle w:val="29"/>
+        <w:pStyle w:val="a1"/>
         <w:keepNext w:val="0"/>
         <w:keepLines w:val="0"/>
         <w:pageBreakBefore w:val="0"/>
@@ -3981,7 +3948,7 @@
     </w:p>
     <w:p>
       <w:pPr>
-        <w:pStyle w:val="29"/>
+        <w:pStyle w:val="a1"/>
         <w:keepNext w:val="0"/>
         <w:keepLines w:val="0"/>
         <w:pageBreakBefore w:val="0"/>
@@ -4010,14 +3977,14 @@
     </w:p>
     <w:p>
       <w:pPr>
-        <w:pStyle w:val="28"/>
+        <w:pStyle w:val="1"/>
         <w:bidi w:val="0"/>
         <w:rPr>
           <w:rFonts w:hint="default"/>
           <w:lang w:val="en-US" w:eastAsia="zh-CN"/>
         </w:rPr>
       </w:pPr>
-      <w:bookmarkStart w:id="7" w:name="_Toc25651"/>
+      <w:bookmarkStart w:id="8" w:name="_Toc25651"/>
       <w:r>
         <w:rPr>
           <w:rFonts w:hint="default"/>
@@ -4025,23 +3992,22 @@
         </w:rPr>
         <w:t>角色与职责</w:t>
       </w:r>
-      <w:bookmarkEnd w:id="7"/>
+      <w:bookmarkEnd w:id="8"/>
     </w:p>
     <w:tbl>
       <w:tblPr>
-        <w:tblStyle w:val="20"/>
+        <w:tblStyle w:val="TableNormal"/>
         <w:tblW w:w="9024" w:type="dxa"/>
         <w:tblInd w:w="0" w:type="dxa"/>
         <w:tblBorders>
-          <w:top w:val="single" w:color="auto" w:sz="4" w:space="0"/>
-          <w:left w:val="single" w:color="auto" w:sz="4" w:space="0"/>
-          <w:bottom w:val="single" w:color="auto" w:sz="4" w:space="0"/>
-          <w:right w:val="single" w:color="auto" w:sz="4" w:space="0"/>
-          <w:insideH w:val="single" w:color="auto" w:sz="4" w:space="0"/>
-          <w:insideV w:val="single" w:color="auto" w:sz="4" w:space="0"/>
+          <w:top w:val="single" w:sz="4" w:space="0" w:color="auto"/>
+          <w:left w:val="single" w:sz="4" w:space="0" w:color="auto"/>
+          <w:bottom w:val="single" w:sz="4" w:space="0" w:color="auto"/>
+          <w:right w:val="single" w:sz="4" w:space="0" w:color="auto"/>
+          <w:insideH w:val="single" w:sz="4" w:space="0" w:color="auto"/>
+          <w:insideV w:val="single" w:sz="4" w:space="0" w:color="auto"/>
         </w:tblBorders>
         <w:shd w:val="clear" w:color="auto" w:fill="auto"/>
-        <w:tblLayout w:type="autofit"/>
         <w:tblCellMar>
           <w:top w:w="15" w:type="dxa"/>
           <w:left w:w="15" w:type="dxa"/>
@@ -4056,14 +4022,17 @@
       </w:tblGrid>
       <w:tr>
         <w:tblPrEx>
+          <w:tblW w:w="9024" w:type="dxa"/>
+          <w:tblInd w:w="0" w:type="dxa"/>
           <w:tblBorders>
-            <w:top w:val="single" w:color="auto" w:sz="4" w:space="0"/>
-            <w:left w:val="single" w:color="auto" w:sz="4" w:space="0"/>
-            <w:bottom w:val="single" w:color="auto" w:sz="4" w:space="0"/>
-            <w:right w:val="single" w:color="auto" w:sz="4" w:space="0"/>
-            <w:insideH w:val="single" w:color="auto" w:sz="4" w:space="0"/>
-            <w:insideV w:val="single" w:color="auto" w:sz="4" w:space="0"/>
+            <w:top w:val="single" w:sz="4" w:space="0" w:color="auto"/>
+            <w:left w:val="single" w:sz="4" w:space="0" w:color="auto"/>
+            <w:bottom w:val="single" w:sz="4" w:space="0" w:color="auto"/>
+            <w:right w:val="single" w:sz="4" w:space="0" w:color="auto"/>
+            <w:insideH w:val="single" w:sz="4" w:space="0" w:color="auto"/>
+            <w:insideV w:val="single" w:sz="4" w:space="0" w:color="auto"/>
           </w:tblBorders>
+          <w:shd w:val="clear" w:color="auto" w:fill="auto"/>
           <w:tblCellMar>
             <w:top w:w="15" w:type="dxa"/>
             <w:left w:w="15" w:type="dxa"/>
@@ -4093,10 +4062,10 @@
               <w:widowControl/>
               <w:suppressLineNumbers w:val="0"/>
               <w:spacing w:line="300" w:lineRule="atLeast"/>
-              <w:ind w:left="0" w:leftChars="0" w:right="0" w:rightChars="0" w:firstLine="0" w:firstLineChars="0"/>
+              <w:ind w:left="0" w:right="0" w:firstLine="0" w:leftChars="0" w:rightChars="0" w:firstLineChars="0"/>
               <w:jc w:val="center"/>
               <w:rPr>
-                <w:rFonts w:ascii="Segoe UI" w:hAnsi="Segoe UI" w:eastAsia="Segoe UI" w:cs="Segoe UI"/>
+                <w:rFonts w:ascii="Segoe UI" w:eastAsia="Segoe UI" w:hAnsi="Segoe UI" w:cs="Segoe UI"/>
                 <w:b/>
                 <w:bCs/>
                 <w:i w:val="0"/>
@@ -4110,7 +4079,7 @@
             </w:pPr>
             <w:r>
               <w:rPr>
-                <w:rFonts w:hint="default" w:ascii="Segoe UI" w:hAnsi="Segoe UI" w:eastAsia="Segoe UI" w:cs="Segoe UI"/>
+                <w:rFonts w:ascii="Segoe UI" w:eastAsia="Segoe UI" w:hAnsi="Segoe UI" w:cs="Segoe UI" w:hint="default"/>
                 <w:b/>
                 <w:bCs/>
                 <w:i w:val="0"/>
@@ -4147,10 +4116,10 @@
               <w:widowControl/>
               <w:suppressLineNumbers w:val="0"/>
               <w:spacing w:line="300" w:lineRule="atLeast"/>
-              <w:ind w:left="0" w:leftChars="0" w:right="0" w:rightChars="0" w:firstLine="0" w:firstLineChars="0"/>
+              <w:ind w:left="0" w:right="0" w:firstLine="0" w:leftChars="0" w:rightChars="0" w:firstLineChars="0"/>
               <w:jc w:val="center"/>
               <w:rPr>
-                <w:rFonts w:hint="default" w:ascii="Segoe UI" w:hAnsi="Segoe UI" w:eastAsia="Segoe UI" w:cs="Segoe UI"/>
+                <w:rFonts w:ascii="Segoe UI" w:eastAsia="Segoe UI" w:hAnsi="Segoe UI" w:cs="Segoe UI" w:hint="default"/>
                 <w:b/>
                 <w:bCs/>
                 <w:i w:val="0"/>
@@ -4164,7 +4133,7 @@
             </w:pPr>
             <w:r>
               <w:rPr>
-                <w:rFonts w:hint="default" w:ascii="Segoe UI" w:hAnsi="Segoe UI" w:eastAsia="Segoe UI" w:cs="Segoe UI"/>
+                <w:rFonts w:ascii="Segoe UI" w:eastAsia="Segoe UI" w:hAnsi="Segoe UI" w:cs="Segoe UI" w:hint="default"/>
                 <w:b/>
                 <w:bCs/>
                 <w:i w:val="0"/>
@@ -4201,10 +4170,10 @@
               <w:widowControl/>
               <w:suppressLineNumbers w:val="0"/>
               <w:spacing w:line="300" w:lineRule="atLeast"/>
-              <w:ind w:left="0" w:leftChars="0" w:right="0" w:rightChars="0" w:firstLine="0" w:firstLineChars="0"/>
+              <w:ind w:left="0" w:right="0" w:firstLine="0" w:leftChars="0" w:rightChars="0" w:firstLineChars="0"/>
               <w:jc w:val="center"/>
               <w:rPr>
-                <w:rFonts w:hint="default" w:ascii="Segoe UI" w:hAnsi="Segoe UI" w:eastAsia="Segoe UI" w:cs="Segoe UI"/>
+                <w:rFonts w:ascii="Segoe UI" w:eastAsia="Segoe UI" w:hAnsi="Segoe UI" w:cs="Segoe UI" w:hint="default"/>
                 <w:b/>
                 <w:bCs/>
                 <w:i w:val="0"/>
@@ -4218,7 +4187,7 @@
             </w:pPr>
             <w:r>
               <w:rPr>
-                <w:rFonts w:hint="default" w:ascii="Segoe UI" w:hAnsi="Segoe UI" w:eastAsia="Segoe UI" w:cs="Segoe UI"/>
+                <w:rFonts w:ascii="Segoe UI" w:eastAsia="Segoe UI" w:hAnsi="Segoe UI" w:cs="Segoe UI" w:hint="default"/>
                 <w:b/>
                 <w:bCs/>
                 <w:i w:val="0"/>
@@ -4239,14 +4208,8 @@
       </w:tr>
       <w:tr>
         <w:tblPrEx>
-          <w:tblBorders>
-            <w:top w:val="single" w:color="auto" w:sz="4" w:space="0"/>
-            <w:left w:val="single" w:color="auto" w:sz="4" w:space="0"/>
-            <w:bottom w:val="single" w:color="auto" w:sz="4" w:space="0"/>
-            <w:right w:val="single" w:color="auto" w:sz="4" w:space="0"/>
-            <w:insideH w:val="single" w:color="auto" w:sz="4" w:space="0"/>
-            <w:insideV w:val="single" w:color="auto" w:sz="4" w:space="0"/>
-          </w:tblBorders>
+          <w:tblW w:w="9024" w:type="dxa"/>
+          <w:tblInd w:w="0" w:type="dxa"/>
           <w:shd w:val="clear" w:color="auto" w:fill="auto"/>
           <w:tblCellMar>
             <w:top w:w="15" w:type="dxa"/>
@@ -4276,7 +4239,7 @@
               <w:spacing w:line="300" w:lineRule="atLeast"/>
               <w:jc w:val="left"/>
               <w:rPr>
-                <w:rFonts w:hint="default" w:ascii="Segoe UI" w:hAnsi="Segoe UI" w:eastAsia="Segoe UI" w:cs="Segoe UI"/>
+                <w:rFonts w:ascii="Segoe UI" w:eastAsia="Segoe UI" w:hAnsi="Segoe UI" w:cs="Segoe UI" w:hint="default"/>
                 <w:i w:val="0"/>
                 <w:iCs w:val="0"/>
                 <w:caps w:val="0"/>
@@ -4288,8 +4251,8 @@
             </w:pPr>
             <w:r>
               <w:rPr>
-                <w:rStyle w:val="23"/>
-                <w:rFonts w:hint="default" w:ascii="Segoe UI" w:hAnsi="Segoe UI" w:eastAsia="Segoe UI" w:cs="Segoe UI"/>
+                <w:rStyle w:val="Strong"/>
+                <w:rFonts w:ascii="Segoe UI" w:eastAsia="Segoe UI" w:hAnsi="Segoe UI" w:cs="Segoe UI" w:hint="default"/>
                 <w:b/>
                 <w:bCs/>
                 <w:i w:val="0"/>
@@ -4328,7 +4291,7 @@
               <w:spacing w:line="300" w:lineRule="atLeast"/>
               <w:jc w:val="left"/>
               <w:rPr>
-                <w:rFonts w:hint="default" w:ascii="Segoe UI" w:hAnsi="Segoe UI" w:eastAsia="Segoe UI" w:cs="Segoe UI"/>
+                <w:rFonts w:ascii="Segoe UI" w:eastAsia="Segoe UI" w:hAnsi="Segoe UI" w:cs="Segoe UI" w:hint="default"/>
                 <w:i w:val="0"/>
                 <w:iCs w:val="0"/>
                 <w:caps w:val="0"/>
@@ -4340,7 +4303,7 @@
             </w:pPr>
             <w:r>
               <w:rPr>
-                <w:rFonts w:hint="default" w:ascii="Segoe UI" w:hAnsi="Segoe UI" w:eastAsia="Segoe UI" w:cs="Segoe UI"/>
+                <w:rFonts w:ascii="Segoe UI" w:eastAsia="Segoe UI" w:hAnsi="Segoe UI" w:cs="Segoe UI" w:hint="default"/>
                 <w:i w:val="0"/>
                 <w:iCs w:val="0"/>
                 <w:caps w:val="0"/>
@@ -4356,7 +4319,7 @@
             </w:r>
             <w:r>
               <w:rPr>
-                <w:rFonts w:hint="default" w:ascii="Segoe UI" w:hAnsi="Segoe UI" w:eastAsia="Segoe UI" w:cs="Segoe UI"/>
+                <w:rFonts w:ascii="Segoe UI" w:eastAsia="Segoe UI" w:hAnsi="Segoe UI" w:cs="Segoe UI" w:hint="default"/>
                 <w:i w:val="0"/>
                 <w:iCs w:val="0"/>
                 <w:caps w:val="0"/>
@@ -4368,11 +4331,11 @@
                 <w:szCs w:val="18"/>
                 <w:lang w:val="en-US" w:eastAsia="zh-CN"/>
               </w:rPr>
-              <w:br w:type="textWrapping"/>
-            </w:r>
-            <w:r>
-              <w:rPr>
-                <w:rFonts w:hint="default" w:ascii="Segoe UI" w:hAnsi="Segoe UI" w:eastAsia="Segoe UI" w:cs="Segoe UI"/>
+              <w:br/>
+            </w:r>
+            <w:r>
+              <w:rPr>
+                <w:rFonts w:ascii="Segoe UI" w:eastAsia="Segoe UI" w:hAnsi="Segoe UI" w:cs="Segoe UI" w:hint="default"/>
                 <w:i w:val="0"/>
                 <w:iCs w:val="0"/>
                 <w:caps w:val="0"/>
@@ -4388,7 +4351,7 @@
             </w:r>
             <w:r>
               <w:rPr>
-                <w:rFonts w:hint="default" w:ascii="Segoe UI" w:hAnsi="Segoe UI" w:eastAsia="Segoe UI" w:cs="Segoe UI"/>
+                <w:rFonts w:ascii="Segoe UI" w:eastAsia="Segoe UI" w:hAnsi="Segoe UI" w:cs="Segoe UI" w:hint="default"/>
                 <w:i w:val="0"/>
                 <w:iCs w:val="0"/>
                 <w:caps w:val="0"/>
@@ -4400,11 +4363,11 @@
                 <w:szCs w:val="18"/>
                 <w:lang w:val="en-US" w:eastAsia="zh-CN"/>
               </w:rPr>
-              <w:br w:type="textWrapping"/>
-            </w:r>
-            <w:r>
-              <w:rPr>
-                <w:rFonts w:hint="default" w:ascii="Segoe UI" w:hAnsi="Segoe UI" w:eastAsia="Segoe UI" w:cs="Segoe UI"/>
+              <w:br/>
+            </w:r>
+            <w:r>
+              <w:rPr>
+                <w:rFonts w:ascii="Segoe UI" w:eastAsia="Segoe UI" w:hAnsi="Segoe UI" w:cs="Segoe UI" w:hint="default"/>
                 <w:i w:val="0"/>
                 <w:iCs w:val="0"/>
                 <w:caps w:val="0"/>
@@ -4441,7 +4404,7 @@
               <w:spacing w:line="300" w:lineRule="atLeast"/>
               <w:jc w:val="left"/>
               <w:rPr>
-                <w:rFonts w:hint="default" w:ascii="Segoe UI" w:hAnsi="Segoe UI" w:eastAsia="Segoe UI" w:cs="Segoe UI"/>
+                <w:rFonts w:ascii="Segoe UI" w:eastAsia="Segoe UI" w:hAnsi="Segoe UI" w:cs="Segoe UI" w:hint="default"/>
                 <w:i w:val="0"/>
                 <w:iCs w:val="0"/>
                 <w:caps w:val="0"/>
@@ -4453,8 +4416,8 @@
             </w:pPr>
             <w:r>
               <w:rPr>
-                <w:rStyle w:val="23"/>
-                <w:rFonts w:hint="default" w:ascii="Segoe UI" w:hAnsi="Segoe UI" w:eastAsia="Segoe UI" w:cs="Segoe UI"/>
+                <w:rStyle w:val="Strong"/>
+                <w:rFonts w:ascii="Segoe UI" w:eastAsia="Segoe UI" w:hAnsi="Segoe UI" w:cs="Segoe UI" w:hint="default"/>
                 <w:b/>
                 <w:bCs/>
                 <w:i w:val="0"/>
@@ -4475,14 +4438,8 @@
       </w:tr>
       <w:tr>
         <w:tblPrEx>
-          <w:tblBorders>
-            <w:top w:val="single" w:color="auto" w:sz="4" w:space="0"/>
-            <w:left w:val="single" w:color="auto" w:sz="4" w:space="0"/>
-            <w:bottom w:val="single" w:color="auto" w:sz="4" w:space="0"/>
-            <w:right w:val="single" w:color="auto" w:sz="4" w:space="0"/>
-            <w:insideH w:val="single" w:color="auto" w:sz="4" w:space="0"/>
-            <w:insideV w:val="single" w:color="auto" w:sz="4" w:space="0"/>
-          </w:tblBorders>
+          <w:tblW w:w="9024" w:type="dxa"/>
+          <w:tblInd w:w="0" w:type="dxa"/>
           <w:shd w:val="clear" w:color="auto" w:fill="auto"/>
           <w:tblCellMar>
             <w:top w:w="15" w:type="dxa"/>
@@ -4512,7 +4469,7 @@
               <w:spacing w:line="300" w:lineRule="atLeast"/>
               <w:jc w:val="left"/>
               <w:rPr>
-                <w:rFonts w:hint="default" w:ascii="Segoe UI" w:hAnsi="Segoe UI" w:eastAsia="Segoe UI" w:cs="Segoe UI"/>
+                <w:rFonts w:ascii="Segoe UI" w:eastAsia="Segoe UI" w:hAnsi="Segoe UI" w:cs="Segoe UI" w:hint="default"/>
                 <w:i w:val="0"/>
                 <w:iCs w:val="0"/>
                 <w:caps w:val="0"/>
@@ -4524,8 +4481,8 @@
             </w:pPr>
             <w:r>
               <w:rPr>
-                <w:rStyle w:val="23"/>
-                <w:rFonts w:hint="default" w:ascii="Segoe UI" w:hAnsi="Segoe UI" w:eastAsia="Segoe UI" w:cs="Segoe UI"/>
+                <w:rStyle w:val="Strong"/>
+                <w:rFonts w:ascii="Segoe UI" w:eastAsia="Segoe UI" w:hAnsi="Segoe UI" w:cs="Segoe UI" w:hint="default"/>
                 <w:b/>
                 <w:bCs/>
                 <w:i w:val="0"/>
@@ -4564,7 +4521,7 @@
               <w:spacing w:line="300" w:lineRule="atLeast"/>
               <w:jc w:val="left"/>
               <w:rPr>
-                <w:rFonts w:hint="default" w:ascii="Segoe UI" w:hAnsi="Segoe UI" w:eastAsia="Segoe UI" w:cs="Segoe UI"/>
+                <w:rFonts w:ascii="Segoe UI" w:eastAsia="Segoe UI" w:hAnsi="Segoe UI" w:cs="Segoe UI" w:hint="default"/>
                 <w:i w:val="0"/>
                 <w:iCs w:val="0"/>
                 <w:caps w:val="0"/>
@@ -4576,7 +4533,7 @@
             </w:pPr>
             <w:r>
               <w:rPr>
-                <w:rFonts w:hint="default" w:ascii="Segoe UI" w:hAnsi="Segoe UI" w:eastAsia="Segoe UI" w:cs="Segoe UI"/>
+                <w:rFonts w:ascii="Segoe UI" w:eastAsia="Segoe UI" w:hAnsi="Segoe UI" w:cs="Segoe UI" w:hint="default"/>
                 <w:i w:val="0"/>
                 <w:iCs w:val="0"/>
                 <w:caps w:val="0"/>
@@ -4592,7 +4549,7 @@
             </w:r>
             <w:r>
               <w:rPr>
-                <w:rFonts w:hint="default" w:ascii="Segoe UI" w:hAnsi="Segoe UI" w:eastAsia="Segoe UI" w:cs="Segoe UI"/>
+                <w:rFonts w:ascii="Segoe UI" w:eastAsia="Segoe UI" w:hAnsi="Segoe UI" w:cs="Segoe UI" w:hint="default"/>
                 <w:i w:val="0"/>
                 <w:iCs w:val="0"/>
                 <w:caps w:val="0"/>
@@ -4604,11 +4561,11 @@
                 <w:szCs w:val="18"/>
                 <w:lang w:val="en-US" w:eastAsia="zh-CN"/>
               </w:rPr>
-              <w:br w:type="textWrapping"/>
-            </w:r>
-            <w:r>
-              <w:rPr>
-                <w:rFonts w:hint="default" w:ascii="Segoe UI" w:hAnsi="Segoe UI" w:eastAsia="Segoe UI" w:cs="Segoe UI"/>
+              <w:br/>
+            </w:r>
+            <w:r>
+              <w:rPr>
+                <w:rFonts w:ascii="Segoe UI" w:eastAsia="Segoe UI" w:hAnsi="Segoe UI" w:cs="Segoe UI" w:hint="default"/>
                 <w:i w:val="0"/>
                 <w:iCs w:val="0"/>
                 <w:caps w:val="0"/>
@@ -4624,7 +4581,7 @@
             </w:r>
             <w:r>
               <w:rPr>
-                <w:rFonts w:hint="default" w:ascii="Segoe UI" w:hAnsi="Segoe UI" w:eastAsia="Segoe UI" w:cs="Segoe UI"/>
+                <w:rFonts w:ascii="Segoe UI" w:eastAsia="Segoe UI" w:hAnsi="Segoe UI" w:cs="Segoe UI" w:hint="default"/>
                 <w:i w:val="0"/>
                 <w:iCs w:val="0"/>
                 <w:caps w:val="0"/>
@@ -4636,11 +4593,11 @@
                 <w:szCs w:val="18"/>
                 <w:lang w:val="en-US" w:eastAsia="zh-CN"/>
               </w:rPr>
-              <w:br w:type="textWrapping"/>
-            </w:r>
-            <w:r>
-              <w:rPr>
-                <w:rFonts w:hint="default" w:ascii="Segoe UI" w:hAnsi="Segoe UI" w:eastAsia="Segoe UI" w:cs="Segoe UI"/>
+              <w:br/>
+            </w:r>
+            <w:r>
+              <w:rPr>
+                <w:rFonts w:ascii="Segoe UI" w:eastAsia="Segoe UI" w:hAnsi="Segoe UI" w:cs="Segoe UI" w:hint="default"/>
                 <w:i w:val="0"/>
                 <w:iCs w:val="0"/>
                 <w:caps w:val="0"/>
@@ -4656,7 +4613,7 @@
             </w:r>
             <w:r>
               <w:rPr>
-                <w:rFonts w:hint="default" w:ascii="Segoe UI" w:hAnsi="Segoe UI" w:eastAsia="Segoe UI" w:cs="Segoe UI"/>
+                <w:rFonts w:ascii="Segoe UI" w:eastAsia="Segoe UI" w:hAnsi="Segoe UI" w:cs="Segoe UI" w:hint="default"/>
                 <w:i w:val="0"/>
                 <w:iCs w:val="0"/>
                 <w:caps w:val="0"/>
@@ -4668,11 +4625,11 @@
                 <w:szCs w:val="18"/>
                 <w:lang w:val="en-US" w:eastAsia="zh-CN"/>
               </w:rPr>
-              <w:br w:type="textWrapping"/>
-            </w:r>
-            <w:r>
-              <w:rPr>
-                <w:rFonts w:hint="default" w:ascii="Segoe UI" w:hAnsi="Segoe UI" w:eastAsia="Segoe UI" w:cs="Segoe UI"/>
+              <w:br/>
+            </w:r>
+            <w:r>
+              <w:rPr>
+                <w:rFonts w:ascii="Segoe UI" w:eastAsia="Segoe UI" w:hAnsi="Segoe UI" w:cs="Segoe UI" w:hint="default"/>
                 <w:i w:val="0"/>
                 <w:iCs w:val="0"/>
                 <w:caps w:val="0"/>
@@ -4709,7 +4666,7 @@
               <w:spacing w:line="300" w:lineRule="atLeast"/>
               <w:jc w:val="left"/>
               <w:rPr>
-                <w:rFonts w:hint="default" w:ascii="Segoe UI" w:hAnsi="Segoe UI" w:eastAsia="Segoe UI" w:cs="Segoe UI"/>
+                <w:rFonts w:ascii="Segoe UI" w:eastAsia="Segoe UI" w:hAnsi="Segoe UI" w:cs="Segoe UI" w:hint="default"/>
                 <w:i w:val="0"/>
                 <w:iCs w:val="0"/>
                 <w:caps w:val="0"/>
@@ -4721,8 +4678,8 @@
             </w:pPr>
             <w:r>
               <w:rPr>
-                <w:rStyle w:val="23"/>
-                <w:rFonts w:hint="default" w:ascii="Segoe UI" w:hAnsi="Segoe UI" w:eastAsia="Segoe UI" w:cs="Segoe UI"/>
+                <w:rStyle w:val="Strong"/>
+                <w:rFonts w:ascii="Segoe UI" w:eastAsia="Segoe UI" w:hAnsi="Segoe UI" w:cs="Segoe UI" w:hint="default"/>
                 <w:b/>
                 <w:bCs/>
                 <w:i w:val="0"/>
@@ -4740,7 +4697,7 @@
             </w:r>
             <w:r>
               <w:rPr>
-                <w:rFonts w:hint="default" w:ascii="Segoe UI" w:hAnsi="Segoe UI" w:eastAsia="Segoe UI" w:cs="Segoe UI"/>
+                <w:rFonts w:ascii="Segoe UI" w:eastAsia="Segoe UI" w:hAnsi="Segoe UI" w:cs="Segoe UI" w:hint="default"/>
                 <w:i w:val="0"/>
                 <w:iCs w:val="0"/>
                 <w:caps w:val="0"/>
@@ -4759,14 +4716,8 @@
       </w:tr>
       <w:tr>
         <w:tblPrEx>
-          <w:tblBorders>
-            <w:top w:val="single" w:color="auto" w:sz="4" w:space="0"/>
-            <w:left w:val="single" w:color="auto" w:sz="4" w:space="0"/>
-            <w:bottom w:val="single" w:color="auto" w:sz="4" w:space="0"/>
-            <w:right w:val="single" w:color="auto" w:sz="4" w:space="0"/>
-            <w:insideH w:val="single" w:color="auto" w:sz="4" w:space="0"/>
-            <w:insideV w:val="single" w:color="auto" w:sz="4" w:space="0"/>
-          </w:tblBorders>
+          <w:tblW w:w="9024" w:type="dxa"/>
+          <w:tblInd w:w="0" w:type="dxa"/>
           <w:shd w:val="clear" w:color="auto" w:fill="auto"/>
           <w:tblCellMar>
             <w:top w:w="15" w:type="dxa"/>
@@ -4796,7 +4747,7 @@
               <w:spacing w:line="300" w:lineRule="atLeast"/>
               <w:jc w:val="left"/>
               <w:rPr>
-                <w:rFonts w:hint="default" w:ascii="Segoe UI" w:hAnsi="Segoe UI" w:eastAsia="Segoe UI" w:cs="Segoe UI"/>
+                <w:rFonts w:ascii="Segoe UI" w:eastAsia="Segoe UI" w:hAnsi="Segoe UI" w:cs="Segoe UI" w:hint="default"/>
                 <w:i w:val="0"/>
                 <w:iCs w:val="0"/>
                 <w:caps w:val="0"/>
@@ -4808,8 +4759,8 @@
             </w:pPr>
             <w:r>
               <w:rPr>
-                <w:rStyle w:val="23"/>
-                <w:rFonts w:hint="default" w:ascii="Segoe UI" w:hAnsi="Segoe UI" w:eastAsia="Segoe UI" w:cs="Segoe UI"/>
+                <w:rStyle w:val="Strong"/>
+                <w:rFonts w:ascii="Segoe UI" w:eastAsia="Segoe UI" w:hAnsi="Segoe UI" w:cs="Segoe UI" w:hint="default"/>
                 <w:b/>
                 <w:bCs/>
                 <w:i w:val="0"/>
@@ -4848,7 +4799,7 @@
               <w:spacing w:line="300" w:lineRule="atLeast"/>
               <w:jc w:val="left"/>
               <w:rPr>
-                <w:rFonts w:hint="default" w:ascii="Segoe UI" w:hAnsi="Segoe UI" w:eastAsia="Segoe UI" w:cs="Segoe UI"/>
+                <w:rFonts w:ascii="Segoe UI" w:eastAsia="Segoe UI" w:hAnsi="Segoe UI" w:cs="Segoe UI" w:hint="default"/>
                 <w:i w:val="0"/>
                 <w:iCs w:val="0"/>
                 <w:caps w:val="0"/>
@@ -4860,7 +4811,7 @@
             </w:pPr>
             <w:r>
               <w:rPr>
-                <w:rFonts w:hint="default" w:ascii="Segoe UI" w:hAnsi="Segoe UI" w:eastAsia="Segoe UI" w:cs="Segoe UI"/>
+                <w:rFonts w:ascii="Segoe UI" w:eastAsia="Segoe UI" w:hAnsi="Segoe UI" w:cs="Segoe UI" w:hint="default"/>
                 <w:i w:val="0"/>
                 <w:iCs w:val="0"/>
                 <w:caps w:val="0"/>
@@ -4876,7 +4827,7 @@
             </w:r>
             <w:r>
               <w:rPr>
-                <w:rFonts w:hint="default" w:ascii="Segoe UI" w:hAnsi="Segoe UI" w:eastAsia="Segoe UI" w:cs="Segoe UI"/>
+                <w:rFonts w:ascii="Segoe UI" w:eastAsia="Segoe UI" w:hAnsi="Segoe UI" w:cs="Segoe UI" w:hint="default"/>
                 <w:i w:val="0"/>
                 <w:iCs w:val="0"/>
                 <w:caps w:val="0"/>
@@ -4888,11 +4839,11 @@
                 <w:szCs w:val="18"/>
                 <w:lang w:val="en-US" w:eastAsia="zh-CN"/>
               </w:rPr>
-              <w:br w:type="textWrapping"/>
-            </w:r>
-            <w:r>
-              <w:rPr>
-                <w:rFonts w:hint="default" w:ascii="Segoe UI" w:hAnsi="Segoe UI" w:eastAsia="Segoe UI" w:cs="Segoe UI"/>
+              <w:br/>
+            </w:r>
+            <w:r>
+              <w:rPr>
+                <w:rFonts w:ascii="Segoe UI" w:eastAsia="Segoe UI" w:hAnsi="Segoe UI" w:cs="Segoe UI" w:hint="default"/>
                 <w:i w:val="0"/>
                 <w:iCs w:val="0"/>
                 <w:caps w:val="0"/>
@@ -4908,7 +4859,7 @@
             </w:r>
             <w:r>
               <w:rPr>
-                <w:rFonts w:hint="default" w:ascii="Segoe UI" w:hAnsi="Segoe UI" w:eastAsia="Segoe UI" w:cs="Segoe UI"/>
+                <w:rFonts w:ascii="Segoe UI" w:eastAsia="Segoe UI" w:hAnsi="Segoe UI" w:cs="Segoe UI" w:hint="default"/>
                 <w:i w:val="0"/>
                 <w:iCs w:val="0"/>
                 <w:caps w:val="0"/>
@@ -4920,11 +4871,11 @@
                 <w:szCs w:val="18"/>
                 <w:lang w:val="en-US" w:eastAsia="zh-CN"/>
               </w:rPr>
-              <w:br w:type="textWrapping"/>
-            </w:r>
-            <w:r>
-              <w:rPr>
-                <w:rFonts w:hint="default" w:ascii="Segoe UI" w:hAnsi="Segoe UI" w:eastAsia="Segoe UI" w:cs="Segoe UI"/>
+              <w:br/>
+            </w:r>
+            <w:r>
+              <w:rPr>
+                <w:rFonts w:ascii="Segoe UI" w:eastAsia="Segoe UI" w:hAnsi="Segoe UI" w:cs="Segoe UI" w:hint="default"/>
                 <w:i w:val="0"/>
                 <w:iCs w:val="0"/>
                 <w:caps w:val="0"/>
@@ -4961,7 +4912,7 @@
               <w:spacing w:line="300" w:lineRule="atLeast"/>
               <w:jc w:val="left"/>
               <w:rPr>
-                <w:rFonts w:hint="default" w:ascii="Segoe UI" w:hAnsi="Segoe UI" w:eastAsia="Segoe UI" w:cs="Segoe UI"/>
+                <w:rFonts w:ascii="Segoe UI" w:eastAsia="Segoe UI" w:hAnsi="Segoe UI" w:cs="Segoe UI" w:hint="default"/>
                 <w:i w:val="0"/>
                 <w:iCs w:val="0"/>
                 <w:caps w:val="0"/>
@@ -4973,8 +4924,8 @@
             </w:pPr>
             <w:r>
               <w:rPr>
-                <w:rStyle w:val="23"/>
-                <w:rFonts w:hint="default" w:ascii="Segoe UI" w:hAnsi="Segoe UI" w:eastAsia="Segoe UI" w:cs="Segoe UI"/>
+                <w:rStyle w:val="Strong"/>
+                <w:rFonts w:ascii="Segoe UI" w:eastAsia="Segoe UI" w:hAnsi="Segoe UI" w:cs="Segoe UI" w:hint="default"/>
                 <w:b/>
                 <w:bCs/>
                 <w:i w:val="0"/>
@@ -4995,14 +4946,8 @@
       </w:tr>
       <w:tr>
         <w:tblPrEx>
-          <w:tblBorders>
-            <w:top w:val="single" w:color="auto" w:sz="4" w:space="0"/>
-            <w:left w:val="single" w:color="auto" w:sz="4" w:space="0"/>
-            <w:bottom w:val="single" w:color="auto" w:sz="4" w:space="0"/>
-            <w:right w:val="single" w:color="auto" w:sz="4" w:space="0"/>
-            <w:insideH w:val="single" w:color="auto" w:sz="4" w:space="0"/>
-            <w:insideV w:val="single" w:color="auto" w:sz="4" w:space="0"/>
-          </w:tblBorders>
+          <w:tblW w:w="9024" w:type="dxa"/>
+          <w:tblInd w:w="0" w:type="dxa"/>
           <w:shd w:val="clear" w:color="auto" w:fill="auto"/>
           <w:tblCellMar>
             <w:top w:w="15" w:type="dxa"/>
@@ -5032,7 +4977,7 @@
               <w:spacing w:line="300" w:lineRule="atLeast"/>
               <w:jc w:val="left"/>
               <w:rPr>
-                <w:rFonts w:hint="default" w:ascii="Segoe UI" w:hAnsi="Segoe UI" w:eastAsia="Segoe UI" w:cs="Segoe UI"/>
+                <w:rFonts w:ascii="Segoe UI" w:eastAsia="Segoe UI" w:hAnsi="Segoe UI" w:cs="Segoe UI" w:hint="default"/>
                 <w:i w:val="0"/>
                 <w:iCs w:val="0"/>
                 <w:caps w:val="0"/>
@@ -5044,8 +4989,8 @@
             </w:pPr>
             <w:r>
               <w:rPr>
-                <w:rStyle w:val="23"/>
-                <w:rFonts w:hint="default" w:ascii="Segoe UI" w:hAnsi="Segoe UI" w:eastAsia="Segoe UI" w:cs="Segoe UI"/>
+                <w:rStyle w:val="Strong"/>
+                <w:rFonts w:ascii="Segoe UI" w:eastAsia="Segoe UI" w:hAnsi="Segoe UI" w:cs="Segoe UI" w:hint="default"/>
                 <w:b/>
                 <w:bCs/>
                 <w:i w:val="0"/>
@@ -5084,7 +5029,7 @@
               <w:spacing w:line="300" w:lineRule="atLeast"/>
               <w:jc w:val="left"/>
               <w:rPr>
-                <w:rFonts w:hint="default" w:ascii="Segoe UI" w:hAnsi="Segoe UI" w:eastAsia="Segoe UI" w:cs="Segoe UI"/>
+                <w:rFonts w:ascii="Segoe UI" w:eastAsia="Segoe UI" w:hAnsi="Segoe UI" w:cs="Segoe UI" w:hint="default"/>
                 <w:i w:val="0"/>
                 <w:iCs w:val="0"/>
                 <w:caps w:val="0"/>
@@ -5096,7 +5041,7 @@
             </w:pPr>
             <w:r>
               <w:rPr>
-                <w:rFonts w:hint="default" w:ascii="Segoe UI" w:hAnsi="Segoe UI" w:eastAsia="Segoe UI" w:cs="Segoe UI"/>
+                <w:rFonts w:ascii="Segoe UI" w:eastAsia="Segoe UI" w:hAnsi="Segoe UI" w:cs="Segoe UI" w:hint="default"/>
                 <w:i w:val="0"/>
                 <w:iCs w:val="0"/>
                 <w:caps w:val="0"/>
@@ -5112,7 +5057,7 @@
             </w:r>
             <w:r>
               <w:rPr>
-                <w:rFonts w:hint="default" w:ascii="Segoe UI" w:hAnsi="Segoe UI" w:eastAsia="Segoe UI" w:cs="Segoe UI"/>
+                <w:rFonts w:ascii="Segoe UI" w:eastAsia="Segoe UI" w:hAnsi="Segoe UI" w:cs="Segoe UI" w:hint="default"/>
                 <w:i w:val="0"/>
                 <w:iCs w:val="0"/>
                 <w:caps w:val="0"/>
@@ -5124,11 +5069,11 @@
                 <w:szCs w:val="18"/>
                 <w:lang w:val="en-US" w:eastAsia="zh-CN"/>
               </w:rPr>
-              <w:br w:type="textWrapping"/>
-            </w:r>
-            <w:r>
-              <w:rPr>
-                <w:rFonts w:hint="default" w:ascii="Segoe UI" w:hAnsi="Segoe UI" w:eastAsia="Segoe UI" w:cs="Segoe UI"/>
+              <w:br/>
+            </w:r>
+            <w:r>
+              <w:rPr>
+                <w:rFonts w:ascii="Segoe UI" w:eastAsia="Segoe UI" w:hAnsi="Segoe UI" w:cs="Segoe UI" w:hint="default"/>
                 <w:i w:val="0"/>
                 <w:iCs w:val="0"/>
                 <w:caps w:val="0"/>
@@ -5144,7 +5089,7 @@
             </w:r>
             <w:r>
               <w:rPr>
-                <w:rFonts w:hint="default" w:ascii="Segoe UI" w:hAnsi="Segoe UI" w:eastAsia="Segoe UI" w:cs="Segoe UI"/>
+                <w:rFonts w:ascii="Segoe UI" w:eastAsia="Segoe UI" w:hAnsi="Segoe UI" w:cs="Segoe UI" w:hint="default"/>
                 <w:i w:val="0"/>
                 <w:iCs w:val="0"/>
                 <w:caps w:val="0"/>
@@ -5156,11 +5101,11 @@
                 <w:szCs w:val="18"/>
                 <w:lang w:val="en-US" w:eastAsia="zh-CN"/>
               </w:rPr>
-              <w:br w:type="textWrapping"/>
-            </w:r>
-            <w:r>
-              <w:rPr>
-                <w:rFonts w:hint="default" w:ascii="Segoe UI" w:hAnsi="Segoe UI" w:eastAsia="Segoe UI" w:cs="Segoe UI"/>
+              <w:br/>
+            </w:r>
+            <w:r>
+              <w:rPr>
+                <w:rFonts w:ascii="Segoe UI" w:eastAsia="Segoe UI" w:hAnsi="Segoe UI" w:cs="Segoe UI" w:hint="default"/>
                 <w:i w:val="0"/>
                 <w:iCs w:val="0"/>
                 <w:caps w:val="0"/>
@@ -5197,7 +5142,7 @@
               <w:spacing w:line="300" w:lineRule="atLeast"/>
               <w:jc w:val="left"/>
               <w:rPr>
-                <w:rFonts w:hint="default" w:ascii="Segoe UI" w:hAnsi="Segoe UI" w:eastAsia="Segoe UI" w:cs="Segoe UI"/>
+                <w:rFonts w:ascii="Segoe UI" w:eastAsia="Segoe UI" w:hAnsi="Segoe UI" w:cs="Segoe UI" w:hint="default"/>
                 <w:i w:val="0"/>
                 <w:iCs w:val="0"/>
                 <w:caps w:val="0"/>
@@ -5209,8 +5154,8 @@
             </w:pPr>
             <w:r>
               <w:rPr>
-                <w:rStyle w:val="23"/>
-                <w:rFonts w:hint="default" w:ascii="Segoe UI" w:hAnsi="Segoe UI" w:eastAsia="Segoe UI" w:cs="Segoe UI"/>
+                <w:rStyle w:val="Strong"/>
+                <w:rFonts w:ascii="Segoe UI" w:eastAsia="Segoe UI" w:hAnsi="Segoe UI" w:cs="Segoe UI" w:hint="default"/>
                 <w:b/>
                 <w:bCs/>
                 <w:i w:val="0"/>
@@ -5231,14 +5176,8 @@
       </w:tr>
       <w:tr>
         <w:tblPrEx>
-          <w:tblBorders>
-            <w:top w:val="single" w:color="auto" w:sz="4" w:space="0"/>
-            <w:left w:val="single" w:color="auto" w:sz="4" w:space="0"/>
-            <w:bottom w:val="single" w:color="auto" w:sz="4" w:space="0"/>
-            <w:right w:val="single" w:color="auto" w:sz="4" w:space="0"/>
-            <w:insideH w:val="single" w:color="auto" w:sz="4" w:space="0"/>
-            <w:insideV w:val="single" w:color="auto" w:sz="4" w:space="0"/>
-          </w:tblBorders>
+          <w:tblW w:w="9024" w:type="dxa"/>
+          <w:tblInd w:w="0" w:type="dxa"/>
           <w:shd w:val="clear" w:color="auto" w:fill="auto"/>
           <w:tblCellMar>
             <w:top w:w="15" w:type="dxa"/>
@@ -5268,7 +5207,7 @@
               <w:spacing w:line="300" w:lineRule="atLeast"/>
               <w:jc w:val="left"/>
               <w:rPr>
-                <w:rFonts w:hint="default" w:ascii="Segoe UI" w:hAnsi="Segoe UI" w:eastAsia="Segoe UI" w:cs="Segoe UI"/>
+                <w:rFonts w:ascii="Segoe UI" w:eastAsia="Segoe UI" w:hAnsi="Segoe UI" w:cs="Segoe UI" w:hint="default"/>
                 <w:i w:val="0"/>
                 <w:iCs w:val="0"/>
                 <w:caps w:val="0"/>
@@ -5280,8 +5219,8 @@
             </w:pPr>
             <w:r>
               <w:rPr>
-                <w:rStyle w:val="23"/>
-                <w:rFonts w:hint="default" w:ascii="Segoe UI" w:hAnsi="Segoe UI" w:eastAsia="Segoe UI" w:cs="Segoe UI"/>
+                <w:rStyle w:val="Strong"/>
+                <w:rFonts w:ascii="Segoe UI" w:eastAsia="Segoe UI" w:hAnsi="Segoe UI" w:cs="Segoe UI" w:hint="default"/>
                 <w:b/>
                 <w:bCs/>
                 <w:i w:val="0"/>
@@ -5320,7 +5259,7 @@
               <w:spacing w:line="300" w:lineRule="atLeast"/>
               <w:jc w:val="left"/>
               <w:rPr>
-                <w:rFonts w:hint="default" w:ascii="Segoe UI" w:hAnsi="Segoe UI" w:eastAsia="Segoe UI" w:cs="Segoe UI"/>
+                <w:rFonts w:ascii="Segoe UI" w:eastAsia="Segoe UI" w:hAnsi="Segoe UI" w:cs="Segoe UI" w:hint="default"/>
                 <w:i w:val="0"/>
                 <w:iCs w:val="0"/>
                 <w:caps w:val="0"/>
@@ -5332,7 +5271,7 @@
             </w:pPr>
             <w:r>
               <w:rPr>
-                <w:rFonts w:hint="default" w:ascii="Segoe UI" w:hAnsi="Segoe UI" w:eastAsia="Segoe UI" w:cs="Segoe UI"/>
+                <w:rFonts w:ascii="Segoe UI" w:eastAsia="Segoe UI" w:hAnsi="Segoe UI" w:cs="Segoe UI" w:hint="default"/>
                 <w:i w:val="0"/>
                 <w:iCs w:val="0"/>
                 <w:caps w:val="0"/>
@@ -5348,7 +5287,7 @@
             </w:r>
             <w:r>
               <w:rPr>
-                <w:rFonts w:hint="default" w:ascii="Segoe UI" w:hAnsi="Segoe UI" w:eastAsia="Segoe UI" w:cs="Segoe UI"/>
+                <w:rFonts w:ascii="Segoe UI" w:eastAsia="Segoe UI" w:hAnsi="Segoe UI" w:cs="Segoe UI" w:hint="default"/>
                 <w:i w:val="0"/>
                 <w:iCs w:val="0"/>
                 <w:caps w:val="0"/>
@@ -5360,11 +5299,11 @@
                 <w:szCs w:val="18"/>
                 <w:lang w:val="en-US" w:eastAsia="zh-CN"/>
               </w:rPr>
-              <w:br w:type="textWrapping"/>
-            </w:r>
-            <w:r>
-              <w:rPr>
-                <w:rFonts w:hint="default" w:ascii="Segoe UI" w:hAnsi="Segoe UI" w:eastAsia="Segoe UI" w:cs="Segoe UI"/>
+              <w:br/>
+            </w:r>
+            <w:r>
+              <w:rPr>
+                <w:rFonts w:ascii="Segoe UI" w:eastAsia="Segoe UI" w:hAnsi="Segoe UI" w:cs="Segoe UI" w:hint="default"/>
                 <w:i w:val="0"/>
                 <w:iCs w:val="0"/>
                 <w:caps w:val="0"/>
@@ -5380,7 +5319,7 @@
             </w:r>
             <w:r>
               <w:rPr>
-                <w:rFonts w:hint="default" w:ascii="Segoe UI" w:hAnsi="Segoe UI" w:eastAsia="Segoe UI" w:cs="Segoe UI"/>
+                <w:rFonts w:ascii="Segoe UI" w:eastAsia="Segoe UI" w:hAnsi="Segoe UI" w:cs="Segoe UI" w:hint="default"/>
                 <w:i w:val="0"/>
                 <w:iCs w:val="0"/>
                 <w:caps w:val="0"/>
@@ -5392,11 +5331,11 @@
                 <w:szCs w:val="18"/>
                 <w:lang w:val="en-US" w:eastAsia="zh-CN"/>
               </w:rPr>
-              <w:br w:type="textWrapping"/>
-            </w:r>
-            <w:r>
-              <w:rPr>
-                <w:rFonts w:hint="default" w:ascii="Segoe UI" w:hAnsi="Segoe UI" w:eastAsia="Segoe UI" w:cs="Segoe UI"/>
+              <w:br/>
+            </w:r>
+            <w:r>
+              <w:rPr>
+                <w:rFonts w:ascii="Segoe UI" w:eastAsia="Segoe UI" w:hAnsi="Segoe UI" w:cs="Segoe UI" w:hint="default"/>
                 <w:i w:val="0"/>
                 <w:iCs w:val="0"/>
                 <w:caps w:val="0"/>
@@ -5433,7 +5372,7 @@
               <w:spacing w:line="300" w:lineRule="atLeast"/>
               <w:jc w:val="left"/>
               <w:rPr>
-                <w:rFonts w:hint="default" w:ascii="Segoe UI" w:hAnsi="Segoe UI" w:eastAsia="Segoe UI" w:cs="Segoe UI"/>
+                <w:rFonts w:ascii="Segoe UI" w:eastAsia="Segoe UI" w:hAnsi="Segoe UI" w:cs="Segoe UI" w:hint="default"/>
                 <w:i w:val="0"/>
                 <w:iCs w:val="0"/>
                 <w:caps w:val="0"/>
@@ -5445,8 +5384,8 @@
             </w:pPr>
             <w:r>
               <w:rPr>
-                <w:rStyle w:val="23"/>
-                <w:rFonts w:hint="default" w:ascii="Segoe UI" w:hAnsi="Segoe UI" w:eastAsia="Segoe UI" w:cs="Segoe UI"/>
+                <w:rStyle w:val="Strong"/>
+                <w:rFonts w:ascii="Segoe UI" w:eastAsia="Segoe UI" w:hAnsi="Segoe UI" w:cs="Segoe UI" w:hint="default"/>
                 <w:b/>
                 <w:bCs/>
                 <w:i w:val="0"/>
@@ -5468,45 +5407,45 @@
     </w:tbl>
     <w:p>
       <w:pPr>
-        <w:pStyle w:val="28"/>
+        <w:pStyle w:val="1"/>
         <w:bidi w:val="0"/>
         <w:rPr>
           <w:rFonts w:hint="default"/>
           <w:lang w:val="en-US" w:eastAsia="zh-CN"/>
         </w:rPr>
       </w:pPr>
-      <w:bookmarkStart w:id="8" w:name="_Toc470"/>
+      <w:bookmarkStart w:id="9" w:name="_Toc470"/>
       <w:r>
         <w:rPr>
           <w:rFonts w:hint="default"/>
           <w:lang w:val="en-US" w:eastAsia="zh-CN"/>
         </w:rPr>
         <w:t>容量管理活动</w:t>
-      </w:r>
-      <w:bookmarkEnd w:id="8"/>
-    </w:p>
-    <w:p>
-      <w:pPr>
-        <w:pStyle w:val="30"/>
-        <w:bidi w:val="0"/>
-        <w:rPr>
-          <w:rFonts w:hint="default"/>
-          <w:lang w:val="en-US" w:eastAsia="zh-CN"/>
-        </w:rPr>
-      </w:pPr>
-      <w:bookmarkStart w:id="9" w:name="_Toc29969"/>
-      <w:r>
-        <w:rPr>
-          <w:rFonts w:hint="default"/>
-          <w:lang w:val="en-US" w:eastAsia="zh-CN"/>
-        </w:rPr>
-        <w:t>容量规划与需求管理</w:t>
       </w:r>
       <w:bookmarkEnd w:id="9"/>
     </w:p>
     <w:p>
       <w:pPr>
-        <w:pStyle w:val="29"/>
+        <w:pStyle w:val="2"/>
+        <w:bidi w:val="0"/>
+        <w:rPr>
+          <w:rFonts w:hint="default"/>
+          <w:lang w:val="en-US" w:eastAsia="zh-CN"/>
+        </w:rPr>
+      </w:pPr>
+      <w:bookmarkStart w:id="10" w:name="_Toc29969"/>
+      <w:r>
+        <w:rPr>
+          <w:rFonts w:hint="default"/>
+          <w:lang w:val="en-US" w:eastAsia="zh-CN"/>
+        </w:rPr>
+        <w:t>容量规划与需求管理</w:t>
+      </w:r>
+      <w:bookmarkEnd w:id="10"/>
+    </w:p>
+    <w:p>
+      <w:pPr>
+        <w:pStyle w:val="a1"/>
         <w:keepNext w:val="0"/>
         <w:keepLines w:val="0"/>
         <w:pageBreakBefore w:val="0"/>
@@ -5535,7 +5474,7 @@
     </w:p>
     <w:p>
       <w:pPr>
-        <w:pStyle w:val="29"/>
+        <w:pStyle w:val="a1"/>
         <w:keepNext w:val="0"/>
         <w:keepLines w:val="0"/>
         <w:pageBreakBefore w:val="0"/>
@@ -5564,14 +5503,14 @@
     </w:p>
     <w:p>
       <w:pPr>
-        <w:pStyle w:val="30"/>
+        <w:pStyle w:val="2"/>
         <w:bidi w:val="0"/>
         <w:rPr>
           <w:rFonts w:hint="default"/>
           <w:lang w:val="en-US" w:eastAsia="zh-CN"/>
         </w:rPr>
       </w:pPr>
-      <w:bookmarkStart w:id="10" w:name="_Toc1445"/>
+      <w:bookmarkStart w:id="11" w:name="_Toc1445"/>
       <w:r>
         <w:rPr>
           <w:rFonts w:hint="default"/>
@@ -5579,11 +5518,11 @@
         </w:rPr>
         <w:t>容量监控与数据收集</w:t>
       </w:r>
-      <w:bookmarkEnd w:id="10"/>
+      <w:bookmarkEnd w:id="11"/>
     </w:p>
     <w:p>
       <w:pPr>
-        <w:pStyle w:val="29"/>
+        <w:pStyle w:val="a1"/>
         <w:keepNext w:val="0"/>
         <w:keepLines w:val="0"/>
         <w:pageBreakBefore w:val="0"/>
@@ -5612,7 +5551,7 @@
     </w:p>
     <w:p>
       <w:pPr>
-        <w:pStyle w:val="29"/>
+        <w:pStyle w:val="a1"/>
         <w:keepNext w:val="0"/>
         <w:keepLines w:val="0"/>
         <w:pageBreakBefore w:val="0"/>
@@ -5641,14 +5580,14 @@
     </w:p>
     <w:p>
       <w:pPr>
-        <w:pStyle w:val="30"/>
+        <w:pStyle w:val="2"/>
         <w:bidi w:val="0"/>
         <w:rPr>
           <w:rFonts w:hint="default"/>
           <w:lang w:val="en-US" w:eastAsia="zh-CN"/>
         </w:rPr>
       </w:pPr>
-      <w:bookmarkStart w:id="11" w:name="_Toc26894"/>
+      <w:bookmarkStart w:id="12" w:name="_Toc26894"/>
       <w:r>
         <w:rPr>
           <w:rFonts w:hint="default"/>
@@ -5656,11 +5595,11 @@
         </w:rPr>
         <w:t>容量分析与建模</w:t>
       </w:r>
-      <w:bookmarkEnd w:id="11"/>
+      <w:bookmarkEnd w:id="12"/>
     </w:p>
     <w:p>
       <w:pPr>
-        <w:pStyle w:val="29"/>
+        <w:pStyle w:val="a1"/>
         <w:keepNext w:val="0"/>
         <w:keepLines w:val="0"/>
         <w:pageBreakBefore w:val="0"/>
@@ -5689,7 +5628,7 @@
     </w:p>
     <w:p>
       <w:pPr>
-        <w:pStyle w:val="29"/>
+        <w:pStyle w:val="a1"/>
         <w:keepNext w:val="0"/>
         <w:keepLines w:val="0"/>
         <w:pageBreakBefore w:val="0"/>
@@ -5718,7 +5657,7 @@
     </w:p>
     <w:p>
       <w:pPr>
-        <w:pStyle w:val="29"/>
+        <w:pStyle w:val="a1"/>
         <w:keepNext w:val="0"/>
         <w:keepLines w:val="0"/>
         <w:pageBreakBefore w:val="0"/>
@@ -5747,14 +5686,14 @@
     </w:p>
     <w:p>
       <w:pPr>
-        <w:pStyle w:val="30"/>
+        <w:pStyle w:val="2"/>
         <w:bidi w:val="0"/>
         <w:rPr>
           <w:rFonts w:hint="default"/>
           <w:lang w:val="en-US" w:eastAsia="zh-CN"/>
         </w:rPr>
       </w:pPr>
-      <w:bookmarkStart w:id="12" w:name="_Toc17305"/>
+      <w:bookmarkStart w:id="13" w:name="_Toc17305"/>
       <w:r>
         <w:rPr>
           <w:rFonts w:hint="default"/>
@@ -5762,11 +5701,11 @@
         </w:rPr>
         <w:t>容量预警与报告</w:t>
       </w:r>
-      <w:bookmarkEnd w:id="12"/>
+      <w:bookmarkEnd w:id="13"/>
     </w:p>
     <w:p>
       <w:pPr>
-        <w:pStyle w:val="29"/>
+        <w:pStyle w:val="a1"/>
         <w:keepNext w:val="0"/>
         <w:keepLines w:val="0"/>
         <w:pageBreakBefore w:val="0"/>
@@ -5795,7 +5734,7 @@
     </w:p>
     <w:p>
       <w:pPr>
-        <w:pStyle w:val="29"/>
+        <w:pStyle w:val="a1"/>
         <w:keepNext w:val="0"/>
         <w:keepLines w:val="0"/>
         <w:pageBreakBefore w:val="0"/>
@@ -5824,14 +5763,14 @@
     </w:p>
     <w:p>
       <w:pPr>
-        <w:pStyle w:val="30"/>
+        <w:pStyle w:val="2"/>
         <w:bidi w:val="0"/>
         <w:rPr>
           <w:rFonts w:hint="default"/>
           <w:lang w:val="en-US" w:eastAsia="zh-CN"/>
         </w:rPr>
       </w:pPr>
-      <w:bookmarkStart w:id="13" w:name="_Toc6421"/>
+      <w:bookmarkStart w:id="14" w:name="_Toc6421"/>
       <w:r>
         <w:rPr>
           <w:rFonts w:hint="default"/>
@@ -5839,11 +5778,11 @@
         </w:rPr>
         <w:t>容量优化与实施</w:t>
       </w:r>
-      <w:bookmarkEnd w:id="13"/>
+      <w:bookmarkEnd w:id="14"/>
     </w:p>
     <w:p>
       <w:pPr>
-        <w:pStyle w:val="29"/>
+        <w:pStyle w:val="a1"/>
         <w:keepNext w:val="0"/>
         <w:keepLines w:val="0"/>
         <w:pageBreakBefore w:val="0"/>
@@ -5872,7 +5811,7 @@
     </w:p>
     <w:p>
       <w:pPr>
-        <w:pStyle w:val="29"/>
+        <w:pStyle w:val="a1"/>
         <w:keepNext w:val="0"/>
         <w:keepLines w:val="0"/>
         <w:pageBreakBefore w:val="0"/>
@@ -5901,7 +5840,7 @@
     </w:p>
     <w:p>
       <w:pPr>
-        <w:pStyle w:val="29"/>
+        <w:pStyle w:val="a1"/>
         <w:keepNext w:val="0"/>
         <w:keepLines w:val="0"/>
         <w:pageBreakBefore w:val="0"/>
@@ -5930,14 +5869,14 @@
     </w:p>
     <w:p>
       <w:pPr>
-        <w:pStyle w:val="30"/>
+        <w:pStyle w:val="2"/>
         <w:bidi w:val="0"/>
         <w:rPr>
           <w:rFonts w:hint="default"/>
           <w:lang w:val="en-US" w:eastAsia="zh-CN"/>
         </w:rPr>
       </w:pPr>
-      <w:bookmarkStart w:id="14" w:name="_Toc20218"/>
+      <w:bookmarkStart w:id="15" w:name="_Toc20218"/>
       <w:r>
         <w:rPr>
           <w:rFonts w:hint="default"/>
@@ -5945,11 +5884,11 @@
         </w:rPr>
         <w:t>评审与改进</w:t>
       </w:r>
-      <w:bookmarkEnd w:id="14"/>
+      <w:bookmarkEnd w:id="15"/>
     </w:p>
     <w:p>
       <w:pPr>
-        <w:pStyle w:val="29"/>
+        <w:pStyle w:val="a1"/>
         <w:keepNext w:val="0"/>
         <w:keepLines w:val="0"/>
         <w:pageBreakBefore w:val="0"/>
@@ -5978,14 +5917,14 @@
     </w:p>
     <w:p>
       <w:pPr>
-        <w:pStyle w:val="28"/>
+        <w:pStyle w:val="1"/>
         <w:bidi w:val="0"/>
         <w:rPr>
           <w:rFonts w:hint="default"/>
           <w:lang w:val="en-US" w:eastAsia="zh-CN"/>
         </w:rPr>
       </w:pPr>
-      <w:bookmarkStart w:id="15" w:name="_Toc6453"/>
+      <w:bookmarkStart w:id="16" w:name="_Toc6453"/>
       <w:r>
         <w:rPr>
           <w:rFonts w:hint="default"/>
@@ -5993,11 +5932,11 @@
         </w:rPr>
         <w:t>与其他流程的接口</w:t>
       </w:r>
-      <w:bookmarkEnd w:id="15"/>
+      <w:bookmarkEnd w:id="16"/>
     </w:p>
     <w:p>
       <w:pPr>
-        <w:pStyle w:val="29"/>
+        <w:pStyle w:val="a1"/>
         <w:keepNext w:val="0"/>
         <w:keepLines w:val="0"/>
         <w:pageBreakBefore w:val="0"/>
@@ -6026,7 +5965,7 @@
     </w:p>
     <w:p>
       <w:pPr>
-        <w:pStyle w:val="29"/>
+        <w:pStyle w:val="a1"/>
         <w:keepNext w:val="0"/>
         <w:keepLines w:val="0"/>
         <w:pageBreakBefore w:val="0"/>
@@ -6055,7 +5994,7 @@
     </w:p>
     <w:p>
       <w:pPr>
-        <w:pStyle w:val="29"/>
+        <w:pStyle w:val="a1"/>
         <w:keepNext w:val="0"/>
         <w:keepLines w:val="0"/>
         <w:pageBreakBefore w:val="0"/>
@@ -6084,7 +6023,7 @@
     </w:p>
     <w:p>
       <w:pPr>
-        <w:pStyle w:val="29"/>
+        <w:pStyle w:val="a1"/>
         <w:keepNext w:val="0"/>
         <w:keepLines w:val="0"/>
         <w:pageBreakBefore w:val="0"/>
@@ -6113,7 +6052,7 @@
     </w:p>
     <w:p>
       <w:pPr>
-        <w:pStyle w:val="29"/>
+        <w:pStyle w:val="a1"/>
         <w:keepNext w:val="0"/>
         <w:keepLines w:val="0"/>
         <w:pageBreakBefore w:val="0"/>
@@ -6142,7 +6081,7 @@
     </w:p>
     <w:p>
       <w:pPr>
-        <w:pStyle w:val="29"/>
+        <w:pStyle w:val="a1"/>
         <w:keepNext w:val="0"/>
         <w:keepLines w:val="0"/>
         <w:pageBreakBefore w:val="0"/>
@@ -6171,7 +6110,7 @@
     </w:p>
     <w:p>
       <w:pPr>
-        <w:pStyle w:val="28"/>
+        <w:pStyle w:val="1"/>
         <w:keepNext w:val="0"/>
         <w:keepLines w:val="0"/>
         <w:pageBreakBefore w:val="0"/>
@@ -6191,7 +6130,7 @@
           <w:lang w:val="en-US" w:eastAsia="zh-CN"/>
         </w:rPr>
       </w:pPr>
-      <w:bookmarkStart w:id="16" w:name="_Toc2544"/>
+      <w:bookmarkStart w:id="17" w:name="_Toc2544"/>
       <w:r>
         <w:rPr>
           <w:rFonts w:hint="eastAsia"/>
@@ -6199,23 +6138,22 @@
         </w:rPr>
         <w:t>考核指标</w:t>
       </w:r>
-      <w:bookmarkEnd w:id="16"/>
+      <w:bookmarkEnd w:id="17"/>
     </w:p>
     <w:tbl>
       <w:tblPr>
-        <w:tblStyle w:val="20"/>
+        <w:tblStyle w:val="TableNormal"/>
         <w:tblW w:w="7675" w:type="dxa"/>
         <w:tblInd w:w="96" w:type="dxa"/>
         <w:tblBorders>
-          <w:top w:val="none" w:color="auto" w:sz="0" w:space="0"/>
-          <w:left w:val="none" w:color="auto" w:sz="0" w:space="0"/>
-          <w:bottom w:val="none" w:color="auto" w:sz="0" w:space="0"/>
-          <w:right w:val="none" w:color="auto" w:sz="0" w:space="0"/>
-          <w:insideH w:val="none" w:color="auto" w:sz="0" w:space="0"/>
-          <w:insideV w:val="none" w:color="auto" w:sz="0" w:space="0"/>
+          <w:top w:val="nil"/>
+          <w:left w:val="nil"/>
+          <w:bottom w:val="nil"/>
+          <w:right w:val="nil"/>
+          <w:insideH w:val="nil"/>
+          <w:insideV w:val="nil"/>
         </w:tblBorders>
         <w:shd w:val="clear" w:color="auto" w:fill="auto"/>
-        <w:tblLayout w:type="autofit"/>
         <w:tblCellMar>
           <w:top w:w="0" w:type="dxa"/>
           <w:left w:w="108" w:type="dxa"/>
@@ -6231,13 +6169,15 @@
       </w:tblGrid>
       <w:tr>
         <w:tblPrEx>
+          <w:tblW w:w="7675" w:type="dxa"/>
+          <w:tblInd w:w="96" w:type="dxa"/>
           <w:tblBorders>
-            <w:top w:val="none" w:color="auto" w:sz="0" w:space="0"/>
-            <w:left w:val="none" w:color="auto" w:sz="0" w:space="0"/>
-            <w:bottom w:val="none" w:color="auto" w:sz="0" w:space="0"/>
-            <w:right w:val="none" w:color="auto" w:sz="0" w:space="0"/>
-            <w:insideH w:val="none" w:color="auto" w:sz="0" w:space="0"/>
-            <w:insideV w:val="none" w:color="auto" w:sz="0" w:space="0"/>
+            <w:top w:val="nil"/>
+            <w:left w:val="nil"/>
+            <w:bottom w:val="nil"/>
+            <w:right w:val="nil"/>
+            <w:insideH w:val="nil"/>
+            <w:insideV w:val="nil"/>
           </w:tblBorders>
           <w:shd w:val="clear" w:color="auto" w:fill="auto"/>
           <w:tblCellMar>
@@ -6248,16 +6188,16 @@
           </w:tblCellMar>
         </w:tblPrEx>
         <w:trPr>
-          <w:trHeight w:val="493" w:hRule="atLeast"/>
+          <w:trHeight w:val="493"/>
         </w:trPr>
         <w:tc>
           <w:tcPr>
             <w:tcW w:w="2227" w:type="dxa"/>
             <w:tcBorders>
-              <w:top w:val="single" w:color="000000" w:sz="4" w:space="0"/>
-              <w:left w:val="single" w:color="000000" w:sz="4" w:space="0"/>
-              <w:bottom w:val="single" w:color="000000" w:sz="4" w:space="0"/>
-              <w:right w:val="single" w:color="000000" w:sz="4" w:space="0"/>
+              <w:top w:val="single" w:sz="4" w:space="0" w:color="000000"/>
+              <w:left w:val="single" w:sz="4" w:space="0" w:color="000000"/>
+              <w:bottom w:val="single" w:sz="4" w:space="0" w:color="000000"/>
+              <w:right w:val="single" w:sz="4" w:space="0" w:color="000000"/>
             </w:tcBorders>
             <w:shd w:val="clear" w:color="auto" w:fill="C0C0C0"/>
             <w:vAlign w:val="center"/>
@@ -6271,7 +6211,7 @@
               <w:jc w:val="center"/>
               <w:textAlignment w:val="center"/>
               <w:rPr>
-                <w:rFonts w:hint="default" w:ascii="楷体_GB2312" w:hAnsi="宋体" w:eastAsia="楷体_GB2312" w:cs="楷体_GB2312"/>
+                <w:rFonts w:ascii="楷体_GB2312" w:eastAsia="楷体_GB2312" w:hAnsi="宋体" w:cs="楷体_GB2312" w:hint="default"/>
                 <w:b/>
                 <w:bCs/>
                 <w:i w:val="0"/>
@@ -6284,7 +6224,7 @@
             </w:pPr>
             <w:r>
               <w:rPr>
-                <w:rFonts w:hint="default" w:ascii="楷体_GB2312" w:hAnsi="宋体" w:eastAsia="楷体_GB2312" w:cs="楷体_GB2312"/>
+                <w:rFonts w:ascii="楷体_GB2312" w:eastAsia="楷体_GB2312" w:hAnsi="宋体" w:cs="楷体_GB2312" w:hint="default"/>
                 <w:b/>
                 <w:bCs/>
                 <w:i w:val="0"/>
@@ -6305,10 +6245,10 @@
           <w:tcPr>
             <w:tcW w:w="1092" w:type="dxa"/>
             <w:tcBorders>
-              <w:top w:val="single" w:color="000000" w:sz="4" w:space="0"/>
-              <w:left w:val="single" w:color="000000" w:sz="4" w:space="0"/>
-              <w:bottom w:val="single" w:color="000000" w:sz="4" w:space="0"/>
-              <w:right w:val="single" w:color="000000" w:sz="4" w:space="0"/>
+              <w:top w:val="single" w:sz="4" w:space="0" w:color="000000"/>
+              <w:left w:val="single" w:sz="4" w:space="0" w:color="000000"/>
+              <w:bottom w:val="single" w:sz="4" w:space="0" w:color="000000"/>
+              <w:right w:val="single" w:sz="4" w:space="0" w:color="000000"/>
             </w:tcBorders>
             <w:shd w:val="clear" w:color="auto" w:fill="C0C0C0"/>
             <w:vAlign w:val="center"/>
@@ -6322,7 +6262,7 @@
               <w:jc w:val="center"/>
               <w:textAlignment w:val="center"/>
               <w:rPr>
-                <w:rFonts w:hint="default" w:ascii="楷体_GB2312" w:hAnsi="宋体" w:eastAsia="楷体_GB2312" w:cs="楷体_GB2312"/>
+                <w:rFonts w:ascii="楷体_GB2312" w:eastAsia="楷体_GB2312" w:hAnsi="宋体" w:cs="楷体_GB2312" w:hint="default"/>
                 <w:b/>
                 <w:bCs/>
                 <w:i w:val="0"/>
@@ -6335,7 +6275,7 @@
             </w:pPr>
             <w:r>
               <w:rPr>
-                <w:rFonts w:hint="default" w:ascii="楷体_GB2312" w:hAnsi="宋体" w:eastAsia="楷体_GB2312" w:cs="楷体_GB2312"/>
+                <w:rFonts w:ascii="楷体_GB2312" w:eastAsia="楷体_GB2312" w:hAnsi="宋体" w:cs="楷体_GB2312" w:hint="default"/>
                 <w:b/>
                 <w:bCs/>
                 <w:i w:val="0"/>
@@ -6356,10 +6296,10 @@
           <w:tcPr>
             <w:tcW w:w="3300" w:type="dxa"/>
             <w:tcBorders>
-              <w:top w:val="single" w:color="000000" w:sz="4" w:space="0"/>
-              <w:left w:val="single" w:color="000000" w:sz="4" w:space="0"/>
-              <w:bottom w:val="single" w:color="000000" w:sz="4" w:space="0"/>
-              <w:right w:val="single" w:color="000000" w:sz="4" w:space="0"/>
+              <w:top w:val="single" w:sz="4" w:space="0" w:color="000000"/>
+              <w:left w:val="single" w:sz="4" w:space="0" w:color="000000"/>
+              <w:bottom w:val="single" w:sz="4" w:space="0" w:color="000000"/>
+              <w:right w:val="single" w:sz="4" w:space="0" w:color="000000"/>
             </w:tcBorders>
             <w:shd w:val="clear" w:color="auto" w:fill="C0C0C0"/>
             <w:vAlign w:val="center"/>
@@ -6373,7 +6313,7 @@
               <w:jc w:val="center"/>
               <w:textAlignment w:val="center"/>
               <w:rPr>
-                <w:rFonts w:hint="default" w:ascii="楷体_GB2312" w:hAnsi="宋体" w:eastAsia="楷体_GB2312" w:cs="楷体_GB2312"/>
+                <w:rFonts w:ascii="楷体_GB2312" w:eastAsia="楷体_GB2312" w:hAnsi="宋体" w:cs="楷体_GB2312" w:hint="default"/>
                 <w:b/>
                 <w:bCs/>
                 <w:i w:val="0"/>
@@ -6386,7 +6326,7 @@
             </w:pPr>
             <w:r>
               <w:rPr>
-                <w:rFonts w:hint="default" w:ascii="楷体_GB2312" w:hAnsi="宋体" w:eastAsia="楷体_GB2312" w:cs="楷体_GB2312"/>
+                <w:rFonts w:ascii="楷体_GB2312" w:eastAsia="楷体_GB2312" w:hAnsi="宋体" w:cs="楷体_GB2312" w:hint="default"/>
                 <w:b/>
                 <w:bCs/>
                 <w:i w:val="0"/>
@@ -6407,10 +6347,10 @@
           <w:tcPr>
             <w:tcW w:w="1056" w:type="dxa"/>
             <w:tcBorders>
-              <w:top w:val="single" w:color="000000" w:sz="4" w:space="0"/>
-              <w:left w:val="single" w:color="000000" w:sz="4" w:space="0"/>
-              <w:bottom w:val="single" w:color="000000" w:sz="4" w:space="0"/>
-              <w:right w:val="single" w:color="000000" w:sz="4" w:space="0"/>
+              <w:top w:val="single" w:sz="4" w:space="0" w:color="000000"/>
+              <w:left w:val="single" w:sz="4" w:space="0" w:color="000000"/>
+              <w:bottom w:val="single" w:sz="4" w:space="0" w:color="000000"/>
+              <w:right w:val="single" w:sz="4" w:space="0" w:color="000000"/>
             </w:tcBorders>
             <w:shd w:val="clear" w:color="auto" w:fill="C0C0C0"/>
             <w:vAlign w:val="center"/>
@@ -6424,7 +6364,7 @@
               <w:jc w:val="center"/>
               <w:textAlignment w:val="center"/>
               <w:rPr>
-                <w:rFonts w:hint="default" w:ascii="楷体_GB2312" w:hAnsi="宋体" w:eastAsia="楷体_GB2312" w:cs="楷体_GB2312"/>
+                <w:rFonts w:ascii="楷体_GB2312" w:eastAsia="楷体_GB2312" w:hAnsi="宋体" w:cs="楷体_GB2312" w:hint="default"/>
                 <w:b/>
                 <w:bCs/>
                 <w:i w:val="0"/>
@@ -6437,7 +6377,7 @@
             </w:pPr>
             <w:r>
               <w:rPr>
-                <w:rFonts w:hint="default" w:ascii="楷体_GB2312" w:hAnsi="宋体" w:eastAsia="楷体_GB2312" w:cs="楷体_GB2312"/>
+                <w:rFonts w:ascii="楷体_GB2312" w:eastAsia="楷体_GB2312" w:hAnsi="宋体" w:cs="楷体_GB2312" w:hint="default"/>
                 <w:b/>
                 <w:bCs/>
                 <w:i w:val="0"/>
@@ -6457,14 +6397,8 @@
       </w:tr>
       <w:tr>
         <w:tblPrEx>
-          <w:tblBorders>
-            <w:top w:val="none" w:color="auto" w:sz="0" w:space="0"/>
-            <w:left w:val="none" w:color="auto" w:sz="0" w:space="0"/>
-            <w:bottom w:val="none" w:color="auto" w:sz="0" w:space="0"/>
-            <w:right w:val="none" w:color="auto" w:sz="0" w:space="0"/>
-            <w:insideH w:val="none" w:color="auto" w:sz="0" w:space="0"/>
-            <w:insideV w:val="none" w:color="auto" w:sz="0" w:space="0"/>
-          </w:tblBorders>
+          <w:tblW w:w="7675" w:type="dxa"/>
+          <w:tblInd w:w="96" w:type="dxa"/>
           <w:shd w:val="clear" w:color="auto" w:fill="auto"/>
           <w:tblCellMar>
             <w:top w:w="0" w:type="dxa"/>
@@ -6474,16 +6408,16 @@
           </w:tblCellMar>
         </w:tblPrEx>
         <w:trPr>
-          <w:trHeight w:val="493" w:hRule="atLeast"/>
+          <w:trHeight w:val="493"/>
         </w:trPr>
         <w:tc>
           <w:tcPr>
             <w:tcW w:w="2227" w:type="dxa"/>
             <w:tcBorders>
-              <w:top w:val="single" w:color="000000" w:sz="4" w:space="0"/>
-              <w:left w:val="single" w:color="000000" w:sz="4" w:space="0"/>
-              <w:bottom w:val="single" w:color="000000" w:sz="4" w:space="0"/>
-              <w:right w:val="single" w:color="000000" w:sz="4" w:space="0"/>
+              <w:top w:val="single" w:sz="4" w:space="0" w:color="000000"/>
+              <w:left w:val="single" w:sz="4" w:space="0" w:color="000000"/>
+              <w:bottom w:val="single" w:sz="4" w:space="0" w:color="000000"/>
+              <w:right w:val="single" w:sz="4" w:space="0" w:color="000000"/>
             </w:tcBorders>
             <w:shd w:val="clear" w:color="auto" w:fill="auto"/>
             <w:vAlign w:val="center"/>
@@ -6497,7 +6431,7 @@
               <w:jc w:val="left"/>
               <w:textAlignment w:val="center"/>
               <w:rPr>
-                <w:rFonts w:hint="default" w:ascii="楷体_GB2312" w:hAnsi="宋体" w:eastAsia="楷体_GB2312" w:cs="楷体_GB2312"/>
+                <w:rFonts w:ascii="楷体_GB2312" w:eastAsia="楷体_GB2312" w:hAnsi="宋体" w:cs="楷体_GB2312" w:hint="default"/>
                 <w:b/>
                 <w:bCs/>
                 <w:i w:val="0"/>
@@ -6513,7 +6447,7 @@
             </w:pPr>
             <w:r>
               <w:rPr>
-                <w:rFonts w:hint="eastAsia" w:ascii="宋体" w:hAnsi="宋体" w:eastAsia="宋体" w:cs="宋体"/>
+                <w:rFonts w:ascii="宋体" w:eastAsia="宋体" w:hAnsi="宋体" w:cs="宋体" w:hint="eastAsia"/>
                 <w:i w:val="0"/>
                 <w:iCs w:val="0"/>
                 <w:snapToGrid w:val="0"/>
@@ -6532,10 +6466,10 @@
           <w:tcPr>
             <w:tcW w:w="1092" w:type="dxa"/>
             <w:tcBorders>
-              <w:top w:val="single" w:color="000000" w:sz="4" w:space="0"/>
-              <w:left w:val="single" w:color="000000" w:sz="4" w:space="0"/>
-              <w:bottom w:val="single" w:color="000000" w:sz="4" w:space="0"/>
-              <w:right w:val="single" w:color="000000" w:sz="4" w:space="0"/>
+              <w:top w:val="single" w:sz="4" w:space="0" w:color="000000"/>
+              <w:left w:val="single" w:sz="4" w:space="0" w:color="000000"/>
+              <w:bottom w:val="single" w:sz="4" w:space="0" w:color="000000"/>
+              <w:right w:val="single" w:sz="4" w:space="0" w:color="000000"/>
             </w:tcBorders>
             <w:shd w:val="clear" w:color="auto" w:fill="auto"/>
             <w:vAlign w:val="center"/>
@@ -6549,7 +6483,7 @@
               <w:jc w:val="left"/>
               <w:textAlignment w:val="center"/>
               <w:rPr>
-                <w:rFonts w:hint="default" w:ascii="楷体_GB2312" w:hAnsi="宋体" w:eastAsia="楷体_GB2312" w:cs="楷体_GB2312"/>
+                <w:rFonts w:ascii="楷体_GB2312" w:eastAsia="楷体_GB2312" w:hAnsi="宋体" w:cs="楷体_GB2312" w:hint="default"/>
                 <w:b/>
                 <w:bCs/>
                 <w:i w:val="0"/>
@@ -6565,7 +6499,7 @@
             </w:pPr>
             <w:r>
               <w:rPr>
-                <w:rFonts w:hint="eastAsia" w:ascii="宋体" w:hAnsi="宋体" w:eastAsia="宋体" w:cs="宋体"/>
+                <w:rFonts w:ascii="宋体" w:eastAsia="宋体" w:hAnsi="宋体" w:cs="宋体" w:hint="eastAsia"/>
                 <w:i w:val="0"/>
                 <w:iCs w:val="0"/>
                 <w:snapToGrid w:val="0"/>
@@ -6584,10 +6518,10 @@
           <w:tcPr>
             <w:tcW w:w="3300" w:type="dxa"/>
             <w:tcBorders>
-              <w:top w:val="single" w:color="000000" w:sz="4" w:space="0"/>
-              <w:left w:val="single" w:color="000000" w:sz="4" w:space="0"/>
-              <w:bottom w:val="single" w:color="000000" w:sz="4" w:space="0"/>
-              <w:right w:val="single" w:color="000000" w:sz="4" w:space="0"/>
+              <w:top w:val="single" w:sz="4" w:space="0" w:color="000000"/>
+              <w:left w:val="single" w:sz="4" w:space="0" w:color="000000"/>
+              <w:bottom w:val="single" w:sz="4" w:space="0" w:color="000000"/>
+              <w:right w:val="single" w:sz="4" w:space="0" w:color="000000"/>
             </w:tcBorders>
             <w:shd w:val="clear" w:color="auto" w:fill="auto"/>
             <w:vAlign w:val="center"/>
@@ -6601,7 +6535,7 @@
               <w:jc w:val="left"/>
               <w:textAlignment w:val="center"/>
               <w:rPr>
-                <w:rFonts w:hint="default" w:ascii="楷体_GB2312" w:hAnsi="宋体" w:eastAsia="楷体_GB2312" w:cs="楷体_GB2312"/>
+                <w:rFonts w:ascii="楷体_GB2312" w:eastAsia="楷体_GB2312" w:hAnsi="宋体" w:cs="楷体_GB2312" w:hint="default"/>
                 <w:b/>
                 <w:bCs/>
                 <w:i w:val="0"/>
@@ -6617,7 +6551,7 @@
             </w:pPr>
             <w:r>
               <w:rPr>
-                <w:rFonts w:hint="eastAsia" w:ascii="宋体" w:hAnsi="宋体" w:eastAsia="宋体" w:cs="宋体"/>
+                <w:rFonts w:ascii="宋体" w:eastAsia="宋体" w:hAnsi="宋体" w:cs="宋体" w:hint="eastAsia"/>
                 <w:i w:val="0"/>
                 <w:iCs w:val="0"/>
                 <w:snapToGrid w:val="0"/>
@@ -6636,10 +6570,10 @@
           <w:tcPr>
             <w:tcW w:w="1056" w:type="dxa"/>
             <w:tcBorders>
-              <w:top w:val="single" w:color="000000" w:sz="4" w:space="0"/>
-              <w:left w:val="single" w:color="000000" w:sz="4" w:space="0"/>
-              <w:bottom w:val="single" w:color="000000" w:sz="4" w:space="0"/>
-              <w:right w:val="single" w:color="000000" w:sz="4" w:space="0"/>
+              <w:top w:val="single" w:sz="4" w:space="0" w:color="000000"/>
+              <w:left w:val="single" w:sz="4" w:space="0" w:color="000000"/>
+              <w:bottom w:val="single" w:sz="4" w:space="0" w:color="000000"/>
+              <w:right w:val="single" w:sz="4" w:space="0" w:color="000000"/>
             </w:tcBorders>
             <w:shd w:val="clear" w:color="auto" w:fill="auto"/>
             <w:vAlign w:val="center"/>
@@ -6653,7 +6587,7 @@
               <w:jc w:val="left"/>
               <w:textAlignment w:val="center"/>
               <w:rPr>
-                <w:rFonts w:hint="default" w:ascii="楷体_GB2312" w:hAnsi="宋体" w:eastAsia="楷体_GB2312" w:cs="楷体_GB2312"/>
+                <w:rFonts w:ascii="楷体_GB2312" w:eastAsia="楷体_GB2312" w:hAnsi="宋体" w:cs="楷体_GB2312" w:hint="default"/>
                 <w:b/>
                 <w:bCs/>
                 <w:i w:val="0"/>
@@ -6669,7 +6603,7 @@
             </w:pPr>
             <w:r>
               <w:rPr>
-                <w:rFonts w:hint="eastAsia" w:ascii="宋体" w:hAnsi="宋体" w:eastAsia="宋体" w:cs="宋体"/>
+                <w:rFonts w:ascii="宋体" w:eastAsia="宋体" w:hAnsi="宋体" w:cs="宋体" w:hint="eastAsia"/>
                 <w:i w:val="0"/>
                 <w:iCs w:val="0"/>
                 <w:snapToGrid w:val="0"/>
@@ -6688,14 +6622,14 @@
     </w:tbl>
     <w:p>
       <w:pPr>
-        <w:pStyle w:val="28"/>
+        <w:pStyle w:val="1"/>
         <w:bidi w:val="0"/>
         <w:rPr>
           <w:rFonts w:hint="default"/>
           <w:lang w:val="en-US" w:eastAsia="zh-CN"/>
         </w:rPr>
       </w:pPr>
-      <w:bookmarkStart w:id="17" w:name="_Toc20451"/>
+      <w:bookmarkStart w:id="18" w:name="_Toc20451"/>
       <w:r>
         <w:rPr>
           <w:rFonts w:hint="default"/>
@@ -6703,11 +6637,11 @@
         </w:rPr>
         <w:t>附则</w:t>
       </w:r>
-      <w:bookmarkEnd w:id="17"/>
+      <w:bookmarkEnd w:id="18"/>
     </w:p>
     <w:p>
       <w:pPr>
-        <w:pStyle w:val="29"/>
+        <w:pStyle w:val="a1"/>
         <w:keepNext w:val="0"/>
         <w:keepLines w:val="0"/>
         <w:pageBreakBefore w:val="0"/>
@@ -6736,7 +6670,7 @@
     </w:p>
     <w:p>
       <w:pPr>
-        <w:pStyle w:val="29"/>
+        <w:pStyle w:val="a1"/>
         <w:keepNext w:val="0"/>
         <w:keepLines w:val="0"/>
         <w:pageBreakBefore w:val="0"/>
@@ -6765,7 +6699,7 @@
     </w:p>
     <w:p>
       <w:pPr>
-        <w:pStyle w:val="29"/>
+        <w:pStyle w:val="a1"/>
         <w:keepNext w:val="0"/>
         <w:keepLines w:val="0"/>
         <w:pageBreakBefore w:val="0"/>
@@ -6793,73 +6727,23 @@
       </w:r>
     </w:p>
     <w:sectPr>
-      <w:headerReference r:id="rId5" w:type="default"/>
+      <w:headerReference w:type="default" r:id="rId7"/>
       <w:pgSz w:w="11906" w:h="16838"/>
       <w:pgMar w:top="1417" w:right="1800" w:bottom="1440" w:left="1800" w:header="1140" w:footer="992" w:gutter="0"/>
-      <w:cols w:space="425" w:num="1"/>
+      <w:cols w:num="1" w:space="425"/>
       <w:docGrid w:type="lines" w:linePitch="312" w:charSpace="0"/>
     </w:sectPr>
   </w:body>
 </w:document>
 </file>
 
-<file path=word/endnotes.xml><?xml version="1.0" encoding="utf-8"?>
-<w:endnotes xmlns:wpc="http://schemas.microsoft.com/office/word/2010/wordprocessingCanvas" xmlns:mc="http://schemas.openxmlformats.org/markup-compatibility/2006" xmlns:o="urn:schemas-microsoft-com:office:office" xmlns:r="http://schemas.openxmlformats.org/officeDocument/2006/relationships" xmlns:m="http://schemas.openxmlformats.org/officeDocument/2006/math" xmlns:v="urn:schemas-microsoft-com:vml" xmlns:wp14="http://schemas.microsoft.com/office/word/2010/wordprocessingDrawing" xmlns:wp="http://schemas.openxmlformats.org/drawingml/2006/wordprocessingDrawing" xmlns:w="http://schemas.openxmlformats.org/wordprocessingml/2006/main" xmlns:w14="http://schemas.microsoft.com/office/word/2010/wordml" xmlns:w15="http://schemas.microsoft.com/office/word/2012/wordml" xmlns:w10="urn:schemas-microsoft-com:office:word" xmlns:wpg="http://schemas.microsoft.com/office/word/2010/wordprocessingGroup" xmlns:wpi="http://schemas.microsoft.com/office/word/2010/wordprocessingInk" xmlns:wne="http://schemas.microsoft.com/office/word/2006/wordml" xmlns:wps="http://schemas.microsoft.com/office/word/2010/wordprocessingShape" xmlns:wpsCustomData="http://www.wps.cn/officeDocument/2013/wpsCustomData" mc:Ignorable="w14 w15 wp14">
-  <w:endnote w:type="separator" w:id="0">
-    <w:p>
-      <w:pPr>
-        <w:spacing w:line="240" w:lineRule="auto"/>
-      </w:pPr>
-      <w:r>
-        <w:separator/>
-      </w:r>
-    </w:p>
-  </w:endnote>
-  <w:endnote w:type="continuationSeparator" w:id="1">
-    <w:p>
-      <w:pPr>
-        <w:spacing w:line="240" w:lineRule="auto"/>
-      </w:pPr>
-      <w:r>
-        <w:continuationSeparator/>
-      </w:r>
-    </w:p>
-  </w:endnote>
-</w:endnotes>
-</file>
-
-<file path=word/footnotes.xml><?xml version="1.0" encoding="utf-8"?>
-<w:footnotes xmlns:wpc="http://schemas.microsoft.com/office/word/2010/wordprocessingCanvas" xmlns:mc="http://schemas.openxmlformats.org/markup-compatibility/2006" xmlns:o="urn:schemas-microsoft-com:office:office" xmlns:r="http://schemas.openxmlformats.org/officeDocument/2006/relationships" xmlns:m="http://schemas.openxmlformats.org/officeDocument/2006/math" xmlns:v="urn:schemas-microsoft-com:vml" xmlns:wp14="http://schemas.microsoft.com/office/word/2010/wordprocessingDrawing" xmlns:wp="http://schemas.openxmlformats.org/drawingml/2006/wordprocessingDrawing" xmlns:w="http://schemas.openxmlformats.org/wordprocessingml/2006/main" xmlns:w14="http://schemas.microsoft.com/office/word/2010/wordml" xmlns:w15="http://schemas.microsoft.com/office/word/2012/wordml" xmlns:w10="urn:schemas-microsoft-com:office:word" xmlns:wpg="http://schemas.microsoft.com/office/word/2010/wordprocessingGroup" xmlns:wpi="http://schemas.microsoft.com/office/word/2010/wordprocessingInk" xmlns:wne="http://schemas.microsoft.com/office/word/2006/wordml" xmlns:wps="http://schemas.microsoft.com/office/word/2010/wordprocessingShape" xmlns:wpsCustomData="http://www.wps.cn/officeDocument/2013/wpsCustomData" mc:Ignorable="w14 w15 wp14">
-  <w:footnote w:type="separator" w:id="0">
-    <w:p>
-      <w:pPr>
-        <w:spacing w:line="360" w:lineRule="auto"/>
-      </w:pPr>
-      <w:r>
-        <w:separator/>
-      </w:r>
-    </w:p>
-  </w:footnote>
-  <w:footnote w:type="continuationSeparator" w:id="1">
-    <w:p>
-      <w:pPr>
-        <w:spacing w:line="360" w:lineRule="auto"/>
-      </w:pPr>
-      <w:r>
-        <w:continuationSeparator/>
-      </w:r>
-    </w:p>
-  </w:footnote>
-</w:footnotes>
-</file>
-
 <file path=word/header1.xml><?xml version="1.0" encoding="utf-8"?>
-<w:hdr xmlns:wpc="http://schemas.microsoft.com/office/word/2010/wordprocessingCanvas" xmlns:mc="http://schemas.openxmlformats.org/markup-compatibility/2006" xmlns:o="urn:schemas-microsoft-com:office:office" xmlns:r="http://schemas.openxmlformats.org/officeDocument/2006/relationships" xmlns:m="http://schemas.openxmlformats.org/officeDocument/2006/math" xmlns:v="urn:schemas-microsoft-com:vml" xmlns:wp14="http://schemas.microsoft.com/office/word/2010/wordprocessingDrawing" xmlns:wp="http://schemas.openxmlformats.org/drawingml/2006/wordprocessingDrawing" xmlns:w10="urn:schemas-microsoft-com:office:word" xmlns:w="http://schemas.openxmlformats.org/wordprocessingml/2006/main" xmlns:w14="http://schemas.microsoft.com/office/word/2010/wordml" xmlns:w15="http://schemas.microsoft.com/office/word/2012/wordml" xmlns:wpg="http://schemas.microsoft.com/office/word/2010/wordprocessingGroup" xmlns:wpi="http://schemas.microsoft.com/office/word/2010/wordprocessingInk" xmlns:wne="http://schemas.microsoft.com/office/word/2006/wordml" xmlns:wps="http://schemas.microsoft.com/office/word/2010/wordprocessingShape" xmlns:wpsCustomData="http://www.wps.cn/officeDocument/2013/wpsCustomData" mc:Ignorable="w14 w15 wp14">
+<w:hdr xmlns:wpc="http://schemas.microsoft.com/office/word/2010/wordprocessingCanvas" xmlns:mc="http://schemas.openxmlformats.org/markup-compatibility/2006" xmlns:o="urn:schemas-microsoft-com:office:office" xmlns:r="http://schemas.openxmlformats.org/officeDocument/2006/relationships" xmlns:m="http://schemas.openxmlformats.org/officeDocument/2006/math" xmlns:v="urn:schemas-microsoft-com:vml" xmlns:wp14="http://schemas.microsoft.com/office/word/2010/wordprocessingDrawing" xmlns:wp="http://schemas.openxmlformats.org/drawingml/2006/wordprocessingDrawing" xmlns:w10="urn:schemas-microsoft-com:office:word" xmlns:w="http://schemas.openxmlformats.org/wordprocessingml/2006/main" xmlns:w14="http://schemas.microsoft.com/office/word/2010/wordml" xmlns:w15="http://schemas.microsoft.com/office/word/2012/wordml" xmlns:wne="http://schemas.microsoft.com/office/word/2006/wordml" xmlns:wpg="http://schemas.microsoft.com/office/word/2010/wordprocessingGroup" xmlns:wpi="http://schemas.microsoft.com/office/word/2010/wordprocessingInk" xmlns:wps="http://schemas.microsoft.com/office/word/2010/wordprocessingShape" mc:Ignorable="w14 w15 wp14">
   <w:p>
     <w:pPr>
-      <w:pStyle w:val="15"/>
+      <w:pStyle w:val="Header"/>
       <w:pBdr>
-        <w:bottom w:val="single" w:color="auto" w:sz="4" w:space="1"/>
+        <w:bottom w:val="single" w:sz="4" w:space="1" w:color="auto"/>
       </w:pBdr>
       <w:tabs>
         <w:tab w:val="left" w:pos="335"/>
@@ -6867,27 +6751,27 @@
       </w:tabs>
       <w:jc w:val="right"/>
       <w:rPr>
-        <w:rFonts w:hint="eastAsia" w:eastAsiaTheme="minorEastAsia"/>
+        <w:rFonts w:eastAsiaTheme="minorEastAsia" w:hint="eastAsia"/>
         <w:lang w:eastAsia="zh-CN"/>
       </w:rPr>
     </w:pPr>
     <w:r>
       <w:rPr>
-        <w:rFonts w:hint="eastAsia" w:eastAsiaTheme="minorEastAsia"/>
+        <w:rFonts w:eastAsiaTheme="minorEastAsia" w:hint="eastAsia"/>
         <w:lang w:val="en-US" w:eastAsia="zh-CN"/>
       </w:rPr>
       <w:tab/>
     </w:r>
     <w:r>
       <w:rPr>
-        <w:rFonts w:hint="eastAsia" w:eastAsiaTheme="minorEastAsia"/>
+        <w:rFonts w:eastAsiaTheme="minorEastAsia" w:hint="eastAsia"/>
         <w:lang w:val="en-US" w:eastAsia="zh-CN"/>
       </w:rPr>
       <w:tab/>
     </w:r>
     <w:r>
       <w:rPr>
-        <w:rFonts w:hint="eastAsia" w:eastAsiaTheme="minorEastAsia"/>
+        <w:rFonts w:eastAsiaTheme="minorEastAsia" w:hint="eastAsia"/>
         <w:lang w:val="en-US" w:eastAsia="zh-CN"/>
       </w:rPr>
       <w:t>桐乡华数广电网络有限公司</w:t>
@@ -6897,15 +6781,15 @@
 </file>
 
 <file path=word/numbering.xml><?xml version="1.0" encoding="utf-8"?>
-<w:numbering xmlns:wpc="http://schemas.microsoft.com/office/word/2010/wordprocessingCanvas" xmlns:mc="http://schemas.openxmlformats.org/markup-compatibility/2006" xmlns:o="urn:schemas-microsoft-com:office:office" xmlns:r="http://schemas.openxmlformats.org/officeDocument/2006/relationships" xmlns:m="http://schemas.openxmlformats.org/officeDocument/2006/math" xmlns:v="urn:schemas-microsoft-com:vml" xmlns:wp14="http://schemas.microsoft.com/office/word/2010/wordprocessingDrawing" xmlns:wp="http://schemas.openxmlformats.org/drawingml/2006/wordprocessingDrawing" xmlns:w10="urn:schemas-microsoft-com:office:word" xmlns:w="http://schemas.openxmlformats.org/wordprocessingml/2006/main" xmlns:w14="http://schemas.microsoft.com/office/word/2010/wordml" xmlns:wpg="http://schemas.microsoft.com/office/word/2010/wordprocessingGroup" xmlns:wpi="http://schemas.microsoft.com/office/word/2010/wordprocessingInk" xmlns:wne="http://schemas.microsoft.com/office/word/2006/wordml" xmlns:wps="http://schemas.microsoft.com/office/word/2010/wordprocessingShape" xmlns:wpsCustomData="http://www.wps.cn/officeDocument/2013/wpsCustomData" mc:Ignorable="w14 wp14">
+<w:numbering xmlns:wpc="http://schemas.microsoft.com/office/word/2010/wordprocessingCanvas" xmlns:mc="http://schemas.openxmlformats.org/markup-compatibility/2006" xmlns:o="urn:schemas-microsoft-com:office:office" xmlns:r="http://schemas.openxmlformats.org/officeDocument/2006/relationships" xmlns:m="http://schemas.openxmlformats.org/officeDocument/2006/math" xmlns:v="urn:schemas-microsoft-com:vml" xmlns:wp14="http://schemas.microsoft.com/office/word/2010/wordprocessingDrawing" xmlns:wp="http://schemas.openxmlformats.org/drawingml/2006/wordprocessingDrawing" xmlns:w10="urn:schemas-microsoft-com:office:word" xmlns:w="http://schemas.openxmlformats.org/wordprocessingml/2006/main" xmlns:w14="http://schemas.microsoft.com/office/word/2010/wordml" xmlns:w15="http://schemas.microsoft.com/office/word/2012/wordml" xmlns:wne="http://schemas.microsoft.com/office/word/2006/wordml" xmlns:wpg="http://schemas.microsoft.com/office/word/2010/wordprocessingGroup" xmlns:wpi="http://schemas.microsoft.com/office/word/2010/wordprocessingInk" xmlns:wps="http://schemas.microsoft.com/office/word/2010/wordprocessingShape" mc:Ignorable="w14 w15 wp14">
   <w:abstractNum w:abstractNumId="0">
     <w:nsid w:val="8E964DCE"/>
     <w:multiLevelType w:val="multilevel"/>
     <w:tmpl w:val="8E964DCE"/>
-    <w:lvl w:ilvl="0" w:tentative="0">
+    <w:lvl w:ilvl="0">
       <w:start w:val="1"/>
       <w:numFmt w:val="decimal"/>
-      <w:pStyle w:val="2"/>
+      <w:pStyle w:val="Heading1"/>
       <w:lvlText w:val="%1."/>
       <w:lvlJc w:val="left"/>
       <w:pPr>
@@ -6915,10 +6799,10 @@
         <w:rFonts w:hint="default"/>
       </w:rPr>
     </w:lvl>
-    <w:lvl w:ilvl="1" w:tentative="0">
+    <w:lvl w:ilvl="1">
       <w:start w:val="1"/>
       <w:numFmt w:val="decimal"/>
-      <w:pStyle w:val="3"/>
+      <w:pStyle w:val="Heading2"/>
       <w:lvlText w:val="%1.%2."/>
       <w:lvlJc w:val="left"/>
       <w:pPr>
@@ -6928,10 +6812,10 @@
         <w:rFonts w:hint="default"/>
       </w:rPr>
     </w:lvl>
-    <w:lvl w:ilvl="2" w:tentative="0">
+    <w:lvl w:ilvl="2">
       <w:start w:val="1"/>
       <w:numFmt w:val="decimal"/>
-      <w:pStyle w:val="4"/>
+      <w:pStyle w:val="Heading3"/>
       <w:lvlText w:val="%1.%2.%3."/>
       <w:lvlJc w:val="left"/>
       <w:pPr>
@@ -6941,10 +6825,10 @@
         <w:rFonts w:hint="default"/>
       </w:rPr>
     </w:lvl>
-    <w:lvl w:ilvl="3" w:tentative="0">
+    <w:lvl w:ilvl="3">
       <w:start w:val="1"/>
       <w:numFmt w:val="decimal"/>
-      <w:pStyle w:val="5"/>
+      <w:pStyle w:val="Heading4"/>
       <w:lvlText w:val="%1.%2.%3.%4."/>
       <w:lvlJc w:val="left"/>
       <w:pPr>
@@ -6954,10 +6838,10 @@
         <w:rFonts w:hint="default"/>
       </w:rPr>
     </w:lvl>
-    <w:lvl w:ilvl="4" w:tentative="0">
+    <w:lvl w:ilvl="4">
       <w:start w:val="1"/>
       <w:numFmt w:val="decimal"/>
-      <w:pStyle w:val="6"/>
+      <w:pStyle w:val="Heading5"/>
       <w:lvlText w:val="%1.%2.%3.%4.%5."/>
       <w:lvlJc w:val="left"/>
       <w:pPr>
@@ -6967,10 +6851,10 @@
         <w:rFonts w:hint="default"/>
       </w:rPr>
     </w:lvl>
-    <w:lvl w:ilvl="5" w:tentative="0">
+    <w:lvl w:ilvl="5">
       <w:start w:val="1"/>
       <w:numFmt w:val="decimal"/>
-      <w:pStyle w:val="7"/>
+      <w:pStyle w:val="Heading6"/>
       <w:lvlText w:val="%1.%2.%3.%4.%5.%6."/>
       <w:lvlJc w:val="left"/>
       <w:pPr>
@@ -6980,10 +6864,10 @@
         <w:rFonts w:hint="default"/>
       </w:rPr>
     </w:lvl>
-    <w:lvl w:ilvl="6" w:tentative="0">
+    <w:lvl w:ilvl="6">
       <w:start w:val="1"/>
       <w:numFmt w:val="decimal"/>
-      <w:pStyle w:val="8"/>
+      <w:pStyle w:val="Heading7"/>
       <w:lvlText w:val="%1.%2.%3.%4.%5.%6.%7."/>
       <w:lvlJc w:val="left"/>
       <w:pPr>
@@ -6993,10 +6877,10 @@
         <w:rFonts w:hint="default"/>
       </w:rPr>
     </w:lvl>
-    <w:lvl w:ilvl="7" w:tentative="0">
+    <w:lvl w:ilvl="7">
       <w:start w:val="1"/>
       <w:numFmt w:val="decimal"/>
-      <w:pStyle w:val="9"/>
+      <w:pStyle w:val="Heading8"/>
       <w:lvlText w:val="%1.%2.%3.%4.%5.%6.%7.%8."/>
       <w:lvlJc w:val="left"/>
       <w:pPr>
@@ -7006,10 +6890,10 @@
         <w:rFonts w:hint="default"/>
       </w:rPr>
     </w:lvl>
-    <w:lvl w:ilvl="8" w:tentative="0">
+    <w:lvl w:ilvl="8">
       <w:start w:val="1"/>
       <w:numFmt w:val="decimal"/>
-      <w:pStyle w:val="10"/>
+      <w:pStyle w:val="Heading9"/>
       <w:lvlText w:val="%1.%2.%3.%4.%5.%6.%7.%8.%9."/>
       <w:lvlJc w:val="left"/>
       <w:pPr>
@@ -7024,7 +6908,7 @@
     <w:nsid w:val="795C717D"/>
     <w:multiLevelType w:val="singleLevel"/>
     <w:tmpl w:val="795C717D"/>
-    <w:lvl w:ilvl="0" w:tentative="0">
+    <w:lvl w:ilvl="0">
       <w:start w:val="1"/>
       <w:numFmt w:val="decimal"/>
       <w:lvlText w:val="%1."/>
@@ -7047,269 +6931,267 @@
 </file>
 
 <file path=word/styles.xml><?xml version="1.0" encoding="utf-8"?>
-<w:styles xmlns:mc="http://schemas.openxmlformats.org/markup-compatibility/2006" xmlns:o="urn:schemas-microsoft-com:office:office" xmlns:r="http://schemas.openxmlformats.org/officeDocument/2006/relationships" xmlns:m="http://schemas.openxmlformats.org/officeDocument/2006/math" xmlns:v="urn:schemas-microsoft-com:vml" xmlns:w="http://schemas.openxmlformats.org/wordprocessingml/2006/main" xmlns:w14="http://schemas.microsoft.com/office/word/2010/wordml" xmlns:w10="urn:schemas-microsoft-com:office:word" xmlns:sl="http://schemas.openxmlformats.org/schemaLibrary/2006/main" xmlns:wpsCustomData="http://www.wps.cn/officeDocument/2013/wpsCustomData" mc:Ignorable="w14">
+<w:styles xmlns:mc="http://schemas.openxmlformats.org/markup-compatibility/2006" xmlns:r="http://schemas.openxmlformats.org/officeDocument/2006/relationships" xmlns:w="http://schemas.openxmlformats.org/wordprocessingml/2006/main" xmlns:w14="http://schemas.microsoft.com/office/word/2010/wordml" xmlns:w15="http://schemas.microsoft.com/office/word/2012/wordml" mc:Ignorable="w14 w15">
   <w:docDefaults>
     <w:rPrDefault>
       <w:rPr>
-        <w:rFonts w:ascii="Times New Roman" w:hAnsi="Times New Roman" w:eastAsia="宋体" w:cs="Times New Roman"/>
+        <w:rFonts w:ascii="Times New Roman" w:eastAsia="宋体" w:hAnsi="Times New Roman" w:cs="Times New Roman"/>
       </w:rPr>
     </w:rPrDefault>
     <w:pPrDefault/>
   </w:docDefaults>
-  <w:latentStyles w:count="260" w:defQFormat="0" w:defUnhideWhenUsed="1" w:defSemiHidden="1" w:defUIPriority="99" w:defLockedState="0">
-    <w:lsdException w:qFormat="1" w:unhideWhenUsed="0" w:uiPriority="0" w:semiHidden="0" w:name="Normal"/>
-    <w:lsdException w:qFormat="1" w:unhideWhenUsed="0" w:uiPriority="0" w:semiHidden="0" w:name="heading 1"/>
-    <w:lsdException w:qFormat="1" w:uiPriority="0" w:semiHidden="0" w:name="heading 2"/>
-    <w:lsdException w:qFormat="1" w:uiPriority="0" w:name="heading 3"/>
-    <w:lsdException w:qFormat="1" w:uiPriority="0" w:semiHidden="0" w:name="heading 4"/>
-    <w:lsdException w:qFormat="1" w:uiPriority="0" w:name="heading 5"/>
-    <w:lsdException w:qFormat="1" w:uiPriority="0" w:name="heading 6"/>
-    <w:lsdException w:qFormat="1" w:uiPriority="0" w:name="heading 7"/>
-    <w:lsdException w:qFormat="1" w:uiPriority="0" w:name="heading 8"/>
-    <w:lsdException w:qFormat="1" w:uiPriority="0" w:name="heading 9"/>
-    <w:lsdException w:unhideWhenUsed="0" w:uiPriority="0" w:semiHidden="0" w:name="index 1"/>
-    <w:lsdException w:unhideWhenUsed="0" w:uiPriority="0" w:semiHidden="0" w:name="index 2"/>
-    <w:lsdException w:unhideWhenUsed="0" w:uiPriority="0" w:semiHidden="0" w:name="index 3"/>
-    <w:lsdException w:unhideWhenUsed="0" w:uiPriority="0" w:semiHidden="0" w:name="index 4"/>
-    <w:lsdException w:unhideWhenUsed="0" w:uiPriority="0" w:semiHidden="0" w:name="index 5"/>
-    <w:lsdException w:unhideWhenUsed="0" w:uiPriority="0" w:semiHidden="0" w:name="index 6"/>
-    <w:lsdException w:unhideWhenUsed="0" w:uiPriority="0" w:semiHidden="0" w:name="index 7"/>
-    <w:lsdException w:unhideWhenUsed="0" w:uiPriority="0" w:semiHidden="0" w:name="index 8"/>
-    <w:lsdException w:unhideWhenUsed="0" w:uiPriority="0" w:semiHidden="0" w:name="index 9"/>
-    <w:lsdException w:qFormat="1" w:unhideWhenUsed="0" w:uiPriority="0" w:semiHidden="0" w:name="toc 1"/>
-    <w:lsdException w:qFormat="1" w:unhideWhenUsed="0" w:uiPriority="0" w:semiHidden="0" w:name="toc 2"/>
-    <w:lsdException w:qFormat="1" w:unhideWhenUsed="0" w:uiPriority="0" w:semiHidden="0" w:name="toc 3"/>
-    <w:lsdException w:unhideWhenUsed="0" w:uiPriority="0" w:semiHidden="0" w:name="toc 4"/>
-    <w:lsdException w:unhideWhenUsed="0" w:uiPriority="0" w:semiHidden="0" w:name="toc 5"/>
-    <w:lsdException w:unhideWhenUsed="0" w:uiPriority="0" w:semiHidden="0" w:name="toc 6"/>
-    <w:lsdException w:unhideWhenUsed="0" w:uiPriority="0" w:semiHidden="0" w:name="toc 7"/>
-    <w:lsdException w:unhideWhenUsed="0" w:uiPriority="0" w:semiHidden="0" w:name="toc 8"/>
-    <w:lsdException w:unhideWhenUsed="0" w:uiPriority="0" w:semiHidden="0" w:name="toc 9"/>
-    <w:lsdException w:unhideWhenUsed="0" w:uiPriority="0" w:semiHidden="0" w:name="Normal Indent"/>
-    <w:lsdException w:unhideWhenUsed="0" w:uiPriority="0" w:semiHidden="0" w:name="footnote text"/>
-    <w:lsdException w:qFormat="1" w:unhideWhenUsed="0" w:uiPriority="0" w:semiHidden="0" w:name="annotation text"/>
-    <w:lsdException w:qFormat="1" w:unhideWhenUsed="0" w:uiPriority="0" w:semiHidden="0" w:name="header"/>
-    <w:lsdException w:qFormat="1" w:unhideWhenUsed="0" w:uiPriority="0" w:semiHidden="0" w:name="footer"/>
-    <w:lsdException w:unhideWhenUsed="0" w:uiPriority="0" w:semiHidden="0" w:name="index heading"/>
-    <w:lsdException w:qFormat="1" w:uiPriority="0" w:name="caption"/>
-    <w:lsdException w:unhideWhenUsed="0" w:uiPriority="0" w:semiHidden="0" w:name="table of figures"/>
-    <w:lsdException w:unhideWhenUsed="0" w:uiPriority="0" w:semiHidden="0" w:name="envelope address"/>
-    <w:lsdException w:unhideWhenUsed="0" w:uiPriority="0" w:semiHidden="0" w:name="envelope return"/>
-    <w:lsdException w:unhideWhenUsed="0" w:uiPriority="0" w:semiHidden="0" w:name="footnote reference"/>
-    <w:lsdException w:unhideWhenUsed="0" w:uiPriority="0" w:semiHidden="0" w:name="annotation reference"/>
-    <w:lsdException w:unhideWhenUsed="0" w:uiPriority="0" w:semiHidden="0" w:name="line number"/>
-    <w:lsdException w:unhideWhenUsed="0" w:uiPriority="0" w:semiHidden="0" w:name="page number"/>
-    <w:lsdException w:unhideWhenUsed="0" w:uiPriority="0" w:semiHidden="0" w:name="endnote reference"/>
-    <w:lsdException w:unhideWhenUsed="0" w:uiPriority="0" w:semiHidden="0" w:name="endnote text"/>
-    <w:lsdException w:unhideWhenUsed="0" w:uiPriority="0" w:semiHidden="0" w:name="table of authorities"/>
-    <w:lsdException w:unhideWhenUsed="0" w:uiPriority="0" w:semiHidden="0" w:name="macro"/>
-    <w:lsdException w:unhideWhenUsed="0" w:uiPriority="0" w:semiHidden="0" w:name="toa heading"/>
-    <w:lsdException w:unhideWhenUsed="0" w:uiPriority="0" w:semiHidden="0" w:name="List"/>
-    <w:lsdException w:unhideWhenUsed="0" w:uiPriority="0" w:semiHidden="0" w:name="List Bullet"/>
-    <w:lsdException w:unhideWhenUsed="0" w:uiPriority="0" w:semiHidden="0" w:name="List Number"/>
-    <w:lsdException w:unhideWhenUsed="0" w:uiPriority="0" w:semiHidden="0" w:name="List 2"/>
-    <w:lsdException w:unhideWhenUsed="0" w:uiPriority="0" w:semiHidden="0" w:name="List 3"/>
-    <w:lsdException w:unhideWhenUsed="0" w:uiPriority="0" w:semiHidden="0" w:name="List 4"/>
-    <w:lsdException w:unhideWhenUsed="0" w:uiPriority="0" w:semiHidden="0" w:name="List 5"/>
-    <w:lsdException w:unhideWhenUsed="0" w:uiPriority="0" w:semiHidden="0" w:name="List Bullet 2"/>
-    <w:lsdException w:unhideWhenUsed="0" w:uiPriority="0" w:semiHidden="0" w:name="List Bullet 3"/>
-    <w:lsdException w:unhideWhenUsed="0" w:uiPriority="0" w:semiHidden="0" w:name="List Bullet 4"/>
-    <w:lsdException w:unhideWhenUsed="0" w:uiPriority="0" w:semiHidden="0" w:name="List Bullet 5"/>
-    <w:lsdException w:unhideWhenUsed="0" w:uiPriority="0" w:semiHidden="0" w:name="List Number 2"/>
-    <w:lsdException w:unhideWhenUsed="0" w:uiPriority="0" w:semiHidden="0" w:name="List Number 3"/>
-    <w:lsdException w:unhideWhenUsed="0" w:uiPriority="0" w:semiHidden="0" w:name="List Number 4"/>
-    <w:lsdException w:unhideWhenUsed="0" w:uiPriority="0" w:semiHidden="0" w:name="List Number 5"/>
-    <w:lsdException w:qFormat="1" w:unhideWhenUsed="0" w:uiPriority="0" w:semiHidden="0" w:name="Title"/>
-    <w:lsdException w:unhideWhenUsed="0" w:uiPriority="0" w:semiHidden="0" w:name="Closing"/>
-    <w:lsdException w:unhideWhenUsed="0" w:uiPriority="0" w:semiHidden="0" w:name="Signature"/>
-    <w:lsdException w:qFormat="1" w:unhideWhenUsed="0" w:uiPriority="0" w:name="Default Paragraph Font"/>
-    <w:lsdException w:qFormat="1" w:unhideWhenUsed="0" w:uiPriority="0" w:name="Body Text"/>
-    <w:lsdException w:unhideWhenUsed="0" w:uiPriority="0" w:semiHidden="0" w:name="Body Text Indent"/>
-    <w:lsdException w:unhideWhenUsed="0" w:uiPriority="0" w:semiHidden="0" w:name="List Continue"/>
-    <w:lsdException w:unhideWhenUsed="0" w:uiPriority="0" w:semiHidden="0" w:name="List Continue 2"/>
-    <w:lsdException w:unhideWhenUsed="0" w:uiPriority="0" w:semiHidden="0" w:name="List Continue 3"/>
-    <w:lsdException w:unhideWhenUsed="0" w:uiPriority="0" w:semiHidden="0" w:name="List Continue 4"/>
-    <w:lsdException w:unhideWhenUsed="0" w:uiPriority="0" w:semiHidden="0" w:name="List Continue 5"/>
-    <w:lsdException w:unhideWhenUsed="0" w:uiPriority="0" w:semiHidden="0" w:name="Message Header"/>
-    <w:lsdException w:qFormat="1" w:unhideWhenUsed="0" w:uiPriority="0" w:semiHidden="0" w:name="Subtitle"/>
-    <w:lsdException w:unhideWhenUsed="0" w:uiPriority="0" w:semiHidden="0" w:name="Salutation"/>
-    <w:lsdException w:unhideWhenUsed="0" w:uiPriority="0" w:semiHidden="0" w:name="Date"/>
-    <w:lsdException w:unhideWhenUsed="0" w:uiPriority="0" w:semiHidden="0" w:name="Body Text First Indent"/>
-    <w:lsdException w:unhideWhenUsed="0" w:uiPriority="0" w:semiHidden="0" w:name="Body Text First Indent 2"/>
-    <w:lsdException w:uiPriority="99" w:name="Note Heading"/>
-    <w:lsdException w:unhideWhenUsed="0" w:uiPriority="0" w:semiHidden="0" w:name="Body Text 2"/>
-    <w:lsdException w:unhideWhenUsed="0" w:uiPriority="0" w:semiHidden="0" w:name="Body Text 3"/>
-    <w:lsdException w:unhideWhenUsed="0" w:uiPriority="0" w:semiHidden="0" w:name="Body Text Indent 2"/>
-    <w:lsdException w:unhideWhenUsed="0" w:uiPriority="0" w:semiHidden="0" w:name="Body Text Indent 3"/>
-    <w:lsdException w:unhideWhenUsed="0" w:uiPriority="0" w:semiHidden="0" w:name="Block Text"/>
-    <w:lsdException w:unhideWhenUsed="0" w:uiPriority="0" w:semiHidden="0" w:name="Hyperlink"/>
-    <w:lsdException w:unhideWhenUsed="0" w:uiPriority="0" w:semiHidden="0" w:name="FollowedHyperlink"/>
-    <w:lsdException w:qFormat="1" w:unhideWhenUsed="0" w:uiPriority="0" w:semiHidden="0" w:name="Strong"/>
-    <w:lsdException w:qFormat="1" w:unhideWhenUsed="0" w:uiPriority="0" w:semiHidden="0" w:name="Emphasis"/>
-    <w:lsdException w:unhideWhenUsed="0" w:uiPriority="0" w:semiHidden="0" w:name="Document Map"/>
-    <w:lsdException w:unhideWhenUsed="0" w:uiPriority="0" w:semiHidden="0" w:name="Plain Text"/>
-    <w:lsdException w:unhideWhenUsed="0" w:uiPriority="0" w:semiHidden="0" w:name="E-mail Signature"/>
-    <w:lsdException w:qFormat="1" w:unhideWhenUsed="0" w:uiPriority="0" w:semiHidden="0" w:name="Normal (Web)"/>
-    <w:lsdException w:unhideWhenUsed="0" w:uiPriority="0" w:semiHidden="0" w:name="HTML Acronym"/>
-    <w:lsdException w:unhideWhenUsed="0" w:uiPriority="0" w:semiHidden="0" w:name="HTML Address"/>
-    <w:lsdException w:unhideWhenUsed="0" w:uiPriority="0" w:semiHidden="0" w:name="HTML Cite"/>
-    <w:lsdException w:unhideWhenUsed="0" w:uiPriority="0" w:semiHidden="0" w:name="HTML Code"/>
-    <w:lsdException w:unhideWhenUsed="0" w:uiPriority="0" w:semiHidden="0" w:name="HTML Definition"/>
-    <w:lsdException w:unhideWhenUsed="0" w:uiPriority="0" w:semiHidden="0" w:name="HTML Keyboard"/>
-    <w:lsdException w:unhideWhenUsed="0" w:uiPriority="0" w:semiHidden="0" w:name="HTML Preformatted"/>
-    <w:lsdException w:unhideWhenUsed="0" w:uiPriority="0" w:semiHidden="0" w:name="HTML Sample"/>
-    <w:lsdException w:unhideWhenUsed="0" w:uiPriority="0" w:semiHidden="0" w:name="HTML Typewriter"/>
-    <w:lsdException w:unhideWhenUsed="0" w:uiPriority="0" w:semiHidden="0" w:name="HTML Variable"/>
-    <w:lsdException w:qFormat="1" w:unhideWhenUsed="0" w:uiPriority="0" w:name="Normal Table"/>
-    <w:lsdException w:unhideWhenUsed="0" w:uiPriority="0" w:semiHidden="0" w:name="annotation subject"/>
-    <w:lsdException w:unhideWhenUsed="0" w:uiPriority="0" w:semiHidden="0" w:name="Table Simple 1"/>
-    <w:lsdException w:unhideWhenUsed="0" w:uiPriority="0" w:semiHidden="0" w:name="Table Simple 2"/>
-    <w:lsdException w:unhideWhenUsed="0" w:uiPriority="0" w:semiHidden="0" w:name="Table Simple 3"/>
-    <w:lsdException w:unhideWhenUsed="0" w:uiPriority="0" w:semiHidden="0" w:name="Table Classic 1"/>
-    <w:lsdException w:unhideWhenUsed="0" w:uiPriority="0" w:semiHidden="0" w:name="Table Classic 2"/>
-    <w:lsdException w:unhideWhenUsed="0" w:uiPriority="0" w:semiHidden="0" w:name="Table Classic 3"/>
-    <w:lsdException w:unhideWhenUsed="0" w:uiPriority="0" w:semiHidden="0" w:name="Table Classic 4"/>
-    <w:lsdException w:unhideWhenUsed="0" w:uiPriority="0" w:semiHidden="0" w:name="Table Colorful 1"/>
-    <w:lsdException w:unhideWhenUsed="0" w:uiPriority="0" w:semiHidden="0" w:name="Table Colorful 2"/>
-    <w:lsdException w:unhideWhenUsed="0" w:uiPriority="0" w:semiHidden="0" w:name="Table Colorful 3"/>
-    <w:lsdException w:unhideWhenUsed="0" w:uiPriority="0" w:semiHidden="0" w:name="Table Columns 1"/>
-    <w:lsdException w:unhideWhenUsed="0" w:uiPriority="0" w:semiHidden="0" w:name="Table Columns 2"/>
-    <w:lsdException w:unhideWhenUsed="0" w:uiPriority="0" w:semiHidden="0" w:name="Table Columns 3"/>
-    <w:lsdException w:unhideWhenUsed="0" w:uiPriority="0" w:semiHidden="0" w:name="Table Columns 4"/>
-    <w:lsdException w:unhideWhenUsed="0" w:uiPriority="0" w:semiHidden="0" w:name="Table Columns 5"/>
-    <w:lsdException w:unhideWhenUsed="0" w:uiPriority="0" w:semiHidden="0" w:name="Table Grid 1"/>
-    <w:lsdException w:unhideWhenUsed="0" w:uiPriority="0" w:semiHidden="0" w:name="Table Grid 2"/>
-    <w:lsdException w:unhideWhenUsed="0" w:uiPriority="0" w:semiHidden="0" w:name="Table Grid 3"/>
-    <w:lsdException w:unhideWhenUsed="0" w:uiPriority="0" w:semiHidden="0" w:name="Table Grid 4"/>
-    <w:lsdException w:unhideWhenUsed="0" w:uiPriority="0" w:semiHidden="0" w:name="Table Grid 5"/>
-    <w:lsdException w:unhideWhenUsed="0" w:uiPriority="0" w:semiHidden="0" w:name="Table Grid 6"/>
-    <w:lsdException w:unhideWhenUsed="0" w:uiPriority="0" w:semiHidden="0" w:name="Table Grid 7"/>
-    <w:lsdException w:unhideWhenUsed="0" w:uiPriority="0" w:semiHidden="0" w:name="Table Grid 8"/>
-    <w:lsdException w:unhideWhenUsed="0" w:uiPriority="0" w:semiHidden="0" w:name="Table List 1"/>
-    <w:lsdException w:unhideWhenUsed="0" w:uiPriority="0" w:semiHidden="0" w:name="Table List 2"/>
-    <w:lsdException w:unhideWhenUsed="0" w:uiPriority="0" w:semiHidden="0" w:name="Table List 3"/>
-    <w:lsdException w:unhideWhenUsed="0" w:uiPriority="0" w:semiHidden="0" w:name="Table List 4"/>
-    <w:lsdException w:unhideWhenUsed="0" w:uiPriority="0" w:semiHidden="0" w:name="Table List 5"/>
-    <w:lsdException w:unhideWhenUsed="0" w:uiPriority="0" w:semiHidden="0" w:name="Table List 6"/>
-    <w:lsdException w:unhideWhenUsed="0" w:uiPriority="0" w:semiHidden="0" w:name="Table List 7"/>
-    <w:lsdException w:unhideWhenUsed="0" w:uiPriority="0" w:semiHidden="0" w:name="Table List 8"/>
-    <w:lsdException w:unhideWhenUsed="0" w:uiPriority="0" w:semiHidden="0" w:name="Table 3D effects 1"/>
-    <w:lsdException w:unhideWhenUsed="0" w:uiPriority="0" w:semiHidden="0" w:name="Table 3D effects 2"/>
-    <w:lsdException w:unhideWhenUsed="0" w:uiPriority="0" w:semiHidden="0" w:name="Table 3D effects 3"/>
-    <w:lsdException w:unhideWhenUsed="0" w:uiPriority="0" w:semiHidden="0" w:name="Table Contemporary"/>
-    <w:lsdException w:unhideWhenUsed="0" w:uiPriority="0" w:semiHidden="0" w:name="Table Elegant"/>
-    <w:lsdException w:unhideWhenUsed="0" w:uiPriority="0" w:semiHidden="0" w:name="Table Professional"/>
-    <w:lsdException w:unhideWhenUsed="0" w:uiPriority="0" w:semiHidden="0" w:name="Table Subtle 1"/>
-    <w:lsdException w:unhideWhenUsed="0" w:uiPriority="0" w:semiHidden="0" w:name="Table Subtle 2"/>
-    <w:lsdException w:unhideWhenUsed="0" w:uiPriority="0" w:semiHidden="0" w:name="Table Web 1"/>
-    <w:lsdException w:unhideWhenUsed="0" w:uiPriority="0" w:semiHidden="0" w:name="Table Web 2"/>
-    <w:lsdException w:unhideWhenUsed="0" w:uiPriority="0" w:semiHidden="0" w:name="Table Web 3"/>
-    <w:lsdException w:unhideWhenUsed="0" w:uiPriority="0" w:semiHidden="0" w:name="Balloon Text"/>
-    <w:lsdException w:qFormat="1" w:unhideWhenUsed="0" w:uiPriority="0" w:semiHidden="0" w:name="Table Grid"/>
-    <w:lsdException w:unhideWhenUsed="0" w:uiPriority="0" w:semiHidden="0" w:name="Table Theme"/>
-    <w:lsdException w:unhideWhenUsed="0" w:uiPriority="60" w:semiHidden="0" w:name="Light Shading"/>
-    <w:lsdException w:unhideWhenUsed="0" w:uiPriority="61" w:semiHidden="0" w:name="Light List"/>
-    <w:lsdException w:unhideWhenUsed="0" w:uiPriority="62" w:semiHidden="0" w:name="Light Grid"/>
-    <w:lsdException w:unhideWhenUsed="0" w:uiPriority="63" w:semiHidden="0" w:name="Medium Shading 1"/>
-    <w:lsdException w:unhideWhenUsed="0" w:uiPriority="64" w:semiHidden="0" w:name="Medium Shading 2"/>
-    <w:lsdException w:unhideWhenUsed="0" w:uiPriority="65" w:semiHidden="0" w:name="Medium List 1"/>
-    <w:lsdException w:unhideWhenUsed="0" w:uiPriority="66" w:semiHidden="0" w:name="Medium List 2"/>
-    <w:lsdException w:unhideWhenUsed="0" w:uiPriority="67" w:semiHidden="0" w:name="Medium Grid 1"/>
-    <w:lsdException w:unhideWhenUsed="0" w:uiPriority="68" w:semiHidden="0" w:name="Medium Grid 2"/>
-    <w:lsdException w:unhideWhenUsed="0" w:uiPriority="69" w:semiHidden="0" w:name="Medium Grid 3"/>
-    <w:lsdException w:unhideWhenUsed="0" w:uiPriority="70" w:semiHidden="0" w:name="Dark List"/>
-    <w:lsdException w:unhideWhenUsed="0" w:uiPriority="71" w:semiHidden="0" w:name="Colorful Shading"/>
-    <w:lsdException w:unhideWhenUsed="0" w:uiPriority="72" w:semiHidden="0" w:name="Colorful List"/>
-    <w:lsdException w:unhideWhenUsed="0" w:uiPriority="73" w:semiHidden="0" w:name="Colorful Grid"/>
-    <w:lsdException w:unhideWhenUsed="0" w:uiPriority="60" w:semiHidden="0" w:name="Light Shading Accent 1"/>
-    <w:lsdException w:unhideWhenUsed="0" w:uiPriority="61" w:semiHidden="0" w:name="Light List Accent 1"/>
-    <w:lsdException w:unhideWhenUsed="0" w:uiPriority="62" w:semiHidden="0" w:name="Light Grid Accent 1"/>
-    <w:lsdException w:unhideWhenUsed="0" w:uiPriority="63" w:semiHidden="0" w:name="Medium Shading 1 Accent 1"/>
-    <w:lsdException w:unhideWhenUsed="0" w:uiPriority="64" w:semiHidden="0" w:name="Medium Shading 2 Accent 1"/>
-    <w:lsdException w:unhideWhenUsed="0" w:uiPriority="65" w:semiHidden="0" w:name="Medium List 1 Accent 1"/>
-    <w:lsdException w:unhideWhenUsed="0" w:uiPriority="66" w:semiHidden="0" w:name="Medium List 2 Accent 1"/>
-    <w:lsdException w:unhideWhenUsed="0" w:uiPriority="67" w:semiHidden="0" w:name="Medium Grid 1 Accent 1"/>
-    <w:lsdException w:unhideWhenUsed="0" w:uiPriority="68" w:semiHidden="0" w:name="Medium Grid 2 Accent 1"/>
-    <w:lsdException w:unhideWhenUsed="0" w:uiPriority="69" w:semiHidden="0" w:name="Medium Grid 3 Accent 1"/>
-    <w:lsdException w:unhideWhenUsed="0" w:uiPriority="70" w:semiHidden="0" w:name="Dark List Accent 1"/>
-    <w:lsdException w:unhideWhenUsed="0" w:uiPriority="71" w:semiHidden="0" w:name="Colorful Shading Accent 1"/>
-    <w:lsdException w:unhideWhenUsed="0" w:uiPriority="72" w:semiHidden="0" w:name="Colorful List Accent 1"/>
-    <w:lsdException w:unhideWhenUsed="0" w:uiPriority="73" w:semiHidden="0" w:name="Colorful Grid Accent 1"/>
-    <w:lsdException w:unhideWhenUsed="0" w:uiPriority="60" w:semiHidden="0" w:name="Light Shading Accent 2"/>
-    <w:lsdException w:unhideWhenUsed="0" w:uiPriority="61" w:semiHidden="0" w:name="Light List Accent 2"/>
-    <w:lsdException w:unhideWhenUsed="0" w:uiPriority="62" w:semiHidden="0" w:name="Light Grid Accent 2"/>
-    <w:lsdException w:unhideWhenUsed="0" w:uiPriority="63" w:semiHidden="0" w:name="Medium Shading 1 Accent 2"/>
-    <w:lsdException w:unhideWhenUsed="0" w:uiPriority="64" w:semiHidden="0" w:name="Medium Shading 2 Accent 2"/>
-    <w:lsdException w:unhideWhenUsed="0" w:uiPriority="65" w:semiHidden="0" w:name="Medium List 1 Accent 2"/>
-    <w:lsdException w:unhideWhenUsed="0" w:uiPriority="66" w:semiHidden="0" w:name="Medium List 2 Accent 2"/>
-    <w:lsdException w:unhideWhenUsed="0" w:uiPriority="67" w:semiHidden="0" w:name="Medium Grid 1 Accent 2"/>
-    <w:lsdException w:unhideWhenUsed="0" w:uiPriority="68" w:semiHidden="0" w:name="Medium Grid 2 Accent 2"/>
-    <w:lsdException w:unhideWhenUsed="0" w:uiPriority="69" w:semiHidden="0" w:name="Medium Grid 3 Accent 2"/>
-    <w:lsdException w:unhideWhenUsed="0" w:uiPriority="70" w:semiHidden="0" w:name="Dark List Accent 2"/>
-    <w:lsdException w:unhideWhenUsed="0" w:uiPriority="71" w:semiHidden="0" w:name="Colorful Shading Accent 2"/>
-    <w:lsdException w:unhideWhenUsed="0" w:uiPriority="72" w:semiHidden="0" w:name="Colorful List Accent 2"/>
-    <w:lsdException w:unhideWhenUsed="0" w:uiPriority="73" w:semiHidden="0" w:name="Colorful Grid Accent 2"/>
-    <w:lsdException w:unhideWhenUsed="0" w:uiPriority="60" w:semiHidden="0" w:name="Light Shading Accent 3"/>
-    <w:lsdException w:unhideWhenUsed="0" w:uiPriority="61" w:semiHidden="0" w:name="Light List Accent 3"/>
-    <w:lsdException w:unhideWhenUsed="0" w:uiPriority="62" w:semiHidden="0" w:name="Light Grid Accent 3"/>
-    <w:lsdException w:unhideWhenUsed="0" w:uiPriority="63" w:semiHidden="0" w:name="Medium Shading 1 Accent 3"/>
-    <w:lsdException w:unhideWhenUsed="0" w:uiPriority="64" w:semiHidden="0" w:name="Medium Shading 2 Accent 3"/>
-    <w:lsdException w:unhideWhenUsed="0" w:uiPriority="65" w:semiHidden="0" w:name="Medium List 1 Accent 3"/>
-    <w:lsdException w:unhideWhenUsed="0" w:uiPriority="66" w:semiHidden="0" w:name="Medium List 2 Accent 3"/>
-    <w:lsdException w:unhideWhenUsed="0" w:uiPriority="67" w:semiHidden="0" w:name="Medium Grid 1 Accent 3"/>
-    <w:lsdException w:unhideWhenUsed="0" w:uiPriority="68" w:semiHidden="0" w:name="Medium Grid 2 Accent 3"/>
-    <w:lsdException w:unhideWhenUsed="0" w:uiPriority="69" w:semiHidden="0" w:name="Medium Grid 3 Accent 3"/>
-    <w:lsdException w:unhideWhenUsed="0" w:uiPriority="70" w:semiHidden="0" w:name="Dark List Accent 3"/>
-    <w:lsdException w:unhideWhenUsed="0" w:uiPriority="71" w:semiHidden="0" w:name="Colorful Shading Accent 3"/>
-    <w:lsdException w:unhideWhenUsed="0" w:uiPriority="72" w:semiHidden="0" w:name="Colorful List Accent 3"/>
-    <w:lsdException w:unhideWhenUsed="0" w:uiPriority="73" w:semiHidden="0" w:name="Colorful Grid Accent 3"/>
-    <w:lsdException w:unhideWhenUsed="0" w:uiPriority="60" w:semiHidden="0" w:name="Light Shading Accent 4"/>
-    <w:lsdException w:unhideWhenUsed="0" w:uiPriority="61" w:semiHidden="0" w:name="Light List Accent 4"/>
-    <w:lsdException w:unhideWhenUsed="0" w:uiPriority="62" w:semiHidden="0" w:name="Light Grid Accent 4"/>
-    <w:lsdException w:unhideWhenUsed="0" w:uiPriority="63" w:semiHidden="0" w:name="Medium Shading 1 Accent 4"/>
-    <w:lsdException w:unhideWhenUsed="0" w:uiPriority="64" w:semiHidden="0" w:name="Medium Shading 2 Accent 4"/>
-    <w:lsdException w:unhideWhenUsed="0" w:uiPriority="65" w:semiHidden="0" w:name="Medium List 1 Accent 4"/>
-    <w:lsdException w:unhideWhenUsed="0" w:uiPriority="66" w:semiHidden="0" w:name="Medium List 2 Accent 4"/>
-    <w:lsdException w:unhideWhenUsed="0" w:uiPriority="67" w:semiHidden="0" w:name="Medium Grid 1 Accent 4"/>
-    <w:lsdException w:unhideWhenUsed="0" w:uiPriority="68" w:semiHidden="0" w:name="Medium Grid 2 Accent 4"/>
-    <w:lsdException w:unhideWhenUsed="0" w:uiPriority="69" w:semiHidden="0" w:name="Medium Grid 3 Accent 4"/>
-    <w:lsdException w:unhideWhenUsed="0" w:uiPriority="70" w:semiHidden="0" w:name="Dark List Accent 4"/>
-    <w:lsdException w:unhideWhenUsed="0" w:uiPriority="71" w:semiHidden="0" w:name="Colorful Shading Accent 4"/>
-    <w:lsdException w:unhideWhenUsed="0" w:uiPriority="72" w:semiHidden="0" w:name="Colorful List Accent 4"/>
-    <w:lsdException w:unhideWhenUsed="0" w:uiPriority="73" w:semiHidden="0" w:name="Colorful Grid Accent 4"/>
-    <w:lsdException w:unhideWhenUsed="0" w:uiPriority="60" w:semiHidden="0" w:name="Light Shading Accent 5"/>
-    <w:lsdException w:unhideWhenUsed="0" w:uiPriority="61" w:semiHidden="0" w:name="Light List Accent 5"/>
-    <w:lsdException w:unhideWhenUsed="0" w:uiPriority="62" w:semiHidden="0" w:name="Light Grid Accent 5"/>
-    <w:lsdException w:unhideWhenUsed="0" w:uiPriority="63" w:semiHidden="0" w:name="Medium Shading 1 Accent 5"/>
-    <w:lsdException w:unhideWhenUsed="0" w:uiPriority="64" w:semiHidden="0" w:name="Medium Shading 2 Accent 5"/>
-    <w:lsdException w:unhideWhenUsed="0" w:uiPriority="65" w:semiHidden="0" w:name="Medium List 1 Accent 5"/>
-    <w:lsdException w:unhideWhenUsed="0" w:uiPriority="66" w:semiHidden="0" w:name="Medium List 2 Accent 5"/>
-    <w:lsdException w:unhideWhenUsed="0" w:uiPriority="67" w:semiHidden="0" w:name="Medium Grid 1 Accent 5"/>
-    <w:lsdException w:unhideWhenUsed="0" w:uiPriority="68" w:semiHidden="0" w:name="Medium Grid 2 Accent 5"/>
-    <w:lsdException w:unhideWhenUsed="0" w:uiPriority="69" w:semiHidden="0" w:name="Medium Grid 3 Accent 5"/>
-    <w:lsdException w:unhideWhenUsed="0" w:uiPriority="70" w:semiHidden="0" w:name="Dark List Accent 5"/>
-    <w:lsdException w:unhideWhenUsed="0" w:uiPriority="71" w:semiHidden="0" w:name="Colorful Shading Accent 5"/>
-    <w:lsdException w:unhideWhenUsed="0" w:uiPriority="72" w:semiHidden="0" w:name="Colorful List Accent 5"/>
-    <w:lsdException w:unhideWhenUsed="0" w:uiPriority="73" w:semiHidden="0" w:name="Colorful Grid Accent 5"/>
-    <w:lsdException w:unhideWhenUsed="0" w:uiPriority="60" w:semiHidden="0" w:name="Light Shading Accent 6"/>
-    <w:lsdException w:unhideWhenUsed="0" w:uiPriority="61" w:semiHidden="0" w:name="Light List Accent 6"/>
-    <w:lsdException w:unhideWhenUsed="0" w:uiPriority="62" w:semiHidden="0" w:name="Light Grid Accent 6"/>
-    <w:lsdException w:unhideWhenUsed="0" w:uiPriority="63" w:semiHidden="0" w:name="Medium Shading 1 Accent 6"/>
-    <w:lsdException w:unhideWhenUsed="0" w:uiPriority="64" w:semiHidden="0" w:name="Medium Shading 2 Accent 6"/>
-    <w:lsdException w:unhideWhenUsed="0" w:uiPriority="65" w:semiHidden="0" w:name="Medium List 1 Accent 6"/>
-    <w:lsdException w:unhideWhenUsed="0" w:uiPriority="66" w:semiHidden="0" w:name="Medium List 2 Accent 6"/>
-    <w:lsdException w:unhideWhenUsed="0" w:uiPriority="67" w:semiHidden="0" w:name="Medium Grid 1 Accent 6"/>
-    <w:lsdException w:unhideWhenUsed="0" w:uiPriority="68" w:semiHidden="0" w:name="Medium Grid 2 Accent 6"/>
-    <w:lsdException w:unhideWhenUsed="0" w:uiPriority="69" w:semiHidden="0" w:name="Medium Grid 3 Accent 6"/>
-    <w:lsdException w:unhideWhenUsed="0" w:uiPriority="70" w:semiHidden="0" w:name="Dark List Accent 6"/>
-    <w:lsdException w:unhideWhenUsed="0" w:uiPriority="71" w:semiHidden="0" w:name="Colorful Shading Accent 6"/>
-    <w:lsdException w:unhideWhenUsed="0" w:uiPriority="72" w:semiHidden="0" w:name="Colorful List Accent 6"/>
-    <w:lsdException w:unhideWhenUsed="0" w:uiPriority="73" w:semiHidden="0" w:name="Colorful Grid Accent 6"/>
+  <w:latentStyles w:defLockedState="0" w:defUIPriority="99" w:defSemiHidden="1" w:defUnhideWhenUsed="1" w:defQFormat="0" w:count="260">
+    <w:lsdException w:name="Normal" w:semiHidden="0" w:uiPriority="0" w:unhideWhenUsed="0" w:qFormat="1"/>
+    <w:lsdException w:name="heading 1" w:semiHidden="0" w:uiPriority="0" w:unhideWhenUsed="0" w:qFormat="1"/>
+    <w:lsdException w:name="heading 2" w:semiHidden="0" w:uiPriority="0" w:qFormat="1"/>
+    <w:lsdException w:name="heading 3" w:uiPriority="0" w:qFormat="1"/>
+    <w:lsdException w:name="heading 4" w:semiHidden="0" w:uiPriority="0" w:qFormat="1"/>
+    <w:lsdException w:name="heading 5" w:uiPriority="0" w:qFormat="1"/>
+    <w:lsdException w:name="heading 6" w:uiPriority="0" w:qFormat="1"/>
+    <w:lsdException w:name="heading 7" w:uiPriority="0" w:qFormat="1"/>
+    <w:lsdException w:name="heading 8" w:uiPriority="0" w:qFormat="1"/>
+    <w:lsdException w:name="heading 9" w:uiPriority="0" w:qFormat="1"/>
+    <w:lsdException w:name="index 1" w:semiHidden="0" w:uiPriority="0" w:unhideWhenUsed="0"/>
+    <w:lsdException w:name="index 2" w:semiHidden="0" w:uiPriority="0" w:unhideWhenUsed="0"/>
+    <w:lsdException w:name="index 3" w:semiHidden="0" w:uiPriority="0" w:unhideWhenUsed="0"/>
+    <w:lsdException w:name="index 4" w:semiHidden="0" w:uiPriority="0" w:unhideWhenUsed="0"/>
+    <w:lsdException w:name="index 5" w:semiHidden="0" w:uiPriority="0" w:unhideWhenUsed="0"/>
+    <w:lsdException w:name="index 6" w:semiHidden="0" w:uiPriority="0" w:unhideWhenUsed="0"/>
+    <w:lsdException w:name="index 7" w:semiHidden="0" w:uiPriority="0" w:unhideWhenUsed="0"/>
+    <w:lsdException w:name="index 8" w:semiHidden="0" w:uiPriority="0" w:unhideWhenUsed="0"/>
+    <w:lsdException w:name="index 9" w:semiHidden="0" w:uiPriority="0" w:unhideWhenUsed="0"/>
+    <w:lsdException w:name="toc 1" w:semiHidden="0" w:uiPriority="0" w:unhideWhenUsed="0" w:qFormat="1"/>
+    <w:lsdException w:name="toc 2" w:semiHidden="0" w:uiPriority="0" w:unhideWhenUsed="0" w:qFormat="1"/>
+    <w:lsdException w:name="toc 3" w:semiHidden="0" w:uiPriority="0" w:unhideWhenUsed="0" w:qFormat="1"/>
+    <w:lsdException w:name="toc 4" w:semiHidden="0" w:uiPriority="0" w:unhideWhenUsed="0"/>
+    <w:lsdException w:name="toc 5" w:semiHidden="0" w:uiPriority="0" w:unhideWhenUsed="0"/>
+    <w:lsdException w:name="toc 6" w:semiHidden="0" w:uiPriority="0" w:unhideWhenUsed="0"/>
+    <w:lsdException w:name="toc 7" w:semiHidden="0" w:uiPriority="0" w:unhideWhenUsed="0"/>
+    <w:lsdException w:name="toc 8" w:semiHidden="0" w:uiPriority="0" w:unhideWhenUsed="0"/>
+    <w:lsdException w:name="toc 9" w:semiHidden="0" w:uiPriority="0" w:unhideWhenUsed="0"/>
+    <w:lsdException w:name="Normal Indent" w:semiHidden="0" w:uiPriority="0" w:unhideWhenUsed="0"/>
+    <w:lsdException w:name="footnote text" w:semiHidden="0" w:uiPriority="0" w:unhideWhenUsed="0"/>
+    <w:lsdException w:name="annotation text" w:semiHidden="0" w:uiPriority="0" w:unhideWhenUsed="0" w:qFormat="1"/>
+    <w:lsdException w:name="header" w:semiHidden="0" w:uiPriority="0" w:unhideWhenUsed="0" w:qFormat="1"/>
+    <w:lsdException w:name="footer" w:semiHidden="0" w:uiPriority="0" w:unhideWhenUsed="0" w:qFormat="1"/>
+    <w:lsdException w:name="index heading" w:semiHidden="0" w:uiPriority="0" w:unhideWhenUsed="0"/>
+    <w:lsdException w:name="caption" w:uiPriority="0" w:qFormat="1"/>
+    <w:lsdException w:name="table of figures" w:semiHidden="0" w:uiPriority="0" w:unhideWhenUsed="0"/>
+    <w:lsdException w:name="envelope address" w:semiHidden="0" w:uiPriority="0" w:unhideWhenUsed="0"/>
+    <w:lsdException w:name="envelope return" w:semiHidden="0" w:uiPriority="0" w:unhideWhenUsed="0"/>
+    <w:lsdException w:name="footnote reference" w:semiHidden="0" w:uiPriority="0" w:unhideWhenUsed="0"/>
+    <w:lsdException w:name="annotation reference" w:semiHidden="0" w:uiPriority="0" w:unhideWhenUsed="0"/>
+    <w:lsdException w:name="line number" w:semiHidden="0" w:uiPriority="0" w:unhideWhenUsed="0"/>
+    <w:lsdException w:name="page number" w:semiHidden="0" w:uiPriority="0" w:unhideWhenUsed="0"/>
+    <w:lsdException w:name="endnote reference" w:semiHidden="0" w:uiPriority="0" w:unhideWhenUsed="0"/>
+    <w:lsdException w:name="endnote text" w:semiHidden="0" w:uiPriority="0" w:unhideWhenUsed="0"/>
+    <w:lsdException w:name="table of authorities" w:semiHidden="0" w:uiPriority="0" w:unhideWhenUsed="0"/>
+    <w:lsdException w:name="macro" w:semiHidden="0" w:uiPriority="0" w:unhideWhenUsed="0"/>
+    <w:lsdException w:name="toa heading" w:semiHidden="0" w:uiPriority="0" w:unhideWhenUsed="0"/>
+    <w:lsdException w:name="List" w:semiHidden="0" w:uiPriority="0" w:unhideWhenUsed="0"/>
+    <w:lsdException w:name="List Bullet" w:semiHidden="0" w:uiPriority="0" w:unhideWhenUsed="0"/>
+    <w:lsdException w:name="List Number" w:semiHidden="0" w:uiPriority="0" w:unhideWhenUsed="0"/>
+    <w:lsdException w:name="List 2" w:semiHidden="0" w:uiPriority="0" w:unhideWhenUsed="0"/>
+    <w:lsdException w:name="List 3" w:semiHidden="0" w:uiPriority="0" w:unhideWhenUsed="0"/>
+    <w:lsdException w:name="List 4" w:semiHidden="0" w:uiPriority="0" w:unhideWhenUsed="0"/>
+    <w:lsdException w:name="List 5" w:semiHidden="0" w:uiPriority="0" w:unhideWhenUsed="0"/>
+    <w:lsdException w:name="List Bullet 2" w:semiHidden="0" w:uiPriority="0" w:unhideWhenUsed="0"/>
+    <w:lsdException w:name="List Bullet 3" w:semiHidden="0" w:uiPriority="0" w:unhideWhenUsed="0"/>
+    <w:lsdException w:name="List Bullet 4" w:semiHidden="0" w:uiPriority="0" w:unhideWhenUsed="0"/>
+    <w:lsdException w:name="List Bullet 5" w:semiHidden="0" w:uiPriority="0" w:unhideWhenUsed="0"/>
+    <w:lsdException w:name="List Number 2" w:semiHidden="0" w:uiPriority="0" w:unhideWhenUsed="0"/>
+    <w:lsdException w:name="List Number 3" w:semiHidden="0" w:uiPriority="0" w:unhideWhenUsed="0"/>
+    <w:lsdException w:name="List Number 4" w:semiHidden="0" w:uiPriority="0" w:unhideWhenUsed="0"/>
+    <w:lsdException w:name="List Number 5" w:semiHidden="0" w:uiPriority="0" w:unhideWhenUsed="0"/>
+    <w:lsdException w:name="Title" w:semiHidden="0" w:uiPriority="0" w:unhideWhenUsed="0" w:qFormat="1"/>
+    <w:lsdException w:name="Closing" w:semiHidden="0" w:uiPriority="0" w:unhideWhenUsed="0"/>
+    <w:lsdException w:name="Signature" w:semiHidden="0" w:uiPriority="0" w:unhideWhenUsed="0"/>
+    <w:lsdException w:name="Default Paragraph Font" w:uiPriority="0" w:unhideWhenUsed="0" w:qFormat="1"/>
+    <w:lsdException w:name="Body Text" w:uiPriority="0" w:unhideWhenUsed="0" w:qFormat="1"/>
+    <w:lsdException w:name="Body Text Indent" w:semiHidden="0" w:uiPriority="0" w:unhideWhenUsed="0"/>
+    <w:lsdException w:name="List Continue" w:semiHidden="0" w:uiPriority="0" w:unhideWhenUsed="0"/>
+    <w:lsdException w:name="List Continue 2" w:semiHidden="0" w:uiPriority="0" w:unhideWhenUsed="0"/>
+    <w:lsdException w:name="List Continue 3" w:semiHidden="0" w:uiPriority="0" w:unhideWhenUsed="0"/>
+    <w:lsdException w:name="List Continue 4" w:semiHidden="0" w:uiPriority="0" w:unhideWhenUsed="0"/>
+    <w:lsdException w:name="List Continue 5" w:semiHidden="0" w:uiPriority="0" w:unhideWhenUsed="0"/>
+    <w:lsdException w:name="Message Header" w:semiHidden="0" w:uiPriority="0" w:unhideWhenUsed="0"/>
+    <w:lsdException w:name="Subtitle" w:semiHidden="0" w:uiPriority="0" w:unhideWhenUsed="0" w:qFormat="1"/>
+    <w:lsdException w:name="Salutation" w:semiHidden="0" w:uiPriority="0" w:unhideWhenUsed="0"/>
+    <w:lsdException w:name="Date" w:semiHidden="0" w:uiPriority="0" w:unhideWhenUsed="0"/>
+    <w:lsdException w:name="Body Text First Indent" w:semiHidden="0" w:uiPriority="0" w:unhideWhenUsed="0"/>
+    <w:lsdException w:name="Body Text First Indent 2" w:semiHidden="0" w:uiPriority="0" w:unhideWhenUsed="0"/>
+    <w:lsdException w:name="Body Text 2" w:semiHidden="0" w:uiPriority="0" w:unhideWhenUsed="0"/>
+    <w:lsdException w:name="Body Text 3" w:semiHidden="0" w:uiPriority="0" w:unhideWhenUsed="0"/>
+    <w:lsdException w:name="Body Text Indent 2" w:semiHidden="0" w:uiPriority="0" w:unhideWhenUsed="0"/>
+    <w:lsdException w:name="Body Text Indent 3" w:semiHidden="0" w:uiPriority="0" w:unhideWhenUsed="0"/>
+    <w:lsdException w:name="Block Text" w:semiHidden="0" w:uiPriority="0" w:unhideWhenUsed="0"/>
+    <w:lsdException w:name="Hyperlink" w:semiHidden="0" w:uiPriority="0" w:unhideWhenUsed="0"/>
+    <w:lsdException w:name="FollowedHyperlink" w:semiHidden="0" w:uiPriority="0" w:unhideWhenUsed="0"/>
+    <w:lsdException w:name="Strong" w:semiHidden="0" w:uiPriority="0" w:unhideWhenUsed="0" w:qFormat="1"/>
+    <w:lsdException w:name="Emphasis" w:semiHidden="0" w:uiPriority="0" w:unhideWhenUsed="0" w:qFormat="1"/>
+    <w:lsdException w:name="Document Map" w:semiHidden="0" w:uiPriority="0" w:unhideWhenUsed="0"/>
+    <w:lsdException w:name="Plain Text" w:semiHidden="0" w:uiPriority="0" w:unhideWhenUsed="0"/>
+    <w:lsdException w:name="E-mail Signature" w:semiHidden="0" w:uiPriority="0" w:unhideWhenUsed="0"/>
+    <w:lsdException w:name="Normal (Web)" w:semiHidden="0" w:uiPriority="0" w:unhideWhenUsed="0" w:qFormat="1"/>
+    <w:lsdException w:name="HTML Acronym" w:semiHidden="0" w:uiPriority="0" w:unhideWhenUsed="0"/>
+    <w:lsdException w:name="HTML Address" w:semiHidden="0" w:uiPriority="0" w:unhideWhenUsed="0"/>
+    <w:lsdException w:name="HTML Cite" w:semiHidden="0" w:uiPriority="0" w:unhideWhenUsed="0"/>
+    <w:lsdException w:name="HTML Code" w:semiHidden="0" w:uiPriority="0" w:unhideWhenUsed="0"/>
+    <w:lsdException w:name="HTML Definition" w:semiHidden="0" w:uiPriority="0" w:unhideWhenUsed="0"/>
+    <w:lsdException w:name="HTML Keyboard" w:semiHidden="0" w:uiPriority="0" w:unhideWhenUsed="0"/>
+    <w:lsdException w:name="HTML Preformatted" w:semiHidden="0" w:uiPriority="0" w:unhideWhenUsed="0"/>
+    <w:lsdException w:name="HTML Sample" w:semiHidden="0" w:uiPriority="0" w:unhideWhenUsed="0"/>
+    <w:lsdException w:name="HTML Typewriter" w:semiHidden="0" w:uiPriority="0" w:unhideWhenUsed="0"/>
+    <w:lsdException w:name="HTML Variable" w:semiHidden="0" w:uiPriority="0" w:unhideWhenUsed="0"/>
+    <w:lsdException w:name="Normal Table" w:uiPriority="0" w:unhideWhenUsed="0" w:qFormat="1"/>
+    <w:lsdException w:name="annotation subject" w:semiHidden="0" w:uiPriority="0" w:unhideWhenUsed="0"/>
+    <w:lsdException w:name="Table Simple 1" w:semiHidden="0" w:uiPriority="0" w:unhideWhenUsed="0"/>
+    <w:lsdException w:name="Table Simple 2" w:semiHidden="0" w:uiPriority="0" w:unhideWhenUsed="0"/>
+    <w:lsdException w:name="Table Simple 3" w:semiHidden="0" w:uiPriority="0" w:unhideWhenUsed="0"/>
+    <w:lsdException w:name="Table Classic 1" w:semiHidden="0" w:uiPriority="0" w:unhideWhenUsed="0"/>
+    <w:lsdException w:name="Table Classic 2" w:semiHidden="0" w:uiPriority="0" w:unhideWhenUsed="0"/>
+    <w:lsdException w:name="Table Classic 3" w:semiHidden="0" w:uiPriority="0" w:unhideWhenUsed="0"/>
+    <w:lsdException w:name="Table Classic 4" w:semiHidden="0" w:uiPriority="0" w:unhideWhenUsed="0"/>
+    <w:lsdException w:name="Table Colorful 1" w:semiHidden="0" w:uiPriority="0" w:unhideWhenUsed="0"/>
+    <w:lsdException w:name="Table Colorful 2" w:semiHidden="0" w:uiPriority="0" w:unhideWhenUsed="0"/>
+    <w:lsdException w:name="Table Colorful 3" w:semiHidden="0" w:uiPriority="0" w:unhideWhenUsed="0"/>
+    <w:lsdException w:name="Table Columns 1" w:semiHidden="0" w:uiPriority="0" w:unhideWhenUsed="0"/>
+    <w:lsdException w:name="Table Columns 2" w:semiHidden="0" w:uiPriority="0" w:unhideWhenUsed="0"/>
+    <w:lsdException w:name="Table Columns 3" w:semiHidden="0" w:uiPriority="0" w:unhideWhenUsed="0"/>
+    <w:lsdException w:name="Table Columns 4" w:semiHidden="0" w:uiPriority="0" w:unhideWhenUsed="0"/>
+    <w:lsdException w:name="Table Columns 5" w:semiHidden="0" w:uiPriority="0" w:unhideWhenUsed="0"/>
+    <w:lsdException w:name="Table Grid 1" w:semiHidden="0" w:uiPriority="0" w:unhideWhenUsed="0"/>
+    <w:lsdException w:name="Table Grid 2" w:semiHidden="0" w:uiPriority="0" w:unhideWhenUsed="0"/>
+    <w:lsdException w:name="Table Grid 3" w:semiHidden="0" w:uiPriority="0" w:unhideWhenUsed="0"/>
+    <w:lsdException w:name="Table Grid 4" w:semiHidden="0" w:uiPriority="0" w:unhideWhenUsed="0"/>
+    <w:lsdException w:name="Table Grid 5" w:semiHidden="0" w:uiPriority="0" w:unhideWhenUsed="0"/>
+    <w:lsdException w:name="Table Grid 6" w:semiHidden="0" w:uiPriority="0" w:unhideWhenUsed="0"/>
+    <w:lsdException w:name="Table Grid 7" w:semiHidden="0" w:uiPriority="0" w:unhideWhenUsed="0"/>
+    <w:lsdException w:name="Table Grid 8" w:semiHidden="0" w:uiPriority="0" w:unhideWhenUsed="0"/>
+    <w:lsdException w:name="Table List 1" w:semiHidden="0" w:uiPriority="0" w:unhideWhenUsed="0"/>
+    <w:lsdException w:name="Table List 2" w:semiHidden="0" w:uiPriority="0" w:unhideWhenUsed="0"/>
+    <w:lsdException w:name="Table List 3" w:semiHidden="0" w:uiPriority="0" w:unhideWhenUsed="0"/>
+    <w:lsdException w:name="Table List 4" w:semiHidden="0" w:uiPriority="0" w:unhideWhenUsed="0"/>
+    <w:lsdException w:name="Table List 5" w:semiHidden="0" w:uiPriority="0" w:unhideWhenUsed="0"/>
+    <w:lsdException w:name="Table List 6" w:semiHidden="0" w:uiPriority="0" w:unhideWhenUsed="0"/>
+    <w:lsdException w:name="Table List 7" w:semiHidden="0" w:uiPriority="0" w:unhideWhenUsed="0"/>
+    <w:lsdException w:name="Table List 8" w:semiHidden="0" w:uiPriority="0" w:unhideWhenUsed="0"/>
+    <w:lsdException w:name="Table 3D effects 1" w:semiHidden="0" w:uiPriority="0" w:unhideWhenUsed="0"/>
+    <w:lsdException w:name="Table 3D effects 2" w:semiHidden="0" w:uiPriority="0" w:unhideWhenUsed="0"/>
+    <w:lsdException w:name="Table 3D effects 3" w:semiHidden="0" w:uiPriority="0" w:unhideWhenUsed="0"/>
+    <w:lsdException w:name="Table Contemporary" w:semiHidden="0" w:uiPriority="0" w:unhideWhenUsed="0"/>
+    <w:lsdException w:name="Table Elegant" w:semiHidden="0" w:uiPriority="0" w:unhideWhenUsed="0"/>
+    <w:lsdException w:name="Table Professional" w:semiHidden="0" w:uiPriority="0" w:unhideWhenUsed="0"/>
+    <w:lsdException w:name="Table Subtle 1" w:semiHidden="0" w:uiPriority="0" w:unhideWhenUsed="0"/>
+    <w:lsdException w:name="Table Subtle 2" w:semiHidden="0" w:uiPriority="0" w:unhideWhenUsed="0"/>
+    <w:lsdException w:name="Table Web 1" w:semiHidden="0" w:uiPriority="0" w:unhideWhenUsed="0"/>
+    <w:lsdException w:name="Table Web 2" w:semiHidden="0" w:uiPriority="0" w:unhideWhenUsed="0"/>
+    <w:lsdException w:name="Table Web 3" w:semiHidden="0" w:uiPriority="0" w:unhideWhenUsed="0"/>
+    <w:lsdException w:name="Balloon Text" w:semiHidden="0" w:uiPriority="0" w:unhideWhenUsed="0"/>
+    <w:lsdException w:name="Table Grid" w:semiHidden="0" w:uiPriority="0" w:unhideWhenUsed="0" w:qFormat="1"/>
+    <w:lsdException w:name="Table Theme" w:semiHidden="0" w:uiPriority="0" w:unhideWhenUsed="0"/>
+    <w:lsdException w:name="Light Shading" w:semiHidden="0" w:uiPriority="60" w:unhideWhenUsed="0"/>
+    <w:lsdException w:name="Light List" w:semiHidden="0" w:uiPriority="61" w:unhideWhenUsed="0"/>
+    <w:lsdException w:name="Light Grid" w:semiHidden="0" w:uiPriority="62" w:unhideWhenUsed="0"/>
+    <w:lsdException w:name="Medium Shading 1" w:semiHidden="0" w:uiPriority="63" w:unhideWhenUsed="0"/>
+    <w:lsdException w:name="Medium Shading 2" w:semiHidden="0" w:uiPriority="64" w:unhideWhenUsed="0"/>
+    <w:lsdException w:name="Medium List 1" w:semiHidden="0" w:uiPriority="65" w:unhideWhenUsed="0"/>
+    <w:lsdException w:name="Medium List 2" w:semiHidden="0" w:uiPriority="66" w:unhideWhenUsed="0"/>
+    <w:lsdException w:name="Medium Grid 1" w:semiHidden="0" w:uiPriority="67" w:unhideWhenUsed="0"/>
+    <w:lsdException w:name="Medium Grid 2" w:semiHidden="0" w:uiPriority="68" w:unhideWhenUsed="0"/>
+    <w:lsdException w:name="Medium Grid 3" w:semiHidden="0" w:uiPriority="69" w:unhideWhenUsed="0"/>
+    <w:lsdException w:name="Dark List" w:semiHidden="0" w:uiPriority="70" w:unhideWhenUsed="0"/>
+    <w:lsdException w:name="Colorful Shading" w:semiHidden="0" w:uiPriority="71" w:unhideWhenUsed="0"/>
+    <w:lsdException w:name="Colorful List" w:semiHidden="0" w:uiPriority="72" w:unhideWhenUsed="0"/>
+    <w:lsdException w:name="Colorful Grid" w:semiHidden="0" w:uiPriority="73" w:unhideWhenUsed="0"/>
+    <w:lsdException w:name="Light Shading Accent 1" w:semiHidden="0" w:uiPriority="60" w:unhideWhenUsed="0"/>
+    <w:lsdException w:name="Light List Accent 1" w:semiHidden="0" w:uiPriority="61" w:unhideWhenUsed="0"/>
+    <w:lsdException w:name="Light Grid Accent 1" w:semiHidden="0" w:uiPriority="62" w:unhideWhenUsed="0"/>
+    <w:lsdException w:name="Medium Shading 1 Accent 1" w:semiHidden="0" w:uiPriority="63" w:unhideWhenUsed="0"/>
+    <w:lsdException w:name="Medium Shading 2 Accent 1" w:semiHidden="0" w:uiPriority="64" w:unhideWhenUsed="0"/>
+    <w:lsdException w:name="Medium List 1 Accent 1" w:semiHidden="0" w:uiPriority="65" w:unhideWhenUsed="0"/>
+    <w:lsdException w:name="Medium List 2 Accent 1" w:semiHidden="0" w:uiPriority="66" w:unhideWhenUsed="0"/>
+    <w:lsdException w:name="Medium Grid 1 Accent 1" w:semiHidden="0" w:uiPriority="67" w:unhideWhenUsed="0"/>
+    <w:lsdException w:name="Medium Grid 2 Accent 1" w:semiHidden="0" w:uiPriority="68" w:unhideWhenUsed="0"/>
+    <w:lsdException w:name="Medium Grid 3 Accent 1" w:semiHidden="0" w:uiPriority="69" w:unhideWhenUsed="0"/>
+    <w:lsdException w:name="Dark List Accent 1" w:semiHidden="0" w:uiPriority="70" w:unhideWhenUsed="0"/>
+    <w:lsdException w:name="Colorful Shading Accent 1" w:semiHidden="0" w:uiPriority="71" w:unhideWhenUsed="0"/>
+    <w:lsdException w:name="Colorful List Accent 1" w:semiHidden="0" w:uiPriority="72" w:unhideWhenUsed="0"/>
+    <w:lsdException w:name="Colorful Grid Accent 1" w:semiHidden="0" w:uiPriority="73" w:unhideWhenUsed="0"/>
+    <w:lsdException w:name="Light Shading Accent 2" w:semiHidden="0" w:uiPriority="60" w:unhideWhenUsed="0"/>
+    <w:lsdException w:name="Light List Accent 2" w:semiHidden="0" w:uiPriority="61" w:unhideWhenUsed="0"/>
+    <w:lsdException w:name="Light Grid Accent 2" w:semiHidden="0" w:uiPriority="62" w:unhideWhenUsed="0"/>
+    <w:lsdException w:name="Medium Shading 1 Accent 2" w:semiHidden="0" w:uiPriority="63" w:unhideWhenUsed="0"/>
+    <w:lsdException w:name="Medium Shading 2 Accent 2" w:semiHidden="0" w:uiPriority="64" w:unhideWhenUsed="0"/>
+    <w:lsdException w:name="Medium List 1 Accent 2" w:semiHidden="0" w:uiPriority="65" w:unhideWhenUsed="0"/>
+    <w:lsdException w:name="Medium List 2 Accent 2" w:semiHidden="0" w:uiPriority="66" w:unhideWhenUsed="0"/>
+    <w:lsdException w:name="Medium Grid 1 Accent 2" w:semiHidden="0" w:uiPriority="67" w:unhideWhenUsed="0"/>
+    <w:lsdException w:name="Medium Grid 2 Accent 2" w:semiHidden="0" w:uiPriority="68" w:unhideWhenUsed="0"/>
+    <w:lsdException w:name="Medium Grid 3 Accent 2" w:semiHidden="0" w:uiPriority="69" w:unhideWhenUsed="0"/>
+    <w:lsdException w:name="Dark List Accent 2" w:semiHidden="0" w:uiPriority="70" w:unhideWhenUsed="0"/>
+    <w:lsdException w:name="Colorful Shading Accent 2" w:semiHidden="0" w:uiPriority="71" w:unhideWhenUsed="0"/>
+    <w:lsdException w:name="Colorful List Accent 2" w:semiHidden="0" w:uiPriority="72" w:unhideWhenUsed="0"/>
+    <w:lsdException w:name="Colorful Grid Accent 2" w:semiHidden="0" w:uiPriority="73" w:unhideWhenUsed="0"/>
+    <w:lsdException w:name="Light Shading Accent 3" w:semiHidden="0" w:uiPriority="60" w:unhideWhenUsed="0"/>
+    <w:lsdException w:name="Light List Accent 3" w:semiHidden="0" w:uiPriority="61" w:unhideWhenUsed="0"/>
+    <w:lsdException w:name="Light Grid Accent 3" w:semiHidden="0" w:uiPriority="62" w:unhideWhenUsed="0"/>
+    <w:lsdException w:name="Medium Shading 1 Accent 3" w:semiHidden="0" w:uiPriority="63" w:unhideWhenUsed="0"/>
+    <w:lsdException w:name="Medium Shading 2 Accent 3" w:semiHidden="0" w:uiPriority="64" w:unhideWhenUsed="0"/>
+    <w:lsdException w:name="Medium List 1 Accent 3" w:semiHidden="0" w:uiPriority="65" w:unhideWhenUsed="0"/>
+    <w:lsdException w:name="Medium List 2 Accent 3" w:semiHidden="0" w:uiPriority="66" w:unhideWhenUsed="0"/>
+    <w:lsdException w:name="Medium Grid 1 Accent 3" w:semiHidden="0" w:uiPriority="67" w:unhideWhenUsed="0"/>
+    <w:lsdException w:name="Medium Grid 2 Accent 3" w:semiHidden="0" w:uiPriority="68" w:unhideWhenUsed="0"/>
+    <w:lsdException w:name="Medium Grid 3 Accent 3" w:semiHidden="0" w:uiPriority="69" w:unhideWhenUsed="0"/>
+    <w:lsdException w:name="Dark List Accent 3" w:semiHidden="0" w:uiPriority="70" w:unhideWhenUsed="0"/>
+    <w:lsdException w:name="Colorful Shading Accent 3" w:semiHidden="0" w:uiPriority="71" w:unhideWhenUsed="0"/>
+    <w:lsdException w:name="Colorful List Accent 3" w:semiHidden="0" w:uiPriority="72" w:unhideWhenUsed="0"/>
+    <w:lsdException w:name="Colorful Grid Accent 3" w:semiHidden="0" w:uiPriority="73" w:unhideWhenUsed="0"/>
+    <w:lsdException w:name="Light Shading Accent 4" w:semiHidden="0" w:uiPriority="60" w:unhideWhenUsed="0"/>
+    <w:lsdException w:name="Light List Accent 4" w:semiHidden="0" w:uiPriority="61" w:unhideWhenUsed="0"/>
+    <w:lsdException w:name="Light Grid Accent 4" w:semiHidden="0" w:uiPriority="62" w:unhideWhenUsed="0"/>
+    <w:lsdException w:name="Medium Shading 1 Accent 4" w:semiHidden="0" w:uiPriority="63" w:unhideWhenUsed="0"/>
+    <w:lsdException w:name="Medium Shading 2 Accent 4" w:semiHidden="0" w:uiPriority="64" w:unhideWhenUsed="0"/>
+    <w:lsdException w:name="Medium List 1 Accent 4" w:semiHidden="0" w:uiPriority="65" w:unhideWhenUsed="0"/>
+    <w:lsdException w:name="Medium List 2 Accent 4" w:semiHidden="0" w:uiPriority="66" w:unhideWhenUsed="0"/>
+    <w:lsdException w:name="Medium Grid 1 Accent 4" w:semiHidden="0" w:uiPriority="67" w:unhideWhenUsed="0"/>
+    <w:lsdException w:name="Medium Grid 2 Accent 4" w:semiHidden="0" w:uiPriority="68" w:unhideWhenUsed="0"/>
+    <w:lsdException w:name="Medium Grid 3 Accent 4" w:semiHidden="0" w:uiPriority="69" w:unhideWhenUsed="0"/>
+    <w:lsdException w:name="Dark List Accent 4" w:semiHidden="0" w:uiPriority="70" w:unhideWhenUsed="0"/>
+    <w:lsdException w:name="Colorful Shading Accent 4" w:semiHidden="0" w:uiPriority="71" w:unhideWhenUsed="0"/>
+    <w:lsdException w:name="Colorful List Accent 4" w:semiHidden="0" w:uiPriority="72" w:unhideWhenUsed="0"/>
+    <w:lsdException w:name="Colorful Grid Accent 4" w:semiHidden="0" w:uiPriority="73" w:unhideWhenUsed="0"/>
+    <w:lsdException w:name="Light Shading Accent 5" w:semiHidden="0" w:uiPriority="60" w:unhideWhenUsed="0"/>
+    <w:lsdException w:name="Light List Accent 5" w:semiHidden="0" w:uiPriority="61" w:unhideWhenUsed="0"/>
+    <w:lsdException w:name="Light Grid Accent 5" w:semiHidden="0" w:uiPriority="62" w:unhideWhenUsed="0"/>
+    <w:lsdException w:name="Medium Shading 1 Accent 5" w:semiHidden="0" w:uiPriority="63" w:unhideWhenUsed="0"/>
+    <w:lsdException w:name="Medium Shading 2 Accent 5" w:semiHidden="0" w:uiPriority="64" w:unhideWhenUsed="0"/>
+    <w:lsdException w:name="Medium List 1 Accent 5" w:semiHidden="0" w:uiPriority="65" w:unhideWhenUsed="0"/>
+    <w:lsdException w:name="Medium List 2 Accent 5" w:semiHidden="0" w:uiPriority="66" w:unhideWhenUsed="0"/>
+    <w:lsdException w:name="Medium Grid 1 Accent 5" w:semiHidden="0" w:uiPriority="67" w:unhideWhenUsed="0"/>
+    <w:lsdException w:name="Medium Grid 2 Accent 5" w:semiHidden="0" w:uiPriority="68" w:unhideWhenUsed="0"/>
+    <w:lsdException w:name="Medium Grid 3 Accent 5" w:semiHidden="0" w:uiPriority="69" w:unhideWhenUsed="0"/>
+    <w:lsdException w:name="Dark List Accent 5" w:semiHidden="0" w:uiPriority="70" w:unhideWhenUsed="0"/>
+    <w:lsdException w:name="Colorful Shading Accent 5" w:semiHidden="0" w:uiPriority="71" w:unhideWhenUsed="0"/>
+    <w:lsdException w:name="Colorful List Accent 5" w:semiHidden="0" w:uiPriority="72" w:unhideWhenUsed="0"/>
+    <w:lsdException w:name="Colorful Grid Accent 5" w:semiHidden="0" w:uiPriority="73" w:unhideWhenUsed="0"/>
+    <w:lsdException w:name="Light Shading Accent 6" w:semiHidden="0" w:uiPriority="60" w:unhideWhenUsed="0"/>
+    <w:lsdException w:name="Light List Accent 6" w:semiHidden="0" w:uiPriority="61" w:unhideWhenUsed="0"/>
+    <w:lsdException w:name="Light Grid Accent 6" w:semiHidden="0" w:uiPriority="62" w:unhideWhenUsed="0"/>
+    <w:lsdException w:name="Medium Shading 1 Accent 6" w:semiHidden="0" w:uiPriority="63" w:unhideWhenUsed="0"/>
+    <w:lsdException w:name="Medium Shading 2 Accent 6" w:semiHidden="0" w:uiPriority="64" w:unhideWhenUsed="0"/>
+    <w:lsdException w:name="Medium List 1 Accent 6" w:semiHidden="0" w:uiPriority="65" w:unhideWhenUsed="0"/>
+    <w:lsdException w:name="Medium List 2 Accent 6" w:semiHidden="0" w:uiPriority="66" w:unhideWhenUsed="0"/>
+    <w:lsdException w:name="Medium Grid 1 Accent 6" w:semiHidden="0" w:uiPriority="67" w:unhideWhenUsed="0"/>
+    <w:lsdException w:name="Medium Grid 2 Accent 6" w:semiHidden="0" w:uiPriority="68" w:unhideWhenUsed="0"/>
+    <w:lsdException w:name="Medium Grid 3 Accent 6" w:semiHidden="0" w:uiPriority="69" w:unhideWhenUsed="0"/>
+    <w:lsdException w:name="Dark List Accent 6" w:semiHidden="0" w:uiPriority="70" w:unhideWhenUsed="0"/>
+    <w:lsdException w:name="Colorful Shading Accent 6" w:semiHidden="0" w:uiPriority="71" w:unhideWhenUsed="0"/>
+    <w:lsdException w:name="Colorful List Accent 6" w:semiHidden="0" w:uiPriority="72" w:unhideWhenUsed="0"/>
+    <w:lsdException w:name="Colorful Grid Accent 6" w:semiHidden="0" w:uiPriority="73" w:unhideWhenUsed="0"/>
   </w:latentStyles>
-  <w:style w:type="paragraph" w:default="1" w:styleId="1">
+  <w:style w:type="paragraph" w:default="1" w:styleId="Normal">
     <w:name w:val="Normal"/>
     <w:qFormat/>
-    <w:uiPriority w:val="0"/>
     <w:pPr>
       <w:kinsoku w:val="0"/>
       <w:autoSpaceDE w:val="0"/>
@@ -7321,7 +7203,7 @@
       <w:textAlignment w:val="baseline"/>
     </w:pPr>
     <w:rPr>
-      <w:rFonts w:ascii="Arial" w:hAnsi="Arial" w:eastAsia="宋体" w:cs="Arial"/>
+      <w:rFonts w:ascii="Arial" w:eastAsia="宋体" w:hAnsi="Arial" w:cs="Arial"/>
       <w:snapToGrid w:val="0"/>
       <w:color w:val="000000"/>
       <w:kern w:val="0"/>
@@ -7330,12 +7212,11 @@
       <w:lang w:val="en-US" w:eastAsia="en-US" w:bidi="ar-SA"/>
     </w:rPr>
   </w:style>
-  <w:style w:type="paragraph" w:styleId="2">
+  <w:style w:type="paragraph" w:styleId="Heading1">
     <w:name w:val="heading 1"/>
-    <w:basedOn w:val="1"/>
-    <w:next w:val="1"/>
+    <w:basedOn w:val="Normal"/>
+    <w:next w:val="Normal"/>
     <w:qFormat/>
-    <w:uiPriority w:val="0"/>
     <w:pPr>
       <w:keepNext/>
       <w:keepLines/>
@@ -7353,13 +7234,12 @@
       <w:sz w:val="44"/>
     </w:rPr>
   </w:style>
-  <w:style w:type="paragraph" w:styleId="3">
+  <w:style w:type="paragraph" w:styleId="Heading2">
     <w:name w:val="heading 2"/>
-    <w:basedOn w:val="1"/>
-    <w:next w:val="1"/>
+    <w:basedOn w:val="Normal"/>
+    <w:next w:val="Normal"/>
     <w:unhideWhenUsed/>
     <w:qFormat/>
-    <w:uiPriority w:val="0"/>
     <w:pPr>
       <w:keepNext/>
       <w:keepLines/>
@@ -7372,19 +7252,18 @@
       <w:outlineLvl w:val="1"/>
     </w:pPr>
     <w:rPr>
-      <w:rFonts w:ascii="Arial" w:hAnsi="Arial" w:eastAsia="黑体"/>
+      <w:rFonts w:ascii="Arial" w:eastAsia="黑体" w:hAnsi="Arial"/>
       <w:b/>
       <w:sz w:val="32"/>
     </w:rPr>
   </w:style>
-  <w:style w:type="paragraph" w:styleId="4">
+  <w:style w:type="paragraph" w:styleId="Heading3">
     <w:name w:val="heading 3"/>
-    <w:basedOn w:val="1"/>
-    <w:next w:val="1"/>
+    <w:basedOn w:val="Normal"/>
+    <w:next w:val="Normal"/>
     <w:semiHidden/>
     <w:unhideWhenUsed/>
     <w:qFormat/>
-    <w:uiPriority w:val="0"/>
     <w:pPr>
       <w:keepNext/>
       <w:keepLines/>
@@ -7401,13 +7280,12 @@
       <w:sz w:val="32"/>
     </w:rPr>
   </w:style>
-  <w:style w:type="paragraph" w:styleId="5">
+  <w:style w:type="paragraph" w:styleId="Heading4">
     <w:name w:val="heading 4"/>
-    <w:basedOn w:val="1"/>
-    <w:next w:val="1"/>
+    <w:basedOn w:val="Normal"/>
+    <w:next w:val="Normal"/>
     <w:unhideWhenUsed/>
     <w:qFormat/>
-    <w:uiPriority w:val="0"/>
     <w:pPr>
       <w:keepNext/>
       <w:keepLines/>
@@ -7420,19 +7298,18 @@
       <w:outlineLvl w:val="3"/>
     </w:pPr>
     <w:rPr>
-      <w:rFonts w:ascii="Arial" w:hAnsi="Arial" w:eastAsia="黑体"/>
+      <w:rFonts w:ascii="Arial" w:eastAsia="黑体" w:hAnsi="Arial"/>
       <w:b/>
       <w:sz w:val="28"/>
     </w:rPr>
   </w:style>
-  <w:style w:type="paragraph" w:styleId="6">
+  <w:style w:type="paragraph" w:styleId="Heading5">
     <w:name w:val="heading 5"/>
-    <w:basedOn w:val="1"/>
-    <w:next w:val="1"/>
+    <w:basedOn w:val="Normal"/>
+    <w:next w:val="Normal"/>
     <w:semiHidden/>
     <w:unhideWhenUsed/>
     <w:qFormat/>
-    <w:uiPriority w:val="0"/>
     <w:pPr>
       <w:keepNext/>
       <w:keepLines/>
@@ -7449,14 +7326,13 @@
       <w:sz w:val="28"/>
     </w:rPr>
   </w:style>
-  <w:style w:type="paragraph" w:styleId="7">
+  <w:style w:type="paragraph" w:styleId="Heading6">
     <w:name w:val="heading 6"/>
-    <w:basedOn w:val="1"/>
-    <w:next w:val="1"/>
+    <w:basedOn w:val="Normal"/>
+    <w:next w:val="Normal"/>
     <w:semiHidden/>
     <w:unhideWhenUsed/>
     <w:qFormat/>
-    <w:uiPriority w:val="0"/>
     <w:pPr>
       <w:keepNext/>
       <w:keepLines/>
@@ -7469,19 +7345,18 @@
       <w:outlineLvl w:val="5"/>
     </w:pPr>
     <w:rPr>
-      <w:rFonts w:ascii="Arial" w:hAnsi="Arial" w:eastAsia="黑体"/>
+      <w:rFonts w:ascii="Arial" w:eastAsia="黑体" w:hAnsi="Arial"/>
       <w:b/>
       <w:sz w:val="24"/>
     </w:rPr>
   </w:style>
-  <w:style w:type="paragraph" w:styleId="8">
+  <w:style w:type="paragraph" w:styleId="Heading7">
     <w:name w:val="heading 7"/>
-    <w:basedOn w:val="1"/>
-    <w:next w:val="1"/>
+    <w:basedOn w:val="Normal"/>
+    <w:next w:val="Normal"/>
     <w:semiHidden/>
     <w:unhideWhenUsed/>
     <w:qFormat/>
-    <w:uiPriority w:val="0"/>
     <w:pPr>
       <w:keepNext/>
       <w:keepLines/>
@@ -7498,14 +7373,13 @@
       <w:sz w:val="24"/>
     </w:rPr>
   </w:style>
-  <w:style w:type="paragraph" w:styleId="9">
+  <w:style w:type="paragraph" w:styleId="Heading8">
     <w:name w:val="heading 8"/>
-    <w:basedOn w:val="1"/>
-    <w:next w:val="1"/>
+    <w:basedOn w:val="Normal"/>
+    <w:next w:val="Normal"/>
     <w:semiHidden/>
     <w:unhideWhenUsed/>
     <w:qFormat/>
-    <w:uiPriority w:val="0"/>
     <w:pPr>
       <w:keepNext/>
       <w:keepLines/>
@@ -7518,18 +7392,17 @@
       <w:outlineLvl w:val="7"/>
     </w:pPr>
     <w:rPr>
-      <w:rFonts w:ascii="Arial" w:hAnsi="Arial" w:eastAsia="黑体"/>
+      <w:rFonts w:ascii="Arial" w:eastAsia="黑体" w:hAnsi="Arial"/>
       <w:sz w:val="24"/>
     </w:rPr>
   </w:style>
-  <w:style w:type="paragraph" w:styleId="10">
+  <w:style w:type="paragraph" w:styleId="Heading9">
     <w:name w:val="heading 9"/>
-    <w:basedOn w:val="1"/>
-    <w:next w:val="1"/>
+    <w:basedOn w:val="Normal"/>
+    <w:next w:val="Normal"/>
     <w:semiHidden/>
     <w:unhideWhenUsed/>
     <w:qFormat/>
-    <w:uiPriority w:val="0"/>
     <w:pPr>
       <w:keepNext/>
       <w:keepLines/>
@@ -7542,21 +7415,19 @@
       <w:outlineLvl w:val="8"/>
     </w:pPr>
     <w:rPr>
-      <w:rFonts w:ascii="Arial" w:hAnsi="Arial" w:eastAsia="黑体"/>
+      <w:rFonts w:ascii="Arial" w:eastAsia="黑体" w:hAnsi="Arial"/>
       <w:sz w:val="21"/>
     </w:rPr>
   </w:style>
-  <w:style w:type="character" w:default="1" w:styleId="22">
+  <w:style w:type="character" w:default="1" w:styleId="DefaultParagraphFont">
     <w:name w:val="Default Paragraph Font"/>
     <w:semiHidden/>
     <w:qFormat/>
-    <w:uiPriority w:val="0"/>
   </w:style>
-  <w:style w:type="table" w:default="1" w:styleId="20">
+  <w:style w:type="table" w:default="1" w:styleId="TableNormal">
     <w:name w:val="Normal Table"/>
     <w:semiHidden/>
     <w:qFormat/>
-    <w:uiPriority w:val="0"/>
     <w:tblPr>
       <w:tblCellMar>
         <w:top w:w="0" w:type="dxa"/>
@@ -7566,43 +7437,39 @@
       </w:tblCellMar>
     </w:tblPr>
   </w:style>
-  <w:style w:type="paragraph" w:styleId="11">
+  <w:style w:type="paragraph" w:styleId="CommentText">
     <w:name w:val="annotation text"/>
-    <w:basedOn w:val="1"/>
+    <w:basedOn w:val="Normal"/>
     <w:qFormat/>
-    <w:uiPriority w:val="0"/>
     <w:pPr>
       <w:jc w:val="left"/>
     </w:pPr>
   </w:style>
-  <w:style w:type="paragraph" w:styleId="12">
+  <w:style w:type="paragraph" w:styleId="BodyText">
     <w:name w:val="Body Text"/>
-    <w:basedOn w:val="1"/>
+    <w:basedOn w:val="Normal"/>
     <w:semiHidden/>
     <w:qFormat/>
-    <w:uiPriority w:val="0"/>
     <w:rPr>
-      <w:rFonts w:ascii="Arial" w:hAnsi="Arial" w:eastAsia="Arial" w:cs="Arial"/>
+      <w:rFonts w:ascii="Arial" w:eastAsia="Arial" w:hAnsi="Arial" w:cs="Arial"/>
       <w:sz w:val="21"/>
       <w:szCs w:val="21"/>
       <w:lang w:val="en-US" w:eastAsia="en-US" w:bidi="ar-SA"/>
     </w:rPr>
   </w:style>
-  <w:style w:type="paragraph" w:styleId="13">
+  <w:style w:type="paragraph" w:styleId="TOC3">
     <w:name w:val="toc 3"/>
-    <w:basedOn w:val="1"/>
-    <w:next w:val="1"/>
+    <w:basedOn w:val="Normal"/>
+    <w:next w:val="Normal"/>
     <w:qFormat/>
-    <w:uiPriority w:val="0"/>
     <w:pPr>
       <w:ind w:left="840" w:leftChars="400"/>
     </w:pPr>
   </w:style>
-  <w:style w:type="paragraph" w:styleId="14">
+  <w:style w:type="paragraph" w:styleId="Footer">
     <w:name w:val="footer"/>
-    <w:basedOn w:val="1"/>
+    <w:basedOn w:val="Normal"/>
     <w:qFormat/>
-    <w:uiPriority w:val="0"/>
     <w:pPr>
       <w:tabs>
         <w:tab w:val="center" w:pos="4153"/>
@@ -7615,17 +7482,16 @@
       <w:sz w:val="18"/>
     </w:rPr>
   </w:style>
-  <w:style w:type="paragraph" w:styleId="15">
+  <w:style w:type="paragraph" w:styleId="Header">
     <w:name w:val="header"/>
-    <w:basedOn w:val="1"/>
+    <w:basedOn w:val="Normal"/>
     <w:qFormat/>
-    <w:uiPriority w:val="0"/>
     <w:pPr>
       <w:pBdr>
-        <w:top w:val="none" w:color="auto" w:sz="0" w:space="0"/>
-        <w:left w:val="none" w:color="auto" w:sz="0" w:space="0"/>
-        <w:bottom w:val="none" w:color="auto" w:sz="0" w:space="0"/>
-        <w:right w:val="none" w:color="auto" w:sz="0" w:space="0"/>
+        <w:top w:val="nil"/>
+        <w:left w:val="nil"/>
+        <w:bottom w:val="nil"/>
+        <w:right w:val="nil"/>
       </w:pBdr>
       <w:tabs>
         <w:tab w:val="center" w:pos="4153"/>
@@ -7640,41 +7506,37 @@
       <w:sz w:val="18"/>
     </w:rPr>
   </w:style>
-  <w:style w:type="paragraph" w:styleId="16">
+  <w:style w:type="paragraph" w:styleId="TOC1">
     <w:name w:val="toc 1"/>
-    <w:basedOn w:val="1"/>
-    <w:next w:val="1"/>
+    <w:basedOn w:val="Normal"/>
+    <w:next w:val="Normal"/>
     <w:qFormat/>
-    <w:uiPriority w:val="0"/>
     <w:rPr>
-      <w:rFonts w:ascii="Arial" w:hAnsi="Arial" w:eastAsia="Microsoft JhengHei"/>
+      <w:rFonts w:ascii="Arial" w:eastAsia="Microsoft JhengHei" w:hAnsi="Arial"/>
       <w:sz w:val="24"/>
     </w:rPr>
   </w:style>
-  <w:style w:type="paragraph" w:styleId="17">
+  <w:style w:type="paragraph" w:styleId="TOC2">
     <w:name w:val="toc 2"/>
-    <w:basedOn w:val="1"/>
-    <w:next w:val="1"/>
+    <w:basedOn w:val="Normal"/>
+    <w:next w:val="Normal"/>
     <w:qFormat/>
-    <w:uiPriority w:val="0"/>
     <w:pPr>
       <w:ind w:left="420" w:leftChars="200"/>
     </w:pPr>
   </w:style>
-  <w:style w:type="paragraph" w:styleId="18">
+  <w:style w:type="paragraph" w:styleId="NormalWeb">
     <w:name w:val="Normal (Web)"/>
-    <w:basedOn w:val="1"/>
+    <w:basedOn w:val="Normal"/>
     <w:qFormat/>
-    <w:uiPriority w:val="0"/>
     <w:rPr>
       <w:sz w:val="24"/>
     </w:rPr>
   </w:style>
-  <w:style w:type="paragraph" w:styleId="19">
+  <w:style w:type="paragraph" w:styleId="Title">
     <w:name w:val="Title"/>
-    <w:basedOn w:val="1"/>
+    <w:basedOn w:val="Normal"/>
     <w:qFormat/>
-    <w:uiPriority w:val="0"/>
     <w:pPr>
       <w:spacing w:before="240" w:beforeLines="0" w:beforeAutospacing="0" w:after="60" w:afterLines="0" w:afterAutospacing="0"/>
       <w:jc w:val="center"/>
@@ -7686,73 +7548,68 @@
       <w:sz w:val="32"/>
     </w:rPr>
   </w:style>
-  <w:style w:type="table" w:styleId="21">
+  <w:style w:type="table" w:styleId="TableGrid">
     <w:name w:val="Table Grid"/>
-    <w:basedOn w:val="20"/>
+    <w:basedOn w:val="TableNormal"/>
     <w:qFormat/>
-    <w:uiPriority w:val="0"/>
     <w:pPr>
       <w:widowControl w:val="0"/>
       <w:jc w:val="both"/>
     </w:pPr>
     <w:tblPr>
       <w:tblBorders>
-        <w:top w:val="single" w:color="auto" w:sz="4" w:space="0"/>
-        <w:left w:val="single" w:color="auto" w:sz="4" w:space="0"/>
-        <w:bottom w:val="single" w:color="auto" w:sz="4" w:space="0"/>
-        <w:right w:val="single" w:color="auto" w:sz="4" w:space="0"/>
-        <w:insideH w:val="single" w:color="auto" w:sz="4" w:space="0"/>
-        <w:insideV w:val="single" w:color="auto" w:sz="4" w:space="0"/>
+        <w:top w:val="single" w:sz="4" w:space="0" w:color="auto"/>
+        <w:left w:val="single" w:sz="4" w:space="0" w:color="auto"/>
+        <w:bottom w:val="single" w:sz="4" w:space="0" w:color="auto"/>
+        <w:right w:val="single" w:sz="4" w:space="0" w:color="auto"/>
+        <w:insideH w:val="single" w:sz="4" w:space="0" w:color="auto"/>
+        <w:insideV w:val="single" w:sz="4" w:space="0" w:color="auto"/>
       </w:tblBorders>
     </w:tblPr>
   </w:style>
-  <w:style w:type="character" w:styleId="23">
+  <w:style w:type="character" w:styleId="Strong">
     <w:name w:val="Strong"/>
-    <w:basedOn w:val="22"/>
+    <w:basedOn w:val="DefaultParagraphFont"/>
     <w:qFormat/>
-    <w:uiPriority w:val="0"/>
     <w:rPr>
       <w:b/>
     </w:rPr>
   </w:style>
-  <w:style w:type="paragraph" w:customStyle="1" w:styleId="24">
+  <w:style w:type="paragraph" w:customStyle="1" w:styleId="a">
     <w:name w:val="柴_公司名"/>
-    <w:basedOn w:val="19"/>
+    <w:basedOn w:val="Title"/>
     <w:qFormat/>
-    <w:uiPriority w:val="0"/>
     <w:pPr>
       <w:spacing w:after="600" w:afterLines="600"/>
     </w:pPr>
     <w:rPr>
-      <w:rFonts w:hint="eastAsia" w:ascii="宋体" w:hAnsi="宋体" w:eastAsia="宋体" w:cs="宋体"/>
+      <w:rFonts w:ascii="宋体" w:eastAsia="宋体" w:hAnsi="宋体" w:cs="宋体" w:hint="eastAsia"/>
       <w:bCs/>
       <w:spacing w:val="-6"/>
       <w:sz w:val="52"/>
       <w:szCs w:val="52"/>
     </w:rPr>
   </w:style>
-  <w:style w:type="paragraph" w:customStyle="1" w:styleId="25">
+  <w:style w:type="paragraph" w:customStyle="1" w:styleId="a0">
     <w:name w:val="柴_文档名"/>
-    <w:basedOn w:val="19"/>
+    <w:basedOn w:val="Title"/>
     <w:qFormat/>
-    <w:uiPriority w:val="0"/>
     <w:pPr>
       <w:spacing w:after="900" w:afterLines="900"/>
     </w:pPr>
     <w:rPr>
-      <w:rFonts w:ascii="黑体" w:hAnsi="黑体" w:eastAsia="黑体" w:cs="黑体"/>
+      <w:rFonts w:ascii="黑体" w:eastAsia="黑体" w:hAnsi="黑体" w:cs="黑体"/>
       <w:bCs/>
       <w:spacing w:val="-7"/>
       <w:sz w:val="52"/>
       <w:szCs w:val="52"/>
     </w:rPr>
   </w:style>
-  <w:style w:type="table" w:customStyle="1" w:styleId="26">
+  <w:style w:type="table" w:customStyle="1" w:styleId="TableNormal0">
     <w:name w:val="Table Normal_0"/>
     <w:semiHidden/>
     <w:unhideWhenUsed/>
     <w:qFormat/>
-    <w:uiPriority w:val="0"/>
     <w:tblPr>
       <w:tblCellMar>
         <w:top w:w="0" w:type="dxa"/>
@@ -7762,87 +7619,81 @@
       </w:tblCellMar>
     </w:tblPr>
   </w:style>
-  <w:style w:type="paragraph" w:customStyle="1" w:styleId="27">
+  <w:style w:type="paragraph" w:customStyle="1" w:styleId="TableText">
     <w:name w:val="Table Text"/>
-    <w:basedOn w:val="1"/>
+    <w:basedOn w:val="Normal"/>
     <w:semiHidden/>
     <w:qFormat/>
-    <w:uiPriority w:val="0"/>
     <w:rPr>
-      <w:rFonts w:ascii="宋体" w:hAnsi="宋体" w:eastAsia="宋体" w:cs="宋体"/>
+      <w:rFonts w:ascii="宋体" w:eastAsia="宋体" w:hAnsi="宋体" w:cs="宋体"/>
       <w:sz w:val="21"/>
       <w:szCs w:val="21"/>
       <w:lang w:val="en-US" w:eastAsia="en-US" w:bidi="ar-SA"/>
     </w:rPr>
   </w:style>
-  <w:style w:type="paragraph" w:customStyle="1" w:styleId="28">
+  <w:style w:type="paragraph" w:customStyle="1" w:styleId="1">
     <w:name w:val="柴_标题1"/>
-    <w:basedOn w:val="2"/>
-    <w:next w:val="29"/>
-    <w:link w:val="38"/>
+    <w:basedOn w:val="Heading1"/>
+    <w:next w:val="a1"/>
+    <w:link w:val="1Char"/>
     <w:qFormat/>
-    <w:uiPriority w:val="0"/>
     <w:pPr>
       <w:spacing w:before="100" w:after="90" w:line="360" w:lineRule="auto"/>
     </w:pPr>
     <w:rPr>
-      <w:rFonts w:ascii="Arial" w:hAnsi="Arial" w:eastAsia="宋体"/>
+      <w:rFonts w:ascii="Arial" w:eastAsia="宋体" w:hAnsi="Arial"/>
       <w:sz w:val="32"/>
     </w:rPr>
   </w:style>
-  <w:style w:type="paragraph" w:customStyle="1" w:styleId="29">
+  <w:style w:type="paragraph" w:customStyle="1" w:styleId="a1">
     <w:name w:val="柴_正文"/>
-    <w:basedOn w:val="12"/>
-    <w:link w:val="42"/>
+    <w:basedOn w:val="BodyText"/>
+    <w:link w:val="Char"/>
     <w:qFormat/>
-    <w:uiPriority w:val="0"/>
     <w:pPr>
       <w:spacing w:line="360" w:lineRule="auto"/>
       <w:ind w:firstLine="470" w:firstLineChars="200"/>
     </w:pPr>
     <w:rPr>
-      <w:rFonts w:ascii="Arial" w:hAnsi="Arial" w:eastAsia="宋体"/>
+      <w:rFonts w:ascii="Arial" w:eastAsia="宋体" w:hAnsi="Arial"/>
       <w:sz w:val="24"/>
       <w:lang w:eastAsia="zh-CN"/>
     </w:rPr>
   </w:style>
-  <w:style w:type="paragraph" w:customStyle="1" w:styleId="30">
+  <w:style w:type="paragraph" w:customStyle="1" w:styleId="2">
     <w:name w:val="柴_标题2"/>
-    <w:basedOn w:val="3"/>
-    <w:next w:val="29"/>
+    <w:basedOn w:val="Heading2"/>
+    <w:next w:val="a1"/>
     <w:qFormat/>
-    <w:uiPriority w:val="0"/>
     <w:pPr>
       <w:spacing w:line="360" w:lineRule="auto"/>
     </w:pPr>
     <w:rPr>
-      <w:rFonts w:ascii="Arial" w:hAnsi="Arial" w:eastAsia="宋体"/>
+      <w:rFonts w:ascii="Arial" w:eastAsia="宋体" w:hAnsi="Arial"/>
       <w:sz w:val="28"/>
     </w:rPr>
   </w:style>
-  <w:style w:type="paragraph" w:customStyle="1" w:styleId="31">
+  <w:style w:type="paragraph" w:customStyle="1" w:styleId="3">
     <w:name w:val="柴_标题3"/>
-    <w:basedOn w:val="4"/>
-    <w:next w:val="29"/>
+    <w:basedOn w:val="Heading3"/>
+    <w:next w:val="a1"/>
     <w:qFormat/>
-    <w:uiPriority w:val="0"/>
     <w:pPr>
       <w:spacing w:line="360" w:lineRule="auto"/>
       <w:ind w:left="0" w:firstLine="472" w:firstLineChars="200"/>
     </w:pPr>
     <w:rPr>
-      <w:rFonts w:ascii="宋体" w:hAnsi="宋体" w:eastAsia="宋体" w:cs="宋体"/>
+      <w:rFonts w:ascii="宋体" w:eastAsia="宋体" w:hAnsi="宋体" w:cs="宋体"/>
       <w:spacing w:val="-2"/>
       <w:sz w:val="24"/>
       <w:szCs w:val="24"/>
     </w:rPr>
   </w:style>
-  <w:style w:type="paragraph" w:customStyle="1" w:styleId="32">
+  <w:style w:type="paragraph" w:customStyle="1" w:styleId="a2">
     <w:name w:val="柴_目录"/>
-    <w:basedOn w:val="1"/>
-    <w:next w:val="12"/>
+    <w:basedOn w:val="Normal"/>
+    <w:next w:val="BodyText"/>
     <w:qFormat/>
-    <w:uiPriority w:val="0"/>
     <w:pPr>
       <w:tabs>
         <w:tab w:val="right" w:leader="dot" w:pos="8442"/>
@@ -7850,64 +7701,59 @@
       <w:ind w:left="0" w:leftChars="0"/>
     </w:pPr>
     <w:rPr>
-      <w:rFonts w:ascii="Arial" w:hAnsi="Arial" w:eastAsia="Microsoft JhengHei"/>
+      <w:rFonts w:ascii="Arial" w:eastAsia="Microsoft JhengHei" w:hAnsi="Arial"/>
       <w:sz w:val="24"/>
     </w:rPr>
   </w:style>
-  <w:style w:type="paragraph" w:customStyle="1" w:styleId="33">
+  <w:style w:type="paragraph" w:customStyle="1" w:styleId="WPSOffice1">
     <w:name w:val="WPSOffice手动目录 1"/>
     <w:qFormat/>
-    <w:uiPriority w:val="0"/>
     <w:pPr>
       <w:ind w:leftChars="0"/>
     </w:pPr>
     <w:rPr>
-      <w:rFonts w:ascii="Times New Roman" w:hAnsi="Times New Roman" w:eastAsia="宋体" w:cs="Times New Roman"/>
+      <w:rFonts w:ascii="Times New Roman" w:eastAsia="宋体" w:hAnsi="Times New Roman" w:cs="Times New Roman"/>
       <w:sz w:val="20"/>
       <w:szCs w:val="20"/>
     </w:rPr>
   </w:style>
-  <w:style w:type="paragraph" w:customStyle="1" w:styleId="34">
+  <w:style w:type="paragraph" w:customStyle="1" w:styleId="WPSOffice2">
     <w:name w:val="WPSOffice手动目录 2"/>
     <w:qFormat/>
-    <w:uiPriority w:val="0"/>
     <w:pPr>
       <w:ind w:leftChars="200"/>
     </w:pPr>
     <w:rPr>
-      <w:rFonts w:ascii="Times New Roman" w:hAnsi="Times New Roman" w:eastAsia="宋体" w:cs="Times New Roman"/>
+      <w:rFonts w:ascii="Times New Roman" w:eastAsia="宋体" w:hAnsi="Times New Roman" w:cs="Times New Roman"/>
       <w:sz w:val="20"/>
       <w:szCs w:val="20"/>
     </w:rPr>
   </w:style>
-  <w:style w:type="paragraph" w:customStyle="1" w:styleId="35">
+  <w:style w:type="paragraph" w:customStyle="1" w:styleId="WPSOffice3">
     <w:name w:val="WPSOffice手动目录 3"/>
     <w:qFormat/>
-    <w:uiPriority w:val="0"/>
     <w:pPr>
       <w:ind w:leftChars="400"/>
     </w:pPr>
     <w:rPr>
-      <w:rFonts w:ascii="Times New Roman" w:hAnsi="Times New Roman" w:eastAsia="宋体" w:cs="Times New Roman"/>
+      <w:rFonts w:ascii="Times New Roman" w:eastAsia="宋体" w:hAnsi="Times New Roman" w:cs="Times New Roman"/>
       <w:sz w:val="20"/>
       <w:szCs w:val="20"/>
     </w:rPr>
   </w:style>
-  <w:style w:type="paragraph" w:customStyle="1" w:styleId="36">
+  <w:style w:type="paragraph" w:customStyle="1" w:styleId="Compact">
     <w:name w:val="Compact"/>
-    <w:basedOn w:val="12"/>
+    <w:basedOn w:val="BodyText"/>
     <w:qFormat/>
-    <w:uiPriority w:val="0"/>
     <w:pPr>
       <w:spacing w:before="36" w:after="36"/>
     </w:pPr>
   </w:style>
-  <w:style w:type="table" w:customStyle="1" w:styleId="37">
+  <w:style w:type="table" w:customStyle="1" w:styleId="Table">
     <w:name w:val="Table"/>
     <w:semiHidden/>
     <w:unhideWhenUsed/>
     <w:qFormat/>
-    <w:uiPriority w:val="0"/>
     <w:tblPr>
       <w:tblCellMar>
         <w:top w:w="0" w:type="dxa"/>
@@ -7919,28 +7765,26 @@
     <w:tblStylePr w:type="firstRow">
       <w:tcPr>
         <w:tcBorders>
-          <w:bottom w:val="single" w:color="auto" w:sz="0" w:space="0"/>
+          <w:bottom w:val="single" w:sz="0" w:space="0" w:color="auto"/>
         </w:tcBorders>
         <w:vAlign w:val="bottom"/>
       </w:tcPr>
     </w:tblStylePr>
   </w:style>
-  <w:style w:type="character" w:customStyle="1" w:styleId="38">
+  <w:style w:type="character" w:customStyle="1" w:styleId="1Char">
     <w:name w:val="柴_标题1 Char"/>
-    <w:link w:val="28"/>
+    <w:link w:val="1"/>
     <w:qFormat/>
-    <w:uiPriority w:val="0"/>
     <w:rPr>
-      <w:rFonts w:ascii="Arial" w:hAnsi="Arial" w:eastAsia="宋体"/>
+      <w:rFonts w:ascii="Arial" w:eastAsia="宋体" w:hAnsi="Arial"/>
       <w:sz w:val="32"/>
     </w:rPr>
   </w:style>
-  <w:style w:type="table" w:customStyle="1" w:styleId="39">
+  <w:style w:type="table" w:customStyle="1" w:styleId="TableNormal1">
     <w:name w:val="Table Normal_1"/>
     <w:semiHidden/>
     <w:unhideWhenUsed/>
     <w:qFormat/>
-    <w:uiPriority w:val="0"/>
     <w:tblPr>
       <w:tblCellMar>
         <w:top w:w="0" w:type="dxa"/>
@@ -7950,11 +7794,10 @@
       </w:tblCellMar>
     </w:tblPr>
   </w:style>
-  <w:style w:type="paragraph" w:customStyle="1" w:styleId="40">
+  <w:style w:type="paragraph" w:customStyle="1" w:styleId="a3">
     <w:name w:val="柴_正文_无缩进"/>
-    <w:basedOn w:val="1"/>
+    <w:basedOn w:val="Normal"/>
     <w:qFormat/>
-    <w:uiPriority w:val="0"/>
     <w:pPr>
       <w:ind w:firstLine="0" w:firstLineChars="0"/>
     </w:pPr>
@@ -7964,31 +7807,29 @@
       <w:lang w:eastAsia="zh-CN"/>
     </w:rPr>
   </w:style>
-  <w:style w:type="paragraph" w:customStyle="1" w:styleId="41">
+  <w:style w:type="paragraph" w:customStyle="1" w:styleId="4">
     <w:name w:val="柴_标题4"/>
-    <w:basedOn w:val="5"/>
-    <w:next w:val="1"/>
+    <w:basedOn w:val="Heading4"/>
+    <w:next w:val="Normal"/>
     <w:qFormat/>
-    <w:uiPriority w:val="0"/>
     <w:pPr>
       <w:widowControl w:val="0"/>
       <w:spacing w:before="160" w:line="360" w:lineRule="auto"/>
-      <w:ind w:left="981" w:leftChars="300" w:hanging="862"/>
+      <w:ind w:left="981" w:hanging="862" w:leftChars="300"/>
     </w:pPr>
     <w:rPr>
-      <w:rFonts w:hint="eastAsia" w:ascii="Calibri" w:hAnsi="Calibri" w:eastAsia="宋体" w:cs="宋体"/>
+      <w:rFonts w:ascii="Calibri" w:eastAsia="宋体" w:hAnsi="Calibri" w:cs="宋体" w:hint="eastAsia"/>
       <w:sz w:val="24"/>
       <w:szCs w:val="24"/>
       <w:lang w:eastAsia="zh-CN" w:bidi="zh-CN"/>
     </w:rPr>
   </w:style>
-  <w:style w:type="character" w:customStyle="1" w:styleId="42">
+  <w:style w:type="character" w:customStyle="1" w:styleId="Char">
     <w:name w:val="柴_正文 Char"/>
-    <w:link w:val="29"/>
+    <w:link w:val="a1"/>
     <w:qFormat/>
-    <w:uiPriority w:val="0"/>
     <w:rPr>
-      <w:rFonts w:ascii="Arial" w:hAnsi="Arial" w:eastAsia="宋体"/>
+      <w:rFonts w:ascii="Arial" w:eastAsia="宋体" w:hAnsi="Arial"/>
       <w:sz w:val="24"/>
       <w:lang w:eastAsia="zh-CN"/>
     </w:rPr>

--- a/6-过程管理/流程制度规范类文件/TXHS-06-10-容量管理制度.docx
+++ b/6-过程管理/流程制度规范类文件/TXHS-06-10-容量管理制度.docx
@@ -1361,7 +1361,7 @@
                 <w:szCs w:val="20"/>
                 <w:lang w:val="en-US" w:eastAsia="zh-CN"/>
               </w:rPr>
-              <w:t>强宇涛</w:t>
+              <w:t>程方</w:t>
             </w:r>
           </w:p>
         </w:tc>
@@ -1408,7 +1408,7 @@
                 <w:vertAlign w:val="baseline"/>
                 <w:lang w:val="en-US" w:eastAsia="zh-CN"/>
               </w:rPr>
-              <w:t>陈凯</w:t>
+              <w:t>茅建根</w:t>
             </w:r>
           </w:p>
         </w:tc>
